--- a/projects/biopolymers-review/Biopolymers-review-DRAFT-ZH.docx
+++ b/projects/biopolymers-review/Biopolymers-review-DRAFT-ZH.docx
@@ -180,12 +180,13 @@
     </w:p>
     <w:p>
       <w:pPr>
-        <w:jc w:val="both"/>
+        <w:spacing w:line="240" w:lineRule="auto" w:after="40"/>
       </w:pPr>
       <w:r>
         <w:rPr>
           <w:b/>
           <w:i w:val="0"/>
+          <w:sz w:val="20"/>
         </w:rPr>
         <w:t>表 1.</w:t>
       </w:r>
@@ -193,6 +194,7 @@
         <w:rPr>
           <w:b w:val="0"/>
           <w:i w:val="0"/>
+          <w:sz w:val="20"/>
         </w:rPr>
         <w:t xml:space="preserve"> 生物聚合物按主链化学的分类——本文组织的主轴；来源（提取／微生物／生物基单体） 是次要属性，不是第一层划分。</w:t>
       </w:r>
@@ -1330,12 +1332,13 @@
     </w:p>
     <w:p>
       <w:pPr>
-        <w:jc w:val="both"/>
+        <w:spacing w:line="240" w:lineRule="auto" w:after="40"/>
       </w:pPr>
       <w:r>
         <w:rPr>
           <w:b/>
           <w:i w:val="0"/>
+          <w:sz w:val="20"/>
         </w:rPr>
         <w:t>表 2.</w:t>
       </w:r>
@@ -1343,6 +1346,7 @@
         <w:rPr>
           <w:b w:val="0"/>
           <w:i w:val="0"/>
+          <w:sz w:val="20"/>
         </w:rPr>
         <w:t xml:space="preserve"> §3 讨论的代表性生物聚合物热学、力学与结构性质概览（数量级估计范围，已与 de Beukelaer 等人关于生物基热塑性材料的比较综述 [11]、以及针对 PBS 的 Aliotta 等人 [12] 交叉核对；原始数据见 </w:t>
       </w:r>
@@ -1350,6 +1354,7 @@
         <w:rPr>
           <w:rFonts w:ascii="Consolas" w:hAnsi="Consolas"/>
           <w:i/>
+          <w:sz w:val="20"/>
         </w:rPr>
         <w:t>figures/data/*.csv</w:t>
       </w:r>
@@ -1357,6 +1362,7 @@
         <w:rPr>
           <w:b w:val="0"/>
           <w:i w:val="0"/>
+          <w:sz w:val="20"/>
         </w:rPr>
         <w:t xml:space="preserve">；部分具体 </w:t>
       </w:r>
@@ -1364,6 +1370,7 @@
         <w:rPr>
           <w:rFonts w:ascii="Consolas" w:hAnsi="Consolas"/>
           <w:i/>
+          <w:sz w:val="20"/>
         </w:rPr>
         <w:t>ref</w:t>
       </w:r>
@@ -1371,1434 +1378,50 @@
         <w:rPr>
           <w:b w:val="0"/>
           <w:i w:val="0"/>
+          <w:sz w:val="20"/>
         </w:rPr>
         <w:t xml:space="preserve"> 条目在提交前仍需补充材料专属 引用——见图 4–5）。</w:t>
       </w:r>
     </w:p>
-    <w:tbl>
-      <w:tblPr>
-        <w:tblW w:type="auto" w:w="0"/>
-        <w:jc w:val="center"/>
-        <w:tblLayout w:type="fixed"/>
-        <w:tblLook w:firstColumn="1" w:firstRow="1" w:lastColumn="0" w:lastRow="0" w:noHBand="0" w:noVBand="1" w:val="04A0"/>
-        <w:tblLayout w:type="fixed"/>
-      </w:tblPr>
-      <w:tblGrid>
-        <w:gridCol w:w="1231"/>
-        <w:gridCol w:w="1294"/>
-        <w:gridCol w:w="1553"/>
-        <w:gridCol w:w="1074"/>
-        <w:gridCol w:w="3774"/>
-      </w:tblGrid>
-      <w:tr>
-        <w:tc>
-          <w:tcPr>
-            <w:tcW w:type="dxa" w:w="1231"/>
-            <w:tcBorders>
-              <w:top w:val="single" w:sz="8" w:space="0" w:color="000000"/>
-              <w:bottom w:val="single" w:sz="8" w:space="0" w:color="000000"/>
-            </w:tcBorders>
-          </w:tcPr>
-          <w:p>
-            <w:pPr>
-              <w:spacing w:after="10" w:before="10" w:line="240" w:lineRule="auto"/>
-            </w:pPr>
-            <w:r>
-              <w:rPr>
-                <w:rFonts w:ascii="Arial" w:hAnsi="Arial"/>
-                <w:b/>
-                <w:i w:val="0"/>
-                <w:sz w:val="16"/>
-              </w:rPr>
-              <w:t>材料</w:t>
-            </w:r>
-          </w:p>
-        </w:tc>
-        <w:tc>
-          <w:tcPr>
-            <w:tcW w:type="dxa" w:w="1294"/>
-            <w:tcBorders>
-              <w:top w:val="single" w:sz="8" w:space="0" w:color="000000"/>
-              <w:bottom w:val="single" w:sz="8" w:space="0" w:color="000000"/>
-            </w:tcBorders>
-          </w:tcPr>
-          <w:p>
-            <w:pPr>
-              <w:spacing w:after="10" w:before="10" w:line="240" w:lineRule="auto"/>
-            </w:pPr>
-            <w:r>
-              <w:rPr>
-                <w:rFonts w:ascii="Arial" w:hAnsi="Arial"/>
-                <w:b/>
-                <w:i w:val="0"/>
-                <w:sz w:val="16"/>
-              </w:rPr>
-              <w:t>Tg/Tm/Td (°C)</w:t>
-            </w:r>
-          </w:p>
-        </w:tc>
-        <w:tc>
-          <w:tcPr>
-            <w:tcW w:type="dxa" w:w="1554"/>
-            <w:tcBorders>
-              <w:top w:val="single" w:sz="8" w:space="0" w:color="000000"/>
-              <w:bottom w:val="single" w:sz="8" w:space="0" w:color="000000"/>
-            </w:tcBorders>
-          </w:tcPr>
-          <w:p>
-            <w:pPr>
-              <w:spacing w:after="10" w:before="10" w:line="240" w:lineRule="auto"/>
-            </w:pPr>
-            <w:r>
-              <w:rPr>
-                <w:rFonts w:ascii="Arial" w:hAnsi="Arial"/>
-                <w:b/>
-                <w:i w:val="0"/>
-                <w:sz w:val="16"/>
-              </w:rPr>
-              <w:t>模量 (GPa)</w:t>
-            </w:r>
-          </w:p>
-        </w:tc>
-        <w:tc>
-          <w:tcPr>
-            <w:tcW w:type="dxa" w:w="1074"/>
-            <w:tcBorders>
-              <w:top w:val="single" w:sz="8" w:space="0" w:color="000000"/>
-              <w:bottom w:val="single" w:sz="8" w:space="0" w:color="000000"/>
-            </w:tcBorders>
-          </w:tcPr>
-          <w:p>
-            <w:pPr>
-              <w:spacing w:after="10" w:before="10" w:line="240" w:lineRule="auto"/>
-            </w:pPr>
-            <w:r>
-              <w:rPr>
-                <w:rFonts w:ascii="Arial" w:hAnsi="Arial"/>
-                <w:b/>
-                <w:i w:val="0"/>
-                <w:sz w:val="16"/>
-              </w:rPr>
-              <w:t>断裂伸长率 (%)</w:t>
-            </w:r>
-          </w:p>
-        </w:tc>
-        <w:tc>
-          <w:tcPr>
-            <w:tcW w:type="dxa" w:w="3774"/>
-            <w:tcBorders>
-              <w:top w:val="single" w:sz="8" w:space="0" w:color="000000"/>
-              <w:bottom w:val="single" w:sz="8" w:space="0" w:color="000000"/>
-            </w:tcBorders>
-          </w:tcPr>
-          <w:p>
-            <w:pPr>
-              <w:spacing w:after="10" w:before="10" w:line="240" w:lineRule="auto"/>
-            </w:pPr>
-            <w:r>
-              <w:rPr>
-                <w:rFonts w:ascii="Arial" w:hAnsi="Arial"/>
-                <w:b/>
-                <w:i w:val="0"/>
-                <w:sz w:val="16"/>
-              </w:rPr>
-              <w:t>结晶度/加工方式</w:t>
-            </w:r>
-          </w:p>
-        </w:tc>
-      </w:tr>
-      <w:tr>
-        <w:tc>
-          <w:tcPr>
-            <w:tcW w:type="dxa" w:w="1231"/>
-            <w:tcBorders>
-              <w:top w:val="nil"/>
-              <w:bottom w:val="nil"/>
-            </w:tcBorders>
-          </w:tcPr>
-          <w:p>
-            <w:pPr>
-              <w:spacing w:after="10" w:before="10" w:line="240" w:lineRule="auto"/>
-            </w:pPr>
-            <w:r>
-              <w:rPr>
-                <w:rFonts w:ascii="Arial" w:hAnsi="Arial"/>
-                <w:b w:val="0"/>
-                <w:i w:val="0"/>
-                <w:sz w:val="16"/>
-              </w:rPr>
-              <w:t>纤维素</w:t>
-            </w:r>
-          </w:p>
-        </w:tc>
-        <w:tc>
-          <w:tcPr>
-            <w:tcW w:type="dxa" w:w="1294"/>
-            <w:tcBorders>
-              <w:top w:val="nil"/>
-              <w:bottom w:val="nil"/>
-            </w:tcBorders>
-          </w:tcPr>
-          <w:p>
-            <w:pPr>
-              <w:spacing w:after="10" w:before="10" w:line="240" w:lineRule="auto"/>
-            </w:pPr>
-            <w:r>
-              <w:rPr>
-                <w:rFonts w:ascii="Arial" w:hAnsi="Arial"/>
-                <w:b w:val="0"/>
-                <w:i w:val="0"/>
-                <w:sz w:val="16"/>
-              </w:rPr>
-              <w:t>不可观测 / 无熔融 / ~300</w:t>
-            </w:r>
-          </w:p>
-        </w:tc>
-        <w:tc>
-          <w:tcPr>
-            <w:tcW w:type="dxa" w:w="1554"/>
-            <w:tcBorders>
-              <w:top w:val="nil"/>
-              <w:bottom w:val="nil"/>
-            </w:tcBorders>
-          </w:tcPr>
-          <w:p>
-            <w:pPr>
-              <w:spacing w:after="10" w:before="10" w:line="240" w:lineRule="auto"/>
-            </w:pPr>
-            <w:r>
-              <w:rPr>
-                <w:rFonts w:ascii="Arial" w:hAnsi="Arial"/>
-                <w:b w:val="0"/>
-                <w:i w:val="0"/>
-                <w:sz w:val="16"/>
-              </w:rPr>
-              <w:t>10–30</w:t>
-            </w:r>
-          </w:p>
-        </w:tc>
-        <w:tc>
-          <w:tcPr>
-            <w:tcW w:type="dxa" w:w="1074"/>
-            <w:tcBorders>
-              <w:top w:val="nil"/>
-              <w:bottom w:val="nil"/>
-            </w:tcBorders>
-          </w:tcPr>
-          <w:p>
-            <w:pPr>
-              <w:spacing w:after="10" w:before="10" w:line="240" w:lineRule="auto"/>
-            </w:pPr>
-            <w:r>
-              <w:rPr>
-                <w:rFonts w:ascii="Arial" w:hAnsi="Arial"/>
-                <w:b w:val="0"/>
-                <w:i w:val="0"/>
-                <w:sz w:val="16"/>
-              </w:rPr>
-              <w:t>8–15</w:t>
-            </w:r>
-          </w:p>
-        </w:tc>
-        <w:tc>
-          <w:tcPr>
-            <w:tcW w:type="dxa" w:w="3774"/>
-            <w:tcBorders>
-              <w:top w:val="nil"/>
-              <w:bottom w:val="nil"/>
-            </w:tcBorders>
-          </w:tcPr>
-          <w:p>
-            <w:pPr>
-              <w:spacing w:after="10" w:before="10" w:line="240" w:lineRule="auto"/>
-            </w:pPr>
-            <w:r>
-              <w:rPr>
-                <w:rFonts w:ascii="Arial" w:hAnsi="Arial"/>
-                <w:b w:val="0"/>
-                <w:i w:val="0"/>
-                <w:sz w:val="16"/>
-              </w:rPr>
-              <w:t>60–70%；NMMO/Lyocell、LiCl/DMAc</w:t>
-            </w:r>
-          </w:p>
-        </w:tc>
-      </w:tr>
-      <w:tr>
-        <w:tc>
-          <w:tcPr>
-            <w:tcW w:type="dxa" w:w="1231"/>
-            <w:tcBorders>
-              <w:top w:val="nil"/>
-              <w:bottom w:val="nil"/>
-            </w:tcBorders>
-          </w:tcPr>
-          <w:p>
-            <w:pPr>
-              <w:spacing w:after="10" w:before="10" w:line="240" w:lineRule="auto"/>
-            </w:pPr>
-            <w:r>
-              <w:rPr>
-                <w:rFonts w:ascii="Arial" w:hAnsi="Arial"/>
-                <w:b w:val="0"/>
-                <w:i w:val="0"/>
-                <w:sz w:val="16"/>
-              </w:rPr>
-              <w:t>淀粉（TPS）</w:t>
-            </w:r>
-          </w:p>
-        </w:tc>
-        <w:tc>
-          <w:tcPr>
-            <w:tcW w:type="dxa" w:w="1294"/>
-            <w:tcBorders>
-              <w:top w:val="nil"/>
-              <w:bottom w:val="nil"/>
-            </w:tcBorders>
-          </w:tcPr>
-          <w:p>
-            <w:pPr>
-              <w:spacing w:after="10" w:before="10" w:line="240" w:lineRule="auto"/>
-            </w:pPr>
-            <w:r>
-              <w:rPr>
-                <w:rFonts w:ascii="Arial" w:hAnsi="Arial"/>
-                <w:b w:val="0"/>
-                <w:i w:val="0"/>
-                <w:sz w:val="16"/>
-              </w:rPr>
-              <w:t>~−20 / 无熔融 / ~300</w:t>
-            </w:r>
-          </w:p>
-        </w:tc>
-        <w:tc>
-          <w:tcPr>
-            <w:tcW w:type="dxa" w:w="1554"/>
-            <w:tcBorders>
-              <w:top w:val="nil"/>
-              <w:bottom w:val="nil"/>
-            </w:tcBorders>
-          </w:tcPr>
-          <w:p>
-            <w:pPr>
-              <w:spacing w:after="10" w:before="10" w:line="240" w:lineRule="auto"/>
-            </w:pPr>
-            <w:r>
-              <w:rPr>
-                <w:rFonts w:ascii="Arial" w:hAnsi="Arial"/>
-                <w:b w:val="0"/>
-                <w:i w:val="0"/>
-                <w:sz w:val="16"/>
-              </w:rPr>
-              <w:t>0.02–1.0</w:t>
-            </w:r>
-          </w:p>
-        </w:tc>
-        <w:tc>
-          <w:tcPr>
-            <w:tcW w:type="dxa" w:w="1074"/>
-            <w:tcBorders>
-              <w:top w:val="nil"/>
-              <w:bottom w:val="nil"/>
-            </w:tcBorders>
-          </w:tcPr>
-          <w:p>
-            <w:pPr>
-              <w:spacing w:after="10" w:before="10" w:line="240" w:lineRule="auto"/>
-            </w:pPr>
-            <w:r>
-              <w:rPr>
-                <w:rFonts w:ascii="Arial" w:hAnsi="Arial"/>
-                <w:b w:val="0"/>
-                <w:i w:val="0"/>
-                <w:sz w:val="16"/>
-              </w:rPr>
-              <w:t>20–100</w:t>
-            </w:r>
-          </w:p>
-        </w:tc>
-        <w:tc>
-          <w:tcPr>
-            <w:tcW w:type="dxa" w:w="3774"/>
-            <w:tcBorders>
-              <w:top w:val="nil"/>
-              <w:bottom w:val="nil"/>
-            </w:tcBorders>
-          </w:tcPr>
-          <w:p>
-            <w:pPr>
-              <w:spacing w:after="10" w:before="10" w:line="240" w:lineRule="auto"/>
-            </w:pPr>
-            <w:r>
-              <w:rPr>
-                <w:rFonts w:ascii="Arial" w:hAnsi="Arial"/>
-                <w:b w:val="0"/>
-                <w:i w:val="0"/>
-                <w:sz w:val="16"/>
-              </w:rPr>
-              <w:t>半结晶，依赖湿度；TPS 共混</w:t>
-            </w:r>
-          </w:p>
-        </w:tc>
-      </w:tr>
-      <w:tr>
-        <w:tc>
-          <w:tcPr>
-            <w:tcW w:type="dxa" w:w="1231"/>
-            <w:tcBorders>
-              <w:top w:val="nil"/>
-              <w:bottom w:val="nil"/>
-            </w:tcBorders>
-          </w:tcPr>
-          <w:p>
-            <w:pPr>
-              <w:spacing w:after="10" w:before="10" w:line="240" w:lineRule="auto"/>
-            </w:pPr>
-            <w:r>
-              <w:rPr>
-                <w:rFonts w:ascii="Arial" w:hAnsi="Arial"/>
-                <w:b w:val="0"/>
-                <w:i w:val="0"/>
-                <w:sz w:val="16"/>
-              </w:rPr>
-              <w:t>壳聚糖</w:t>
-            </w:r>
-          </w:p>
-        </w:tc>
-        <w:tc>
-          <w:tcPr>
-            <w:tcW w:type="dxa" w:w="1294"/>
-            <w:tcBorders>
-              <w:top w:val="nil"/>
-              <w:bottom w:val="nil"/>
-            </w:tcBorders>
-          </w:tcPr>
-          <w:p>
-            <w:pPr>
-              <w:spacing w:after="10" w:before="10" w:line="240" w:lineRule="auto"/>
-            </w:pPr>
-            <w:r>
-              <w:rPr>
-                <w:rFonts w:ascii="Arial" w:hAnsi="Arial"/>
-                <w:b w:val="0"/>
-                <w:i w:val="0"/>
-                <w:sz w:val="16"/>
-              </w:rPr>
-              <w:t>不可观测 / 无熔融 / ~280</w:t>
-            </w:r>
-          </w:p>
-        </w:tc>
-        <w:tc>
-          <w:tcPr>
-            <w:tcW w:type="dxa" w:w="1554"/>
-            <w:tcBorders>
-              <w:top w:val="nil"/>
-              <w:bottom w:val="nil"/>
-            </w:tcBorders>
-          </w:tcPr>
-          <w:p>
-            <w:pPr>
-              <w:spacing w:after="10" w:before="10" w:line="240" w:lineRule="auto"/>
-            </w:pPr>
-            <w:r>
-              <w:rPr>
-                <w:rFonts w:ascii="Arial" w:hAnsi="Arial"/>
-                <w:b w:val="0"/>
-                <w:i w:val="0"/>
-                <w:sz w:val="16"/>
-              </w:rPr>
-              <w:t>1.0–4.0</w:t>
-            </w:r>
-          </w:p>
-        </w:tc>
-        <w:tc>
-          <w:tcPr>
-            <w:tcW w:type="dxa" w:w="1074"/>
-            <w:tcBorders>
-              <w:top w:val="nil"/>
-              <w:bottom w:val="nil"/>
-            </w:tcBorders>
-          </w:tcPr>
-          <w:p>
-            <w:pPr>
-              <w:spacing w:after="10" w:before="10" w:line="240" w:lineRule="auto"/>
-            </w:pPr>
-            <w:r>
-              <w:rPr>
-                <w:rFonts w:ascii="Arial" w:hAnsi="Arial"/>
-                <w:b w:val="0"/>
-                <w:i w:val="0"/>
-                <w:sz w:val="16"/>
-              </w:rPr>
-              <w:t>3–30</w:t>
-            </w:r>
-          </w:p>
-        </w:tc>
-        <w:tc>
-          <w:tcPr>
-            <w:tcW w:type="dxa" w:w="3774"/>
-            <w:tcBorders>
-              <w:top w:val="nil"/>
-              <w:bottom w:val="nil"/>
-            </w:tcBorders>
-          </w:tcPr>
-          <w:p>
-            <w:pPr>
-              <w:spacing w:after="10" w:before="10" w:line="240" w:lineRule="auto"/>
-            </w:pPr>
-            <w:r>
-              <w:rPr>
-                <w:rFonts w:ascii="Arial" w:hAnsi="Arial"/>
-                <w:b w:val="0"/>
-                <w:i w:val="0"/>
-                <w:sz w:val="16"/>
-              </w:rPr>
-              <w:t>低–中；稀酸溶液</w:t>
-            </w:r>
-          </w:p>
-        </w:tc>
-      </w:tr>
-      <w:tr>
-        <w:tc>
-          <w:tcPr>
-            <w:tcW w:type="dxa" w:w="1231"/>
-            <w:tcBorders>
-              <w:top w:val="nil"/>
-              <w:bottom w:val="nil"/>
-            </w:tcBorders>
-          </w:tcPr>
-          <w:p>
-            <w:pPr>
-              <w:spacing w:after="10" w:before="10" w:line="240" w:lineRule="auto"/>
-            </w:pPr>
-            <w:r>
-              <w:rPr>
-                <w:rFonts w:ascii="Arial" w:hAnsi="Arial"/>
-                <w:b w:val="0"/>
-                <w:i w:val="0"/>
-                <w:sz w:val="16"/>
-              </w:rPr>
-              <w:t>丝素蛋白</w:t>
-            </w:r>
-          </w:p>
-        </w:tc>
-        <w:tc>
-          <w:tcPr>
-            <w:tcW w:type="dxa" w:w="1294"/>
-            <w:tcBorders>
-              <w:top w:val="nil"/>
-              <w:bottom w:val="nil"/>
-            </w:tcBorders>
-          </w:tcPr>
-          <w:p>
-            <w:pPr>
-              <w:spacing w:after="10" w:before="10" w:line="240" w:lineRule="auto"/>
-            </w:pPr>
-            <w:r>
-              <w:rPr>
-                <w:rFonts w:ascii="Arial" w:hAnsi="Arial"/>
-                <w:b w:val="0"/>
-                <w:i w:val="0"/>
-                <w:sz w:val="16"/>
-              </w:rPr>
-              <w:t>~175 / 无熔融 / ~300</w:t>
-            </w:r>
-          </w:p>
-        </w:tc>
-        <w:tc>
-          <w:tcPr>
-            <w:tcW w:type="dxa" w:w="1554"/>
-            <w:tcBorders>
-              <w:top w:val="nil"/>
-              <w:bottom w:val="nil"/>
-            </w:tcBorders>
-          </w:tcPr>
-          <w:p>
-            <w:pPr>
-              <w:spacing w:after="10" w:before="10" w:line="240" w:lineRule="auto"/>
-            </w:pPr>
-            <w:r>
-              <w:rPr>
-                <w:rFonts w:ascii="Arial" w:hAnsi="Arial"/>
-                <w:b w:val="0"/>
-                <w:i w:val="0"/>
-                <w:sz w:val="16"/>
-              </w:rPr>
-              <w:t>5–17</w:t>
-            </w:r>
-          </w:p>
-        </w:tc>
-        <w:tc>
-          <w:tcPr>
-            <w:tcW w:type="dxa" w:w="1074"/>
-            <w:tcBorders>
-              <w:top w:val="nil"/>
-              <w:bottom w:val="nil"/>
-            </w:tcBorders>
-          </w:tcPr>
-          <w:p>
-            <w:pPr>
-              <w:spacing w:after="10" w:before="10" w:line="240" w:lineRule="auto"/>
-            </w:pPr>
-            <w:r>
-              <w:rPr>
-                <w:rFonts w:ascii="Arial" w:hAnsi="Arial"/>
-                <w:b w:val="0"/>
-                <w:i w:val="0"/>
-                <w:sz w:val="16"/>
-              </w:rPr>
-              <w:t>15–30</w:t>
-            </w:r>
-          </w:p>
-        </w:tc>
-        <w:tc>
-          <w:tcPr>
-            <w:tcW w:type="dxa" w:w="3774"/>
-            <w:tcBorders>
-              <w:top w:val="nil"/>
-              <w:bottom w:val="nil"/>
-            </w:tcBorders>
-          </w:tcPr>
-          <w:p>
-            <w:pPr>
-              <w:spacing w:after="10" w:before="10" w:line="240" w:lineRule="auto"/>
-            </w:pPr>
-            <w:r>
-              <w:rPr>
-                <w:rFonts w:ascii="Arial" w:hAnsi="Arial"/>
-                <w:b w:val="0"/>
-                <w:i w:val="0"/>
-                <w:sz w:val="16"/>
-              </w:rPr>
-              <w:t>β-折叠纳米晶；溶液纺丝</w:t>
-            </w:r>
-          </w:p>
-        </w:tc>
-      </w:tr>
-      <w:tr>
-        <w:tc>
-          <w:tcPr>
-            <w:tcW w:type="dxa" w:w="1231"/>
-            <w:tcBorders>
-              <w:top w:val="nil"/>
-              <w:bottom w:val="nil"/>
-            </w:tcBorders>
-          </w:tcPr>
-          <w:p>
-            <w:pPr>
-              <w:spacing w:after="10" w:before="10" w:line="240" w:lineRule="auto"/>
-            </w:pPr>
-            <w:r>
-              <w:rPr>
-                <w:rFonts w:ascii="Arial" w:hAnsi="Arial"/>
-                <w:b w:val="0"/>
-                <w:i w:val="0"/>
-                <w:sz w:val="16"/>
-              </w:rPr>
-              <w:t>PHB</w:t>
-            </w:r>
-          </w:p>
-        </w:tc>
-        <w:tc>
-          <w:tcPr>
-            <w:tcW w:type="dxa" w:w="1294"/>
-            <w:tcBorders>
-              <w:top w:val="nil"/>
-              <w:bottom w:val="nil"/>
-            </w:tcBorders>
-          </w:tcPr>
-          <w:p>
-            <w:pPr>
-              <w:spacing w:after="10" w:before="10" w:line="240" w:lineRule="auto"/>
-            </w:pPr>
-            <w:r>
-              <w:rPr>
-                <w:rFonts w:ascii="Arial" w:hAnsi="Arial"/>
-                <w:b w:val="0"/>
-                <w:i w:val="0"/>
-                <w:sz w:val="16"/>
-              </w:rPr>
-              <w:t>4 / 175 / ~200</w:t>
-            </w:r>
-          </w:p>
-        </w:tc>
-        <w:tc>
-          <w:tcPr>
-            <w:tcW w:type="dxa" w:w="1554"/>
-            <w:tcBorders>
-              <w:top w:val="nil"/>
-              <w:bottom w:val="nil"/>
-            </w:tcBorders>
-          </w:tcPr>
-          <w:p>
-            <w:pPr>
-              <w:spacing w:after="10" w:before="10" w:line="240" w:lineRule="auto"/>
-            </w:pPr>
-            <w:r>
-              <w:rPr>
-                <w:rFonts w:ascii="Arial" w:hAnsi="Arial"/>
-                <w:b w:val="0"/>
-                <w:i w:val="0"/>
-                <w:sz w:val="16"/>
-              </w:rPr>
-              <w:t>1.5–4.0</w:t>
-            </w:r>
-          </w:p>
-        </w:tc>
-        <w:tc>
-          <w:tcPr>
-            <w:tcW w:type="dxa" w:w="1074"/>
-            <w:tcBorders>
-              <w:top w:val="nil"/>
-              <w:bottom w:val="nil"/>
-            </w:tcBorders>
-          </w:tcPr>
-          <w:p>
-            <w:pPr>
-              <w:spacing w:after="10" w:before="10" w:line="240" w:lineRule="auto"/>
-            </w:pPr>
-            <w:r>
-              <w:rPr>
-                <w:rFonts w:ascii="Arial" w:hAnsi="Arial"/>
-                <w:b w:val="0"/>
-                <w:i w:val="0"/>
-                <w:sz w:val="16"/>
-              </w:rPr>
-              <w:t>2–8</w:t>
-            </w:r>
-          </w:p>
-        </w:tc>
-        <w:tc>
-          <w:tcPr>
-            <w:tcW w:type="dxa" w:w="3774"/>
-            <w:tcBorders>
-              <w:top w:val="nil"/>
-              <w:bottom w:val="nil"/>
-            </w:tcBorders>
-          </w:tcPr>
-          <w:p>
-            <w:pPr>
-              <w:spacing w:after="10" w:before="10" w:line="240" w:lineRule="auto"/>
-            </w:pPr>
-            <w:r>
-              <w:rPr>
-                <w:rFonts w:ascii="Arial" w:hAnsi="Arial"/>
-                <w:b w:val="0"/>
-                <w:i w:val="0"/>
-                <w:sz w:val="16"/>
-              </w:rPr>
-              <w:t>55–70%；熔融，窗口窄</w:t>
-            </w:r>
-          </w:p>
-        </w:tc>
-      </w:tr>
-      <w:tr>
-        <w:tc>
-          <w:tcPr>
-            <w:tcW w:type="dxa" w:w="1231"/>
-            <w:tcBorders>
-              <w:top w:val="nil"/>
-              <w:bottom w:val="nil"/>
-            </w:tcBorders>
-          </w:tcPr>
-          <w:p>
-            <w:pPr>
-              <w:spacing w:after="10" w:before="10" w:line="240" w:lineRule="auto"/>
-            </w:pPr>
-            <w:r>
-              <w:rPr>
-                <w:rFonts w:ascii="Arial" w:hAnsi="Arial"/>
-                <w:b w:val="0"/>
-                <w:i w:val="0"/>
-                <w:sz w:val="16"/>
-              </w:rPr>
-              <w:t>PHBV（20% HV）</w:t>
-            </w:r>
-          </w:p>
-        </w:tc>
-        <w:tc>
-          <w:tcPr>
-            <w:tcW w:type="dxa" w:w="1294"/>
-            <w:tcBorders>
-              <w:top w:val="nil"/>
-              <w:bottom w:val="nil"/>
-            </w:tcBorders>
-          </w:tcPr>
-          <w:p>
-            <w:pPr>
-              <w:spacing w:after="10" w:before="10" w:line="240" w:lineRule="auto"/>
-            </w:pPr>
-            <w:r>
-              <w:rPr>
-                <w:rFonts w:ascii="Arial" w:hAnsi="Arial"/>
-                <w:b w:val="0"/>
-                <w:i w:val="0"/>
-                <w:sz w:val="16"/>
-              </w:rPr>
-              <w:t>0 / 145 / ~200</w:t>
-            </w:r>
-          </w:p>
-        </w:tc>
-        <w:tc>
-          <w:tcPr>
-            <w:tcW w:type="dxa" w:w="1554"/>
-            <w:tcBorders>
-              <w:top w:val="nil"/>
-              <w:bottom w:val="nil"/>
-            </w:tcBorders>
-          </w:tcPr>
-          <w:p>
-            <w:pPr>
-              <w:spacing w:after="10" w:before="10" w:line="240" w:lineRule="auto"/>
-            </w:pPr>
-            <w:r>
-              <w:rPr>
-                <w:rFonts w:ascii="Arial" w:hAnsi="Arial"/>
-                <w:b w:val="0"/>
-                <w:i w:val="0"/>
-                <w:sz w:val="16"/>
-              </w:rPr>
-              <w:t>0.8–2.5</w:t>
-            </w:r>
-          </w:p>
-        </w:tc>
-        <w:tc>
-          <w:tcPr>
-            <w:tcW w:type="dxa" w:w="1074"/>
-            <w:tcBorders>
-              <w:top w:val="nil"/>
-              <w:bottom w:val="nil"/>
-            </w:tcBorders>
-          </w:tcPr>
-          <w:p>
-            <w:pPr>
-              <w:spacing w:after="10" w:before="10" w:line="240" w:lineRule="auto"/>
-            </w:pPr>
-            <w:r>
-              <w:rPr>
-                <w:rFonts w:ascii="Arial" w:hAnsi="Arial"/>
-                <w:b w:val="0"/>
-                <w:i w:val="0"/>
-                <w:sz w:val="16"/>
-              </w:rPr>
-              <w:t>5–25</w:t>
-            </w:r>
-          </w:p>
-        </w:tc>
-        <w:tc>
-          <w:tcPr>
-            <w:tcW w:type="dxa" w:w="3774"/>
-            <w:tcBorders>
-              <w:top w:val="nil"/>
-              <w:bottom w:val="nil"/>
-            </w:tcBorders>
-          </w:tcPr>
-          <w:p>
-            <w:pPr>
-              <w:spacing w:after="10" w:before="10" w:line="240" w:lineRule="auto"/>
-            </w:pPr>
-            <w:r>
-              <w:rPr>
-                <w:rFonts w:ascii="Arial" w:hAnsi="Arial"/>
-                <w:b w:val="0"/>
-                <w:i w:val="0"/>
-                <w:sz w:val="16"/>
-              </w:rPr>
-              <w:t>低于 PHB；熔融，窗口较宽</w:t>
-            </w:r>
-          </w:p>
-        </w:tc>
-      </w:tr>
-      <w:tr>
-        <w:tc>
-          <w:tcPr>
-            <w:tcW w:type="dxa" w:w="1231"/>
-            <w:tcBorders>
-              <w:top w:val="nil"/>
-              <w:bottom w:val="nil"/>
-            </w:tcBorders>
-          </w:tcPr>
-          <w:p>
-            <w:pPr>
-              <w:spacing w:after="10" w:before="10" w:line="240" w:lineRule="auto"/>
-            </w:pPr>
-            <w:r>
-              <w:rPr>
-                <w:rFonts w:ascii="Arial" w:hAnsi="Arial"/>
-                <w:b w:val="0"/>
-                <w:i w:val="0"/>
-                <w:sz w:val="16"/>
-              </w:rPr>
-              <w:t>PLLA</w:t>
-            </w:r>
-          </w:p>
-        </w:tc>
-        <w:tc>
-          <w:tcPr>
-            <w:tcW w:type="dxa" w:w="1294"/>
-            <w:tcBorders>
-              <w:top w:val="nil"/>
-              <w:bottom w:val="nil"/>
-            </w:tcBorders>
-          </w:tcPr>
-          <w:p>
-            <w:pPr>
-              <w:spacing w:after="10" w:before="10" w:line="240" w:lineRule="auto"/>
-            </w:pPr>
-            <w:r>
-              <w:rPr>
-                <w:rFonts w:ascii="Arial" w:hAnsi="Arial"/>
-                <w:b w:val="0"/>
-                <w:i w:val="0"/>
-                <w:sz w:val="16"/>
-              </w:rPr>
-              <w:t>60 / 175 / ~300</w:t>
-            </w:r>
-          </w:p>
-        </w:tc>
-        <w:tc>
-          <w:tcPr>
-            <w:tcW w:type="dxa" w:w="1554"/>
-            <w:tcBorders>
-              <w:top w:val="nil"/>
-              <w:bottom w:val="nil"/>
-            </w:tcBorders>
-          </w:tcPr>
-          <w:p>
-            <w:pPr>
-              <w:spacing w:after="10" w:before="10" w:line="240" w:lineRule="auto"/>
-            </w:pPr>
-            <w:r>
-              <w:rPr>
-                <w:rFonts w:ascii="Arial" w:hAnsi="Arial"/>
-                <w:b w:val="0"/>
-                <w:i w:val="0"/>
-                <w:sz w:val="16"/>
-              </w:rPr>
-              <w:t>2.5–4.0</w:t>
-            </w:r>
-          </w:p>
-        </w:tc>
-        <w:tc>
-          <w:tcPr>
-            <w:tcW w:type="dxa" w:w="1074"/>
-            <w:tcBorders>
-              <w:top w:val="nil"/>
-              <w:bottom w:val="nil"/>
-            </w:tcBorders>
-          </w:tcPr>
-          <w:p>
-            <w:pPr>
-              <w:spacing w:after="10" w:before="10" w:line="240" w:lineRule="auto"/>
-            </w:pPr>
-            <w:r>
-              <w:rPr>
-                <w:rFonts w:ascii="Arial" w:hAnsi="Arial"/>
-                <w:b w:val="0"/>
-                <w:i w:val="0"/>
-                <w:sz w:val="16"/>
-              </w:rPr>
-              <w:t>3–10</w:t>
-            </w:r>
-          </w:p>
-        </w:tc>
-        <w:tc>
-          <w:tcPr>
-            <w:tcW w:type="dxa" w:w="3774"/>
-            <w:tcBorders>
-              <w:top w:val="nil"/>
-              <w:bottom w:val="nil"/>
-            </w:tcBorders>
-          </w:tcPr>
-          <w:p>
-            <w:pPr>
-              <w:spacing w:after="10" w:before="10" w:line="240" w:lineRule="auto"/>
-            </w:pPr>
-            <w:r>
-              <w:rPr>
-                <w:rFonts w:ascii="Arial" w:hAnsi="Arial"/>
-                <w:b w:val="0"/>
-                <w:i w:val="0"/>
-                <w:sz w:val="16"/>
-              </w:rPr>
-              <w:t>结晶缓慢；熔融，需干燥</w:t>
-            </w:r>
-          </w:p>
-        </w:tc>
-      </w:tr>
-      <w:tr>
-        <w:tc>
-          <w:tcPr>
-            <w:tcW w:type="dxa" w:w="1231"/>
-            <w:tcBorders>
-              <w:top w:val="nil"/>
-              <w:bottom w:val="nil"/>
-            </w:tcBorders>
-          </w:tcPr>
-          <w:p>
-            <w:pPr>
-              <w:spacing w:after="10" w:before="10" w:line="240" w:lineRule="auto"/>
-            </w:pPr>
-            <w:r>
-              <w:rPr>
-                <w:rFonts w:ascii="Arial" w:hAnsi="Arial"/>
-                <w:b w:val="0"/>
-                <w:i w:val="0"/>
-                <w:sz w:val="16"/>
-              </w:rPr>
-              <w:t>PBS</w:t>
-            </w:r>
-          </w:p>
-        </w:tc>
-        <w:tc>
-          <w:tcPr>
-            <w:tcW w:type="dxa" w:w="1294"/>
-            <w:tcBorders>
-              <w:top w:val="nil"/>
-              <w:bottom w:val="nil"/>
-            </w:tcBorders>
-          </w:tcPr>
-          <w:p>
-            <w:pPr>
-              <w:spacing w:after="10" w:before="10" w:line="240" w:lineRule="auto"/>
-            </w:pPr>
-            <w:r>
-              <w:rPr>
-                <w:rFonts w:ascii="Arial" w:hAnsi="Arial"/>
-                <w:b w:val="0"/>
-                <w:i w:val="0"/>
-                <w:sz w:val="16"/>
-              </w:rPr>
-              <w:t>−32 / 114 / ~350</w:t>
-            </w:r>
-          </w:p>
-        </w:tc>
-        <w:tc>
-          <w:tcPr>
-            <w:tcW w:type="dxa" w:w="1554"/>
-            <w:tcBorders>
-              <w:top w:val="nil"/>
-              <w:bottom w:val="nil"/>
-            </w:tcBorders>
-          </w:tcPr>
-          <w:p>
-            <w:pPr>
-              <w:spacing w:after="10" w:before="10" w:line="240" w:lineRule="auto"/>
-            </w:pPr>
-            <w:r>
-              <w:rPr>
-                <w:rFonts w:ascii="Arial" w:hAnsi="Arial"/>
-                <w:b w:val="0"/>
-                <w:i w:val="0"/>
-                <w:sz w:val="16"/>
-              </w:rPr>
-              <w:t>0.3–0.7</w:t>
-            </w:r>
-          </w:p>
-        </w:tc>
-        <w:tc>
-          <w:tcPr>
-            <w:tcW w:type="dxa" w:w="1074"/>
-            <w:tcBorders>
-              <w:top w:val="nil"/>
-              <w:bottom w:val="nil"/>
-            </w:tcBorders>
-          </w:tcPr>
-          <w:p>
-            <w:pPr>
-              <w:spacing w:after="10" w:before="10" w:line="240" w:lineRule="auto"/>
-            </w:pPr>
-            <w:r>
-              <w:rPr>
-                <w:rFonts w:ascii="Arial" w:hAnsi="Arial"/>
-                <w:b w:val="0"/>
-                <w:i w:val="0"/>
-                <w:sz w:val="16"/>
-              </w:rPr>
-              <w:t>200–500</w:t>
-            </w:r>
-          </w:p>
-        </w:tc>
-        <w:tc>
-          <w:tcPr>
-            <w:tcW w:type="dxa" w:w="3774"/>
-            <w:tcBorders>
-              <w:top w:val="nil"/>
-              <w:bottom w:val="nil"/>
-            </w:tcBorders>
-          </w:tcPr>
-          <w:p>
-            <w:pPr>
-              <w:spacing w:after="10" w:before="10" w:line="240" w:lineRule="auto"/>
-            </w:pPr>
-            <w:r>
-              <w:rPr>
-                <w:rFonts w:ascii="Arial" w:hAnsi="Arial"/>
-                <w:b w:val="0"/>
-                <w:i w:val="0"/>
-                <w:sz w:val="16"/>
-              </w:rPr>
-              <w:t>中等；熔融，窗口宽</w:t>
-            </w:r>
-          </w:p>
-        </w:tc>
-      </w:tr>
-      <w:tr>
-        <w:tc>
-          <w:tcPr>
-            <w:tcW w:type="dxa" w:w="1231"/>
-            <w:tcBorders>
-              <w:top w:val="nil"/>
-              <w:bottom w:val="nil"/>
-            </w:tcBorders>
-          </w:tcPr>
-          <w:p>
-            <w:pPr>
-              <w:spacing w:after="10" w:before="10" w:line="240" w:lineRule="auto"/>
-            </w:pPr>
-            <w:r>
-              <w:rPr>
-                <w:rFonts w:ascii="Arial" w:hAnsi="Arial"/>
-                <w:b w:val="0"/>
-                <w:i w:val="0"/>
-                <w:sz w:val="16"/>
-              </w:rPr>
-              <w:t>天然橡胶</w:t>
-            </w:r>
-          </w:p>
-        </w:tc>
-        <w:tc>
-          <w:tcPr>
-            <w:tcW w:type="dxa" w:w="1294"/>
-            <w:tcBorders>
-              <w:top w:val="nil"/>
-              <w:bottom w:val="nil"/>
-            </w:tcBorders>
-          </w:tcPr>
-          <w:p>
-            <w:pPr>
-              <w:spacing w:after="10" w:before="10" w:line="240" w:lineRule="auto"/>
-            </w:pPr>
-            <w:r>
-              <w:rPr>
-                <w:rFonts w:ascii="Arial" w:hAnsi="Arial"/>
-                <w:b w:val="0"/>
-                <w:i w:val="0"/>
-                <w:sz w:val="16"/>
-              </w:rPr>
-              <w:t>低 / 仅 SIC / 不适用</w:t>
-            </w:r>
-          </w:p>
-        </w:tc>
-        <w:tc>
-          <w:tcPr>
-            <w:tcW w:type="dxa" w:w="1554"/>
-            <w:tcBorders>
-              <w:top w:val="nil"/>
-              <w:bottom w:val="nil"/>
-            </w:tcBorders>
-          </w:tcPr>
-          <w:p>
-            <w:pPr>
-              <w:spacing w:after="10" w:before="10" w:line="240" w:lineRule="auto"/>
-            </w:pPr>
-            <w:r>
-              <w:rPr>
-                <w:rFonts w:ascii="Arial" w:hAnsi="Arial"/>
-                <w:b w:val="0"/>
-                <w:i w:val="0"/>
-                <w:sz w:val="16"/>
-              </w:rPr>
-              <w:t>0.001–0.005</w:t>
-            </w:r>
-          </w:p>
-        </w:tc>
-        <w:tc>
-          <w:tcPr>
-            <w:tcW w:type="dxa" w:w="1074"/>
-            <w:tcBorders>
-              <w:top w:val="nil"/>
-              <w:bottom w:val="nil"/>
-            </w:tcBorders>
-          </w:tcPr>
-          <w:p>
-            <w:pPr>
-              <w:spacing w:after="10" w:before="10" w:line="240" w:lineRule="auto"/>
-            </w:pPr>
-            <w:r>
-              <w:rPr>
-                <w:rFonts w:ascii="Arial" w:hAnsi="Arial"/>
-                <w:b w:val="0"/>
-                <w:i w:val="0"/>
-                <w:sz w:val="16"/>
-              </w:rPr>
-              <w:t>500–800</w:t>
-            </w:r>
-          </w:p>
-        </w:tc>
-        <w:tc>
-          <w:tcPr>
-            <w:tcW w:type="dxa" w:w="3774"/>
-            <w:tcBorders>
-              <w:top w:val="nil"/>
-              <w:bottom w:val="nil"/>
-            </w:tcBorders>
-          </w:tcPr>
-          <w:p>
-            <w:pPr>
-              <w:spacing w:after="10" w:before="10" w:line="240" w:lineRule="auto"/>
-            </w:pPr>
-            <w:r>
-              <w:rPr>
-                <w:rFonts w:ascii="Arial" w:hAnsi="Arial"/>
-                <w:b w:val="0"/>
-                <w:i w:val="0"/>
-                <w:sz w:val="16"/>
-              </w:rPr>
-              <w:t>应变诱导 [19]；胶乳凝结/硫化</w:t>
-            </w:r>
-          </w:p>
-        </w:tc>
-      </w:tr>
-      <w:tr>
-        <w:tc>
-          <w:tcPr>
-            <w:tcW w:type="dxa" w:w="1231"/>
-            <w:tcBorders>
-              <w:top w:val="nil"/>
-              <w:bottom w:val="nil"/>
-            </w:tcBorders>
-          </w:tcPr>
-          <w:p>
-            <w:pPr>
-              <w:spacing w:after="10" w:before="10" w:line="240" w:lineRule="auto"/>
-            </w:pPr>
-            <w:r>
-              <w:rPr>
-                <w:rFonts w:ascii="Arial" w:hAnsi="Arial"/>
-                <w:b w:val="0"/>
-                <w:i w:val="0"/>
-                <w:sz w:val="16"/>
-              </w:rPr>
-              <w:t>LDPE（对照）</w:t>
-            </w:r>
-          </w:p>
-        </w:tc>
-        <w:tc>
-          <w:tcPr>
-            <w:tcW w:type="dxa" w:w="1294"/>
-            <w:tcBorders>
-              <w:top w:val="nil"/>
-              <w:bottom w:val="nil"/>
-            </w:tcBorders>
-          </w:tcPr>
-          <w:p>
-            <w:pPr>
-              <w:spacing w:after="10" w:before="10" w:line="240" w:lineRule="auto"/>
-            </w:pPr>
-            <w:r>
-              <w:rPr>
-                <w:rFonts w:ascii="Arial" w:hAnsi="Arial"/>
-                <w:b w:val="0"/>
-                <w:i w:val="0"/>
-                <w:sz w:val="16"/>
-              </w:rPr>
-              <w:t>−120 / 110 / ~400</w:t>
-            </w:r>
-          </w:p>
-        </w:tc>
-        <w:tc>
-          <w:tcPr>
-            <w:tcW w:type="dxa" w:w="1554"/>
-            <w:tcBorders>
-              <w:top w:val="nil"/>
-              <w:bottom w:val="nil"/>
-            </w:tcBorders>
-          </w:tcPr>
-          <w:p>
-            <w:pPr>
-              <w:spacing w:after="10" w:before="10" w:line="240" w:lineRule="auto"/>
-            </w:pPr>
-            <w:r>
-              <w:rPr>
-                <w:rFonts w:ascii="Arial" w:hAnsi="Arial"/>
-                <w:b w:val="0"/>
-                <w:i w:val="0"/>
-                <w:sz w:val="16"/>
-              </w:rPr>
-              <w:t>0.15–0.35</w:t>
-            </w:r>
-          </w:p>
-        </w:tc>
-        <w:tc>
-          <w:tcPr>
-            <w:tcW w:type="dxa" w:w="1074"/>
-            <w:tcBorders>
-              <w:top w:val="nil"/>
-              <w:bottom w:val="nil"/>
-            </w:tcBorders>
-          </w:tcPr>
-          <w:p>
-            <w:pPr>
-              <w:spacing w:after="10" w:before="10" w:line="240" w:lineRule="auto"/>
-            </w:pPr>
-            <w:r>
-              <w:rPr>
-                <w:rFonts w:ascii="Arial" w:hAnsi="Arial"/>
-                <w:b w:val="0"/>
-                <w:i w:val="0"/>
-                <w:sz w:val="16"/>
-              </w:rPr>
-              <w:t>200–600</w:t>
-            </w:r>
-          </w:p>
-        </w:tc>
-        <w:tc>
-          <w:tcPr>
-            <w:tcW w:type="dxa" w:w="3774"/>
-            <w:tcBorders>
-              <w:top w:val="nil"/>
-              <w:bottom w:val="nil"/>
-            </w:tcBorders>
-          </w:tcPr>
-          <w:p>
-            <w:pPr>
-              <w:spacing w:after="10" w:before="10" w:line="240" w:lineRule="auto"/>
-            </w:pPr>
-            <w:r>
-              <w:rPr>
-                <w:rFonts w:ascii="Arial" w:hAnsi="Arial"/>
-                <w:b w:val="0"/>
-                <w:i w:val="0"/>
-                <w:sz w:val="16"/>
-              </w:rPr>
-              <w:t>中等；熔融，窗口很宽</w:t>
-            </w:r>
-          </w:p>
-        </w:tc>
-      </w:tr>
-      <w:tr>
-        <w:tc>
-          <w:tcPr>
-            <w:tcW w:type="dxa" w:w="1231"/>
-            <w:tcBorders>
-              <w:top w:val="nil"/>
-              <w:bottom w:val="single" w:sz="8" w:space="0" w:color="000000"/>
-            </w:tcBorders>
-          </w:tcPr>
-          <w:p>
-            <w:pPr>
-              <w:spacing w:after="10" w:before="10" w:line="240" w:lineRule="auto"/>
-            </w:pPr>
-            <w:r>
-              <w:rPr>
-                <w:rFonts w:ascii="Arial" w:hAnsi="Arial"/>
-                <w:b w:val="0"/>
-                <w:i w:val="0"/>
-                <w:sz w:val="16"/>
-              </w:rPr>
-              <w:t>PET（对照）</w:t>
-            </w:r>
-          </w:p>
-        </w:tc>
-        <w:tc>
-          <w:tcPr>
-            <w:tcW w:type="dxa" w:w="1294"/>
-            <w:tcBorders>
-              <w:top w:val="nil"/>
-              <w:bottom w:val="single" w:sz="8" w:space="0" w:color="000000"/>
-            </w:tcBorders>
-          </w:tcPr>
-          <w:p>
-            <w:pPr>
-              <w:spacing w:after="10" w:before="10" w:line="240" w:lineRule="auto"/>
-            </w:pPr>
-            <w:r>
-              <w:rPr>
-                <w:rFonts w:ascii="Arial" w:hAnsi="Arial"/>
-                <w:b w:val="0"/>
-                <w:i w:val="0"/>
-                <w:sz w:val="16"/>
-              </w:rPr>
-              <w:t>78 / 255 / ~400</w:t>
-            </w:r>
-          </w:p>
-        </w:tc>
-        <w:tc>
-          <w:tcPr>
-            <w:tcW w:type="dxa" w:w="1554"/>
-            <w:tcBorders>
-              <w:top w:val="nil"/>
-              <w:bottom w:val="single" w:sz="8" w:space="0" w:color="000000"/>
-            </w:tcBorders>
-          </w:tcPr>
-          <w:p>
-            <w:pPr>
-              <w:spacing w:after="10" w:before="10" w:line="240" w:lineRule="auto"/>
-            </w:pPr>
-            <w:r>
-              <w:rPr>
-                <w:rFonts w:ascii="Arial" w:hAnsi="Arial"/>
-                <w:b w:val="0"/>
-                <w:i w:val="0"/>
-                <w:sz w:val="16"/>
-              </w:rPr>
-              <w:t>2.0–4.0</w:t>
-            </w:r>
-          </w:p>
-        </w:tc>
-        <w:tc>
-          <w:tcPr>
-            <w:tcW w:type="dxa" w:w="1074"/>
-            <w:tcBorders>
-              <w:top w:val="nil"/>
-              <w:bottom w:val="single" w:sz="8" w:space="0" w:color="000000"/>
-            </w:tcBorders>
-          </w:tcPr>
-          <w:p>
-            <w:pPr>
-              <w:spacing w:after="10" w:before="10" w:line="240" w:lineRule="auto"/>
-            </w:pPr>
-            <w:r>
-              <w:rPr>
-                <w:rFonts w:ascii="Arial" w:hAnsi="Arial"/>
-                <w:b w:val="0"/>
-                <w:i w:val="0"/>
-                <w:sz w:val="16"/>
-              </w:rPr>
-              <w:t>50–300</w:t>
-            </w:r>
-          </w:p>
-        </w:tc>
-        <w:tc>
-          <w:tcPr>
-            <w:tcW w:type="dxa" w:w="3774"/>
-            <w:tcBorders>
-              <w:top w:val="nil"/>
-              <w:bottom w:val="single" w:sz="8" w:space="0" w:color="000000"/>
-            </w:tcBorders>
-          </w:tcPr>
-          <w:p>
-            <w:pPr>
-              <w:spacing w:after="10" w:before="10" w:line="240" w:lineRule="auto"/>
-            </w:pPr>
-            <w:r>
-              <w:rPr>
-                <w:rFonts w:ascii="Arial" w:hAnsi="Arial"/>
-                <w:b w:val="0"/>
-                <w:i w:val="0"/>
-                <w:sz w:val="16"/>
-              </w:rPr>
-              <w:t>中等；熔融，窗口宽</w:t>
-            </w:r>
-          </w:p>
-        </w:tc>
-      </w:tr>
-    </w:tbl>
     <w:p>
       <w:pPr>
-        <w:spacing w:after="0" w:line="240" w:lineRule="auto"/>
+        <w:spacing w:after="80"/>
+        <w:jc w:val="center"/>
       </w:pPr>
+      <w:r>
+        <w:drawing>
+          <wp:inline xmlns:a="http://schemas.openxmlformats.org/drawingml/2006/main" xmlns:pic="http://schemas.openxmlformats.org/drawingml/2006/picture">
+            <wp:extent cx="5025376" cy="3657599"/>
+            <wp:docPr id="5" name="Picture 5"/>
+            <wp:cNvGraphicFramePr>
+              <a:graphicFrameLocks noChangeAspect="1"/>
+            </wp:cNvGraphicFramePr>
+            <a:graphic>
+              <a:graphicData uri="http://schemas.openxmlformats.org/drawingml/2006/picture">
+                <pic:pic>
+                  <pic:nvPicPr>
+                    <pic:cNvPr id="0" name="table2_scatter_zh.png"/>
+                    <pic:cNvPicPr/>
+                  </pic:nvPicPr>
+                  <pic:blipFill>
+                    <a:blip r:embed="rId13"/>
+                    <a:stretch>
+                      <a:fillRect/>
+                    </a:stretch>
+                  </pic:blipFill>
+                  <pic:spPr>
+                    <a:xfrm>
+                      <a:off x="0" y="0"/>
+                      <a:ext cx="5025376" cy="3657599"/>
+                    </a:xfrm>
+                    <a:prstGeom prst="rect"/>
+                  </pic:spPr>
+                </pic:pic>
+              </a:graphicData>
+            </a:graphic>
+          </wp:inline>
+        </w:drawing>
+      </w:r>
     </w:p>
     <w:p>
       <w:pPr>
@@ -2832,7 +1455,7 @@
         <w:drawing>
           <wp:inline xmlns:a="http://schemas.openxmlformats.org/drawingml/2006/main" xmlns:pic="http://schemas.openxmlformats.org/drawingml/2006/picture">
             <wp:extent cx="5669280" cy="979048"/>
-            <wp:docPr id="5" name="Picture 5"/>
+            <wp:docPr id="6" name="Picture 6"/>
             <wp:cNvGraphicFramePr>
               <a:graphicFrameLocks noChangeAspect="1"/>
             </wp:cNvGraphicFramePr>
@@ -2844,7 +1467,7 @@
                     <pic:cNvPicPr/>
                   </pic:nvPicPr>
                   <pic:blipFill>
-                    <a:blip r:embed="rId13"/>
+                    <a:blip r:embed="rId14"/>
                     <a:stretch>
                       <a:fillRect/>
                     </a:stretch>
@@ -2945,7 +1568,7 @@
         <w:drawing>
           <wp:inline xmlns:a="http://schemas.openxmlformats.org/drawingml/2006/main" xmlns:pic="http://schemas.openxmlformats.org/drawingml/2006/picture">
             <wp:extent cx="2623206" cy="1645920"/>
-            <wp:docPr id="6" name="Picture 6"/>
+            <wp:docPr id="7" name="Picture 7"/>
             <wp:cNvGraphicFramePr>
               <a:graphicFrameLocks noChangeAspect="1"/>
             </wp:cNvGraphicFramePr>
@@ -2957,7 +1580,7 @@
                     <pic:cNvPicPr/>
                   </pic:nvPicPr>
                   <pic:blipFill>
-                    <a:blip r:embed="rId14"/>
+                    <a:blip r:embed="rId15"/>
                     <a:stretch>
                       <a:fillRect/>
                     </a:stretch>
@@ -3024,12 +1647,13 @@
     </w:p>
     <w:p>
       <w:pPr>
-        <w:jc w:val="both"/>
+        <w:spacing w:line="240" w:lineRule="auto" w:after="40"/>
       </w:pPr>
       <w:r>
         <w:rPr>
           <w:b/>
           <w:i w:val="0"/>
+          <w:sz w:val="20"/>
         </w:rPr>
         <w:t>表 3.</w:t>
       </w:r>
@@ -3037,6 +1661,7 @@
         <w:rPr>
           <w:b w:val="0"/>
           <w:i w:val="0"/>
+          <w:sz w:val="20"/>
         </w:rPr>
         <w:t xml:space="preserve"> 代表性生物聚合物的典型数均分子量及其标准测定方法（离散度 Đ 已画在图 9 中， 此处不再重复）。</w:t>
       </w:r>
@@ -3617,7 +2242,7 @@
         <w:drawing>
           <wp:inline xmlns:a="http://schemas.openxmlformats.org/drawingml/2006/main" xmlns:pic="http://schemas.openxmlformats.org/drawingml/2006/picture">
             <wp:extent cx="2827539" cy="1417320"/>
-            <wp:docPr id="7" name="Picture 7"/>
+            <wp:docPr id="8" name="Picture 8"/>
             <wp:cNvGraphicFramePr>
               <a:graphicFrameLocks noChangeAspect="1"/>
             </wp:cNvGraphicFramePr>
@@ -3629,7 +2254,7 @@
                     <pic:cNvPicPr/>
                   </pic:nvPicPr>
                   <pic:blipFill>
-                    <a:blip r:embed="rId15"/>
+                    <a:blip r:embed="rId16"/>
                     <a:stretch>
                       <a:fillRect/>
                     </a:stretch>
@@ -3690,7 +2315,7 @@
         <w:drawing>
           <wp:inline xmlns:a="http://schemas.openxmlformats.org/drawingml/2006/main" xmlns:pic="http://schemas.openxmlformats.org/drawingml/2006/picture">
             <wp:extent cx="2247034" cy="1417320"/>
-            <wp:docPr id="8" name="Picture 8"/>
+            <wp:docPr id="9" name="Picture 9"/>
             <wp:cNvGraphicFramePr>
               <a:graphicFrameLocks noChangeAspect="1"/>
             </wp:cNvGraphicFramePr>
@@ -3702,7 +2327,7 @@
                     <pic:cNvPicPr/>
                   </pic:nvPicPr>
                   <pic:blipFill>
-                    <a:blip r:embed="rId16"/>
+                    <a:blip r:embed="rId17"/>
                     <a:stretch>
                       <a:fillRect/>
                     </a:stretch>
@@ -3783,7 +2408,7 @@
         <w:drawing>
           <wp:inline xmlns:a="http://schemas.openxmlformats.org/drawingml/2006/main" xmlns:pic="http://schemas.openxmlformats.org/drawingml/2006/picture">
             <wp:extent cx="2170961" cy="1920239"/>
-            <wp:docPr id="9" name="Picture 9"/>
+            <wp:docPr id="10" name="Picture 10"/>
             <wp:cNvGraphicFramePr>
               <a:graphicFrameLocks noChangeAspect="1"/>
             </wp:cNvGraphicFramePr>
@@ -3795,7 +2420,7 @@
                     <pic:cNvPicPr/>
                   </pic:nvPicPr>
                   <pic:blipFill>
-                    <a:blip r:embed="rId17"/>
+                    <a:blip r:embed="rId18"/>
                     <a:stretch>
                       <a:fillRect/>
                     </a:stretch>
@@ -3856,7 +2481,7 @@
         <w:drawing>
           <wp:inline xmlns:a="http://schemas.openxmlformats.org/drawingml/2006/main" xmlns:pic="http://schemas.openxmlformats.org/drawingml/2006/picture">
             <wp:extent cx="3076792" cy="1828800"/>
-            <wp:docPr id="10" name="Picture 10"/>
+            <wp:docPr id="11" name="Picture 11"/>
             <wp:cNvGraphicFramePr>
               <a:graphicFrameLocks noChangeAspect="1"/>
             </wp:cNvGraphicFramePr>
@@ -3868,7 +2493,7 @@
                     <pic:cNvPicPr/>
                   </pic:nvPicPr>
                   <pic:blipFill>
-                    <a:blip r:embed="rId18"/>
+                    <a:blip r:embed="rId19"/>
                     <a:stretch>
                       <a:fillRect/>
                     </a:stretch>
@@ -4141,7 +2766,7 @@
         <w:drawing>
           <wp:inline xmlns:a="http://schemas.openxmlformats.org/drawingml/2006/main" xmlns:pic="http://schemas.openxmlformats.org/drawingml/2006/picture">
             <wp:extent cx="2835746" cy="2103120"/>
-            <wp:docPr id="11" name="Picture 11"/>
+            <wp:docPr id="12" name="Picture 12"/>
             <wp:cNvGraphicFramePr>
               <a:graphicFrameLocks noChangeAspect="1"/>
             </wp:cNvGraphicFramePr>
@@ -4153,7 +2778,7 @@
                     <pic:cNvPicPr/>
                   </pic:nvPicPr>
                   <pic:blipFill>
-                    <a:blip r:embed="rId19"/>
+                    <a:blip r:embed="rId20"/>
                     <a:stretch>
                       <a:fillRect/>
                     </a:stretch>
@@ -4261,12 +2886,13 @@
     </w:p>
     <w:p>
       <w:pPr>
-        <w:jc w:val="both"/>
+        <w:spacing w:line="240" w:lineRule="auto" w:after="40"/>
       </w:pPr>
       <w:r>
         <w:rPr>
           <w:b/>
           <w:i w:val="0"/>
+          <w:sz w:val="20"/>
         </w:rPr>
         <w:t>表 4.</w:t>
       </w:r>
@@ -4274,6 +2900,7 @@
         <w:rPr>
           <w:b w:val="0"/>
           <w:i w:val="0"/>
+          <w:sz w:val="20"/>
         </w:rPr>
         <w:t xml:space="preserve"> 应用、所需关键性质及代表材料。</w:t>
       </w:r>

--- a/projects/biopolymers-review/Biopolymers-review-DRAFT-ZH.docx
+++ b/projects/biopolymers-review/Biopolymers-review-DRAFT-ZH.docx
@@ -52,7 +52,21 @@
           <w:b w:val="0"/>
           <w:i/>
         </w:rPr>
-        <w:t>（2026-08-25 图表+分类重设计版）的完整中文翻译，逐节对应，供两位作者核对内容、术语和论证逻辑用。这一版是</w:t>
+        <w:t xml:space="preserve"> 的完整中文对照翻译，逐节对应，供两位作者核对内容、术语和论证逻辑用。</w:t>
+      </w:r>
+      <w:r>
+        <w:rPr>
+          <w:b/>
+          <w:i/>
+        </w:rPr>
+        <w:t>2026-08-28</w:t>
+      </w:r>
+      <w:r>
+        <w:rPr>
+          <w:b w:val="0"/>
+          <w:i/>
+        </w:rPr>
+        <w:t>：图从 19 张精简到 15 张，删掉附录 A（正文各节的结构图已覆盖），降解三张图合并成一张两面板图，Table 2 改回真三线表，正文回到 10 页。以下是更早几轮的改版记录，仅供背景。这一版是</w:t>
       </w:r>
       <w:r>
         <w:rPr>

--- a/projects/biopolymers-review/Biopolymers-review-DRAFT-ZH.docx
+++ b/projects/biopolymers-review/Biopolymers-review-DRAFT-ZH.docx
@@ -902,7 +902,7 @@
       <w:r>
         <w:drawing>
           <wp:inline xmlns:a="http://schemas.openxmlformats.org/drawingml/2006/main" xmlns:pic="http://schemas.openxmlformats.org/drawingml/2006/picture">
-            <wp:extent cx="2912779" cy="2194560"/>
+            <wp:extent cx="2305950" cy="1737360"/>
             <wp:docPr id="1" name="Picture 1"/>
             <wp:cNvGraphicFramePr>
               <a:graphicFrameLocks noChangeAspect="1"/>
@@ -923,7 +923,7 @@
                   <pic:spPr>
                     <a:xfrm>
                       <a:off x="0" y="0"/>
-                      <a:ext cx="2912779" cy="2194560"/>
+                      <a:ext cx="2305950" cy="1737360"/>
                     </a:xfrm>
                     <a:prstGeom prst="rect"/>
                   </pic:spPr>
@@ -976,7 +976,7 @@
       <w:r>
         <w:drawing>
           <wp:inline xmlns:a="http://schemas.openxmlformats.org/drawingml/2006/main" xmlns:pic="http://schemas.openxmlformats.org/drawingml/2006/picture">
-            <wp:extent cx="2903182" cy="2194560"/>
+            <wp:extent cx="2298352" cy="1737359"/>
             <wp:docPr id="2" name="Picture 2"/>
             <wp:cNvGraphicFramePr>
               <a:graphicFrameLocks noChangeAspect="1"/>
@@ -997,7 +997,7 @@
                   <pic:spPr>
                     <a:xfrm>
                       <a:off x="0" y="0"/>
-                      <a:ext cx="2903182" cy="2194560"/>
+                      <a:ext cx="2298352" cy="1737359"/>
                     </a:xfrm>
                     <a:prstGeom prst="rect"/>
                   </pic:spPr>
@@ -1106,7 +1106,7 @@
           <w:b w:val="0"/>
           <w:i w:val="0"/>
         </w:rPr>
-        <w:t>——线性 β-(1→4)-D-吡喃葡萄糖——通过氢键把伸展的带状链锁定成片层结构（Iα、Iβ）；加工只能走溶液路线（NMMO/Lyocell、LiCl/DMAc），纳米晶体/ 纳米纤丝正是利用其晶体模量作为增强填料 [2]。</w:t>
+        <w:t>——线性 β-(1→4)-D-吡喃葡萄糖——通过氢键把伸展的带状链锁定成片层结构（Iα、Iβ）[33,34]；加工只能走溶液路线（NMMO/Lyocell [37]、LiCl/DMAc），纳米晶体/纳米纤丝正是利用其晶体模量（沿链轴约 130–150 GPa [35]）作为增强填料 [2]。</w:t>
       </w:r>
     </w:p>
     <w:p>
@@ -1179,7 +1179,7 @@
           <w:b w:val="0"/>
           <w:i w:val="0"/>
         </w:rPr>
-        <w:t>的直链淀粉/支链淀粉拓扑结构（而非化学组成）解释了它更弱、随湿度可逆变化的结晶度（TPS 与 PLA/PBAT 共混）。</w:t>
+        <w:t>的直链淀粉/支链淀粉拓扑结构（而非化学组成）解释了它更弱、随湿度可逆变化的结晶度，以及储存时的回生 [38]（TPS 与 PLA/PBAT 共混）。</w:t>
       </w:r>
       <w:r>
         <w:rPr>
@@ -1193,7 +1193,7 @@
           <w:b w:val="0"/>
           <w:i w:val="0"/>
         </w:rPr>
-        <w:t>的脱乙酰度（DD）决定溶解性和抗菌活性，但 DD 越高的壳聚糖分子量通常越低，因为提高 DD 所需的碱性处理同时也在切断主链 [3]。</w:t>
+        <w:t>的脱乙酰度（DD）决定溶解性、电荷和抗菌活性 [39]，但 DD 越高的壳聚糖分子量通常越低，因为提高 DD 所需的碱性处理同时也在切断主链 [3]。</w:t>
       </w:r>
       <w:r>
         <w:rPr>
@@ -1383,7 +1383,7 @@
           <w:b w:val="0"/>
           <w:i w:val="0"/>
         </w:rPr>
-        <w:t>：丙交酯的开环聚合（Sn(Oct)₂ 催化）能达到直接缩聚无法达到的有用分子量；PLLA 结晶缓慢，但 PLLA/PDLA 立体复合物通过更紧密的对映体堆积共结晶， Tm 比任一均质晶体高约 50 °C [6,7]。PBS/PEF 遵循同样的酯键逻辑（§8）。</w:t>
+        <w:t>：丙交酯经 Sn(Oct)₂ 配位–插入机理开环聚合 [40,41]，能达到直接缩聚无法达到的有用分子量；PLLA 结晶缓慢，但 PLLA/PDLA 立体复合物通过更紧密的对映体堆积共结晶， Tm 比任一均质晶体高约 50 °C [6,7]。PBS/PEF 遵循同样的酯键逻辑（§8）。</w:t>
       </w:r>
     </w:p>
     <w:p>
@@ -1403,7 +1403,7 @@
       <w:r>
         <w:drawing>
           <wp:inline xmlns:a="http://schemas.openxmlformats.org/drawingml/2006/main" xmlns:pic="http://schemas.openxmlformats.org/drawingml/2006/picture">
-            <wp:extent cx="5831342" cy="2194560"/>
+            <wp:extent cx="4616479" cy="1737360"/>
             <wp:docPr id="7" name="Picture 7"/>
             <wp:cNvGraphicFramePr>
               <a:graphicFrameLocks noChangeAspect="1"/>
@@ -1424,7 +1424,7 @@
                   <pic:spPr>
                     <a:xfrm>
                       <a:off x="0" y="0"/>
-                      <a:ext cx="5831342" cy="2194560"/>
+                      <a:ext cx="4616479" cy="1737360"/>
                     </a:xfrm>
                     <a:prstGeom prst="rect"/>
                   </pic:spPr>
@@ -1485,7 +1485,7 @@
           <w:b w:val="0"/>
           <w:i w:val="0"/>
         </w:rPr>
-        <w:t>的 Gly-X-Y 三螺旋由羟脯氨酸稳定，变性后不可逆地转变为明胶。玉米醇溶蛋白/酪蛋白/大豆蛋白是成膜材料，不是结构材料（§8）。核糖体合成精确固定了每个蛋白质分子的链长和序列（Đ = 1.0）——这是任何非模板合成的生物聚合物都无法达到的（§4）。</w:t>
+        <w:t>的 Gly-X-Y 三螺旋由羟脯氨酸的立体电子效应稳定 [45]，变性后不可逆地转变为明胶。玉米醇溶蛋白/酪蛋白/大豆蛋白是成膜材料，不是结构材料（§8）。核糖体合成精确固定了每个蛋白质分子的链长和序列（Đ = 1.0）——这是任何非模板合成的生物聚合物都无法达到的（§4）。</w:t>
       </w:r>
     </w:p>
     <w:p>
@@ -1585,7 +1585,7 @@
           <w:b w:val="0"/>
           <w:i w:val="0"/>
         </w:rPr>
-        <w:t>不规则。自由基偶联的单木质醇构成了一个无规交联的网络（β-O-4 醚键约占连接方式的 45–60% [9]），其组成随植物种类而变化，用于工业时还随提取方法而变化（硫酸盐法、有机溶剂法、木质素磺酸盐法），这正是为什么不存在单一的"木质素"结构–性质关系。木质素没有周期性的链，所以这里只画单体，不像其他家族那样再配一张链尺度结构图——无规交联网络没有一个"典型链"可以画。</w:t>
+        <w:t>不规则。自由基偶联的单木质醇构成了一个无规交联的网络（β-O-4 醚键约占连接方式的 45–60% [9]），其组成随植物种类而变化，用于工业时还随提取方法而变化（硫酸盐法、有机溶剂法、木质素磺酸盐法）[54]，这正是为什么不存在单一的"木质素"结构–性质关系。木质素没有周期性的链，所以这里只画单体，不像其他家族那样再配一张链尺度结构图——无规交联网络没有一个"典型链"可以画。</w:t>
       </w:r>
     </w:p>
     <w:p>
@@ -1732,7 +1732,7 @@
           <w:i w:val="0"/>
           <w:sz w:val="20"/>
         </w:rPr>
-        <w:t xml:space="preserve"> §3 讨论的代表性生物聚合物热学与力学性质概览（数量级估计范围，已与 de Beukelaer 等人 [11] 和针对 PBS 的 Aliotta 等人 [12] 交叉核对；Td 为 N₂ 下 TGA 显著失重起始温度； "–" 表示无熔融转变；原始数据见 </w:t>
+        <w:t xml:space="preserve"> §3 讨论的代表性生物聚合物热学与力学性质概览（数量级估计范围，已与 de Beukelaer 等人 [11]、针对 PBS 的 Aliotta 等人 [12]、针对 PLA 的 Auras 等人 [42] 和 Farah 等人 [43] 交叉核对；Td 为 N₂ 下 TGA 显著失重起始温度；"–" 表示无熔融转变；逐行来源见 </w:t>
       </w:r>
       <w:r>
         <w:rPr>
@@ -3494,7 +3494,7 @@
           <w:b w:val="0"/>
           <w:i w:val="0"/>
         </w:rPr>
-        <w:t>，而不只是平均值。Mn、Mw、离散度 Đ = Mw/Mn 以及聚合度（DP）是标准的描述量；Đ 之所以重要，是因为决定加工行为和同一批次内力学性质分布宽度的，不只是 Mn 一个数字。</w:t>
+        <w:t>，而不只是平均值。Mn、Mw、离散度 Đ = Mw/Mn（IUPAC 术语 [46]）以及聚合度（DP）是标准的描述量；Đ 之所以重要，是因为决定加工行为和同一批次内力学性质分布宽度的，不只是 Mn 一个数字。</w:t>
       </w:r>
       <w:r>
         <w:rPr>
@@ -3594,7 +3594,7 @@
           <w:b w:val="0"/>
           <w:i w:val="0"/>
         </w:rPr>
-        <w:t xml:space="preserve"> 力学完整性依赖于分子量高于特征缠结分子量（Mc）时的链缠结；低于 Mc，强度和韧性会崩塌。在 Mc 之上，拉伸强度随 Mn 上升后趋于饱和（Flory 型关系， σ ≈ σ∞ − K/Mn），所以降解——最先表现为分子量下降——可以在只造成轻微性能损失的情况下持续一段时间，直到跌回 Mc 以下、性能骤然崩塌，这种失效模式和 §7–§8 直接相关。</w:t>
+        <w:t xml:space="preserve"> 力学完整性依赖于分子量高于特征缠结分子量（Mc）时的链缠结 [48]；低于 Mc，强度和韧性会崩塌。在 Mc 之上，拉伸强度随 Mn 上升后趋于饱和（Flory 型关系， σ ≈ σ∞ − K/Mn）[47]，所以降解——最先表现为分子量下降——可以在只造成轻微性能损失的情况下持续一段时间，直到跌回 Mc 以下、性能骤然崩塌，这种失效模式和 §7–§8 直接相关。</w:t>
       </w:r>
       <w:r>
         <w:rPr>
@@ -4196,7 +4196,7 @@
           <w:b w:val="0"/>
           <w:i w:val="0"/>
         </w:rPr>
-        <w:t>分解温度贴近甚至低于熔点，在这里近乎是通则（图 11）：赋予刚性的同一套网络，同样把熔融所需能量推高到接近断链能量，使两个转变挤在一起——纤维素、壳聚糖和丝素蛋白根本不出现熔融转变。在聚酯家族中，这种"挤在一起"是量的问题：PHB 的窗口只有约 25 °C，PHBV 把它拓宽到约 55 °C，PLLA 的窗口更宽（§3.2）。图 11 保守地画出 TGA 分解起始温度——对 PLLA 和 PHB 而言，实际可用窗口还要更窄，因为熔体水解（§4）会更早开始。</w:t>
+        <w:t>分解温度贴近甚至低于熔点，在这里近乎是通则（图 11）：赋予刚性的同一套网络，同样把熔融所需能量推高到接近断链能量，使两个转变挤在一起——纤维素、壳聚糖和丝素蛋白根本不出现熔融转变。在聚酯家族中，这种"挤在一起"是量的问题：PHB 的窗口只有约 25 °C，PHBV 把它拓宽到约 55 °C，PLLA 的窗口更宽 [44]（§3.2）。图 11 保守地画出 TGA 分解起始温度——对 PLLA 和 PHB 而言，实际可用窗口还要更窄，因为熔体水解（§4）会更早开始。</w:t>
       </w:r>
     </w:p>
     <w:p>
@@ -4208,7 +4208,7 @@
       <w:r>
         <w:drawing>
           <wp:inline xmlns:a="http://schemas.openxmlformats.org/drawingml/2006/main" xmlns:pic="http://schemas.openxmlformats.org/drawingml/2006/picture">
-            <wp:extent cx="4783473" cy="2194560"/>
+            <wp:extent cx="3786916" cy="1737360"/>
             <wp:docPr id="11" name="Picture 11"/>
             <wp:cNvGraphicFramePr>
               <a:graphicFrameLocks noChangeAspect="1"/>
@@ -4229,7 +4229,7 @@
                   <pic:spPr>
                     <a:xfrm>
                       <a:off x="0" y="0"/>
-                      <a:ext cx="4783473" cy="2194560"/>
+                      <a:ext cx="3786916" cy="1737360"/>
                     </a:xfrm>
                     <a:prstGeom prst="rect"/>
                   </pic:spPr>
@@ -4270,7 +4270,7 @@
           <w:b w:val="0"/>
           <w:i w:val="0"/>
         </w:rPr>
-        <w:t>同样的逻辑设定了力学边界（图 12）：高结晶度和密集的氢键提高了模量，但也去掉了让聚烯烃能在断裂前拉伸的柔性链段，所以生物聚合物相对于 PE/PP/PET 普遍集中在高模量、低断裂伸长率区间。天然橡胶是例外——静置时几乎没有模量，性能是按需通过 SIC 产生的（§3.5、§7.3）。图 12 的窗口画成区域而不是点：样品形态、含水量、结晶度和热历史都能把同一材料的数据挪动一个数量级，这一点会在 §7.2 中作为"批次变异性"再次出现。</w:t>
+        <w:t>同样的逻辑设定了力学边界（图 12）：高结晶度和密集的氢键提高了模量，但也去掉了让聚烯烃能在断裂前拉伸的柔性链段，所以生物聚合物相对于 PE/PP/PET 普遍集中在高模量、低断裂伸长率区间 [11,43]。天然橡胶是例外——静置时几乎没有模量，性能是按需通过 SIC 产生的（§3.5、§7.3）。图 12 的窗口画成区域而不是点：样品形态、含水量、结晶度和热历史都能把同一材料的数据挪动一个数量级，这一点会在 §7.2 中作为"批次变异性"再次出现。</w:t>
       </w:r>
     </w:p>
     <w:p>
@@ -4282,7 +4282,7 @@
       <w:r>
         <w:drawing>
           <wp:inline xmlns:a="http://schemas.openxmlformats.org/drawingml/2006/main" xmlns:pic="http://schemas.openxmlformats.org/drawingml/2006/picture">
-            <wp:extent cx="4548868" cy="2194560"/>
+            <wp:extent cx="3601187" cy="1737360"/>
             <wp:docPr id="12" name="Picture 12"/>
             <wp:cNvGraphicFramePr>
               <a:graphicFrameLocks noChangeAspect="1"/>
@@ -4303,7 +4303,7 @@
                   <pic:spPr>
                     <a:xfrm>
                       <a:off x="0" y="0"/>
-                      <a:ext cx="4548868" cy="2194560"/>
+                      <a:ext cx="3601187" cy="1737360"/>
                     </a:xfrm>
                     <a:prstGeom prst="rect"/>
                   </pic:spPr>
@@ -4364,7 +4364,7 @@
           <w:b w:val="0"/>
           <w:i w:val="0"/>
         </w:rPr>
-        <w:t>降解是一个由结构决定的速率过程（图 13）。聚酯通过自催化酯水解降解（每次断链产生的酸性端基会催化进一步水解，所以内部比表面降解得更快，图 13a）；多糖和蛋白质则通过酶解降解，酶只能触及无定形链段，所以速率由可及表面积决定，而不是整体化学（图 13b）。因此结晶度再次成为本文的核心权衡——设定模量（§5.2）、阻挡吸水（§5.3）的同一个特征，也阻挡了原本会降解材料的攻击。⚙️ 计算得到的酯水解活化能垒次序为碱催化 &lt; 酸催化 &lt; 中性水，与聚酯降解速率对 pH 的依赖一致。</w:t>
+        <w:t>降解是一个由结构决定的速率过程（图 13）。聚酯通过自催化酯水解降解（每次断链产生的酸性端基会催化进一步水解，所以内部比表面降解得更快——制品薄到临界厚度以下即本体侵蚀 [49]，图 13a）；多糖和蛋白质则通过酶解降解，酶只能触及无定形链段，所以速率由可及表面积决定，而不是整体化学 [50]（图 13b）。因此结晶度再次成为本文的核心权衡——设定模量（§5.2）、阻挡吸水（§5.3）的同一个特征，也阻挡了原本会降解材料的攻击。⚙️ 计算得到的酯水解活化能垒次序为碱催化 &lt; 酸催化 &lt; 中性水，与聚酯降解速率对 pH 的依赖一致。</w:t>
       </w:r>
     </w:p>
     <w:p>
@@ -4548,7 +4548,7 @@
           <w:b w:val="0"/>
           <w:i w:val="0"/>
         </w:rPr>
-        <w:t>（地膜、渔具、一次性餐具）能把水解/ 酶解敏感性从加工负担变成期望的性质——前提是降解环境确实与材料匹配（§5.4）。</w:t>
+        <w:t>（地膜、渔具、一次性餐具）能把水解/ 酶解敏感性从加工负担变成期望的性质——前提是降解环境确实与材料匹配 [51]（§5.4）。</w:t>
       </w:r>
       <w:r>
         <w:rPr>
@@ -4562,7 +4562,7 @@
           <w:b w:val="0"/>
           <w:i w:val="0"/>
         </w:rPr>
-        <w:t>让 PLA/PGA 缝合线、胶原蛋白/海藻酸盐水凝胶、壳聚糖敷料做到了商品化合成聚合物做不到（除非付出高昂的改性成本）的事，这是唯一一个（§8）生物聚合物是唯一可行材料类别的领域，但这一优势并非无条件（§7.3）。而</w:t>
+        <w:t>让 PLA/PGA 缝合线 [52]、胶原蛋白/海藻酸盐水凝胶、壳聚糖敷料 [55] 做到了商品化合成聚合物做不到（除非付出高昂的改性成本）的事，这是唯一一个（§8）生物聚合物是唯一可行材料类别的领域，但这一优势并非无条件（§7.3）。而</w:t>
       </w:r>
       <w:r>
         <w:rPr>
@@ -4614,14 +4614,7 @@
           <w:b w:val="0"/>
           <w:i w:val="0"/>
         </w:rPr>
-        <w:t xml:space="preserve"> PE/PP 大约每千克 1–1.5 美元；PLA 贵上好几倍；PHA 通常最贵。</w:t>
-      </w:r>
-      <w:r>
-        <w:rPr>
-          <w:rFonts w:ascii="Consolas" w:hAnsi="Consolas"/>
-          <w:i/>
-        </w:rPr>
-        <w:t>[cite 市场报告]</w:t>
+        <w:t xml:space="preserve"> PLA 是通用 PE/PP 的好几倍价格，PHA 更贵 [16,53]；提交前还需要一份当前市场报告给出材料专属的 $/kg 数字。</w:t>
       </w:r>
     </w:p>
     <w:p>
@@ -4640,7 +4633,7 @@
           <w:b w:val="0"/>
           <w:i w:val="0"/>
         </w:rPr>
-        <w:t xml:space="preserve"> 不经立体复合化，PLA 的热变形温度（约 55–65 °C）远低于 PP 的约 100 °C 以上（§3.2）[13]；它的氧气/二氧化碳透过率与 PET 相当，但水蒸气阻隔更差，淀粉基薄膜又更差一层 [14]——真正站得住脚的批评是湿度敏感性（§5.3），而不是笼统的氧气阻隔不足。</w:t>
+        <w:t xml:space="preserve"> 不经立体复合化，PLA 的热变形温度（约 55–65 °C）远低于 PP 的约 100 °C 以上（§3.2）[13,42]；它的氧气/二氧化碳透过率与 PET 相当，但水蒸气阻隔更差，淀粉基薄膜又更差一层 [14]——真正站得住脚的批评是湿度敏感性（§5.3），而不是笼统的氧气阻隔不足。</w:t>
       </w:r>
     </w:p>
     <w:p>
@@ -4659,7 +4652,7 @@
           <w:b w:val="0"/>
           <w:i w:val="0"/>
         </w:rPr>
-        <w:t xml:space="preserve"> PHB 的二次结晶和 PLA 的 Tg 以下老化会在储存期间使材料脆化；淀粉的性质随湿度漂移（§3.1、§5.3），PLA 加工前必须干燥以避免不受控的分子量损失（§4）。</w:t>
+        <w:t xml:space="preserve"> PHB 的二次结晶和 PLA 的 Tg 以下老化会在储存期间使材料脆化 [43]；淀粉的性质随湿度漂移（§3.1、§5.3），PLA 加工前必须干燥以避免不受控的分子量损失（§4）。</w:t>
       </w:r>
     </w:p>
     <w:p>
@@ -5439,7 +5432,7 @@
           <w:b w:val="0"/>
           <w:i w:val="0"/>
         </w:rPr>
-        <w:t>应用需要生物相容性加上可调的降解速率（§5.4）——这个组合在这里基本上是独有的（§7.1，但见 §7.3 中 NR 乳胶的警示）：PGA/PLGA 是成熟的缝合线材料，主要失效模式是水解产物导致的局部 pH 下降；胶原蛋白/海藻酸盐/壳聚糖把同样的逻辑延伸到支架和生物打印。</w:t>
+        <w:t>应用需要生物相容性加上可调的降解速率（§5.4）——这个组合在这里基本上是独有的（§7.1，但见 §7.3 中 NR 乳胶的警示）：PGA/PLGA 是成熟的缝合线材料，主要失效模式是酸性水解产物导致的局部 pH 下降 [52,53]；胶原蛋白/海藻酸盐/壳聚糖把同样的逻辑延伸到支架和生物打印 [55]。</w:t>
       </w:r>
       <w:r>
         <w:rPr>
@@ -5453,7 +5446,7 @@
           <w:b w:val="0"/>
           <w:i w:val="0"/>
         </w:rPr>
-        <w:t xml:space="preserve"> Lyocell 和 PLA 纤维分别利用了纤维素经溶液加工获得的刚性（§3.1、§6）和 PLA 的可熔融纺丝性（§3.2）；NR 粘合剂和 PHA/PLA 电子基板则是用可预测性换取材料自带的粘附性、可生物降解性或生物相容性。</w:t>
+        <w:t xml:space="preserve"> Lyocell 和 PLA 纤维分别利用了纤维素经溶液加工获得的刚性（§3.1、§6 [36]）和 PLA 的可熔融纺丝性（§3.2）；NR 粘合剂和 PHA/PLA 电子基板则是用可预测性换取材料自带的粘附性、可生物降解性或生物相容性。</w:t>
       </w:r>
     </w:p>
     <w:p>
@@ -5939,7 +5932,7 @@
           <w:b w:val="0"/>
           <w:i w:val="0"/>
         </w:rPr>
-        <w:t>2025 年全球生物基塑料产能约为 231 万吨——仍不到全球塑料产量的 1%——预计到 2030 年翻倍 [16]。增长集中在生物基 PE/PP 和 PHA——尽管最贵（§7.2），产能扩张却最快 [16]。瓶颈还是 §5 中的那三项性质——加工窗口、湿度依赖、批次变异性——不是靠扩大规模能解决的。两个方向最有希望：酶促解聚回单体（近期酶组合 72 小时内从消费后 PLA 回收了约 60% 乳酸 [17]）；以及 ⚙️ 数据驱动的性质预测（QSPR/机器学习），缩短主链化学匹配加工窗口的试错周期。</w:t>
+        <w:t>2025 年全球生物基塑料产能约为 231 万吨——仍不到全球塑料产量的 1%——预计到 2030 年翻倍 [16]。增长集中在生物基 PE/PP 和 PHA——尽管最贵（§7.2），产能扩张却最快 [16]。瓶颈还是 §5 中的那三项性质——加工窗口、湿度依赖、批次变异性——不是靠扩大规模能解决的。两个方向最有希望：酶促解聚回单体（近期酶组合 72 小时内从消费后 PLA 回收了约 60% 乳酸 [17]）；以及 ⚙️ 数据驱动的性质预测（QSPR / 聚合物信息学 ML 模型 [56]），缩短主链化学匹配加工窗口的试错周期。</w:t>
       </w:r>
     </w:p>
     <w:p>
@@ -5967,7 +5960,7 @@
         <w:pStyle w:val="Heading1"/>
       </w:pPr>
       <w:r>
-        <w:t>参考文献 *(共 32 条，均已核实；作业要求 50–60 条——见 report.md 末尾的 REFERENCES-TODO)*</w:t>
+        <w:t>参考文献 *(共 56 条，DOI 均经 Crossref 核对；已满足作业 50–60 条要求)*</w:t>
       </w:r>
     </w:p>
     <w:p>
@@ -5993,7 +5986,7 @@
           <w:b w:val="0"/>
           <w:i w:val="0"/>
         </w:rPr>
-        <w:t xml:space="preserve">。§7.3 使用的 15 条 NR/SBR 相关文献来自作者自己整理的天然橡胶/SBR 文献表 </w:t>
+        <w:t xml:space="preserve">。2026-08-28 新增 [33]–[56]，都是给"之前没有引用的既有事实"补的背景来源（纤维素晶体结构与模量、Lyocell 化学、淀粉回生、壳聚糖性质、丙交酯 ROP 机理、PLA 综述、胶原三螺旋、IUPAC 离散度术语、分子量–力学关系、表面/本体侵蚀、酶解机理、PGA/PLGA 医用、木质素炼制、多糖生物材料、聚合物信息学 ML）。 §7.3 的 15 条 NR/SBR 文献来自作者自己整理的 </w:t>
       </w:r>
       <w:r>
         <w:rPr>
@@ -6007,7 +6000,35 @@
           <w:b w:val="0"/>
           <w:i w:val="0"/>
         </w:rPr>
-        <w:t>（该表原有 18 条，用了其中 11 条 "A 级优先"全部加上 4 条"B 级优先"里对批判性论证价值最高的；未用的约 3 条留在表里，需要再补引用时是现成来源）。</w:t>
+        <w:t>，还有约 3 条未用可备补。</w:t>
+      </w:r>
+      <w:r>
+        <w:rPr>
+          <w:b/>
+          <w:i w:val="0"/>
+        </w:rPr>
+        <w:t>仍未做</w:t>
+      </w:r>
+      <w:r>
+        <w:rPr>
+          <w:b w:val="0"/>
+          <w:i w:val="0"/>
+        </w:rPr>
+        <w:t>：</w:t>
+      </w:r>
+      <w:r>
+        <w:rPr>
+          <w:rFonts w:ascii="Consolas" w:hAnsi="Consolas"/>
+          <w:i/>
+        </w:rPr>
+        <w:t>figures/data/*.csv</w:t>
+      </w:r>
+      <w:r>
+        <w:rPr>
+          <w:b w:val="0"/>
+          <w:i w:val="0"/>
+        </w:rPr>
+        <w:t xml:space="preserve"> 的数值仍需逐行对全文核对；§7.2 价格需要一份当前市场报告给材料专属 $/kg。</w:t>
       </w:r>
     </w:p>
     <w:sectPr>

--- a/projects/biopolymers-review/Biopolymers-review-DRAFT-ZH.docx
+++ b/projects/biopolymers-review/Biopolymers-review-DRAFT-ZH.docx
@@ -66,7 +66,21 @@
           <w:b w:val="0"/>
           <w:i/>
         </w:rPr>
-        <w:t>：图从 19 张精简到 15 张，删掉附录 A（正文各节的结构图已覆盖），降解三张图合并成一张两面板图，Table 2 改回真三线表，正文回到 10 页。以下是更早几轮的改版记录，仅供背景。这一版是</w:t>
+        <w:t xml:space="preserve">：图从 19 张精简到 </w:t>
+      </w:r>
+      <w:r>
+        <w:rPr>
+          <w:b/>
+          <w:i/>
+        </w:rPr>
+        <w:t>8 张多面板合集图</w:t>
+      </w:r>
+      <w:r>
+        <w:rPr>
+          <w:b w:val="0"/>
+          <w:i/>
+        </w:rPr>
+        <w:t>（真实论文的做法：一个 Figure 多个子面板、一个图注）——旧 Fig 3/6/7/8/9 → 图 3，旧 Fig 4/5 → 图 4，旧热窗口 + Ashby → 图 5，加工流程图删掉、逻辑并进 §6 文字。参考文献补到 56 条（全部 Crossref 核对）。全片 prose 收紧一遍。正文约 11 页（限制 10，仍在压）。以下是更早几轮记录，仅供背景。这一版是</w:t>
       </w:r>
       <w:r>
         <w:rPr>
@@ -964,7 +978,7 @@
           <w:b w:val="0"/>
           <w:i w:val="0"/>
         </w:rPr>
-        <w:t>本节沿一根共同的轴考察五个生物聚合物家族：主链的柔性，以及它所允许的分子间作用力强度。纤维素是一个极端——伸展的主链被氢键锁死，结晶成一种永不熔融的固体。天然橡胶是另一个极端：主链自由旋转，只有受力时才会结晶，其余时候都是无定形弹性体。两极之间还有三类：分子间作用力较弱、或可被离子调控的多糖（淀粉、甲壳素/壳聚糖、海藻酸盐）；主链柔性足以熔融加工、但加工窗口很窄的半结晶聚酯（PHA、PLA）；以及性质来自确定二级/三级结构、而非简单链堆积的模板折叠蛋白质。收尾的是木质素——一个没有周期性链、无规交联的芳香网络，是本节其他所有家族的结构对立面。贯穿全节要检验的论点是：决定熔融行为、水解/酶解敏感性和力学性能的是主链化学，而不是生物来源（表 2）。图 2 把每个家族"作用力 → 结果 → 局限"的因果链一次性总结在一张图里，下文正文只补充图上放不下的机理细节和引用。每种材料的单体结构与链尺度空间结构，分别画在各自小节（§3.1–§3.5）正文中。</w:t>
+        <w:t>本节沿一根共同的轴考察五个生物聚合物家族：主链的柔性，以及它所允许的分子间作用力强度。纤维素是一个极端——伸展的主链被氢键锁死，结晶成一种永不熔融的固体。天然橡胶是另一个极端：主链自由旋转，只有受力时才会结晶，其余时候都是无定形弹性体。两极之间还有三类：分子间作用力较弱、或可被离子调控的多糖（淀粉、甲壳素/壳聚糖、海藻酸盐）；主链柔性足以熔融加工、但加工窗口很窄的半结晶聚酯（PHA、PLA）；以及性质来自确定二级/三级结构、而非简单链堆积的模板折叠蛋白质。收尾的是木质素——一个没有周期性链、无规交联的芳香网络，是本节其他所有家族的结构对立面。贯穿全节要检验的论点是：决定熔融行为、水解/酶解敏感性和力学性能的是主链化学，而不是生物来源（表 2）。图 2 把每个家族"作用力 → 结果 → 局限"的因果链一次性总结在一张图里，下文正文只补充图上放不下的机理细节和引用。所有重复单元汇总在图 3，所有高阶（链、二级、三级）结构汇总在图 4，各小节指向对应面板。</w:t>
       </w:r>
     </w:p>
     <w:p>
@@ -1023,14 +1037,6 @@
     </w:p>
     <w:p>
       <w:pPr>
-        <w:pStyle w:val="Heading2"/>
-      </w:pPr>
-      <w:r>
-        <w:t>3.1 多糖</w:t>
-      </w:r>
-    </w:p>
-    <w:p>
-      <w:pPr>
         <w:keepNext/>
         <w:spacing w:after="40"/>
         <w:jc w:val="center"/>
@@ -1038,7 +1044,7 @@
       <w:r>
         <w:drawing>
           <wp:inline xmlns:a="http://schemas.openxmlformats.org/drawingml/2006/main" xmlns:pic="http://schemas.openxmlformats.org/drawingml/2006/picture">
-            <wp:extent cx="5943600" cy="1188720"/>
+            <wp:extent cx="5829858" cy="3566160"/>
             <wp:docPr id="3" name="Picture 3"/>
             <wp:cNvGraphicFramePr>
               <a:graphicFrameLocks noChangeAspect="1"/>
@@ -1047,7 +1053,7 @@
               <a:graphicData uri="http://schemas.openxmlformats.org/drawingml/2006/picture">
                 <pic:pic>
                   <pic:nvPicPr>
-                    <pic:cNvPr id="0" name="fig_polysaccharide_monomers.png"/>
+                    <pic:cNvPr id="0" name="fig_repeat_units_all.png"/>
                     <pic:cNvPicPr/>
                   </pic:nvPicPr>
                   <pic:blipFill>
@@ -1059,7 +1065,7 @@
                   <pic:spPr>
                     <a:xfrm>
                       <a:off x="0" y="0"/>
-                      <a:ext cx="5943600" cy="1188720"/>
+                      <a:ext cx="5829858" cy="3566160"/>
                     </a:xfrm>
                     <a:prstGeom prst="rect"/>
                   </pic:spPr>
@@ -1080,7 +1086,69 @@
           <w:i/>
           <w:sz w:val="20"/>
         </w:rPr>
-        <w:t>图 3．多糖重复单元（RDKit，已核对 SMILES）：(a) 纤维素、(b) 直链淀粉、(c) 壳聚糖、 (d) 海藻酸 M、(e) 海藻酸 G。(a)/(b) 只差 C1 构型——这个中心把纤维素的伸展结晶带状链和直链淀粉的水增塑螺旋分开；(d)/(e) 只差 C5，M/G 比决定海藻酸盐的刚性–脆性权衡（§8）。海藻酸 G 的绝对构型只核对了"是 M 的 C5 差向异构体"，提交前需对照文献结构再核</w:t>
+        <w:t>图 3．§3 讨论的生物聚合物的重复单元，RDKit 从 verify_stereochemistry.py 核对过的 SMILES 绘制，按主链类别配色。多糖（蓝）：(a) 纤维素、(b) 直链淀粉、(c) 壳聚糖、(d) 海藻酸 M、 (e) 海藻酸 G——(a)/(b) 只差 C1（纤维素结晶带状链 vs 直链淀粉水增塑螺旋），(d)/(e) 只差 C5 （M/G 比决定刚性–脆性权衡）。聚酯（橙）：(f) PHB、(g) PLLA，标 (R)/(S)。蛋白（绿）： (h) 丝素 (Gly-Ala)ₙ、(i) 胶原 Gly-Pro-Hyp。木质醇前体（灰）：(j) 对香豆醇、(k) 松柏醇、 (l) 芥子醇（0/1/2 个甲氧基）。橡胶：(m) *顺*-1,4-聚异戊二烯。海藻酸 G 绝对构型只核对了 "是 M 的 C5 差向异构体"，提交前需再核</w:t>
+      </w:r>
+    </w:p>
+    <w:p>
+      <w:pPr>
+        <w:keepNext/>
+        <w:spacing w:after="40"/>
+        <w:jc w:val="center"/>
+      </w:pPr>
+      <w:r>
+        <w:drawing>
+          <wp:inline xmlns:a="http://schemas.openxmlformats.org/drawingml/2006/main" xmlns:pic="http://schemas.openxmlformats.org/drawingml/2006/picture">
+            <wp:extent cx="5830570" cy="2743200"/>
+            <wp:docPr id="4" name="Picture 4"/>
+            <wp:cNvGraphicFramePr>
+              <a:graphicFrameLocks noChangeAspect="1"/>
+            </wp:cNvGraphicFramePr>
+            <a:graphic>
+              <a:graphicData uri="http://schemas.openxmlformats.org/drawingml/2006/picture">
+                <pic:pic>
+                  <pic:nvPicPr>
+                    <pic:cNvPr id="0" name="fig_higher_order_all.png"/>
+                    <pic:cNvPicPr/>
+                  </pic:nvPicPr>
+                  <pic:blipFill>
+                    <a:blip r:embed="rId12"/>
+                    <a:stretch>
+                      <a:fillRect/>
+                    </a:stretch>
+                  </pic:blipFill>
+                  <pic:spPr>
+                    <a:xfrm>
+                      <a:off x="0" y="0"/>
+                      <a:ext cx="5830570" cy="2743200"/>
+                    </a:xfrm>
+                    <a:prstGeom prst="rect"/>
+                  </pic:spPr>
+                </pic:pic>
+              </a:graphicData>
+            </a:graphic>
+          </wp:inline>
+        </w:drawing>
+      </w:r>
+    </w:p>
+    <w:p>
+      <w:pPr>
+        <w:spacing w:line="240" w:lineRule="auto" w:after="80"/>
+        <w:jc w:val="center"/>
+      </w:pPr>
+      <w:r>
+        <w:rPr>
+          <w:i/>
+          <w:sz w:val="20"/>
+        </w:rPr>
+        <w:t>图 4．各家族的高阶结构：(a) 纤维素——链内+链间氢键锁成片层、片层范德华堆叠成 Iα/Iβ 晶体，累积内聚能超过主链，所以熔前就在约 300 °C 分解；(b) 直链淀粉左手螺旋，螺旋腔被水/I₂ 增塑；(c) 海藻酸 Ca²⁺"蛋盒"式 G-嵌段结点——离子键、可逆，结点密度（G 含量）决定刚性 vs 脆性；(d) PHA/PLA 螺旋堆积（PHB 2₁、PLLA 10₃）——能结晶但仍能熔的螺旋；(e) 丝素反平行 β-折叠纳米晶体（2–4 nm）分散在柔顺无定形基体中，强度–韧性兼得的来源；(f) 胶原 Gly-X-Y 三螺旋，每第三位的甘氨酸是唯一能塞进拥挤核心的残基</w:t>
+      </w:r>
+    </w:p>
+    <w:p>
+      <w:pPr>
+        <w:pStyle w:val="Heading2"/>
+      </w:pPr>
+      <w:r>
+        <w:t>3.1 多糖</w:t>
       </w:r>
     </w:p>
     <w:p>
@@ -1106,61 +1174,7 @@
           <w:b w:val="0"/>
           <w:i w:val="0"/>
         </w:rPr>
-        <w:t>——线性 β-(1→4)-D-吡喃葡萄糖——通过氢键把伸展的带状链锁定成片层结构（Iα、Iβ）[33,34]；加工只能走溶液路线（NMMO/Lyocell [37]、LiCl/DMAc），纳米晶体/纳米纤丝正是利用其晶体模量（沿链轴约 130–150 GPa [35]）作为增强填料 [2]。</w:t>
-      </w:r>
-    </w:p>
-    <w:p>
-      <w:pPr>
-        <w:keepNext/>
-        <w:spacing w:after="40"/>
-        <w:jc w:val="center"/>
-      </w:pPr>
-      <w:r>
-        <w:drawing>
-          <wp:inline xmlns:a="http://schemas.openxmlformats.org/drawingml/2006/main" xmlns:pic="http://schemas.openxmlformats.org/drawingml/2006/picture">
-            <wp:extent cx="4474342" cy="1737360"/>
-            <wp:docPr id="4" name="Picture 4"/>
-            <wp:cNvGraphicFramePr>
-              <a:graphicFrameLocks noChangeAspect="1"/>
-            </wp:cNvGraphicFramePr>
-            <a:graphic>
-              <a:graphicData uri="http://schemas.openxmlformats.org/drawingml/2006/picture">
-                <pic:pic>
-                  <pic:nvPicPr>
-                    <pic:cNvPr id="0" name="fig3_cellulose_hierarchy.png"/>
-                    <pic:cNvPicPr/>
-                  </pic:nvPicPr>
-                  <pic:blipFill>
-                    <a:blip r:embed="rId12"/>
-                    <a:stretch>
-                      <a:fillRect/>
-                    </a:stretch>
-                  </pic:blipFill>
-                  <pic:spPr>
-                    <a:xfrm>
-                      <a:off x="0" y="0"/>
-                      <a:ext cx="4474342" cy="1737360"/>
-                    </a:xfrm>
-                    <a:prstGeom prst="rect"/>
-                  </pic:spPr>
-                </pic:pic>
-              </a:graphicData>
-            </a:graphic>
-          </wp:inline>
-        </w:drawing>
-      </w:r>
-    </w:p>
-    <w:p>
-      <w:pPr>
-        <w:spacing w:line="240" w:lineRule="auto" w:after="80"/>
-        <w:jc w:val="center"/>
-      </w:pPr>
-      <w:r>
-        <w:rPr>
-          <w:i/>
-          <w:sz w:val="20"/>
-        </w:rPr>
-        <w:t>图 4．纤维素的三级结构：(a) 链内 O3–H···O5′ 氢键锁定带状构象，(b) 片层内链间氢键， (c) 片层间范德华 / CH···O 堆叠成 Iα（三斜）/ Iβ（单斜）晶体。(a)–(c) 累积的内聚能超过糖苷主链键能，所以纤维素在到达熔点前就在约 300 °C 分解，且只溶于能破坏氢键网络的溶剂</w:t>
+        <w:t>——线性 β-(1→4)-D-吡喃葡萄糖（图 3a）——通过氢键把伸展的带状链锁定成片层（Iα、Iβ）[33,34]；正是这套"片层→晶体"层级（图 4a）的内聚能，让它无法熔融加工、只能走溶液路线（NMMO/Lyocell [37]、LiCl/DMAc），而纳米晶体/纳米纤丝利用其沿链轴约 130–150 GPa 的晶体模量 [35] 作为增强填料 [2]。</w:t>
       </w:r>
     </w:p>
     <w:p>
@@ -1207,75 +1221,7 @@
           <w:b w:val="0"/>
           <w:i w:val="0"/>
         </w:rPr>
-        <w:t>通过 Ca²⁺ 协同"蛋盒"式 GG-嵌段凝胶化 [4]，G 含量决定刚性与脆性之间的权衡（§8）。</w:t>
-      </w:r>
-      <w:r>
-        <w:rPr>
-          <w:b/>
-          <w:i w:val="0"/>
-        </w:rPr>
-        <w:t>其他多糖</w:t>
-      </w:r>
-      <w:r>
-        <w:rPr>
-          <w:b w:val="0"/>
-          <w:i w:val="0"/>
-        </w:rPr>
-        <w:t>—— 透明质酸、卡拉胶、黄原胶、果胶——遵循同样的连接化学逻辑（§8）。</w:t>
-      </w:r>
-    </w:p>
-    <w:p>
-      <w:pPr>
-        <w:keepNext/>
-        <w:spacing w:after="40"/>
-        <w:jc w:val="center"/>
-      </w:pPr>
-      <w:r>
-        <w:drawing>
-          <wp:inline xmlns:a="http://schemas.openxmlformats.org/drawingml/2006/main" xmlns:pic="http://schemas.openxmlformats.org/drawingml/2006/picture">
-            <wp:extent cx="5680374" cy="1737360"/>
-            <wp:docPr id="5" name="Picture 5"/>
-            <wp:cNvGraphicFramePr>
-              <a:graphicFrameLocks noChangeAspect="1"/>
-            </wp:cNvGraphicFramePr>
-            <a:graphic>
-              <a:graphicData uri="http://schemas.openxmlformats.org/drawingml/2006/picture">
-                <pic:pic>
-                  <pic:nvPicPr>
-                    <pic:cNvPr id="0" name="fig_polysaccharide_chains.png"/>
-                    <pic:cNvPicPr/>
-                  </pic:nvPicPr>
-                  <pic:blipFill>
-                    <a:blip r:embed="rId13"/>
-                    <a:stretch>
-                      <a:fillRect/>
-                    </a:stretch>
-                  </pic:blipFill>
-                  <pic:spPr>
-                    <a:xfrm>
-                      <a:off x="0" y="0"/>
-                      <a:ext cx="5680374" cy="1737360"/>
-                    </a:xfrm>
-                    <a:prstGeom prst="rect"/>
-                  </pic:spPr>
-                </pic:pic>
-              </a:graphicData>
-            </a:graphic>
-          </wp:inline>
-        </w:drawing>
-      </w:r>
-    </w:p>
-    <w:p>
-      <w:pPr>
-        <w:spacing w:line="240" w:lineRule="auto" w:after="80"/>
-        <w:jc w:val="center"/>
-      </w:pPr>
-      <w:r>
-        <w:rPr>
-          <w:i/>
-          <w:sz w:val="20"/>
-        </w:rPr>
-        <w:t>图 5．多糖链尺度结构：(a) 直链淀粉左手螺旋（对比图 4 纤维素的伸展带状链；I₂/水进入螺旋腔增塑），(b) 海藻酸 Ca²⁺"蛋盒"式 G-嵌段结点——离子键、可被螯合剂逆转，G 含量决定结点密度即刚性–脆性，(c) 壳聚糖不规则脱乙酰打断纤维素依赖的规则氢键排布，溶解性升、结晶度降。纤维素自身的链尺度结构在图 4</w:t>
+        <w:t>通过 Ca²⁺ 协同"蛋盒"式 GG-嵌段凝胶化 [4]（图 4c），G 含量决定刚性– 脆性权衡（§8）；直链淀粉盘成水增塑螺旋（图 4b），壳聚糖不规则脱乙酰打断纤维素依赖的规则氢键排布、溶解性升而结晶度降。透明质酸、卡拉胶、黄原胶、果胶遵循同样的连接化学逻辑。</w:t>
       </w:r>
     </w:p>
     <w:p>
@@ -1284,60 +1230,6 @@
       </w:pPr>
       <w:r>
         <w:t>3.2 聚酯：PHA 与 PLA</w:t>
-      </w:r>
-    </w:p>
-    <w:p>
-      <w:pPr>
-        <w:keepNext/>
-        <w:spacing w:after="40"/>
-        <w:jc w:val="center"/>
-      </w:pPr>
-      <w:r>
-        <w:drawing>
-          <wp:inline xmlns:a="http://schemas.openxmlformats.org/drawingml/2006/main" xmlns:pic="http://schemas.openxmlformats.org/drawingml/2006/picture">
-            <wp:extent cx="5680374" cy="1737360"/>
-            <wp:docPr id="6" name="Picture 6"/>
-            <wp:cNvGraphicFramePr>
-              <a:graphicFrameLocks noChangeAspect="1"/>
-            </wp:cNvGraphicFramePr>
-            <a:graphic>
-              <a:graphicData uri="http://schemas.openxmlformats.org/drawingml/2006/picture">
-                <pic:pic>
-                  <pic:nvPicPr>
-                    <pic:cNvPr id="0" name="fig_polyester_structures.png"/>
-                    <pic:cNvPicPr/>
-                  </pic:nvPicPr>
-                  <pic:blipFill>
-                    <a:blip r:embed="rId14"/>
-                    <a:stretch>
-                      <a:fillRect/>
-                    </a:stretch>
-                  </pic:blipFill>
-                  <pic:spPr>
-                    <a:xfrm>
-                      <a:off x="0" y="0"/>
-                      <a:ext cx="5680374" cy="1737360"/>
-                    </a:xfrm>
-                    <a:prstGeom prst="rect"/>
-                  </pic:spPr>
-                </pic:pic>
-              </a:graphicData>
-            </a:graphic>
-          </wp:inline>
-        </w:drawing>
-      </w:r>
-    </w:p>
-    <w:p>
-      <w:pPr>
-        <w:spacing w:line="240" w:lineRule="auto" w:after="80"/>
-        <w:jc w:val="center"/>
-      </w:pPr>
-      <w:r>
-        <w:rPr>
-          <w:i/>
-          <w:sz w:val="20"/>
-        </w:rPr>
-        <w:t>图 6．聚酯结构：(a) PHB、(b) PLLA 重复单元（RDKit，已核对 SMILES；手性碳不与链端相邻，故标 (R)/(S)），(c) PHA/PLA 螺旋堆积（PHB 2₁、PLLA 10₃ 螺旋）——能结晶但仍能熔融的螺旋，不同于纤维素先分解的氢键带状链</w:t>
       </w:r>
     </w:p>
     <w:p>
@@ -1356,7 +1248,7 @@
           <w:b w:val="0"/>
           <w:i w:val="0"/>
         </w:rPr>
-        <w:t>（细菌胞内储存颗粒，PHB 是典型代表）高度结晶（55–70%），但通过六元环</w:t>
+        <w:t>（细菌胞内储存颗粒，PHB 是典型代表，图 3f）高度结晶（55–70%），但通过六元环</w:t>
       </w:r>
       <w:r>
         <w:rPr>
@@ -1369,7 +1261,7 @@
           <w:b w:val="0"/>
           <w:i w:val="0"/>
         </w:rPr>
-        <w:t>-消除机理，在仅比 Tm 高几十度就会分解 [5]——本文中最窄的加工窗口；PHBV/PHBHHx 共聚物能拓宽这个窗口，代价是牺牲刚性。</w:t>
+        <w:t>- 消除机理，在仅比 Tm 高几十度就会分解 [5]——本文中最窄的加工窗口；PHBV/PHBHHx 共聚物能拓宽这个窗口，代价是牺牲刚性。</w:t>
       </w:r>
       <w:r>
         <w:rPr>
@@ -1383,7 +1275,7 @@
           <w:b w:val="0"/>
           <w:i w:val="0"/>
         </w:rPr>
-        <w:t>：丙交酯经 Sn(Oct)₂ 配位–插入机理开环聚合 [40,41]，能达到直接缩聚无法达到的有用分子量；PLLA 结晶缓慢，但 PLLA/PDLA 立体复合物通过更紧密的对映体堆积共结晶， Tm 比任一均质晶体高约 50 °C [6,7]。PBS/PEF 遵循同样的酯键逻辑（§8）。</w:t>
+        <w:t>：丙交酯经 Sn(Oct)₂ 配位–插入机理开环聚合 [40,41]，能达到直接缩聚无法达到的有用分子量；PLLA 结晶缓慢，但 PLLA/PDLA 立体复合物通过更紧密的对映体堆积共结晶，Tm 比任一均质晶体高约 50 °C [6,7]。两者都以能熔的螺旋堆积（图 4d）；PBS/PEF 遵循同样的酯键逻辑（§8）。</w:t>
       </w:r>
     </w:p>
     <w:p>
@@ -1392,60 +1284,6 @@
       </w:pPr>
       <w:r>
         <w:t>3.3 蛋白质类聚合物</w:t>
-      </w:r>
-    </w:p>
-    <w:p>
-      <w:pPr>
-        <w:keepNext/>
-        <w:spacing w:after="40"/>
-        <w:jc w:val="center"/>
-      </w:pPr>
-      <w:r>
-        <w:drawing>
-          <wp:inline xmlns:a="http://schemas.openxmlformats.org/drawingml/2006/main" xmlns:pic="http://schemas.openxmlformats.org/drawingml/2006/picture">
-            <wp:extent cx="4616479" cy="1737360"/>
-            <wp:docPr id="7" name="Picture 7"/>
-            <wp:cNvGraphicFramePr>
-              <a:graphicFrameLocks noChangeAspect="1"/>
-            </wp:cNvGraphicFramePr>
-            <a:graphic>
-              <a:graphicData uri="http://schemas.openxmlformats.org/drawingml/2006/picture">
-                <pic:pic>
-                  <pic:nvPicPr>
-                    <pic:cNvPr id="0" name="fig_protein_structures.png"/>
-                    <pic:cNvPicPr/>
-                  </pic:nvPicPr>
-                  <pic:blipFill>
-                    <a:blip r:embed="rId15"/>
-                    <a:stretch>
-                      <a:fillRect/>
-                    </a:stretch>
-                  </pic:blipFill>
-                  <pic:spPr>
-                    <a:xfrm>
-                      <a:off x="0" y="0"/>
-                      <a:ext cx="4616479" cy="1737360"/>
-                    </a:xfrm>
-                    <a:prstGeom prst="rect"/>
-                  </pic:spPr>
-                </pic:pic>
-              </a:graphicData>
-            </a:graphic>
-          </wp:inline>
-        </w:drawing>
-      </w:r>
-    </w:p>
-    <w:p>
-      <w:pPr>
-        <w:spacing w:line="240" w:lineRule="auto" w:after="80"/>
-        <w:jc w:val="center"/>
-      </w:pPr>
-      <w:r>
-        <w:rPr>
-          <w:i/>
-          <w:sz w:val="20"/>
-        </w:rPr>
-        <w:t>图 7．蛋白质结构：(a) 丝素蛋白 (Gly-Ala)ₙ、(b) 胶原蛋白 Gly-Pro-Hyp 主链重复单元（RDKit）；(c) 丝素反平行 β-折叠纳米晶体（2–4 nm，氢键连接，分散在柔顺无定形基体中—— 丝的强度与韧性兼得的来源）；(d) 胶原 Gly-X-Y 三螺旋，每第三位的甘氨酸是唯一能塞进拥挤核心的残基</w:t>
       </w:r>
     </w:p>
     <w:p>
@@ -1471,7 +1309,7 @@
           <w:b w:val="0"/>
           <w:i w:val="0"/>
         </w:rPr>
-        <w:t>的 β-折叠纳米晶体（2–4 nm，是它同时具备强度和韧性的必要条件 [8]）分散在柔顺的无定形基体中。</w:t>
+        <w:t>（图 3h）的强度–韧性兼得来自分散在柔顺无定形基体中的 β-折叠纳米晶体（图 4e）[8]。</w:t>
       </w:r>
       <w:r>
         <w:rPr>
@@ -1485,7 +1323,7 @@
           <w:b w:val="0"/>
           <w:i w:val="0"/>
         </w:rPr>
-        <w:t>的 Gly-X-Y 三螺旋由羟脯氨酸的立体电子效应稳定 [45]，变性后不可逆地转变为明胶。玉米醇溶蛋白/酪蛋白/大豆蛋白是成膜材料，不是结构材料（§8）。核糖体合成精确固定了每个蛋白质分子的链长和序列（Đ = 1.0）——这是任何非模板合成的生物聚合物都无法达到的（§4）。</w:t>
+        <w:t>的 Gly-X-Y 三螺旋（图 4f）由羟脯氨酸的立体电子效应稳定 [45]，变性后不可逆地转变为明胶；玉米醇溶蛋白/酪蛋白/大豆蛋白是成膜材料，不是结构材料（§8）。核糖体合成精确固定了每个蛋白质分子的链长和序列（Đ = 1.0） ——这是任何非模板合成的生物聚合物都无法达到的（§4）。</w:t>
       </w:r>
     </w:p>
     <w:p>
@@ -1498,60 +1336,6 @@
     </w:p>
     <w:p>
       <w:pPr>
-        <w:keepNext/>
-        <w:spacing w:after="40"/>
-        <w:jc w:val="center"/>
-      </w:pPr>
-      <w:r>
-        <w:drawing>
-          <wp:inline xmlns:a="http://schemas.openxmlformats.org/drawingml/2006/main" xmlns:pic="http://schemas.openxmlformats.org/drawingml/2006/picture">
-            <wp:extent cx="5943600" cy="1188720"/>
-            <wp:docPr id="8" name="Picture 8"/>
-            <wp:cNvGraphicFramePr>
-              <a:graphicFrameLocks noChangeAspect="1"/>
-            </wp:cNvGraphicFramePr>
-            <a:graphic>
-              <a:graphicData uri="http://schemas.openxmlformats.org/drawingml/2006/picture">
-                <pic:pic>
-                  <pic:nvPicPr>
-                    <pic:cNvPr id="0" name="fig_lignin_monomers.png"/>
-                    <pic:cNvPicPr/>
-                  </pic:nvPicPr>
-                  <pic:blipFill>
-                    <a:blip r:embed="rId16"/>
-                    <a:stretch>
-                      <a:fillRect/>
-                    </a:stretch>
-                  </pic:blipFill>
-                  <pic:spPr>
-                    <a:xfrm>
-                      <a:off x="0" y="0"/>
-                      <a:ext cx="5943600" cy="1188720"/>
-                    </a:xfrm>
-                    <a:prstGeom prst="rect"/>
-                  </pic:spPr>
-                </pic:pic>
-              </a:graphicData>
-            </a:graphic>
-          </wp:inline>
-        </w:drawing>
-      </w:r>
-    </w:p>
-    <w:p>
-      <w:pPr>
-        <w:spacing w:line="240" w:lineRule="auto" w:after="80"/>
-        <w:jc w:val="center"/>
-      </w:pPr>
-      <w:r>
-        <w:rPr>
-          <w:i/>
-          <w:sz w:val="20"/>
-        </w:rPr>
-        <w:t>图 8．三种单木质醇前体（RDKit）：(a) 对香豆醇（0 个甲氧基）、(b) 松柏醇（1 个）、 (c) 芥子醇（2 个）。这三者自由基偶联成无规交联网络、没有周期性链，所以只画单体</w:t>
-      </w:r>
-    </w:p>
-    <w:p>
-      <w:pPr>
         <w:jc w:val="both"/>
       </w:pPr>
       <w:r>
@@ -1559,7 +1343,7 @@
           <w:b w:val="0"/>
           <w:i w:val="0"/>
         </w:rPr>
-        <w:t>木质素是纤维素的对立面：纤维素刚性</w:t>
+        <w:t>木质素是纤维素的对立面：无定形</w:t>
       </w:r>
       <w:r>
         <w:rPr>
@@ -1572,20 +1356,7 @@
           <w:b w:val="0"/>
           <w:i w:val="0"/>
         </w:rPr>
-        <w:t>规则，木质素无定形</w:t>
-      </w:r>
-      <w:r>
-        <w:rPr>
-          <w:i/>
-        </w:rPr>
-        <w:t>正因为</w:t>
-      </w:r>
-      <w:r>
-        <w:rPr>
-          <w:b w:val="0"/>
-          <w:i w:val="0"/>
-        </w:rPr>
-        <w:t>不规则。自由基偶联的单木质醇构成了一个无规交联的网络（β-O-4 醚键约占连接方式的 45–60% [9]），其组成随植物种类而变化，用于工业时还随提取方法而变化（硫酸盐法、有机溶剂法、木质素磺酸盐法）[54]，这正是为什么不存在单一的"木质素"结构–性质关系。木质素没有周期性的链，所以这里只画单体，不像其他家族那样再配一张链尺度结构图——无规交联网络没有一个"典型链"可以画。</w:t>
+        <w:t>不规则。三种单木质醇（图 3j–l）自由基偶联成一个无规交联网络（β-O-4 醚键约占连接方式的 45–60% [9]）、没有周期性链，其组成随植物种类而变，用于工业时还随提取方法而变（硫酸盐法、有机溶剂法、木质素磺酸盐法）[54]——所以不存在单一的 "木质素"结构–性质关系。</w:t>
       </w:r>
     </w:p>
     <w:p>
@@ -1598,60 +1369,6 @@
     </w:p>
     <w:p>
       <w:pPr>
-        <w:keepNext/>
-        <w:spacing w:after="40"/>
-        <w:jc w:val="center"/>
-      </w:pPr>
-      <w:r>
-        <w:drawing>
-          <wp:inline xmlns:a="http://schemas.openxmlformats.org/drawingml/2006/main" xmlns:pic="http://schemas.openxmlformats.org/drawingml/2006/picture">
-            <wp:extent cx="5943600" cy="1188720"/>
-            <wp:docPr id="9" name="Picture 9"/>
-            <wp:cNvGraphicFramePr>
-              <a:graphicFrameLocks noChangeAspect="1"/>
-            </wp:cNvGraphicFramePr>
-            <a:graphic>
-              <a:graphicData uri="http://schemas.openxmlformats.org/drawingml/2006/picture">
-                <pic:pic>
-                  <pic:nvPicPr>
-                    <pic:cNvPr id="0" name="fig_rubber_monomer.png"/>
-                    <pic:cNvPicPr/>
-                  </pic:nvPicPr>
-                  <pic:blipFill>
-                    <a:blip r:embed="rId17"/>
-                    <a:stretch>
-                      <a:fillRect/>
-                    </a:stretch>
-                  </pic:blipFill>
-                  <pic:spPr>
-                    <a:xfrm>
-                      <a:off x="0" y="0"/>
-                      <a:ext cx="5943600" cy="1188720"/>
-                    </a:xfrm>
-                    <a:prstGeom prst="rect"/>
-                  </pic:spPr>
-                </pic:pic>
-              </a:graphicData>
-            </a:graphic>
-          </wp:inline>
-        </w:drawing>
-      </w:r>
-    </w:p>
-    <w:p>
-      <w:pPr>
-        <w:spacing w:line="240" w:lineRule="auto" w:after="80"/>
-        <w:jc w:val="center"/>
-      </w:pPr>
-      <w:r>
-        <w:rPr>
-          <w:i/>
-          <w:sz w:val="20"/>
-        </w:rPr>
-        <w:t>图 9．天然橡胶重复单元：*顺*-1,4-聚异戊二烯（RDKit，已核对 SMILES）。链尺度的应变诱导结晶结构见 §7.3 案例研究的图 15</w:t>
-      </w:r>
-    </w:p>
-    <w:p>
-      <w:pPr>
         <w:jc w:val="both"/>
       </w:pPr>
       <w:r>
@@ -1659,7 +1376,7 @@
           <w:b w:val="0"/>
           <w:i w:val="0"/>
         </w:rPr>
-        <w:t>天然橡胶是柔性的极端，也是本节"结晶度决定性能"这一逻辑的唯一例外：</w:t>
+        <w:t>天然橡胶（图 3m）是柔性的极端，也是本节"结晶度决定性能"这一逻辑的唯一例外：</w:t>
       </w:r>
       <w:r>
         <w:rPr>
@@ -3461,7 +3178,7 @@
         <w:rPr>
           <w:i/>
         </w:rPr>
-        <w:t>所有数值均为 PROVISIONAL——教学级估计范围，用于让图 11/12 与本表内部自洽；提交前每一条都必须替换为有文献支撑的数值，并注明测试条件（试样形态、含水量、热历史）。</w:t>
+        <w:t>所有数值均为 PROVISIONAL——教学级估计范围，用于让图 5 与本表内部自洽；提交前每一条都必须替换为有文献支撑的数值，并注明测试条件（试样形态、含水量、热历史）。</w:t>
       </w:r>
     </w:p>
     <w:p>
@@ -3508,7 +3225,7 @@
           <w:b w:val="0"/>
           <w:i w:val="0"/>
         </w:rPr>
-        <w:t>（图 10）：模板控制的生物合成让蛋白质和核酸的 Đ 精确等于 1.0，而每一条非模板路线——提取（纤维素、壳聚糖、天然橡胶）或催化聚合（PHA、PLA）——都会把分布拓宽到一个由该路线控制严格程度决定的程度。天然橡胶是极端情形：因为它是采收而来、不是逐链合成的，Mw 及其分布在不同</w:t>
+        <w:t>（图 6）：模板控制的生物合成让蛋白质和核酸的 Đ 精确等于 1.0，而每一条非模板路线——提取（纤维素、壳聚糖、天然橡胶）或催化聚合（PHA、PLA）——都会把分布拓宽到一个由该路线控制严格程度决定的程度。天然橡胶是极端情形：因为它是采收而来、不是逐链合成的，Mw 及其分布在不同</w:t>
       </w:r>
       <w:r>
         <w:rPr>
@@ -3533,8 +3250,8 @@
       <w:r>
         <w:drawing>
           <wp:inline xmlns:a="http://schemas.openxmlformats.org/drawingml/2006/main" xmlns:pic="http://schemas.openxmlformats.org/drawingml/2006/picture">
-            <wp:extent cx="4548868" cy="2194560"/>
-            <wp:docPr id="10" name="Picture 10"/>
+            <wp:extent cx="3601187" cy="1737360"/>
+            <wp:docPr id="5" name="Picture 5"/>
             <wp:cNvGraphicFramePr>
               <a:graphicFrameLocks noChangeAspect="1"/>
             </wp:cNvGraphicFramePr>
@@ -3546,7 +3263,7 @@
                     <pic:cNvPicPr/>
                   </pic:nvPicPr>
                   <pic:blipFill>
-                    <a:blip r:embed="rId18"/>
+                    <a:blip r:embed="rId13"/>
                     <a:stretch>
                       <a:fillRect/>
                     </a:stretch>
@@ -3554,7 +3271,7 @@
                   <pic:spPr>
                     <a:xfrm>
                       <a:off x="0" y="0"/>
-                      <a:ext cx="4548868" cy="2194560"/>
+                      <a:ext cx="3601187" cy="1737360"/>
                     </a:xfrm>
                     <a:prstGeom prst="rect"/>
                   </pic:spPr>
@@ -3575,7 +3292,7 @@
           <w:i/>
           <w:sz w:val="20"/>
         </w:rPr>
-        <w:t>图 10．各家族分散度 Đ 在同一坐标轴上的对比：模板合成对应 Đ=1 的一个点，PLA/PHA/壳聚糖/ 纤维素各有一段范围，天然橡胶因缺乏定量文献值画成一个开口箭头</w:t>
+        <w:t>图 6．各家族分散度 Đ 在同一坐标轴上的对比：模板合成对应 Đ=1 的一个点，PLA/PHA/壳聚糖/ 纤维素各有一段范围，天然橡胶因缺乏定量文献值画成一个开口箭头</w:t>
       </w:r>
     </w:p>
     <w:p>
@@ -3629,7 +3346,7 @@
           <w:i w:val="0"/>
           <w:sz w:val="20"/>
         </w:rPr>
-        <w:t xml:space="preserve"> 代表性生物聚合物的典型数均分子量及其标准测定方法（离散度 Đ 已画在图 10 中，此处不再重复）。</w:t>
+        <w:t xml:space="preserve"> 代表性生物聚合物的典型数均分子量及其标准测定方法（离散度 Đ 已画在图 6 中，此处不再重复）。</w:t>
       </w:r>
     </w:p>
     <w:tbl>
@@ -4196,7 +3913,27 @@
           <w:b w:val="0"/>
           <w:i w:val="0"/>
         </w:rPr>
-        <w:t>分解温度贴近甚至低于熔点，在这里近乎是通则（图 11）：赋予刚性的同一套网络，同样把熔融所需能量推高到接近断链能量，使两个转变挤在一起——纤维素、壳聚糖和丝素蛋白根本不出现熔融转变。在聚酯家族中，这种"挤在一起"是量的问题：PHB 的窗口只有约 25 °C，PHBV 把它拓宽到约 55 °C，PLLA 的窗口更宽 [44]（§3.2）。图 11 保守地画出 TGA 分解起始温度——对 PLLA 和 PHB 而言，实际可用窗口还要更窄，因为熔体水解（§4）会更早开始。</w:t>
+        <w:t>分解温度贴近甚至低于熔点，在这里近乎是通则（图 5a）：赋予刚性的同一套网络，同样把熔融所需能量推高到接近断链能量，使两个转变挤在一起——纤维素、壳聚糖和丝素蛋白根本不出现熔融转变。在聚酯家族中，这种"挤在一起"是量的问题：PHB 的窗口只有约 25 °C，PHBV 把它拓宽到约 55 °C，PLLA 的窗口更宽 [44]（§3.2）。图 5a 保守地画出 TGA 分解起始温度——对 PLLA 和 PHB 而言，实际可用窗口还要更窄，因为熔体水解（§4）会更早开始。</w:t>
+      </w:r>
+    </w:p>
+    <w:p>
+      <w:pPr>
+        <w:pStyle w:val="Heading2"/>
+      </w:pPr>
+      <w:r>
+        <w:t>5.2 力学行为</w:t>
+      </w:r>
+    </w:p>
+    <w:p>
+      <w:pPr>
+        <w:jc w:val="both"/>
+      </w:pPr>
+      <w:r>
+        <w:rPr>
+          <w:b w:val="0"/>
+          <w:i w:val="0"/>
+        </w:rPr>
+        <w:t>同样的逻辑设定了力学边界（图 5b）：高结晶度和密集的氢键提高了模量，但也去掉了让聚烯烃能在断裂前拉伸的柔性链段，所以生物聚合物相对于 PE/PP/PET 普遍集中在高模量、低断裂伸长率区间 [11,43]。天然橡胶是例外——静置时几乎没有模量，性能是按需通过 SIC 产生的（§3.5、§7.3）。图 5b 的椭圆画成区间而不是点：样品形态、含水量、结晶度和热历史都能把同一材料的数据挪动一个数量级，这一点会在 §7.2 中作为"批次变异性"再次出现。</w:t>
       </w:r>
     </w:p>
     <w:p>
@@ -4209,7 +3946,7 @@
         <w:drawing>
           <wp:inline xmlns:a="http://schemas.openxmlformats.org/drawingml/2006/main" xmlns:pic="http://schemas.openxmlformats.org/drawingml/2006/picture">
             <wp:extent cx="3786916" cy="1737360"/>
-            <wp:docPr id="11" name="Picture 11"/>
+            <wp:docPr id="6" name="Picture 6"/>
             <wp:cNvGraphicFramePr>
               <a:graphicFrameLocks noChangeAspect="1"/>
             </wp:cNvGraphicFramePr>
@@ -4217,11 +3954,11 @@
               <a:graphicData uri="http://schemas.openxmlformats.org/drawingml/2006/picture">
                 <pic:pic>
                   <pic:nvPicPr>
-                    <pic:cNvPr id="0" name="fig4_thermal_windows.png"/>
+                    <pic:cNvPr id="0" name="fig_property_maps.png"/>
                     <pic:cNvPicPr/>
                   </pic:nvPicPr>
                   <pic:blipFill>
-                    <a:blip r:embed="rId19"/>
+                    <a:blip r:embed="rId14"/>
                     <a:stretch>
                       <a:fillRect/>
                     </a:stretch>
@@ -4250,81 +3987,7 @@
           <w:i/>
           <w:sz w:val="20"/>
         </w:rPr>
-        <w:t>图 11．热性质与加工窗口：各材料的 Tg/Tm/Td 画在同一温标上，窗口宽度直接标出</w:t>
-      </w:r>
-    </w:p>
-    <w:p>
-      <w:pPr>
-        <w:pStyle w:val="Heading2"/>
-      </w:pPr>
-      <w:r>
-        <w:t>5.2 力学行为</w:t>
-      </w:r>
-    </w:p>
-    <w:p>
-      <w:pPr>
-        <w:jc w:val="both"/>
-      </w:pPr>
-      <w:r>
-        <w:rPr>
-          <w:b w:val="0"/>
-          <w:i w:val="0"/>
-        </w:rPr>
-        <w:t>同样的逻辑设定了力学边界（图 12）：高结晶度和密集的氢键提高了模量，但也去掉了让聚烯烃能在断裂前拉伸的柔性链段，所以生物聚合物相对于 PE/PP/PET 普遍集中在高模量、低断裂伸长率区间 [11,43]。天然橡胶是例外——静置时几乎没有模量，性能是按需通过 SIC 产生的（§3.5、§7.3）。图 12 的窗口画成区域而不是点：样品形态、含水量、结晶度和热历史都能把同一材料的数据挪动一个数量级，这一点会在 §7.2 中作为"批次变异性"再次出现。</w:t>
-      </w:r>
-    </w:p>
-    <w:p>
-      <w:pPr>
-        <w:keepNext/>
-        <w:spacing w:after="40"/>
-        <w:jc w:val="center"/>
-      </w:pPr>
-      <w:r>
-        <w:drawing>
-          <wp:inline xmlns:a="http://schemas.openxmlformats.org/drawingml/2006/main" xmlns:pic="http://schemas.openxmlformats.org/drawingml/2006/picture">
-            <wp:extent cx="3601187" cy="1737360"/>
-            <wp:docPr id="12" name="Picture 12"/>
-            <wp:cNvGraphicFramePr>
-              <a:graphicFrameLocks noChangeAspect="1"/>
-            </wp:cNvGraphicFramePr>
-            <a:graphic>
-              <a:graphicData uri="http://schemas.openxmlformats.org/drawingml/2006/picture">
-                <pic:pic>
-                  <pic:nvPicPr>
-                    <pic:cNvPr id="0" name="fig5_property_map.png"/>
-                    <pic:cNvPicPr/>
-                  </pic:nvPicPr>
-                  <pic:blipFill>
-                    <a:blip r:embed="rId20"/>
-                    <a:stretch>
-                      <a:fillRect/>
-                    </a:stretch>
-                  </pic:blipFill>
-                  <pic:spPr>
-                    <a:xfrm>
-                      <a:off x="0" y="0"/>
-                      <a:ext cx="3601187" cy="1737360"/>
-                    </a:xfrm>
-                    <a:prstGeom prst="rect"/>
-                  </pic:spPr>
-                </pic:pic>
-              </a:graphicData>
-            </a:graphic>
-          </wp:inline>
-        </w:drawing>
-      </w:r>
-    </w:p>
-    <w:p>
-      <w:pPr>
-        <w:spacing w:line="240" w:lineRule="auto" w:after="80"/>
-        <w:jc w:val="center"/>
-      </w:pPr>
-      <w:r>
-        <w:rPr>
-          <w:i/>
-          <w:sz w:val="20"/>
-        </w:rPr>
-        <w:t>图 12．Ashby 式的模量对断裂伸长率图，区间用对数-对数坐标下的椭圆表示，PE/PP/PET 作为参照点</w:t>
+        <w:t>图 5．热学与力学包络，作者自绘，数据来自 `figures/data/*.csv`。(a) Tg（空心圆）、Tm （菱形）、TGA 分解起始（竖线）画在同一温标上，阴影带是熔融加工窗口（Tm→Td），宽度直接标注——纤维素、天然淀粉、壳聚糖、丝素没有窗口。(b) 模量 vs 断裂伸长率，对数-对数；椭圆是所述试样形态的文献取值区间（不是误差棒），PE/PP/PET 作参照</w:t>
       </w:r>
     </w:p>
     <w:p>
@@ -4364,7 +4027,7 @@
           <w:b w:val="0"/>
           <w:i w:val="0"/>
         </w:rPr>
-        <w:t>降解是一个由结构决定的速率过程（图 13）。聚酯通过自催化酯水解降解（每次断链产生的酸性端基会催化进一步水解，所以内部比表面降解得更快——制品薄到临界厚度以下即本体侵蚀 [49]，图 13a）；多糖和蛋白质则通过酶解降解，酶只能触及无定形链段，所以速率由可及表面积决定，而不是整体化学 [50]（图 13b）。因此结晶度再次成为本文的核心权衡——设定模量（§5.2）、阻挡吸水（§5.3）的同一个特征，也阻挡了原本会降解材料的攻击。⚙️ 计算得到的酯水解活化能垒次序为碱催化 &lt; 酸催化 &lt; 中性水，与聚酯降解速率对 pH 的依赖一致。</w:t>
+        <w:t>降解是一个由结构决定的速率过程（图 7）。聚酯通过自催化酯水解降解（每次断链产生的酸性端基会催化进一步水解，所以内部比表面降解得更快——制品薄到临界厚度以下即本体侵蚀 [49]，图 7a）；多糖和蛋白质则通过酶解降解，酶只能触及无定形链段，所以速率由可及表面积决定，而不是整体化学 [50]（图 7b）。因此结晶度再次成为本文的核心权衡——设定模量（§5.2）、阻挡吸水（§5.3）的同一个特征，也阻挡了原本会降解材料的攻击。⚙️ 计算得到的酯水解活化能垒次序为碱催化 &lt; 酸催化 &lt; 中性水，与聚酯降解速率对 pH 的依赖一致。</w:t>
       </w:r>
     </w:p>
     <w:p>
@@ -4377,7 +4040,7 @@
         <w:drawing>
           <wp:inline xmlns:a="http://schemas.openxmlformats.org/drawingml/2006/main" xmlns:pic="http://schemas.openxmlformats.org/drawingml/2006/picture">
             <wp:extent cx="5055837" cy="1188720"/>
-            <wp:docPr id="13" name="Picture 13"/>
+            <wp:docPr id="7" name="Picture 7"/>
             <wp:cNvGraphicFramePr>
               <a:graphicFrameLocks noChangeAspect="1"/>
             </wp:cNvGraphicFramePr>
@@ -4389,7 +4052,7 @@
                     <pic:cNvPicPr/>
                   </pic:nvPicPr>
                   <pic:blipFill>
-                    <a:blip r:embed="rId21"/>
+                    <a:blip r:embed="rId15"/>
                     <a:stretch>
                       <a:fillRect/>
                     </a:stretch>
@@ -4418,7 +4081,7 @@
           <w:i/>
           <w:sz w:val="20"/>
         </w:rPr>
-        <w:t>图 13．两条降解路径：(a) 聚酯主链酯键水解——羧基端自催化进一步水解，所以厚制品从内部先坏（本体侵蚀）；(b) 多糖/蛋白的酶解只能进入无定形区，所以结晶度决定速率</w:t>
+        <w:t>图 7．两条降解路径：(a) 聚酯主链酯键水解——羧基端自催化进一步水解，所以厚制品从内部先坏（本体侵蚀）；(b) 多糖/蛋白的酶解只能进入无定形区，所以结晶度决定速率</w:t>
       </w:r>
     </w:p>
     <w:p>
@@ -4438,61 +4101,7 @@
           <w:b w:val="0"/>
           <w:i w:val="0"/>
         </w:rPr>
-        <w:t>图 14 把 §5.1 的加工窗口转化成一个加工决策：是否存在稳定的熔融窗口决定了走熔融加工还是溶液加工，每种材料窗口的宽度再决定这个加工过程需要控制得多严格。由此得到一个反复出现的判断：大多数所谓"性能不足"其实是加工窗口不足，而不是材料本身的性质不足（§5.1–5.2）。</w:t>
-      </w:r>
-    </w:p>
-    <w:p>
-      <w:pPr>
-        <w:keepNext/>
-        <w:spacing w:after="40"/>
-        <w:jc w:val="center"/>
-      </w:pPr>
-      <w:r>
-        <w:drawing>
-          <wp:inline xmlns:a="http://schemas.openxmlformats.org/drawingml/2006/main" xmlns:pic="http://schemas.openxmlformats.org/drawingml/2006/picture">
-            <wp:extent cx="3730380" cy="2194560"/>
-            <wp:docPr id="14" name="Picture 14"/>
-            <wp:cNvGraphicFramePr>
-              <a:graphicFrameLocks noChangeAspect="1"/>
-            </wp:cNvGraphicFramePr>
-            <a:graphic>
-              <a:graphicData uri="http://schemas.openxmlformats.org/drawingml/2006/picture">
-                <pic:pic>
-                  <pic:nvPicPr>
-                    <pic:cNvPr id="0" name="fig10_processing_routes.png"/>
-                    <pic:cNvPicPr/>
-                  </pic:nvPicPr>
-                  <pic:blipFill>
-                    <a:blip r:embed="rId22"/>
-                    <a:stretch>
-                      <a:fillRect/>
-                    </a:stretch>
-                  </pic:blipFill>
-                  <pic:spPr>
-                    <a:xfrm>
-                      <a:off x="0" y="0"/>
-                      <a:ext cx="3730380" cy="2194560"/>
-                    </a:xfrm>
-                    <a:prstGeom prst="rect"/>
-                  </pic:spPr>
-                </pic:pic>
-              </a:graphicData>
-            </a:graphic>
-          </wp:inline>
-        </w:drawing>
-      </w:r>
-    </w:p>
-    <w:p>
-      <w:pPr>
-        <w:spacing w:line="240" w:lineRule="auto" w:after="80"/>
-        <w:jc w:val="center"/>
-      </w:pPr>
-      <w:r>
-        <w:rPr>
-          <w:i/>
-          <w:sz w:val="20"/>
-        </w:rPr>
-        <w:t>图 14．加工路线判定流程图：是否存在稳定熔融窗口？→ 熔融加工（PBS/PHB/PLA，窗口宽度决定控制严格程度）或溶液加工（纤维素/壳聚糖溶解路线）→ 拓宽窗口的通用对策</w:t>
+        <w:t>§5.1 的热窗口转化成一个两路决策。如果 Tm 之上、分解/水解起始之下存在稳定的熔融窗口—— PBS（宽）、PLA（须先干燥否则分子量崩塌，§4）、PHB（只有约 25 °C，须严格控温）——就走熔融加工，窗口宽度决定控制严格程度。若没有——纤维素、壳聚糖——只能走溶液路线（NMMO/Lyocell、稀酸溶解 + 湿法/干喷湿纺）。两条路的对策是共通的：增塑剂、成核剂、增容共混（PLA/PBAT、 PLA/TPS）、纳米纤维素增强，都在拓宽已有的那个窗口。由此得到一个反复出现的判断：大多数所谓"性能不足"其实是加工窗口不足，而不是材料本身的性质不足（§5.1–5.2）。</w:t>
       </w:r>
     </w:p>
     <w:p>
@@ -4710,7 +4319,7 @@
           <w:b w:val="0"/>
           <w:i w:val="0"/>
         </w:rPr>
-        <w:t>NR 和苯乙烯–丁二烯橡胶（SBR）用同样的方式混炼、填充和硫化，在同样的应用中直接竞争（轮胎胎面、减震、输送带）——这是本文中最干净的同应用对比，因为差异可以归因于主链化学，而不会被不同的加工路线混淆。图 15 画出链尺度结构起源，表 5 据此对两者在七个维度上打分，引用编号直接列在表里，并在参考文献中展开 [10,18–32]。</w:t>
+        <w:t>NR 和苯乙烯–丁二烯橡胶（SBR）用同样的方式混炼、填充和硫化，在同样的应用中直接竞争（轮胎胎面、减震、输送带）——这是本文中最干净的同应用对比，因为差异可以归因于主链化学，而不会被不同的加工路线混淆。图 8 画出链尺度结构起源，表 5 据此对两者在五个维度上打分 [10,18–32]。</w:t>
       </w:r>
     </w:p>
     <w:p>
@@ -4723,7 +4332,7 @@
         <w:drawing>
           <wp:inline xmlns:a="http://schemas.openxmlformats.org/drawingml/2006/main" xmlns:pic="http://schemas.openxmlformats.org/drawingml/2006/picture">
             <wp:extent cx="5831342" cy="2194560"/>
-            <wp:docPr id="15" name="Picture 15"/>
+            <wp:docPr id="8" name="Picture 8"/>
             <wp:cNvGraphicFramePr>
               <a:graphicFrameLocks noChangeAspect="1"/>
             </wp:cNvGraphicFramePr>
@@ -4735,7 +4344,7 @@
                     <pic:cNvPicPr/>
                   </pic:nvPicPr>
                   <pic:blipFill>
-                    <a:blip r:embed="rId23"/>
+                    <a:blip r:embed="rId16"/>
                     <a:stretch>
                       <a:fillRect/>
                     </a:stretch>
@@ -4764,7 +4373,7 @@
           <w:i/>
           <w:sz w:val="20"/>
         </w:rPr>
-        <w:t>图 15．NR 与 SBR 结构：(a) NR（*顺*-1,4-聚异戊二烯）、(b) SBR 的 1,4-丁二烯单元、 (c) SBR 的苯乙烯单元（RDKit，已核对 SMILES）；(d) 链尺度上，立构规整的 NR 受力时排列成结晶束（SIC，X 射线证实），SBR 无规主链即使拉伸仍保持无定形——即表 5"SIC 与抗撕裂性" 一行的结构基础</w:t>
+        <w:t>图 8．NR 与 SBR 结构：(a) NR（*顺*-1,4-聚异戊二烯）、(b) SBR 的 1,4-丁二烯单元、 (c) SBR 的苯乙烯单元（RDKit，已核对 SMILES）；(d) 链尺度上，立构规整的 NR 受力时排列成结晶束（SIC，X 射线证实），SBR 无规主链即使拉伸仍保持无定形——即表 5"SIC 与抗撕裂性" 一行的结构基础</w:t>
       </w:r>
     </w:p>
     <w:p>
@@ -4797,14 +4406,14 @@
         <w:tblLayout w:type="fixed"/>
       </w:tblPr>
       <w:tblGrid>
-        <w:gridCol w:w="1546"/>
-        <w:gridCol w:w="3767"/>
-        <w:gridCol w:w="3614"/>
+        <w:gridCol w:w="1618"/>
+        <w:gridCol w:w="3389"/>
+        <w:gridCol w:w="3919"/>
       </w:tblGrid>
       <w:tr>
         <w:tc>
           <w:tcPr>
-            <w:tcW w:type="dxa" w:w="1547"/>
+            <w:tcW w:type="dxa" w:w="1619"/>
             <w:tcBorders>
               <w:top w:val="single" w:sz="8" w:space="0" w:color="000000"/>
               <w:bottom w:val="single" w:sz="8" w:space="0" w:color="000000"/>
@@ -4827,7 +4436,7 @@
         </w:tc>
         <w:tc>
           <w:tcPr>
-            <w:tcW w:type="dxa" w:w="3767"/>
+            <w:tcW w:type="dxa" w:w="3389"/>
             <w:tcBorders>
               <w:top w:val="single" w:sz="8" w:space="0" w:color="000000"/>
               <w:bottom w:val="single" w:sz="8" w:space="0" w:color="000000"/>
@@ -4850,7 +4459,7 @@
         </w:tc>
         <w:tc>
           <w:tcPr>
-            <w:tcW w:type="dxa" w:w="3614"/>
+            <w:tcW w:type="dxa" w:w="3920"/>
             <w:tcBorders>
               <w:top w:val="single" w:sz="8" w:space="0" w:color="000000"/>
               <w:bottom w:val="single" w:sz="8" w:space="0" w:color="000000"/>
@@ -4875,7 +4484,7 @@
       <w:tr>
         <w:tc>
           <w:tcPr>
-            <w:tcW w:type="dxa" w:w="1547"/>
+            <w:tcW w:type="dxa" w:w="1619"/>
             <w:tcBorders>
               <w:top w:val="nil"/>
               <w:bottom w:val="nil"/>
@@ -4898,7 +4507,7 @@
         </w:tc>
         <w:tc>
           <w:tcPr>
-            <w:tcW w:type="dxa" w:w="3767"/>
+            <w:tcW w:type="dxa" w:w="3389"/>
             <w:tcBorders>
               <w:top w:val="nil"/>
               <w:bottom w:val="nil"/>
@@ -4915,13 +4524,13 @@
                 <w:i w:val="0"/>
                 <w:sz w:val="16"/>
               </w:rPr>
-              <w:t>取决于配方：采收而来，随无性系与树龄变化 [19]</w:t>
+              <w:t>采收而来，随无性系与树龄变化 [19]</w:t>
             </w:r>
           </w:p>
         </w:tc>
         <w:tc>
           <w:tcPr>
-            <w:tcW w:type="dxa" w:w="3614"/>
+            <w:tcW w:type="dxa" w:w="3920"/>
             <w:tcBorders>
               <w:top w:val="nil"/>
               <w:bottom w:val="nil"/>
@@ -4938,7 +4547,7 @@
                 <w:i w:val="0"/>
                 <w:sz w:val="16"/>
               </w:rPr>
-              <w:t>结构性优势：乳液/溶液共聚工程化设定 [20,21]</w:t>
+              <w:t>乳液/溶液共聚工程化设定 [20,21]</w:t>
             </w:r>
           </w:p>
         </w:tc>
@@ -4946,7 +4555,7 @@
       <w:tr>
         <w:tc>
           <w:tcPr>
-            <w:tcW w:type="dxa" w:w="1547"/>
+            <w:tcW w:type="dxa" w:w="1619"/>
             <w:tcBorders>
               <w:top w:val="nil"/>
               <w:bottom w:val="nil"/>
@@ -4969,7 +4578,7 @@
         </w:tc>
         <w:tc>
           <w:tcPr>
-            <w:tcW w:type="dxa" w:w="3767"/>
+            <w:tcW w:type="dxa" w:w="3389"/>
             <w:tcBorders>
               <w:top w:val="nil"/>
               <w:bottom w:val="nil"/>
@@ -4986,13 +4595,13 @@
                 <w:i w:val="0"/>
                 <w:sz w:val="16"/>
               </w:rPr>
-              <w:t>结构性优势：应变诱导结晶显著 [10,23]</w:t>
+              <w:t>结构性优势：应变诱导结晶显著 [10,23]；共混中随 SBR 比例上升而减弱 [22]</w:t>
             </w:r>
           </w:p>
         </w:tc>
         <w:tc>
           <w:tcPr>
-            <w:tcW w:type="dxa" w:w="3614"/>
+            <w:tcW w:type="dxa" w:w="3920"/>
             <w:tcBorders>
               <w:top w:val="nil"/>
               <w:bottom w:val="nil"/>
@@ -5009,7 +4618,7 @@
                 <w:i w:val="0"/>
                 <w:sz w:val="16"/>
               </w:rPr>
-              <w:t>取决于配方：结晶远弱，依赖补强/硫化 [24]</w:t>
+              <w:t>结晶远弱，靠补强和硫化设计而非主链达到相当水平 [24–26]</w:t>
             </w:r>
           </w:p>
         </w:tc>
@@ -5017,149 +4626,7 @@
       <w:tr>
         <w:tc>
           <w:tcPr>
-            <w:tcW w:type="dxa" w:w="1547"/>
-            <w:tcBorders>
-              <w:top w:val="nil"/>
-              <w:bottom w:val="nil"/>
-            </w:tcBorders>
-          </w:tcPr>
-          <w:p>
-            <w:pPr>
-              <w:spacing w:after="10" w:before="10" w:line="240" w:lineRule="auto"/>
-            </w:pPr>
-            <w:r>
-              <w:rPr>
-                <w:rFonts w:ascii="Arial" w:hAnsi="Arial"/>
-                <w:b w:val="0"/>
-                <w:i w:val="0"/>
-                <w:sz w:val="16"/>
-              </w:rPr>
-              <w:t>共混性能</w:t>
-            </w:r>
-          </w:p>
-        </w:tc>
-        <w:tc>
-          <w:tcPr>
-            <w:tcW w:type="dxa" w:w="3767"/>
-            <w:tcBorders>
-              <w:top w:val="nil"/>
-              <w:bottom w:val="nil"/>
-            </w:tcBorders>
-          </w:tcPr>
-          <w:p>
-            <w:pPr>
-              <w:spacing w:after="10" w:before="10" w:line="240" w:lineRule="auto"/>
-            </w:pPr>
-            <w:r>
-              <w:rPr>
-                <w:rFonts w:ascii="Arial" w:hAnsi="Arial"/>
-                <w:b w:val="0"/>
-                <w:i w:val="0"/>
-                <w:sz w:val="16"/>
-              </w:rPr>
-              <w:t>取决于配方：SIC 随 SBR 比例上升而减弱 [22]</w:t>
-            </w:r>
-          </w:p>
-        </w:tc>
-        <w:tc>
-          <w:tcPr>
-            <w:tcW w:type="dxa" w:w="3614"/>
-            <w:tcBorders>
-              <w:top w:val="nil"/>
-              <w:bottom w:val="nil"/>
-            </w:tcBorders>
-          </w:tcPr>
-          <w:p>
-            <w:pPr>
-              <w:spacing w:after="10" w:before="10" w:line="240" w:lineRule="auto"/>
-            </w:pPr>
-            <w:r>
-              <w:rPr>
-                <w:rFonts w:ascii="Arial" w:hAnsi="Arial"/>
-                <w:b w:val="0"/>
-                <w:i w:val="0"/>
-                <w:sz w:val="16"/>
-              </w:rPr>
-              <w:t>取决于配方：靠补强而非主链结晶达到相当水平 [24]</w:t>
-            </w:r>
-          </w:p>
-        </w:tc>
-      </w:tr>
-      <w:tr>
-        <w:tc>
-          <w:tcPr>
-            <w:tcW w:type="dxa" w:w="1547"/>
-            <w:tcBorders>
-              <w:top w:val="nil"/>
-              <w:bottom w:val="nil"/>
-            </w:tcBorders>
-          </w:tcPr>
-          <w:p>
-            <w:pPr>
-              <w:spacing w:after="10" w:before="10" w:line="240" w:lineRule="auto"/>
-            </w:pPr>
-            <w:r>
-              <w:rPr>
-                <w:rFonts w:ascii="Arial" w:hAnsi="Arial"/>
-                <w:b w:val="0"/>
-                <w:i w:val="0"/>
-                <w:sz w:val="16"/>
-              </w:rPr>
-              <w:t>Tg / 硫化网络</w:t>
-            </w:r>
-          </w:p>
-        </w:tc>
-        <w:tc>
-          <w:tcPr>
-            <w:tcW w:type="dxa" w:w="3767"/>
-            <w:tcBorders>
-              <w:top w:val="nil"/>
-              <w:bottom w:val="nil"/>
-            </w:tcBorders>
-          </w:tcPr>
-          <w:p>
-            <w:pPr>
-              <w:spacing w:after="10" w:before="10" w:line="240" w:lineRule="auto"/>
-            </w:pPr>
-            <w:r>
-              <w:rPr>
-                <w:rFonts w:ascii="Arial" w:hAnsi="Arial"/>
-                <w:b w:val="0"/>
-                <w:i w:val="0"/>
-                <w:sz w:val="16"/>
-              </w:rPr>
-              <w:t>取决于配方：随配方与硫化条件变化 [25,26]</w:t>
-            </w:r>
-          </w:p>
-        </w:tc>
-        <w:tc>
-          <w:tcPr>
-            <w:tcW w:type="dxa" w:w="3614"/>
-            <w:tcBorders>
-              <w:top w:val="nil"/>
-              <w:bottom w:val="nil"/>
-            </w:tcBorders>
-          </w:tcPr>
-          <w:p>
-            <w:pPr>
-              <w:spacing w:after="10" w:before="10" w:line="240" w:lineRule="auto"/>
-            </w:pPr>
-            <w:r>
-              <w:rPr>
-                <w:rFonts w:ascii="Arial" w:hAnsi="Arial"/>
-                <w:b w:val="0"/>
-                <w:i w:val="0"/>
-                <w:sz w:val="16"/>
-              </w:rPr>
-              <w:t>取决于配方：随配方与硫化条件变化 [25,26]</w:t>
-            </w:r>
-          </w:p>
-        </w:tc>
-      </w:tr>
-      <w:tr>
-        <w:tc>
-          <w:tcPr>
-            <w:tcW w:type="dxa" w:w="1547"/>
+            <w:tcW w:type="dxa" w:w="1619"/>
             <w:tcBorders>
               <w:top w:val="nil"/>
               <w:bottom w:val="nil"/>
@@ -5182,7 +4649,7 @@
         </w:tc>
         <w:tc>
           <w:tcPr>
-            <w:tcW w:type="dxa" w:w="3767"/>
+            <w:tcW w:type="dxa" w:w="3389"/>
             <w:tcBorders>
               <w:top w:val="nil"/>
               <w:bottom w:val="nil"/>
@@ -5199,13 +4666,13 @@
                 <w:i w:val="0"/>
                 <w:sz w:val="16"/>
               </w:rPr>
-              <w:t>取决于配方：有潜力，但乳胶蛋白过敏是真实风险 [27,28]</w:t>
+              <w:t>有潜力，但乳胶蛋白过敏是真实风险 [27,28]</w:t>
             </w:r>
           </w:p>
         </w:tc>
         <w:tc>
           <w:tcPr>
-            <w:tcW w:type="dxa" w:w="3614"/>
+            <w:tcW w:type="dxa" w:w="3920"/>
             <w:tcBorders>
               <w:top w:val="nil"/>
               <w:bottom w:val="nil"/>
@@ -5222,7 +4689,7 @@
                 <w:i w:val="0"/>
                 <w:sz w:val="16"/>
               </w:rPr>
-              <w:t>有据可查的风险：不具备无条件的生物相容性 [27,28]</w:t>
+              <w:t>不具备无条件的生物相容性 [27,28]</w:t>
             </w:r>
           </w:p>
         </w:tc>
@@ -5230,7 +4697,7 @@
       <w:tr>
         <w:tc>
           <w:tcPr>
-            <w:tcW w:type="dxa" w:w="1547"/>
+            <w:tcW w:type="dxa" w:w="1619"/>
             <w:tcBorders>
               <w:top w:val="nil"/>
               <w:bottom w:val="nil"/>
@@ -5253,7 +4720,7 @@
         </w:tc>
         <w:tc>
           <w:tcPr>
-            <w:tcW w:type="dxa" w:w="3767"/>
+            <w:tcW w:type="dxa" w:w="3389"/>
             <w:tcBorders>
               <w:top w:val="nil"/>
               <w:bottom w:val="nil"/>
@@ -5270,13 +4737,13 @@
                 <w:i w:val="0"/>
                 <w:sz w:val="16"/>
               </w:rPr>
-              <w:t>取决于配方：可再生，但 LCA 显示真实的土地/能耗成本 [29,30]</w:t>
+              <w:t>可再生，但 LCA 显示真实的土地/能耗成本 [29,30]</w:t>
             </w:r>
           </w:p>
         </w:tc>
         <w:tc>
           <w:tcPr>
-            <w:tcW w:type="dxa" w:w="3614"/>
+            <w:tcW w:type="dxa" w:w="3920"/>
             <w:tcBorders>
               <w:top w:val="nil"/>
               <w:bottom w:val="nil"/>
@@ -5293,7 +4760,7 @@
                 <w:i w:val="0"/>
                 <w:sz w:val="16"/>
               </w:rPr>
-              <w:t>有据可查的风险：石化原料；可降解牌号正在出现 [31]</w:t>
+              <w:t>石化原料；可降解牌号正在出现 [31]</w:t>
             </w:r>
           </w:p>
         </w:tc>
@@ -5301,7 +4768,7 @@
       <w:tr>
         <w:tc>
           <w:tcPr>
-            <w:tcW w:type="dxa" w:w="1547"/>
+            <w:tcW w:type="dxa" w:w="1619"/>
             <w:tcBorders>
               <w:top w:val="nil"/>
               <w:bottom w:val="single" w:sz="8" w:space="0" w:color="000000"/>
@@ -5324,7 +4791,7 @@
         </w:tc>
         <w:tc>
           <w:tcPr>
-            <w:tcW w:type="dxa" w:w="3767"/>
+            <w:tcW w:type="dxa" w:w="3389"/>
             <w:tcBorders>
               <w:top w:val="nil"/>
               <w:bottom w:val="single" w:sz="8" w:space="0" w:color="000000"/>
@@ -5341,13 +4808,13 @@
                 <w:i w:val="0"/>
                 <w:sz w:val="16"/>
               </w:rPr>
-              <w:t>有据可查的风险：历来是两者中波动更大的一个 [32]</w:t>
+              <w:t>历来是两者中波动更大的一个 [32]</w:t>
             </w:r>
           </w:p>
         </w:tc>
         <w:tc>
           <w:tcPr>
-            <w:tcW w:type="dxa" w:w="3614"/>
+            <w:tcW w:type="dxa" w:w="3920"/>
             <w:tcBorders>
               <w:top w:val="nil"/>
               <w:bottom w:val="single" w:sz="8" w:space="0" w:color="000000"/>
@@ -5364,7 +4831,7 @@
                 <w:i w:val="0"/>
                 <w:sz w:val="16"/>
               </w:rPr>
-              <w:t>取决于配方：更稳定，但与石化供应链绑定 [32]</w:t>
+              <w:t>更稳定，但与石化供应链绑定 [32]</w:t>
             </w:r>
           </w:p>
         </w:tc>
@@ -5384,7 +4851,7 @@
           <w:b w:val="0"/>
           <w:i w:val="0"/>
         </w:rPr>
-        <w:t>NR 是采收而来的，所以它的结构和 SIC 贡献是农业变量（无性系、树龄）；SBR 的组成则是通过乳液/溶液共聚工程化设定的，生产本身是一个连续的工业化过程 [20,21]。在配方相匹配的条件下，NR 的 SIC 一开始就赋予它更强的撕裂强度和抗裂纹扩展能力 [10,23]；但 SBR 靠的不是主链结晶，而是补强和硫化设计，同样能达到相当的耐磨性 [24]——这是本文中主链化学与配方相互权衡最清楚的一个例证（§6）。不过，"天然更好"的叙事经不起文献的检验：NR 乳胶确实有一个真实的、SBR 没有的过敏风险 [27,28]，它的可再生性也不会自动转化为更低的生命周期环境足迹 [29,30]；而且 NR 的定价历来是两者中波动更大的一个——原因在气候和病害，与聚合物化学本身无关 [32]。</w:t>
+        <w:t>在配方相匹配的条件下，NR 的 SIC 一开始就赋予它更强的撕裂强度和抗裂纹扩展能力 [10,23]；但 SBR 靠的不是主链结晶，而是补强和硫化设计，同样能达到相当的耐磨性 [24]——这是本文中主链化学与配方相互权衡最清楚的一个例证（§6）。不过，"天然更好"的叙事经不起文献的检验：NR 乳胶确实有一个真实的、SBR 没有的过敏风险 [27,28]，它的可再生性也不会自动转化为更低的生命周期环境足迹 [29,30]；而且 NR 的定价历来是两者中波动更大的一个——原因在气候和病害，与聚合物化学本身无关 [32]。</w:t>
       </w:r>
     </w:p>
     <w:p>

--- a/projects/biopolymers-review/Biopolymers-review-DRAFT-ZH.docx
+++ b/projects/biopolymers-review/Biopolymers-review-DRAFT-ZH.docx
@@ -1044,7 +1044,7 @@
       <w:r>
         <w:drawing>
           <wp:inline xmlns:a="http://schemas.openxmlformats.org/drawingml/2006/main" xmlns:pic="http://schemas.openxmlformats.org/drawingml/2006/picture">
-            <wp:extent cx="5829858" cy="3566160"/>
+            <wp:extent cx="4783473" cy="2926080"/>
             <wp:docPr id="3" name="Picture 3"/>
             <wp:cNvGraphicFramePr>
               <a:graphicFrameLocks noChangeAspect="1"/>
@@ -1065,7 +1065,7 @@
                   <pic:spPr>
                     <a:xfrm>
                       <a:off x="0" y="0"/>
-                      <a:ext cx="5829858" cy="3566160"/>
+                      <a:ext cx="4783473" cy="2926080"/>
                     </a:xfrm>
                     <a:prstGeom prst="rect"/>
                   </pic:spPr>
@@ -1098,7 +1098,7 @@
       <w:r>
         <w:drawing>
           <wp:inline xmlns:a="http://schemas.openxmlformats.org/drawingml/2006/main" xmlns:pic="http://schemas.openxmlformats.org/drawingml/2006/picture">
-            <wp:extent cx="5830570" cy="2743200"/>
+            <wp:extent cx="4858808" cy="2286000"/>
             <wp:docPr id="4" name="Picture 4"/>
             <wp:cNvGraphicFramePr>
               <a:graphicFrameLocks noChangeAspect="1"/>
@@ -1119,7 +1119,7 @@
                   <pic:spPr>
                     <a:xfrm>
                       <a:off x="0" y="0"/>
-                      <a:ext cx="5830570" cy="2743200"/>
+                      <a:ext cx="4858808" cy="2286000"/>
                     </a:xfrm>
                     <a:prstGeom prst="rect"/>
                   </pic:spPr>
@@ -3250,7 +3250,7 @@
       <w:r>
         <w:drawing>
           <wp:inline xmlns:a="http://schemas.openxmlformats.org/drawingml/2006/main" xmlns:pic="http://schemas.openxmlformats.org/drawingml/2006/picture">
-            <wp:extent cx="3601187" cy="1737360"/>
+            <wp:extent cx="3032579" cy="1463040"/>
             <wp:docPr id="5" name="Picture 5"/>
             <wp:cNvGraphicFramePr>
               <a:graphicFrameLocks noChangeAspect="1"/>
@@ -3271,7 +3271,7 @@
                   <pic:spPr>
                     <a:xfrm>
                       <a:off x="0" y="0"/>
-                      <a:ext cx="3601187" cy="1737360"/>
+                      <a:ext cx="3032579" cy="1463040"/>
                     </a:xfrm>
                     <a:prstGeom prst="rect"/>
                   </pic:spPr>
@@ -4331,7 +4331,7 @@
       <w:r>
         <w:drawing>
           <wp:inline xmlns:a="http://schemas.openxmlformats.org/drawingml/2006/main" xmlns:pic="http://schemas.openxmlformats.org/drawingml/2006/picture">
-            <wp:extent cx="5831342" cy="2194560"/>
+            <wp:extent cx="3644589" cy="1371600"/>
             <wp:docPr id="8" name="Picture 8"/>
             <wp:cNvGraphicFramePr>
               <a:graphicFrameLocks noChangeAspect="1"/>
@@ -4352,7 +4352,7 @@
                   <pic:spPr>
                     <a:xfrm>
                       <a:off x="0" y="0"/>
-                      <a:ext cx="5831342" cy="2194560"/>
+                      <a:ext cx="3644589" cy="1371600"/>
                     </a:xfrm>
                     <a:prstGeom prst="rect"/>
                   </pic:spPr>

--- a/projects/biopolymers-review/Biopolymers-review-DRAFT-ZH.docx
+++ b/projects/biopolymers-review/Biopolymers-review-DRAFT-ZH.docx
@@ -916,7 +916,7 @@
       <w:r>
         <w:drawing>
           <wp:inline xmlns:a="http://schemas.openxmlformats.org/drawingml/2006/main" xmlns:pic="http://schemas.openxmlformats.org/drawingml/2006/picture">
-            <wp:extent cx="2305950" cy="1737360"/>
+            <wp:extent cx="2184584" cy="1645919"/>
             <wp:docPr id="1" name="Picture 1"/>
             <wp:cNvGraphicFramePr>
               <a:graphicFrameLocks noChangeAspect="1"/>
@@ -937,7 +937,7 @@
                   <pic:spPr>
                     <a:xfrm>
                       <a:off x="0" y="0"/>
-                      <a:ext cx="2305950" cy="1737360"/>
+                      <a:ext cx="2184584" cy="1645919"/>
                     </a:xfrm>
                     <a:prstGeom prst="rect"/>
                   </pic:spPr>
@@ -990,7 +990,7 @@
       <w:r>
         <w:drawing>
           <wp:inline xmlns:a="http://schemas.openxmlformats.org/drawingml/2006/main" xmlns:pic="http://schemas.openxmlformats.org/drawingml/2006/picture">
-            <wp:extent cx="2298352" cy="1737359"/>
+            <wp:extent cx="2419318" cy="1828800"/>
             <wp:docPr id="2" name="Picture 2"/>
             <wp:cNvGraphicFramePr>
               <a:graphicFrameLocks noChangeAspect="1"/>
@@ -1011,7 +1011,7 @@
                   <pic:spPr>
                     <a:xfrm>
                       <a:off x="0" y="0"/>
-                      <a:ext cx="2298352" cy="1737359"/>
+                      <a:ext cx="2419318" cy="1828800"/>
                     </a:xfrm>
                     <a:prstGeom prst="rect"/>
                   </pic:spPr>
@@ -3250,7 +3250,7 @@
       <w:r>
         <w:drawing>
           <wp:inline xmlns:a="http://schemas.openxmlformats.org/drawingml/2006/main" xmlns:pic="http://schemas.openxmlformats.org/drawingml/2006/picture">
-            <wp:extent cx="3032579" cy="1463040"/>
+            <wp:extent cx="3127347" cy="1508760"/>
             <wp:docPr id="5" name="Picture 5"/>
             <wp:cNvGraphicFramePr>
               <a:graphicFrameLocks noChangeAspect="1"/>
@@ -3271,7 +3271,7 @@
                   <pic:spPr>
                     <a:xfrm>
                       <a:off x="0" y="0"/>
-                      <a:ext cx="3032579" cy="1463040"/>
+                      <a:ext cx="3127347" cy="1508760"/>
                     </a:xfrm>
                     <a:prstGeom prst="rect"/>
                   </pic:spPr>
@@ -3945,7 +3945,7 @@
       <w:r>
         <w:drawing>
           <wp:inline xmlns:a="http://schemas.openxmlformats.org/drawingml/2006/main" xmlns:pic="http://schemas.openxmlformats.org/drawingml/2006/picture">
-            <wp:extent cx="3786916" cy="1737360"/>
+            <wp:extent cx="3687260" cy="1691640"/>
             <wp:docPr id="6" name="Picture 6"/>
             <wp:cNvGraphicFramePr>
               <a:graphicFrameLocks noChangeAspect="1"/>
@@ -3966,7 +3966,7 @@
                   <pic:spPr>
                     <a:xfrm>
                       <a:off x="0" y="0"/>
-                      <a:ext cx="3786916" cy="1737360"/>
+                      <a:ext cx="3687260" cy="1691640"/>
                     </a:xfrm>
                     <a:prstGeom prst="rect"/>
                   </pic:spPr>
@@ -4331,7 +4331,7 @@
       <w:r>
         <w:drawing>
           <wp:inline xmlns:a="http://schemas.openxmlformats.org/drawingml/2006/main" xmlns:pic="http://schemas.openxmlformats.org/drawingml/2006/picture">
-            <wp:extent cx="3644589" cy="1371600"/>
+            <wp:extent cx="3887561" cy="1463040"/>
             <wp:docPr id="8" name="Picture 8"/>
             <wp:cNvGraphicFramePr>
               <a:graphicFrameLocks noChangeAspect="1"/>
@@ -4352,7 +4352,7 @@
                   <pic:spPr>
                     <a:xfrm>
                       <a:off x="0" y="0"/>
-                      <a:ext cx="3644589" cy="1371600"/>
+                      <a:ext cx="3887561" cy="1463040"/>
                     </a:xfrm>
                     <a:prstGeom prst="rect"/>
                   </pic:spPr>

--- a/projects/biopolymers-review/Biopolymers-review-DRAFT-ZH.docx
+++ b/projects/biopolymers-review/Biopolymers-review-DRAFT-ZH.docx
@@ -929,7 +929,7 @@
                     <pic:cNvPicPr/>
                   </pic:nvPicPr>
                   <pic:blipFill>
-                    <a:blip r:embed="rId9"/>
+                    <a:blip r:embed="rId10"/>
                     <a:stretch>
                       <a:fillRect/>
                     </a:stretch>
@@ -1003,7 +1003,7 @@
                     <pic:cNvPicPr/>
                   </pic:nvPicPr>
                   <pic:blipFill>
-                    <a:blip r:embed="rId10"/>
+                    <a:blip r:embed="rId11"/>
                     <a:stretch>
                       <a:fillRect/>
                     </a:stretch>
@@ -1044,7 +1044,7 @@
       <w:r>
         <w:drawing>
           <wp:inline xmlns:a="http://schemas.openxmlformats.org/drawingml/2006/main" xmlns:pic="http://schemas.openxmlformats.org/drawingml/2006/picture">
-            <wp:extent cx="4783473" cy="2926080"/>
+            <wp:extent cx="4559248" cy="2788920"/>
             <wp:docPr id="3" name="Picture 3"/>
             <wp:cNvGraphicFramePr>
               <a:graphicFrameLocks noChangeAspect="1"/>
@@ -1057,7 +1057,7 @@
                     <pic:cNvPicPr/>
                   </pic:nvPicPr>
                   <pic:blipFill>
-                    <a:blip r:embed="rId11"/>
+                    <a:blip r:embed="rId12"/>
                     <a:stretch>
                       <a:fillRect/>
                     </a:stretch>
@@ -1065,7 +1065,7 @@
                   <pic:spPr>
                     <a:xfrm>
                       <a:off x="0" y="0"/>
-                      <a:ext cx="4783473" cy="2926080"/>
+                      <a:ext cx="4559248" cy="2788920"/>
                     </a:xfrm>
                     <a:prstGeom prst="rect"/>
                   </pic:spPr>
@@ -1098,7 +1098,7 @@
       <w:r>
         <w:drawing>
           <wp:inline xmlns:a="http://schemas.openxmlformats.org/drawingml/2006/main" xmlns:pic="http://schemas.openxmlformats.org/drawingml/2006/picture">
-            <wp:extent cx="4858808" cy="2286000"/>
+            <wp:extent cx="4664456" cy="2194560"/>
             <wp:docPr id="4" name="Picture 4"/>
             <wp:cNvGraphicFramePr>
               <a:graphicFrameLocks noChangeAspect="1"/>
@@ -1111,7 +1111,7 @@
                     <pic:cNvPicPr/>
                   </pic:nvPicPr>
                   <pic:blipFill>
-                    <a:blip r:embed="rId12"/>
+                    <a:blip r:embed="rId13"/>
                     <a:stretch>
                       <a:fillRect/>
                     </a:stretch>
@@ -1119,7 +1119,7 @@
                   <pic:spPr>
                     <a:xfrm>
                       <a:off x="0" y="0"/>
-                      <a:ext cx="4858808" cy="2286000"/>
+                      <a:ext cx="4664456" cy="2194560"/>
                     </a:xfrm>
                     <a:prstGeom prst="rect"/>
                   </pic:spPr>
@@ -3263,7 +3263,7 @@
                     <pic:cNvPicPr/>
                   </pic:nvPicPr>
                   <pic:blipFill>
-                    <a:blip r:embed="rId13"/>
+                    <a:blip r:embed="rId14"/>
                     <a:stretch>
                       <a:fillRect/>
                     </a:stretch>
@@ -3958,7 +3958,7 @@
                     <pic:cNvPicPr/>
                   </pic:nvPicPr>
                   <pic:blipFill>
-                    <a:blip r:embed="rId14"/>
+                    <a:blip r:embed="rId15"/>
                     <a:stretch>
                       <a:fillRect/>
                     </a:stretch>
@@ -4052,7 +4052,7 @@
                     <pic:cNvPicPr/>
                   </pic:nvPicPr>
                   <pic:blipFill>
-                    <a:blip r:embed="rId15"/>
+                    <a:blip r:embed="rId16"/>
                     <a:stretch>
                       <a:fillRect/>
                     </a:stretch>
@@ -4344,7 +4344,7 @@
                     <pic:cNvPicPr/>
                   </pic:nvPicPr>
                   <pic:blipFill>
-                    <a:blip r:embed="rId16"/>
+                    <a:blip r:embed="rId17"/>
                     <a:stretch>
                       <a:fillRect/>
                     </a:stretch>
@@ -5499,6 +5499,7 @@
       </w:r>
     </w:p>
     <w:sectPr>
+      <w:footerReference w:type="default" r:id="rId9"/>
       <w:pgSz w:w="11906" w:h="16838"/>
       <w:pgMar w:top="1440" w:right="1440" w:bottom="1440" w:left="1440" w:header="720" w:footer="720" w:gutter="0"/>
       <w:cols w:space="720"/>
@@ -5506,6 +5507,26 @@
     </w:sectPr>
   </w:body>
 </w:document>
+</file>
+
+<file path=word/footer1.xml><?xml version="1.0" encoding="utf-8"?>
+<w:ftr xmlns:m="http://schemas.openxmlformats.org/officeDocument/2006/math" xmlns:mc="http://schemas.openxmlformats.org/markup-compatibility/2006" xmlns:mo="http://schemas.microsoft.com/office/mac/office/2008/main" xmlns:mv="urn:schemas-microsoft-com:mac:vml" xmlns:o="urn:schemas-microsoft-com:office:office" xmlns:r="http://schemas.openxmlformats.org/officeDocument/2006/relationships" xmlns:v="urn:schemas-microsoft-com:vml" xmlns:w10="urn:schemas-microsoft-com:office:word" xmlns:w14="http://schemas.microsoft.com/office/word/2010/wordml" xmlns:w="http://schemas.openxmlformats.org/wordprocessingml/2006/main" xmlns:wne="http://schemas.microsoft.com/office/word/2006/wordml" xmlns:wp14="http://schemas.microsoft.com/office/word/2010/wordprocessingDrawing" xmlns:wp="http://schemas.openxmlformats.org/drawingml/2006/wordprocessingDrawing" xmlns:wpc="http://schemas.microsoft.com/office/word/2010/wordprocessingCanvas" xmlns:wpg="http://schemas.microsoft.com/office/word/2010/wordprocessingGroup" xmlns:wpi="http://schemas.microsoft.com/office/word/2010/wordprocessingInk" xmlns:wps="http://schemas.microsoft.com/office/word/2010/wordprocessingShape" mc:Ignorable="w14 wp14">
+  <w:p>
+    <w:pPr>
+      <w:pStyle w:val="Footer"/>
+      <w:jc w:val="center"/>
+    </w:pPr>
+    <w:r>
+      <w:rPr>
+        <w:rFonts w:ascii="Times New Roman" w:hAnsi="Times New Roman"/>
+        <w:sz w:val="20"/>
+      </w:rPr>
+      <w:fldChar w:fldCharType="begin"/>
+      <w:instrText xml:space="preserve"> PAGE </w:instrText>
+      <w:fldChar w:fldCharType="end"/>
+    </w:r>
+  </w:p>
+</w:ftr>
 </file>
 
 <file path=word/numbering.xml><?xml version="1.0" encoding="utf-8"?>

--- a/projects/biopolymers-review/Biopolymers-review-DRAFT-ZH.docx
+++ b/projects/biopolymers-review/Biopolymers-review-DRAFT-ZH.docx
@@ -52,126 +52,14 @@
           <w:b w:val="0"/>
           <w:i/>
         </w:rPr>
-        <w:t xml:space="preserve"> 的完整中文对照翻译，逐节对应，供两位作者核对内容、术语和论证逻辑用。</w:t>
-      </w:r>
-      <w:r>
-        <w:rPr>
-          <w:b/>
-          <w:i/>
-        </w:rPr>
-        <w:t>2026-08-28</w:t>
-      </w:r>
-      <w:r>
-        <w:rPr>
-          <w:b w:val="0"/>
-          <w:i/>
-        </w:rPr>
-        <w:t xml:space="preserve">：图从 19 张精简到 </w:t>
-      </w:r>
-      <w:r>
-        <w:rPr>
-          <w:b/>
-          <w:i/>
-        </w:rPr>
-        <w:t>8 张多面板合集图</w:t>
-      </w:r>
-      <w:r>
-        <w:rPr>
-          <w:b w:val="0"/>
-          <w:i/>
-        </w:rPr>
-        <w:t>（真实论文的做法：一个 Figure 多个子面板、一个图注）——旧 Fig 3/6/7/8/9 → 图 3，旧 Fig 4/5 → 图 4，旧热窗口 + Ashby → 图 5，加工流程图删掉、逻辑并进 §6 文字。参考文献补到 56 条（全部 Crossref 核对）。全片 prose 收紧一遍。正文约 11 页（限制 10，仍在压）。以下是更早几轮记录，仅供背景。这一版是</w:t>
-      </w:r>
-      <w:r>
-        <w:rPr>
-          <w:b/>
-          <w:i/>
-        </w:rPr>
-        <w:t>整篇重译</w:t>
-      </w:r>
-      <w:r>
-        <w:rPr>
-          <w:b w:val="0"/>
-          <w:i/>
-        </w:rPr>
-        <w:t xml:space="preserve">，不是局部补丁——上一版中文稿对应的是压缩之前更冗长的英文草稿，这次英文经历了大幅精简、NR/SBR 案例研究整合、分类方案重做（图 1 从"来源为主分支"改成"主链化学为主分支"）、新增分散度和加工路线两张图并相应删减了表 3 的 Đ 列，中文稿已按当前 </w:t>
+        <w:t xml:space="preserve"> 的中文对照稿，逐节对应，供两位作者核对内容、术语和论证逻辑。行文按英文正文 2026-08-29 的改写重做了一遍：句子改短，不用破折号， §3 改成先讲性质和用途、再讲结构原因。图仍为 8 张多面板合集图，图内文字是英文；参考文献著录格式保留英文。英文稿里的 </w:t>
       </w:r>
       <w:r>
         <w:rPr>
           <w:rFonts w:ascii="Consolas" w:hAnsi="Consolas"/>
           <w:i/>
         </w:rPr>
-        <w:t>report.md</w:t>
-      </w:r>
-      <w:r>
-        <w:rPr>
-          <w:b w:val="0"/>
-          <w:i/>
-        </w:rPr>
-        <w:t xml:space="preserve"> 逐句对齐。</w:t>
-      </w:r>
-      <w:r>
-        <w:rPr>
-          <w:b/>
-          <w:i/>
-        </w:rPr>
-        <w:t>2026-08-26 又一轮结构性改版</w:t>
-      </w:r>
-      <w:r>
-        <w:rPr>
-          <w:b w:val="0"/>
-          <w:i/>
-        </w:rPr>
-        <w:t xml:space="preserve">：Fig 6 拆成三张独立图、Fig 8 的记分卡改成表 5、Fig 11（四图拼接）整个删掉、§3.1–3.5 每节新增自己的单体/链结构图（复用 Fig 2/3/附录已核验过的 SMILES，没有重新核验立体化学）、 Fig 10 重新配色排版更接近期刊风格、Fig 3（现为 Fig 4）修了文字与图形重叠的 bug——全部 19 张图按正文出现顺序重新连续编号，对照表见 FIGURES.md。改版过程中顺带修了两个真实 bug： </w:t>
-      </w:r>
-      <w:r>
-        <w:rPr>
-          <w:rFonts w:ascii="Consolas" w:hAnsi="Consolas"/>
-          <w:i/>
-        </w:rPr>
-        <w:t>build_docx.py</w:t>
-      </w:r>
-      <w:r>
-        <w:rPr>
-          <w:b w:val="0"/>
-          <w:i/>
-        </w:rPr>
-        <w:t xml:space="preserve"> 里图片和图注可能被 Word 拆到两页（附录 Fig 19 抓到过，已修成图片图注强制同页）；</w:t>
-      </w:r>
-      <w:r>
-        <w:rPr>
-          <w:rFonts w:ascii="Consolas" w:hAnsi="Consolas"/>
-          <w:i/>
-        </w:rPr>
-        <w:t>measure_sections_zh.ps1</w:t>
-      </w:r>
-      <w:r>
-        <w:rPr>
-          <w:b w:val="0"/>
-          <w:i/>
-        </w:rPr>
-        <w:t xml:space="preserve"> 因为没存 UTF-8 BOM，在这台机器的 PowerShell 5.1 下把中文字符串解析成乱码报错，已用 .NET API 显式转成带 BOM 的 UTF-8 修复。</w:t>
-      </w:r>
-      <w:r>
-        <w:rPr>
-          <w:b/>
-          <w:i/>
-        </w:rPr>
-        <w:t>正文页数</w:t>
-      </w:r>
-      <w:r>
-        <w:rPr>
-          <w:b w:val="0"/>
-          <w:i/>
-        </w:rPr>
-        <w:t xml:space="preserve">：中英文这一轮统一变成 §1–§10 共 13 页（此前一直守住的是 11 页/10 页预算），原因是六个新增图的篇幅——已经在两种语言里分别核对页数并尝试收窄，评估后判断这是六张真正新增、用户明确要求的图带来的合理开销，不再继续压缩来凑页数，如实报告在 STATUS 注释里。图仍然是英文标注（未重新生成中文版配图，图内文字是英文）；参考文献条目保留英文原始著录格式。英文原稿里标注的 </w:t>
-      </w:r>
-      <w:r>
-        <w:rPr>
-          <w:rFonts w:ascii="Consolas" w:hAnsi="Consolas"/>
-          <w:i/>
-        </w:rPr>
-        <w:t>[cite]</w:t>
+        <w:t>PROVISIONAL</w:t>
       </w:r>
       <w:r>
         <w:rPr>
@@ -192,49 +80,46 @@
           <w:b w:val="0"/>
           <w:i/>
         </w:rPr>
-        <w:t xml:space="preserve"> / </w:t>
+        <w:t xml:space="preserve"> 待办标记，翻译时原样保留。</w:t>
       </w:r>
+    </w:p>
+    <w:p>
+      <w:pPr>
+        <w:pStyle w:val="Heading1"/>
+      </w:pPr>
+      <w:r>
+        <w:t>摘要</w:t>
+      </w:r>
+    </w:p>
+    <w:p>
+      <w:pPr>
+        <w:jc w:val="both"/>
+      </w:pPr>
       <w:r>
         <w:rPr>
-          <w:rFonts w:ascii="Consolas" w:hAnsi="Consolas"/>
-          <w:i/>
+          <w:b w:val="0"/>
+          <w:i w:val="0"/>
         </w:rPr>
-        <w:t>PROVISIONAL</w:t>
+        <w:t>生物聚合物由可再生资源制成，或从可再生资源衍生而来。主要的几个家族是多糖、蛋白质、生物聚酯、木质素和天然橡胶。它们是石油基塑料的候选替代品。它们的性质，以及这些性质的上限，都直接由聚合物主链的化学结构决定。本文按主链上重复的连接方式给这些家族分类，而不按生物来源分类。对每种材料，先给出关键性质和用途，再说明结构原因。全文有三条贯穿的规律。第一，性能上限由热行为和对水的敏感性决定，不由强度决定。第二，结晶度控制着一个三方权衡：让材料变硬的结晶度，同时也挡住水、并减慢会降解材料的水解或酶解，所以改善一项性质往往会让另外两项变差。第三，一个分子量数据只有连同测定方法一起给出时才有用。天然橡胶与合成 SBR 的简短对比说明，同一个"主链化学与配方之间的权衡"也出现在单一应用内部。每一张图都由代码从引用数据和化学结构生成，结构式还由脚本核对过立体化学。</w:t>
+      </w:r>
+    </w:p>
+    <w:p>
+      <w:pPr>
+        <w:jc w:val="both"/>
+      </w:pPr>
+      <w:r>
+        <w:rPr>
+          <w:b/>
+          <w:i w:val="0"/>
+        </w:rPr>
+        <w:t>关键词：</w:t>
       </w:r>
       <w:r>
         <w:rPr>
           <w:b w:val="0"/>
-          <w:i/>
+          <w:i w:val="0"/>
         </w:rPr>
-        <w:t xml:space="preserve"> 待办标记，翻译时原样保留，不代表已经解决。</w:t>
-      </w:r>
-      <w:r>
-        <w:rPr>
-          <w:b/>
-          <w:i/>
-        </w:rPr>
-        <w:t>2026-08-26 又一轮：表述润色 + 修了一个真实排版 bug</w:t>
-      </w:r>
-      <w:r>
-        <w:rPr>
-          <w:b w:val="0"/>
-          <w:i/>
-        </w:rPr>
-        <w:t xml:space="preserve">，详见 </w:t>
-      </w:r>
-      <w:r>
-        <w:rPr>
-          <w:rFonts w:ascii="Consolas" w:hAnsi="Consolas"/>
-          <w:i/>
-        </w:rPr>
-        <w:t>report.md</w:t>
-      </w:r>
-      <w:r>
-        <w:rPr>
-          <w:b w:val="0"/>
-          <w:i/>
-        </w:rPr>
-        <w:t xml:space="preserve"> 顶部 STATUS 注释（本节为控制页数不展开）。</w:t>
+        <w:t xml:space="preserve"> 生物聚合物；纤维素；聚乳酸；聚羟基脂肪酸酯；分子量分布；生物降解；结构与性质的关系</w:t>
       </w:r>
     </w:p>
     <w:p>
@@ -254,7 +139,7 @@
           <w:b w:val="0"/>
           <w:i w:val="0"/>
         </w:rPr>
-        <w:t>生物聚合物是生物体合成的大分子：多糖、蛋白质、核酸、</w:t>
+        <w:t>生物聚合物是生物体合成的大分子。多糖、蛋白质、核酸、</w:t>
       </w:r>
       <w:r>
         <w:rPr>
@@ -267,7 +152,7 @@
           <w:b w:val="0"/>
           <w:i w:val="0"/>
         </w:rPr>
-        <w:t>-1,4-聚异戊二烯和木质素，合计构成了地球上大部分的有机聚合物 [1]。本文也把由生物质单体经化学聚合而成的聚合物纳入讨论范围——主要是聚乳酸（PLA）。这类材料严格说不算生物聚合物，但性质上和它们同源同类，放在一起理解更说得通。</w:t>
+        <w:t>-1,4-聚异戊二烯和木质素，合起来构成了地球上大部分的有机聚合物 [1]。本文也讨论由取自生物质的单体经化学聚合而成的聚合物。主要例子是聚乳酸（PLA）。它的性质放在真正的生物聚合物旁边最容易理解，所以在本文中和它们放在一起讲。</w:t>
       </w:r>
     </w:p>
     <w:p>
@@ -279,7 +164,19 @@
           <w:b w:val="0"/>
           <w:i w:val="0"/>
         </w:rPr>
-        <w:t>这类链与常规合成聚合物的差别，来自三个结构特征。第一，模板导向的生物合成同时固定了链长和单体序列，蛋白质和核酸因此严格单分散（Đ = 1.00）。第二，生物单体池本身在对映体上是纯的，链因此天然具有立构规整性。第三，几乎每个重复单元上都带着羟基、酰胺或羰基，内聚能密度远高于聚烯烃。本文考察的性质与局限都是这三点的推论：高刚性、高结晶度，但也伴随脆性、水敏感性，以及分解温度贴近甚至低于熔点（§5.4）。</w:t>
+        <w:t>这类链和合成聚合物有三个结构上的差别。第一，生物合成按模板进行，因此链长和序列被精确固定；蛋白质和核酸完全均一（Đ = 1.00）。第二，细胞里的单体供应是单一对映体，所以链天然就是立构规整的。第三，几乎每个重复单元上都带有羟基、酰胺基或羰基，这让链之间的相互吸引远强于聚乙烯或聚丙烯的链。下文讨论的每一条性质和每一条局限都来自这三个特征。它们带来高刚性和高结晶度，但也带来脆性、对水的敏感性，以及贴近甚至低于熔点的分解温度（§5.4）。</w:t>
+      </w:r>
+    </w:p>
+    <w:p>
+      <w:pPr>
+        <w:jc w:val="both"/>
+      </w:pPr>
+      <w:r>
+        <w:rPr>
+          <w:b w:val="0"/>
+          <w:i w:val="0"/>
+        </w:rPr>
+        <w:t>本文的顺序是：分类（§2）、逐个家族的综述（§3）、分子量（§4）、所有家族共有的性质规律（§5）、加工（§6）、与合成聚合物的比较（§7）、应用（§8）和当前状态（§9）。</w:t>
       </w:r>
     </w:p>
     <w:p>
@@ -299,7 +196,7 @@
           <w:b w:val="0"/>
           <w:i w:val="0"/>
         </w:rPr>
-        <w:t>生物聚合物常常首先按来源分类——从生物质中提取、由微生物合成，或由生物基单体聚合而成—— 但来源对行为的预测力很弱：同一来源的两种材料，加工和降解方式可能完全不同；不同来源的两种材料，行为却可能很相似。链上重复的连接方式才是更好的预测变量，因为它同时决定了这种聚合物能否在熔融中存活、以及它的降解机理，所以本文改为按主链化学组织（表 1、图 1）；来源只作为每种材料的次要标签保留下来，因为它仍能解释为什么同一类别内的分子量和纯度会有差异（§4）。</w:t>
+        <w:t>生物聚合物通常先按来源分类：从生物质中提取、由微生物合成，或由生物基单体聚合而成。但来源不能很好地预测行为。同一来源的两种材料，加工和降解方式可能完全不同；不同来源的两种材料，行为却可能一样。主链上重复的连接方式是更好的判据，因为它决定了材料能否在熔融中存活，以及它如何降解。因此本文按主链化学来组织（表 1、图 1）。来源只作为每种材料的一个小标签保留，因为它仍能解释同一类别内分子量和纯度为什么会有差异（§4）。</w:t>
       </w:r>
     </w:p>
     <w:p>
@@ -320,7 +217,7 @@
           <w:i w:val="0"/>
           <w:sz w:val="20"/>
         </w:rPr>
-        <w:t xml:space="preserve"> 生物聚合物按主链化学的分类——本文组织的主轴；来源（提取／微生物／生物基单体）是次要属性，不是第一层划分。</w:t>
+        <w:t xml:space="preserve"> 生物聚合物按主链化学的分类，这是本文组织的主轴。来源（提取／微生物／生物基单体）是次要属性，不是第一层划分。</w:t>
       </w:r>
     </w:p>
     <w:tbl>
@@ -756,7 +653,7 @@
                 <w:i w:val="0"/>
                 <w:sz w:val="16"/>
               </w:rPr>
-              <w:t>β-O-4 醚键、C–C 键</w:t>
+              <w:t>β-O-4 醚键、C-C 键</w:t>
             </w:r>
           </w:p>
         </w:tc>
@@ -850,7 +747,7 @@
                 <w:i w:val="0"/>
                 <w:sz w:val="16"/>
               </w:rPr>
-              <w:t>C–C 键</w:t>
+              <w:t>C-C 键</w:t>
             </w:r>
           </w:p>
         </w:tc>
@@ -958,7 +855,7 @@
           <w:i/>
           <w:sz w:val="20"/>
         </w:rPr>
-        <w:t>图 1．按主链化学分类（第一层分支，按颜色区分，和表 1、图 2 完全对应），每种材料的来源用一个小的 E/M/S 标签标出：E=从生物质提取，M=由微生物合成，S=由生物基单体聚合</w:t>
+        <w:t>图 1．按主链化学分类（第一层分支，按颜色区分，和表 1、图 2 完全对应），每种材料的来源用一个小的 E/M/S 标签标出：E 是从生物质提取，M 是由微生物合成，S 是由生物基单体聚合</w:t>
       </w:r>
     </w:p>
     <w:p>
@@ -966,7 +863,7 @@
         <w:pStyle w:val="Heading1"/>
       </w:pPr>
       <w:r>
-        <w:t>3. 主要生物聚合物家族的结构–性质关系</w:t>
+        <w:t>3. 主要生物聚合物家族的结构与性质关系</w:t>
       </w:r>
     </w:p>
     <w:p>
@@ -978,7 +875,7 @@
           <w:b w:val="0"/>
           <w:i w:val="0"/>
         </w:rPr>
-        <w:t>本节沿一根共同的轴考察五个生物聚合物家族：主链的柔性，以及它所允许的分子间作用力强度。纤维素是一个极端——伸展的主链被氢键锁死，结晶成一种永不熔融的固体。天然橡胶是另一个极端：主链自由旋转，只有受力时才会结晶，其余时候都是无定形弹性体。两极之间还有三类：分子间作用力较弱、或可被离子调控的多糖（淀粉、甲壳素/壳聚糖、海藻酸盐）；主链柔性足以熔融加工、但加工窗口很窄的半结晶聚酯（PHA、PLA）；以及性质来自确定二级/三级结构、而非简单链堆积的模板折叠蛋白质。收尾的是木质素——一个没有周期性链、无规交联的芳香网络，是本节其他所有家族的结构对立面。贯穿全节要检验的论点是：决定熔融行为、水解/酶解敏感性和力学性能的是主链化学，而不是生物来源（表 2）。图 2 把每个家族"作用力 → 结果 → 局限"的因果链一次性总结在一张图里，下文正文只补充图上放不下的机理细节和引用。所有重复单元汇总在图 3，所有高阶（链、二级、三级）结构汇总在图 4，各小节指向对应面板。</w:t>
+        <w:t>下面对每种材料，先给关键性质和用途，再给结构原因。这些家族的范围很宽：一端是纤维素，它最硬，而且永不熔融；另一端是天然橡胶，它静置时几乎没有刚性，只有受力时才产生刚性。全节要检验的一点是：能预测熔融行为、水或酶的攻击、以及力学性能的是主链化学，而不是生物来源。数值都在表 2 里。图 2 把每个家族的作用力、结果和局限放在一行上。图 3 汇总了所有重复单元，图 4 汇总了所有高阶结构。</w:t>
       </w:r>
     </w:p>
     <w:p>
@@ -1032,7 +929,91 @@
           <w:i/>
           <w:sz w:val="20"/>
         </w:rPr>
-        <w:t>图 2．结构–性质因果链，每个家族一行：主导分子间作用力 → 关键结果 → 关键局限。表 1 的五类主链在这里显示为七行（多糖、聚酯各拆两行，因为两个成员行为不同）。颜色按主链化学类别，箭头从左到右读作一条因果链</w:t>
+        <w:t>图 2．从结构到性质的链条，每个家族一行。每行从左到右读：主导分子间作用力，到关键结果，再到关键局限。表 1 的五类主链在这里显示为七行，因为多糖和聚酯各拆成行为不同的两个成员。颜色按主链化学类别</w:t>
+      </w:r>
+    </w:p>
+    <w:p>
+      <w:pPr>
+        <w:pStyle w:val="Heading2"/>
+      </w:pPr>
+      <w:r>
+        <w:t>3.1 多糖</w:t>
+      </w:r>
+    </w:p>
+    <w:p>
+      <w:pPr>
+        <w:jc w:val="both"/>
+      </w:pPr>
+      <w:r>
+        <w:rPr>
+          <w:b/>
+          <w:i w:val="0"/>
+        </w:rPr>
+        <w:t>纤维素</w:t>
+      </w:r>
+      <w:r>
+        <w:rPr>
+          <w:b w:val="0"/>
+          <w:i w:val="0"/>
+        </w:rPr>
+        <w:t>是本文中最硬的材料。它的晶体沿链轴的模量约为 130 到 150 GPa，再生纤维能达到 10 到 30 GPa [35]。它不熔融，在约 300 °C 分解。因为没有熔融这一步，纤维素总是从溶液中成型。它用作 Lyocell 和粘胶纺织纤维 [36]、透明薄膜，以及用作增强填料的纤维素纳米晶体或纳米纤丝 [2]。结构原因是：线性的 β-(1→4) 链（图 3a）形成伸展的扁平带状结构。氢键把这些带状链锁进堆叠的 Iα 和 Iβ 片层（图 4a）。把片层结合在一起的总能量大于主链键的强度 [33,34]，所以溶解纤维素的唯一办法是用能破坏氢键网络的溶剂，比如 Lyocell 工艺里的 NMMO [37]，或 DMAc 里的 LiCl。</w:t>
+      </w:r>
+    </w:p>
+    <w:p>
+      <w:pPr>
+        <w:jc w:val="both"/>
+      </w:pPr>
+      <w:r>
+        <w:rPr>
+          <w:b/>
+          <w:i w:val="0"/>
+        </w:rPr>
+        <w:t>淀粉</w:t>
+      </w:r>
+      <w:r>
+        <w:rPr>
+          <w:b w:val="0"/>
+          <w:i w:val="0"/>
+        </w:rPr>
+        <w:t>增塑成热塑性淀粉后，柔软而便宜（模量 0.02 到 1 GPa）。它对湿度敏感，储存时会缓慢再结晶（回生）[38]。所以它多半用在与 PLA 或 PBAT 的共混物里，做可堆肥袋、发泡托盘和地膜。这种行为来自链的排列方式，不来自它们的化学组成。线性的直链淀粉和支链的支链淀粉混在一起，只给出弱的、随湿度可逆的结晶度，而直链淀粉盘成一个水能进入并增塑的螺旋（图 4b）。</w:t>
+      </w:r>
+    </w:p>
+    <w:p>
+      <w:pPr>
+        <w:jc w:val="both"/>
+      </w:pPr>
+      <w:r>
+        <w:rPr>
+          <w:b/>
+          <w:i w:val="0"/>
+        </w:rPr>
+        <w:t>壳聚糖</w:t>
+      </w:r>
+      <w:r>
+        <w:rPr>
+          <w:b w:val="0"/>
+          <w:i w:val="0"/>
+        </w:rPr>
+        <w:t>用得多的不是它的力学性质（膜的模量 1 到 4 GPa），而是它在稀酸中是一种聚阳离子。这让它有抗菌性、能结合金属离子、并能黏附黏膜，所以用于伤口敷料、抗菌涂层和水处理 [39]。脱乙酰度决定它的溶解性和电荷。在碱中提高脱乙酰度的同时也会切断主链，所以高脱乙酰度的牌号分子量低 [3]。</w:t>
+      </w:r>
+    </w:p>
+    <w:p>
+      <w:pPr>
+        <w:jc w:val="both"/>
+      </w:pPr>
+      <w:r>
+        <w:rPr>
+          <w:b/>
+          <w:i w:val="0"/>
+        </w:rPr>
+        <w:t>海藻酸盐</w:t>
+      </w:r>
+      <w:r>
+        <w:rPr>
+          <w:b w:val="0"/>
+          <w:i w:val="0"/>
+        </w:rPr>
+        <w:t>在室温下，当 Ca²⁺ 离子以"蛋盒"式结点桥接它的古洛糖醛酸嵌段时，会形成一种柔软的凝胶 [4]（图 4c）。这种凝胶是离子性的，所以螯合剂能把它逆转。这是海藻酸盐水凝胶用于伤口敷料、细胞包封和生物打印的基础，也是它用作食品增稠剂的基础。古洛糖醛酸嵌段的比例控制刚性与脆性之间的平衡（§8）。透明质酸、卡拉胶、黄原胶和果胶遵循同样的连接化学逻辑。</w:t>
       </w:r>
     </w:p>
     <w:p>
@@ -1086,7 +1067,116 @@
           <w:i/>
           <w:sz w:val="20"/>
         </w:rPr>
-        <w:t>图 3．§3 讨论的生物聚合物的重复单元，RDKit 从 verify_stereochemistry.py 核对过的 SMILES 绘制，按主链类别配色。多糖（蓝）：(a) 纤维素、(b) 直链淀粉、(c) 壳聚糖、(d) 海藻酸 M、 (e) 海藻酸 G——(a)/(b) 只差 C1（纤维素结晶带状链 vs 直链淀粉水增塑螺旋），(d)/(e) 只差 C5 （M/G 比决定刚性–脆性权衡）。聚酯（橙）：(f) PHB、(g) PLLA，标 (R)/(S)。蛋白（绿）： (h) 丝素 (Gly-Ala)ₙ、(i) 胶原 Gly-Pro-Hyp。木质醇前体（灰）：(j) 对香豆醇、(k) 松柏醇、 (l) 芥子醇（0/1/2 个甲氧基）。橡胶：(m) *顺*-1,4-聚异戊二烯。海藻酸 G 绝对构型只核对了 "是 M 的 C5 差向异构体"，提交前需再核</w:t>
+        <w:t>图 3．重复单元，作者用 RDKit 从核对过立体化学的 SMILES 绘制，按主链类别配色。多糖 (a) 到 (e)：纤维素、直链淀粉、壳聚糖、海藻酸 M、海藻酸 G；(a) 和 (b) 只在 C1 上不同， (d) 和 (e) 只在 C5 上不同。聚酯 (f) 到 (g)：PHB、PLLA，标出 (R) 和 (S)。蛋白 (h) 到 (i)：丝素 (Gly-Ala)ₙ、胶原 Gly-Pro-Hyp。木质醇前体 (j) 到 (l)：对香豆醇、松柏醇、芥子醇（0、1、2 个甲氧基）。橡胶 (m)：顺-1,4-聚异戊二烯。海藻酸 G 只核对了"是 M 的 C5 差向异构体"，提交前需再核</w:t>
+      </w:r>
+    </w:p>
+    <w:p>
+      <w:pPr>
+        <w:pStyle w:val="Heading2"/>
+      </w:pPr>
+      <w:r>
+        <w:t>3.2 聚酯：PHA 与 PLA</w:t>
+      </w:r>
+    </w:p>
+    <w:p>
+      <w:pPr>
+        <w:jc w:val="both"/>
+      </w:pPr>
+      <w:r>
+        <w:rPr>
+          <w:b/>
+          <w:i w:val="0"/>
+        </w:rPr>
+        <w:t>PHA</w:t>
+      </w:r>
+      <w:r>
+        <w:rPr>
+          <w:b w:val="0"/>
+          <w:i w:val="0"/>
+        </w:rPr>
+        <w:t>是一种坚硬（1.5 到 4 GPa）而脆（断裂伸长率 2 到 8%）的热塑性塑料，可完全生物降解。 PHB 是典型代表（图 3f）。它用于硬质包装、涂层和可堆肥物品。它的加工窗口是本文中最窄的，约 25 °C。原因是 PHB 在刚超过熔点时就通过一个六元环</w:t>
+      </w:r>
+      <w:r>
+        <w:rPr>
+          <w:i/>
+        </w:rPr>
+        <w:t>顺</w:t>
+      </w:r>
+      <w:r>
+        <w:rPr>
+          <w:b w:val="0"/>
+          <w:i w:val="0"/>
+        </w:rPr>
+        <w:t>-消除反应分解 [5]。PHBV 和 PHBHHx 共聚物把窗口拓宽到约 55 °C，但它们更软。</w:t>
+      </w:r>
+      <w:r>
+        <w:rPr>
+          <w:b/>
+          <w:i w:val="0"/>
+        </w:rPr>
+        <w:t>PLA</w:t>
+      </w:r>
+      <w:r>
+        <w:rPr>
+          <w:b w:val="0"/>
+          <w:i w:val="0"/>
+        </w:rPr>
+        <w:t>是当今使用最广的生物基塑料。它是 3D 打印的耗材，也用于食品餐具、纤维和可吸收缝合线（做成 PLGA）。它的模量为 2.5 到 4 GPa，但它约 60 °C 的低玻璃化转变温度设定了一个低的耐热上限（§7.2）。要得到有用的分子量，需要在 Sn(Oct)₂ 催化下让丙交酯开环聚合 [40,41]。PLLA 和 PDLA 的立体复合物熔点高约 50 °C，因为两个对映体堆积得更紧密 [6,7]。PHA 和 PLA 都以仍能熔融的螺旋方式堆积（图 4d）。PBS 和 PEF 遵循同样的酯键逻辑（§8）。</w:t>
+      </w:r>
+    </w:p>
+    <w:p>
+      <w:pPr>
+        <w:pStyle w:val="Heading2"/>
+      </w:pPr>
+      <w:r>
+        <w:t>3.3 蛋白质类聚合物</w:t>
+      </w:r>
+    </w:p>
+    <w:p>
+      <w:pPr>
+        <w:jc w:val="both"/>
+      </w:pPr>
+      <w:r>
+        <w:rPr>
+          <w:b/>
+          <w:i w:val="0"/>
+        </w:rPr>
+        <w:t>丝素蛋白</w:t>
+      </w:r>
+      <w:r>
+        <w:rPr>
+          <w:b w:val="0"/>
+          <w:i w:val="0"/>
+        </w:rPr>
+        <w:t>（图 3h）同时既强又韧，这对任何聚合物都很少见。所以它用作高级缝合线和组织支架材料，也用作韧性纤维的研究模型。这份韧性来自 2 到 4 nm 大小的 β-折叠纳米晶体，它们分散在柔顺的无定形基体中（图 4e）[8]。</w:t>
+      </w:r>
+      <w:r>
+        <w:rPr>
+          <w:b/>
+          <w:i w:val="0"/>
+        </w:rPr>
+        <w:t>胶原蛋白</w:t>
+      </w:r>
+      <w:r>
+        <w:rPr>
+          <w:b w:val="0"/>
+          <w:i w:val="0"/>
+        </w:rPr>
+        <w:t>和它的变性形式</w:t>
+      </w:r>
+      <w:r>
+        <w:rPr>
+          <w:b/>
+          <w:i w:val="0"/>
+        </w:rPr>
+        <w:t>明胶</w:t>
+      </w:r>
+      <w:r>
+        <w:rPr>
+          <w:b w:val="0"/>
+          <w:i w:val="0"/>
+        </w:rPr>
+        <w:t>用作水凝胶、组织支架和包封材料。胶原蛋白有一个 Gly-X-Y 三螺旋（图 4f），由羟脯氨酸的立体电子效应稳定 [45]。加热时，这个螺旋展开成明胶，而且不会重新折叠。玉米醇溶蛋白、酪蛋白和大豆蛋白能成膜，但不是结构材料（§8）。每条蛋白质链都按核糖体模板合成，所以所有链长度一样（Đ = 1.0）。没有任何非模板合成的生物聚合物能做到这一点（§4）。</w:t>
       </w:r>
     </w:p>
     <w:p>
@@ -1140,7 +1230,7 @@
           <w:i/>
           <w:sz w:val="20"/>
         </w:rPr>
-        <w:t>图 4．各家族的高阶结构：(a) 纤维素——链内+链间氢键锁成片层、片层范德华堆叠成 Iα/Iβ 晶体，累积内聚能超过主链，所以熔前就在约 300 °C 分解；(b) 直链淀粉左手螺旋，螺旋腔被水/I₂ 增塑；(c) 海藻酸 Ca²⁺"蛋盒"式 G-嵌段结点——离子键、可逆，结点密度（G 含量）决定刚性 vs 脆性；(d) PHA/PLA 螺旋堆积（PHB 2₁、PLLA 10₃）——能结晶但仍能熔的螺旋；(e) 丝素反平行 β-折叠纳米晶体（2–4 nm）分散在柔顺无定形基体中，强度–韧性兼得的来源；(f) 胶原 Gly-X-Y 三螺旋，每第三位的甘氨酸是唯一能塞进拥挤核心的残基</w:t>
+        <w:t>图 4．高阶结构，作者自绘：(a) 纤维素带状链，再到氢键片层，再到 Iα/Iβ 晶体；(b) 直链淀粉左手螺旋；(c) 海藻酸 Ca²⁺"蛋盒"式 G 嵌段结点；(d) PHA 和 PLA 的螺旋堆积（PHB 2₁、 PLLA 10₃）；(e) 丝素反平行 β-折叠纳米晶体（2 到 4 nm）分散在无定形基体中；(f) 胶原 Gly-X-Y 三螺旋，每第三位是甘氨酸。每种结构在 §3.1 到 §3.5 讨论</w:t>
       </w:r>
     </w:p>
     <w:p>
@@ -1148,33 +1238,7 @@
         <w:pStyle w:val="Heading2"/>
       </w:pPr>
       <w:r>
-        <w:t>3.1 多糖</w:t>
-      </w:r>
-    </w:p>
-    <w:p>
-      <w:pPr>
-        <w:jc w:val="both"/>
-      </w:pPr>
-      <w:r>
-        <w:rPr>
-          <w:b w:val="0"/>
-          <w:i w:val="0"/>
-        </w:rPr>
-        <w:t>多糖占据这个谱系刚性的一端。</w:t>
-      </w:r>
-      <w:r>
-        <w:rPr>
-          <w:b/>
-          <w:i w:val="0"/>
-        </w:rPr>
-        <w:t>纤维素</w:t>
-      </w:r>
-      <w:r>
-        <w:rPr>
-          <w:b w:val="0"/>
-          <w:i w:val="0"/>
-        </w:rPr>
-        <w:t>——线性 β-(1→4)-D-吡喃葡萄糖（图 3a）——通过氢键把伸展的带状链锁定成片层（Iα、Iβ）[33,34]；正是这套"片层→晶体"层级（图 4a）的内聚能，让它无法熔融加工、只能走溶液路线（NMMO/Lyocell [37]、LiCl/DMAc），而纳米晶体/纳米纤丝利用其沿链轴约 130–150 GPa 的晶体模量 [35] 作为增强填料 [2]。</w:t>
+        <w:t>3.4 木质素</w:t>
       </w:r>
     </w:p>
     <w:p>
@@ -1186,177 +1250,14 @@
           <w:b/>
           <w:i w:val="0"/>
         </w:rPr>
-        <w:t>淀粉</w:t>
+        <w:t>木质素</w:t>
       </w:r>
       <w:r>
         <w:rPr>
           <w:b w:val="0"/>
           <w:i w:val="0"/>
         </w:rPr>
-        <w:t>的直链淀粉/支链淀粉拓扑结构（而非化学组成）解释了它更弱、随湿度可逆变化的结晶度，以及储存时的回生 [38]（TPS 与 PLA/PBAT 共混）。</w:t>
-      </w:r>
-      <w:r>
-        <w:rPr>
-          <w:b/>
-          <w:i w:val="0"/>
-        </w:rPr>
-        <w:t>壳聚糖</w:t>
-      </w:r>
-      <w:r>
-        <w:rPr>
-          <w:b w:val="0"/>
-          <w:i w:val="0"/>
-        </w:rPr>
-        <w:t>的脱乙酰度（DD）决定溶解性、电荷和抗菌活性 [39]，但 DD 越高的壳聚糖分子量通常越低，因为提高 DD 所需的碱性处理同时也在切断主链 [3]。</w:t>
-      </w:r>
-      <w:r>
-        <w:rPr>
-          <w:b/>
-          <w:i w:val="0"/>
-        </w:rPr>
-        <w:t>海藻酸盐</w:t>
-      </w:r>
-      <w:r>
-        <w:rPr>
-          <w:b w:val="0"/>
-          <w:i w:val="0"/>
-        </w:rPr>
-        <w:t>通过 Ca²⁺ 协同"蛋盒"式 GG-嵌段凝胶化 [4]（图 4c），G 含量决定刚性– 脆性权衡（§8）；直链淀粉盘成水增塑螺旋（图 4b），壳聚糖不规则脱乙酰打断纤维素依赖的规则氢键排布、溶解性升而结晶度降。透明质酸、卡拉胶、黄原胶、果胶遵循同样的连接化学逻辑。</w:t>
-      </w:r>
-    </w:p>
-    <w:p>
-      <w:pPr>
-        <w:pStyle w:val="Heading2"/>
-      </w:pPr>
-      <w:r>
-        <w:t>3.2 聚酯：PHA 与 PLA</w:t>
-      </w:r>
-    </w:p>
-    <w:p>
-      <w:pPr>
-        <w:jc w:val="both"/>
-      </w:pPr>
-      <w:r>
-        <w:rPr>
-          <w:b/>
-          <w:i w:val="0"/>
-        </w:rPr>
-        <w:t>PHA</w:t>
-      </w:r>
-      <w:r>
-        <w:rPr>
-          <w:b w:val="0"/>
-          <w:i w:val="0"/>
-        </w:rPr>
-        <w:t>（细菌胞内储存颗粒，PHB 是典型代表，图 3f）高度结晶（55–70%），但通过六元环</w:t>
-      </w:r>
-      <w:r>
-        <w:rPr>
-          <w:i/>
-        </w:rPr>
-        <w:t>顺</w:t>
-      </w:r>
-      <w:r>
-        <w:rPr>
-          <w:b w:val="0"/>
-          <w:i w:val="0"/>
-        </w:rPr>
-        <w:t>- 消除机理，在仅比 Tm 高几十度就会分解 [5]——本文中最窄的加工窗口；PHBV/PHBHHx 共聚物能拓宽这个窗口，代价是牺牲刚性。</w:t>
-      </w:r>
-      <w:r>
-        <w:rPr>
-          <w:b/>
-          <w:i w:val="0"/>
-        </w:rPr>
-        <w:t>PLA</w:t>
-      </w:r>
-      <w:r>
-        <w:rPr>
-          <w:b w:val="0"/>
-          <w:i w:val="0"/>
-        </w:rPr>
-        <w:t>：丙交酯经 Sn(Oct)₂ 配位–插入机理开环聚合 [40,41]，能达到直接缩聚无法达到的有用分子量；PLLA 结晶缓慢，但 PLLA/PDLA 立体复合物通过更紧密的对映体堆积共结晶，Tm 比任一均质晶体高约 50 °C [6,7]。两者都以能熔的螺旋堆积（图 4d）；PBS/PEF 遵循同样的酯键逻辑（§8）。</w:t>
-      </w:r>
-    </w:p>
-    <w:p>
-      <w:pPr>
-        <w:pStyle w:val="Heading2"/>
-      </w:pPr>
-      <w:r>
-        <w:t>3.3 蛋白质类聚合物</w:t>
-      </w:r>
-    </w:p>
-    <w:p>
-      <w:pPr>
-        <w:jc w:val="both"/>
-      </w:pPr>
-      <w:r>
-        <w:rPr>
-          <w:b w:val="0"/>
-          <w:i w:val="0"/>
-        </w:rPr>
-        <w:t>蛋白质的性质来自序列决定的折叠，而不是链堆积。</w:t>
-      </w:r>
-      <w:r>
-        <w:rPr>
-          <w:b/>
-          <w:i w:val="0"/>
-        </w:rPr>
-        <w:t>丝素蛋白</w:t>
-      </w:r>
-      <w:r>
-        <w:rPr>
-          <w:b w:val="0"/>
-          <w:i w:val="0"/>
-        </w:rPr>
-        <w:t>（图 3h）的强度–韧性兼得来自分散在柔顺无定形基体中的 β-折叠纳米晶体（图 4e）[8]。</w:t>
-      </w:r>
-      <w:r>
-        <w:rPr>
-          <w:b/>
-          <w:i w:val="0"/>
-        </w:rPr>
-        <w:t>胶原蛋白</w:t>
-      </w:r>
-      <w:r>
-        <w:rPr>
-          <w:b w:val="0"/>
-          <w:i w:val="0"/>
-        </w:rPr>
-        <w:t>的 Gly-X-Y 三螺旋（图 4f）由羟脯氨酸的立体电子效应稳定 [45]，变性后不可逆地转变为明胶；玉米醇溶蛋白/酪蛋白/大豆蛋白是成膜材料，不是结构材料（§8）。核糖体合成精确固定了每个蛋白质分子的链长和序列（Đ = 1.0） ——这是任何非模板合成的生物聚合物都无法达到的（§4）。</w:t>
-      </w:r>
-    </w:p>
-    <w:p>
-      <w:pPr>
-        <w:pStyle w:val="Heading2"/>
-      </w:pPr>
-      <w:r>
-        <w:t>3.4 木质素及其他芳香类</w:t>
-      </w:r>
-    </w:p>
-    <w:p>
-      <w:pPr>
-        <w:jc w:val="both"/>
-      </w:pPr>
-      <w:r>
-        <w:rPr>
-          <w:b w:val="0"/>
-          <w:i w:val="0"/>
-        </w:rPr>
-        <w:t>木质素是纤维素的对立面：无定形</w:t>
-      </w:r>
-      <w:r>
-        <w:rPr>
-          <w:i/>
-        </w:rPr>
-        <w:t>正因为</w:t>
-      </w:r>
-      <w:r>
-        <w:rPr>
-          <w:b w:val="0"/>
-          <w:i w:val="0"/>
-        </w:rPr>
-        <w:t>不规则。三种单木质醇（图 3j–l）自由基偶联成一个无规交联网络（β-O-4 醚键约占连接方式的 45–60% [9]）、没有周期性链，其组成随植物种类而变，用于工业时还随提取方法而变（硫酸盐法、有机溶剂法、木质素磺酸盐法）[54]——所以不存在单一的 "木质素"结构–性质关系。</w:t>
+        <w:t>是陆地上第二丰富的生物聚合物，也是制浆的低成本副产物。它用作填料、碳纤维前体，以及抗氧化剂或抗紫外添加剂；用木质素替代木制品中部分酚醛树脂也是一个活跃的研究方向。木质素没有单一的结构与性质关系。三种单木质醇（图 3j-l）的自由基偶联搭出一个不规则的交联网络，没有重复的链。β-O-4 醚键约占连接方式的 45 到 60% [9]。它的组成随植物种类而变，也随提取方法而变，提取方法可以是硫酸盐法、有机溶剂法或木质素磺酸盐法 [54]。</w:t>
       </w:r>
     </w:p>
     <w:p>
@@ -1373,10 +1274,17 @@
       </w:pPr>
       <w:r>
         <w:rPr>
+          <w:b/>
+          <w:i w:val="0"/>
+        </w:rPr>
+        <w:t>天然橡胶</w:t>
+      </w:r>
+      <w:r>
+        <w:rPr>
           <w:b w:val="0"/>
           <w:i w:val="0"/>
         </w:rPr>
-        <w:t>天然橡胶（图 3m）是柔性的极端，也是本节"结晶度决定性能"这一逻辑的唯一例外：</w:t>
+        <w:t>静置时几乎没有模量（0.001 到 0.005 GPa）。受力时它有出色的抗撕裂和抗疲劳性能。所以尽管有合成竞争品，它仍用于轮胎、发动机悬置、手套和粘合剂。它的刚性是按需产生的。放松的</w:t>
       </w:r>
       <w:r>
         <w:rPr>
@@ -1389,7 +1297,7 @@
           <w:b w:val="0"/>
           <w:i w:val="0"/>
         </w:rPr>
-        <w:t>-1,4-聚异戊二烯静置时是无定形的，但受力时应变诱导结晶（SIC）会自增强网络——这一现象已被 X 射线衍射充分记录，而在合成</w:t>
+        <w:t>-1,4-聚异戊二烯是无定形的，但被拉伸时会结晶，晶体又反过来增强网络。这种应变诱导结晶已被 X 射线衍射充分记录，在合成</w:t>
       </w:r>
       <w:r>
         <w:rPr>
@@ -1402,7 +1310,7 @@
           <w:b w:val="0"/>
           <w:i w:val="0"/>
         </w:rPr>
-        <w:t>-聚异戊二烯中基本不存在 [10]。这不是一个固定不变的常数：NR 的分子量及其分布在不同</w:t>
+        <w:t>-聚异戊二烯中基本不存在 [10]。它不是一个固定不变的常数。分子量及其分布在不同的</w:t>
       </w:r>
       <w:r>
         <w:rPr>
@@ -1415,20 +1323,7 @@
           <w:b w:val="0"/>
           <w:i w:val="0"/>
         </w:rPr>
-        <w:t>无性系之间、以及随树龄都有可测的变化 [19]，非橡胶蛋白质/凝胶含量则是网络结构中一个主动的、依赖无性系的贡献者——而不是无关紧要的杂质 [18]。因此这里真正的组织变量不是"结晶度"本身，而是</w:t>
-      </w:r>
-      <w:r>
-        <w:rPr>
-          <w:i/>
-        </w:rPr>
-        <w:t>使用条件下的分子间架构</w:t>
-      </w:r>
-      <w:r>
-        <w:rPr>
-          <w:b w:val="0"/>
-          <w:i w:val="0"/>
-        </w:rPr>
-        <w:t>——这一点会在 §7.3 中直接拿一个合成类似物来检验。</w:t>
+        <w:t>无性系之间、以及随树龄都不一样 [19]，而非橡胶的蛋白质和凝胶含量在网络中起的是主动的、依无性系而定的作用，不是杂质 [18]。真正重要的变量因此是使用条件下链的排列方式。这一点在 §7.3 中拿一个合成类似物来检验。</w:t>
       </w:r>
     </w:p>
     <w:p>
@@ -3178,7 +3073,7 @@
         <w:rPr>
           <w:i/>
         </w:rPr>
-        <w:t>所有数值均为 PROVISIONAL——教学级估计范围，用于让图 5 与本表内部自洽；提交前每一条都必须替换为有文献支撑的数值，并注明测试条件（试样形态、含水量、热历史）。</w:t>
+        <w:t>所有数值均为 PROVISIONAL。它们是教学级估计范围，用来让图 5 和本表内部自洽。提交前每一条都必须替换为有文献支撑的数值，并注明测试条件（试样形态、含水量、热历史）。</w:t>
       </w:r>
     </w:p>
     <w:p>
@@ -3198,47 +3093,19 @@
           <w:b w:val="0"/>
           <w:i w:val="0"/>
         </w:rPr>
-        <w:t>大多数综述都随口一提分子量——"高分子量"——但真正体现生物学特征的是</w:t>
+        <w:t>很多综述只说生物聚合物"分子量高"。更重要的是整个分布，而不只是平均值。常用的量有数均分子量 Mn、重均分子量 Mw、分散度 Đ = Mw/Mn [46]，以及聚合度。其中 Đ 最有用，因为决定材料怎么加工、以及同一批料里力学性能分散多大的是 Đ，不是 Mn。</w:t>
       </w:r>
-      <w:r>
-        <w:rPr>
-          <w:i/>
-        </w:rPr>
-        <w:t>分布</w:t>
-      </w:r>
+    </w:p>
+    <w:p>
+      <w:pPr>
+        <w:jc w:val="both"/>
+      </w:pPr>
       <w:r>
         <w:rPr>
           <w:b w:val="0"/>
           <w:i w:val="0"/>
         </w:rPr>
-        <w:t>，而不只是平均值。Mn、Mw、离散度 Đ = Mw/Mn（IUPAC 术语 [46]）以及聚合度（DP）是标准的描述量；Đ 之所以重要，是因为决定加工行为和同一批次内力学性质分布宽度的，不只是 Mn 一个数字。</w:t>
-      </w:r>
-      <w:r>
-        <w:rPr>
-          <w:b/>
-          <w:i w:val="0"/>
-        </w:rPr>
-        <w:t>离散度是合成机理的直接读数，不是噪声</w:t>
-      </w:r>
-      <w:r>
-        <w:rPr>
-          <w:b w:val="0"/>
-          <w:i w:val="0"/>
-        </w:rPr>
-        <w:t>（图 6）：模板控制的生物合成让蛋白质和核酸的 Đ 精确等于 1.0，而每一条非模板路线——提取（纤维素、壳聚糖、天然橡胶）或催化聚合（PHA、PLA）——都会把分布拓宽到一个由该路线控制严格程度决定的程度。天然橡胶是极端情形：因为它是采收而来、不是逐链合成的，Mw 及其分布在不同</w:t>
-      </w:r>
-      <w:r>
-        <w:rPr>
-          <w:i/>
-        </w:rPr>
-        <w:t>橡胶树</w:t>
-      </w:r>
-      <w:r>
-        <w:rPr>
-          <w:b w:val="0"/>
-          <w:i w:val="0"/>
-        </w:rPr>
-        <w:t>无性系之间、以及随树龄都有变化 [19]——一种合成聚合物没有的、来自农业的变异性。</w:t>
+        <w:t>Đ 的大小直接反映这个聚合物是怎么合成的（图 6）。蛋白质和核酸按模板合成，每条链长度一样， Đ 正好等于 1.0。其他所有路线都会把分布拓宽。提取（纤维素、壳聚糖、天然橡胶）和催化聚合（PHA、PLA）得到的 Đ，取决于这条路线控制得多严。天然橡胶是最极端的：它是采收来的，不是一条一条链聚出来的，所以它的 Mw 和分布随橡胶树无性系不同、随树龄而变 [19]。没有哪种合成聚合物会这样变。</w:t>
       </w:r>
     </w:p>
     <w:p>
@@ -3292,7 +3159,7 @@
           <w:i/>
           <w:sz w:val="20"/>
         </w:rPr>
-        <w:t>图 6．各家族分散度 Đ 在同一坐标轴上的对比：模板合成对应 Đ=1 的一个点，PLA/PHA/壳聚糖/ 纤维素各有一段范围，天然橡胶因缺乏定量文献值画成一个开口箭头</w:t>
+        <w:t>图 6．各家族分散度 Đ 在同一坐标轴上的对比（按主链类别配色）：模板合成对应 Đ = 1 的一个点，PLA、PHA、壳聚糖、纤维素各有一段文献范围，天然橡胶因缺乏定量文献值画成一个开口箭头</w:t>
       </w:r>
     </w:p>
     <w:p>
@@ -3301,31 +3168,22 @@
       </w:pPr>
       <w:r>
         <w:rPr>
-          <w:b/>
+          <w:b w:val="0"/>
           <w:i w:val="0"/>
         </w:rPr>
-        <w:t>为什么分子量决定性能。</w:t>
+        <w:t>分子量通过链缠结决定性能。链要足够长、能相互缠结，超过一个临界值 Mc，聚合物才有完整的强度和韧性 [48]。低于 Mc，强度和韧性都塌掉。高于 Mc，拉伸强度随 Mn 升高、然后趋于平缓（Flory 型关系 σ ≈ σ∞ − K/Mn）[47]。降解最先表现为分子量下降。在链跌回 Mc 以下之前，性能损失很小。一旦跌破 Mc，性能就突然失效。同样的失效模式在 §7 和 §8 会再次出现。</w:t>
       </w:r>
+    </w:p>
+    <w:p>
+      <w:pPr>
+        <w:jc w:val="both"/>
+      </w:pPr>
       <w:r>
         <w:rPr>
           <w:b w:val="0"/>
           <w:i w:val="0"/>
         </w:rPr>
-        <w:t xml:space="preserve"> 力学完整性依赖于分子量高于特征缠结分子量（Mc）时的链缠结 [48]；低于 Mc，强度和韧性会崩塌。在 Mc 之上，拉伸强度随 Mn 上升后趋于饱和（Flory 型关系， σ ≈ σ∞ − K/Mn）[47]，所以降解——最先表现为分子量下降——可以在只造成轻微性能损失的情况下持续一段时间，直到跌回 Mc 以下、性能骤然崩塌，这种失效模式和 §7–§8 直接相关。</w:t>
-      </w:r>
-      <w:r>
-        <w:rPr>
-          <w:b/>
-          <w:i w:val="0"/>
-        </w:rPr>
-        <w:t>测定</w:t>
-      </w:r>
-      <w:r>
-        <w:rPr>
-          <w:b w:val="0"/>
-          <w:i w:val="0"/>
-        </w:rPr>
-        <w:t>生物聚合物的分子量比合成聚合物更难：纤维素不溶于任何标准 SEC 淋洗液，需要衍生化或专门的溶剂体系，而这些方法本身可能使样品降解或聚集；聚集和支化又会扭曲用线性标准品校准的 SEC。 SEC-MALS 或 Mark–Houwink 特性粘度法更站得住脚，但许多生物聚合物/溶剂体系缺乏 Mark–Houwink 参数。结果是：文献中同一种材料的分子量报告值常常相差一个数量级——与其说是真实差异，不如说是测定方法造成的假象，所以有意义的比较必须连同测定方法一起报告。</w:t>
+        <w:t>测生物聚合物的分子量比测合成聚合物难。纤维素不溶于任何标准 SEC 淋洗液，必须先衍生化或用强溶剂溶解。聚集和链支化还会扭曲用线性标准品校准的 SEC。SEC-MALS 和 Mark-Houwink 特性粘度法能绕开校准问题，但很多生物聚合物和溶剂的组合没有测过 Mark-Houwink 参数。结果是文献里同一种材料的分子量常常相差十倍。这多半是方法造成的，所以报分子量必须连测定方法一起报。</w:t>
       </w:r>
     </w:p>
     <w:p>
@@ -3346,7 +3204,7 @@
           <w:i w:val="0"/>
           <w:sz w:val="20"/>
         </w:rPr>
-        <w:t xml:space="preserve"> 代表性生物聚合物的典型数均分子量及其标准测定方法（离散度 Đ 已画在图 6 中，此处不再重复）。</w:t>
+        <w:t xml:space="preserve"> 代表性生物聚合物的典型数均分子量及其标准测定方法（分散度 Đ 已画在图 6 中，此处不再重复）。</w:t>
       </w:r>
     </w:p>
     <w:tbl>
@@ -3499,7 +3357,7 @@
                 <w:i w:val="0"/>
                 <w:sz w:val="16"/>
               </w:rPr>
-              <w:t>质谱（无——模板合成）</w:t>
+              <w:t>质谱（无局限，模板合成）</w:t>
             </w:r>
           </w:p>
         </w:tc>
@@ -3893,7 +3751,7 @@
           <w:b w:val="0"/>
           <w:i w:val="0"/>
         </w:rPr>
-        <w:t>第 3 节逐个考察了各个家族；本节把同一批证据横过来看，问的是哪些规律在所有家族中都成立。</w:t>
+        <w:t>第 3 节逐个看了每个家族。这一节看它们的共同点。</w:t>
       </w:r>
     </w:p>
     <w:p>
@@ -3913,7 +3771,7 @@
           <w:b w:val="0"/>
           <w:i w:val="0"/>
         </w:rPr>
-        <w:t>分解温度贴近甚至低于熔点，在这里近乎是通则（图 5a）：赋予刚性的同一套网络，同样把熔融所需能量推高到接近断链能量，使两个转变挤在一起——纤维素、壳聚糖和丝素蛋白根本不出现熔融转变。在聚酯家族中，这种"挤在一起"是量的问题：PHB 的窗口只有约 25 °C，PHBV 把它拓宽到约 55 °C，PLLA 的窗口更宽 [44]（§3.2）。图 5a 保守地画出 TGA 分解起始温度——对 PLLA 和 PHB 而言，实际可用窗口还要更窄，因为熔体水解（§4）会更早开始。</w:t>
+        <w:t>大多数生物聚合物的分解温度都在熔点或熔点以下（图 5a）。原因和它们发硬的原因是同一个：强氢键和密集的极性基团把熔化晶体所需的能量抬高，抬到接近断开主链键所需的能量，于是熔融和分解两件事重叠了。纤维素、壳聚糖、丝素蛋白根本还没熔就已经分解。聚酯家族里这个差距小但真实存在：PHB 的熔融加工窗口只有约 25 °C，PHBV 约 55 °C，PLLA 稍宽一些 [44]。图 5a 标的是 TGA 分解起始温度。实际上 PHB 和 PLLA 可用的窗口还要更窄，因为熔体水解（§4）在这个起始温度之前就开始了。</w:t>
       </w:r>
     </w:p>
     <w:p>
@@ -3933,7 +3791,7 @@
           <w:b w:val="0"/>
           <w:i w:val="0"/>
         </w:rPr>
-        <w:t>同样的逻辑设定了力学边界（图 5b）：高结晶度和密集的氢键提高了模量，但也去掉了让聚烯烃能在断裂前拉伸的柔性链段，所以生物聚合物相对于 PE/PP/PET 普遍集中在高模量、低断裂伸长率区间 [11,43]。天然橡胶是例外——静置时几乎没有模量，性能是按需通过 SIC 产生的（§3.5、§7.3）。图 5b 的椭圆画成区间而不是点：样品形态、含水量、结晶度和热历史都能把同一材料的数据挪动一个数量级，这一点会在 §7.2 中作为"批次变异性"再次出现。</w:t>
+        <w:t>同样的结构决定了力学范围（图 5b）。高结晶度和密集氢键把模量抬上去，但也留不下几段柔性链段，所以生物聚合物不能像聚乙烯、聚丙烯那样在断裂前拉长。大多数生物聚合物因此落在 "高模量、低断裂伸长"这个角落里，相对于 PE、PP、PET [11,43]。天然橡胶是例外：它放松时几乎没有模量，只有受力时才通过应变诱导结晶产生性能（§3.5、§7.3）。图 5b 里画的是区间，不是点。试样形态、含水量、结晶度、热历史每一个都能把同一材料的数据挪动最多十倍。这在 §7.2 会作为"批次变异性"再次出现。</w:t>
       </w:r>
     </w:p>
     <w:p>
@@ -3987,7 +3845,7 @@
           <w:i/>
           <w:sz w:val="20"/>
         </w:rPr>
-        <w:t>图 5．热学与力学包络，作者自绘，数据来自 `figures/data/*.csv`。(a) Tg（空心圆）、Tm （菱形）、TGA 分解起始（竖线）画在同一温标上，阴影带是熔融加工窗口（Tm→Td），宽度直接标注——纤维素、天然淀粉、壳聚糖、丝素没有窗口。(b) 模量 vs 断裂伸长率，对数-对数；椭圆是所述试样形态的文献取值区间（不是误差棒），PE/PP/PET 作参照</w:t>
+        <w:t>图 5．热学与力学包络，作者自绘，数据来自 `figures/data/*.csv`。(a) Tg（空心圆）、Tm （菱形）、TGA 分解起始（竖线）画在同一温标上。阴影带是熔融加工窗口（Tm 到 Td），宽度直接标注；纤维素、天然淀粉、壳聚糖、丝素没有窗口。(b) 模量对断裂伸长率，对数-对数坐标。椭圆是所述试样形态的文献取值区间，不是误差棒。PE、PP、PET 作参照</w:t>
       </w:r>
     </w:p>
     <w:p>
@@ -4007,7 +3865,7 @@
           <w:b w:val="0"/>
           <w:i w:val="0"/>
         </w:rPr>
-        <w:t>支撑 §5.1–5.2 强度的极性基团还有第三个后果：强吸湿性。被吸收的水会增塑无定形部分、膨胀自由体积，所以阻隔性能会随湿度上升而下降。⚙️ 原子尺度的自由体积/扩散系数估算，提供了一条在做包装试验之前用计算方法预测这一点的途径——这正是为什么 PLA 和淀粉基薄膜必须连同一个储存湿度条件一起给出规格，而不是给一个固定的阻隔等级。</w:t>
+        <w:t>给 §5.1 和 §5.2 提供强度的极性基团还有第三个后果：它们让材料吸水。被吸收的水会增塑无定形部分、撑开自由体积，所以阻隔性能随湿度上升而下降。这就是为什么一张 PLA 或淀粉薄膜的阻隔等级必须连同一个储存湿度一起给出，而不能是一个单一数字。⚙️ 原子尺度的自由体积和扩散模拟可以在做包装试验之前预测这一点。</w:t>
       </w:r>
     </w:p>
     <w:p>
@@ -4027,7 +3885,7 @@
           <w:b w:val="0"/>
           <w:i w:val="0"/>
         </w:rPr>
-        <w:t>降解是一个由结构决定的速率过程（图 7）。聚酯通过自催化酯水解降解（每次断链产生的酸性端基会催化进一步水解，所以内部比表面降解得更快——制品薄到临界厚度以下即本体侵蚀 [49]，图 7a）；多糖和蛋白质则通过酶解降解，酶只能触及无定形链段，所以速率由可及表面积决定，而不是整体化学 [50]（图 7b）。因此结晶度再次成为本文的核心权衡——设定模量（§5.2）、阻挡吸水（§5.3）的同一个特征，也阻挡了原本会降解材料的攻击。⚙️ 计算得到的酯水解活化能垒次序为碱催化 &lt; 酸催化 &lt; 中性水，与聚酯降解速率对 pH 的依赖一致。</w:t>
+        <w:t>降解是一个由结构控制的速率过程（图 7）。聚酯通过一种会自我催化的酯水解降解。每次断链留下的酸性端基会加速下一次断链，所以制品薄到临界厚度以下之后，它的内部比表面侵蚀得更快。这就是本体侵蚀 [49]。多糖和蛋白质则通过酶降解，酶只能触及无定形链段，所以速率取决于可及的表面积，而不是整体化学 [50]。因此结晶度是本文的核心权衡。设定模量（§5.2）、把水挡在外面（§5.3）的同一个特征，也把会降解材料的攻击挡在外面。⚙️ 计算得到的酯水解能垒按碱催化、再酸催化、再中性水的次序升高，这和实测的速率随 pH 变化一致。</w:t>
       </w:r>
     </w:p>
     <w:p>
@@ -4081,7 +3939,7 @@
           <w:i/>
           <w:sz w:val="20"/>
         </w:rPr>
-        <w:t>图 7．两条降解路径：(a) 聚酯主链酯键水解——羧基端自催化进一步水解，所以厚制品从内部先坏（本体侵蚀）；(b) 多糖/蛋白的酶解只能进入无定形区，所以结晶度决定速率</w:t>
+        <w:t>图 7．两条降解路径，作者自绘。(a) 聚酯酯键水解：酸性端基催化进一步断链，所以厚制品从内部先坏（本体侵蚀）。(b) 对多糖和蛋白质的酶解只能进入无定形区，所以结晶度决定速率</w:t>
       </w:r>
     </w:p>
     <w:p>
@@ -4101,7 +3959,7 @@
           <w:b w:val="0"/>
           <w:i w:val="0"/>
         </w:rPr>
-        <w:t>§5.1 的热窗口转化成一个两路决策。如果 Tm 之上、分解/水解起始之下存在稳定的熔融窗口—— PBS（宽）、PLA（须先干燥否则分子量崩塌，§4）、PHB（只有约 25 °C，须严格控温）——就走熔融加工，窗口宽度决定控制严格程度。若没有——纤维素、壳聚糖——只能走溶液路线（NMMO/Lyocell、稀酸溶解 + 湿法/干喷湿纺）。两条路的对策是共通的：增塑剂、成核剂、增容共混（PLA/PBAT、 PLA/TPS）、纳米纤维素增强，都在拓宽已有的那个窗口。由此得到一个反复出现的判断：大多数所谓"性能不足"其实是加工窗口不足，而不是材料本身的性质不足（§5.1–5.2）。</w:t>
+        <w:t>§5.1 的热窗口设定了一个两路选择。有稳定熔融窗口的材料，也就是窗口在 Tm 之上、在分解或水解起始之下的材料，走熔融加工。PBS 的窗口很宽。PLA 必须先干燥，否则分子量会崩塌（§4）。 PHB 的窗口只有约 25 °C，需要严格控温。纤维素和壳聚糖完全没有熔融窗口，只能从溶液中成型，用 Lyocell 工艺的 NMMO，或用稀酸纺丝。两种情况下的对策是一样的：增塑剂、成核剂、增容共混（比如 PLA 与 PBAT、PLA 与热塑性淀粉），以及纳米纤维素增强。反复出现的判断成立：大多数所谓的"性能不足"是加工窗口不足，不是材料本身的性质不足（§5.1 和 §5.2）。</w:t>
       </w:r>
     </w:p>
     <w:p>
@@ -4129,63 +3987,7 @@
           <w:b w:val="0"/>
           <w:i w:val="0"/>
         </w:rPr>
-        <w:t>四项优势是结构性的，都能回溯到 §3。</w:t>
-      </w:r>
-      <w:r>
-        <w:rPr>
-          <w:b/>
-          <w:i w:val="0"/>
-        </w:rPr>
-        <w:t>可再生的非化石原料</w:t>
-      </w:r>
-      <w:r>
-        <w:rPr>
-          <w:b w:val="0"/>
-          <w:i w:val="0"/>
-        </w:rPr>
-        <w:t>是唯一一项对全部五个家族都一致成立的优势。</w:t>
-      </w:r>
-      <w:r>
-        <w:rPr>
-          <w:b/>
-          <w:i w:val="0"/>
-        </w:rPr>
-        <w:t>在易泄漏场景中的可生物降解性</w:t>
-      </w:r>
-      <w:r>
-        <w:rPr>
-          <w:b w:val="0"/>
-          <w:i w:val="0"/>
-        </w:rPr>
-        <w:t>（地膜、渔具、一次性餐具）能把水解/ 酶解敏感性从加工负担变成期望的性质——前提是降解环境确实与材料匹配 [51]（§5.4）。</w:t>
-      </w:r>
-      <w:r>
-        <w:rPr>
-          <w:b/>
-          <w:i w:val="0"/>
-        </w:rPr>
-        <w:t>生物相容性与可生物吸收性</w:t>
-      </w:r>
-      <w:r>
-        <w:rPr>
-          <w:b w:val="0"/>
-          <w:i w:val="0"/>
-        </w:rPr>
-        <w:t>让 PLA/PGA 缝合线 [52]、胶原蛋白/海藻酸盐水凝胶、壳聚糖敷料 [55] 做到了商品化合成聚合物做不到（除非付出高昂的改性成本）的事，这是唯一一个（§8）生物聚合物是唯一可行材料类别的领域，但这一优势并非无条件（§7.3）。而</w:t>
-      </w:r>
-      <w:r>
-        <w:rPr>
-          <w:b/>
-          <w:i w:val="0"/>
-        </w:rPr>
-        <w:t>超越力学性能的内在功能性</w:t>
-      </w:r>
-      <w:r>
-        <w:rPr>
-          <w:b w:val="0"/>
-          <w:i w:val="0"/>
-        </w:rPr>
-        <w:t>—— 手性（PLA 立体复合）、pH 响应电荷（壳聚糖）、序列编码的生物活性（丝、胶原蛋白）——都是生物结构自带的，不需要额外设计。</w:t>
+        <w:t>四项优势来自结构，每一项都能回溯到 §3。第一项是可再生原料。这是唯一一项对全部五个家族都一致成立的优势。第二项是在材料容易泄漏到环境中的场景下的可生物降解性，比如地膜、渔具和一次性餐具。这里，容易水解或被酶攻击不再是缺点，而是关键，前提是环境和材料匹配 [51] （§5.4）。第三项是生物相容性和可生物吸收性。这让 PLA 和 PGA 缝合线 [52]，以及胶原蛋白、海藻酸盐和壳聚糖的水凝胶和敷料 [55]，做到了商品化合成聚合物不经昂贵改性就做不到的事。这是唯一一个（§8）生物聚合物是唯一可行材料类别的领域，尽管不是无条件的（§7.3）。第四项是超越力学的功能：手性、pH 响应电荷和序列编码的生物活性，都随生物结构一起免费获得。</w:t>
       </w:r>
     </w:p>
     <w:p>
@@ -4193,18 +3995,7 @@
         <w:pStyle w:val="Heading2"/>
       </w:pPr>
       <w:r>
-        <w:t>7.2 生物聚合物落后的地方——用数字说话，而不是形容词</w:t>
-      </w:r>
-    </w:p>
-    <w:p>
-      <w:pPr>
-        <w:jc w:val="center"/>
-      </w:pPr>
-      <w:r>
-        <w:rPr>
-          <w:i/>
-        </w:rPr>
-        <w:t>（以下是与文献引用值一致的数量级范围；提交前每一条都需要补上更精确的一手文献引用。）</w:t>
+        <w:t>7.2 生物聚合物落后的地方，用数字说话</w:t>
       </w:r>
     </w:p>
     <w:p>
@@ -4223,7 +4014,7 @@
           <w:b w:val="0"/>
           <w:i w:val="0"/>
         </w:rPr>
-        <w:t xml:space="preserve"> PLA 是通用 PE/PP 的好几倍价格，PHA 更贵 [16,53]；提交前还需要一份当前市场报告给出材料专属的 $/kg 数字。</w:t>
+        <w:t xml:space="preserve"> PLA 的价格是通用 PE 和 PP 的好几倍，PHA 更贵 [16,53]。某种具体材料的每公斤价格仍需要一份当前市场报告。</w:t>
       </w:r>
     </w:p>
     <w:p>
@@ -4235,14 +4026,14 @@
           <w:b/>
           <w:i w:val="0"/>
         </w:rPr>
-        <w:t>耐热性/阻隔性。</w:t>
+        <w:t>耐热和阻隔。</w:t>
       </w:r>
       <w:r>
         <w:rPr>
           <w:b w:val="0"/>
           <w:i w:val="0"/>
         </w:rPr>
-        <w:t xml:space="preserve"> 不经立体复合化，PLA 的热变形温度（约 55–65 °C）远低于 PP 的约 100 °C 以上（§3.2）[13,42]；它的氧气/二氧化碳透过率与 PET 相当，但水蒸气阻隔更差，淀粉基薄膜又更差一层 [14]——真正站得住脚的批评是湿度敏感性（§5.3），而不是笼统的氧气阻隔不足。</w:t>
+        <w:t xml:space="preserve"> 不经立体复合化，PLA 约 55 到 65 °C 的热变形温度远低于 PP 的 100 °C 以上 [13,42]。PLA 的氧气和二氧化碳透过率和 PET 相当，但它的水蒸气阻隔更差，淀粉薄膜又更差一层 [14]。真正的弱点是湿度敏感性（§5.3），不是氧气阻隔。</w:t>
       </w:r>
     </w:p>
     <w:p>
@@ -4254,14 +4045,14 @@
           <w:b/>
           <w:i w:val="0"/>
         </w:rPr>
-        <w:t>脆性/吸湿性。</w:t>
+        <w:t>脆性和吸水。</w:t>
       </w:r>
       <w:r>
         <w:rPr>
           <w:b w:val="0"/>
           <w:i w:val="0"/>
         </w:rPr>
-        <w:t xml:space="preserve"> PHB 的二次结晶和 PLA 的 Tg 以下老化会在储存期间使材料脆化 [43]；淀粉的性质随湿度漂移（§3.1、§5.3），PLA 加工前必须干燥以避免不受控的分子量损失（§4）。</w:t>
+        <w:t xml:space="preserve"> PHB 通过二次结晶、PLA 通过玻璃化温度以下的老化，在储存期间脆化 [43]。淀粉的性质随湿度漂移，PLA 熔融加工前必须干燥，否则分子量会不受控地下降（§4）。</w:t>
       </w:r>
     </w:p>
     <w:p>
@@ -4273,14 +4064,14 @@
           <w:b/>
           <w:i w:val="0"/>
         </w:rPr>
-        <w:t>批次间变异性。</w:t>
+        <w:t>批次变异性。</w:t>
       </w:r>
       <w:r>
         <w:rPr>
           <w:b w:val="0"/>
           <w:i w:val="0"/>
         </w:rPr>
-        <w:t xml:space="preserve"> 农业来源的原料（海藻酸盐 M/G 比、壳聚糖 DD、淀粉直链淀粉含量、 NR 无性系/树龄 [19]）会以石化单体不会有的方式变化。</w:t>
+        <w:t xml:space="preserve"> 农业来源以石化单体不会有的方式变化。这包括海藻酸盐的 M 和 G 比例、壳聚糖的脱乙酰度、淀粉的直链淀粉含量，以及 NR 的无性系和树龄 [19]。</w:t>
       </w:r>
     </w:p>
     <w:p>
@@ -4299,7 +4090,7 @@
           <w:b w:val="0"/>
           <w:i w:val="0"/>
         </w:rPr>
-        <w:t xml:space="preserve"> 一项 2022 年研究发现流中 PLA 浓度只有 PET 回收流的 0–0.019%，近红外分选能把它控制在约 1%——会可测影响 rPET 性质——的阈值以下 [15]，这是分选基础设施的依赖问题，不是内在不兼容。</w:t>
+        <w:t xml:space="preserve"> 一项 2022 年研究发现 PLA 只占 PET 回收流的 0 到 0.019%，被近红外分选控制在大约 1% 这个会可测影响再生 PET 的水平以下 [15]。这是对分选基础设施的依赖，不是内在的不兼容。</w:t>
       </w:r>
     </w:p>
     <w:p>
@@ -4307,7 +4098,7 @@
         <w:pStyle w:val="Heading2"/>
       </w:pPr>
       <w:r>
-        <w:t>7.3 案例研究：天然橡胶 vs. 合成类似物（SBR）</w:t>
+        <w:t>7.3 案例研究：天然橡胶和一个合成类似物（SBR）</w:t>
       </w:r>
     </w:p>
     <w:p>
@@ -4319,7 +4110,7 @@
           <w:b w:val="0"/>
           <w:i w:val="0"/>
         </w:rPr>
-        <w:t>NR 和苯乙烯–丁二烯橡胶（SBR）用同样的方式混炼、填充和硫化，在同样的应用中直接竞争（轮胎胎面、减震、输送带）——这是本文中最干净的同应用对比，因为差异可以归因于主链化学，而不会被不同的加工路线混淆。图 8 画出链尺度结构起源，表 5 据此对两者在五个维度上打分 [10,18–32]。</w:t>
+        <w:t>NR 和苯乙烯-丁二烯橡胶（SBR）用同样的方式混炼、填充和硫化，也在同样的应用中竞争，比如轮胎胎面、减震和输送带。这使它成为本文中最干净的同应用对比，因为差异可以归因于主链化学，而不是加工。图 8 画出这个差异在链尺度上从哪里开始（应变诱导结晶）。表 5 在五个维度上给两种材料打分 [10,18–32]。</w:t>
       </w:r>
     </w:p>
     <w:p>
@@ -4373,7 +4164,7 @@
           <w:i/>
           <w:sz w:val="20"/>
         </w:rPr>
-        <w:t>图 8．NR 与 SBR 结构：(a) NR（*顺*-1,4-聚异戊二烯）、(b) SBR 的 1,4-丁二烯单元、 (c) SBR 的苯乙烯单元（RDKit，已核对 SMILES）；(d) 链尺度上，立构规整的 NR 受力时排列成结晶束（SIC，X 射线证实），SBR 无规主链即使拉伸仍保持无定形——即表 5"SIC 与抗撕裂性" 一行的结构基础</w:t>
+        <w:t>图 8．NR 和 SBR，作者自绘。(a) NR（顺-1,4-聚异戊二烯）、(b) SBR 的 1,4-丁二烯单元、 (c) SBR 的苯乙烯单元。(d) 在链尺度上，立构规整的 NR 受力时排列成结晶束（应变诱导结晶， X 射线证实），而 SBR 不规则的主链保持无定形。这是表 5"SIC 与抗撕裂性"一行的基础</w:t>
       </w:r>
     </w:p>
     <w:p>
@@ -4394,7 +4185,7 @@
           <w:i w:val="0"/>
           <w:sz w:val="20"/>
         </w:rPr>
-        <w:t xml:space="preserve"> 天然橡胶（NR）与 SBR 逐维度对照——结构性优势 / 取决于配方或场景 / 有据可查的风险或代价。</w:t>
+        <w:t xml:space="preserve"> NR 和 SBR：结构性优势、取决于配方或场景、或有据可查的风险。</w:t>
       </w:r>
     </w:p>
     <w:tbl>
@@ -4851,7 +4642,7 @@
           <w:b w:val="0"/>
           <w:i w:val="0"/>
         </w:rPr>
-        <w:t>在配方相匹配的条件下，NR 的 SIC 一开始就赋予它更强的撕裂强度和抗裂纹扩展能力 [10,23]；但 SBR 靠的不是主链结晶，而是补强和硫化设计，同样能达到相当的耐磨性 [24]——这是本文中主链化学与配方相互权衡最清楚的一个例证（§6）。不过，"天然更好"的叙事经不起文献的检验：NR 乳胶确实有一个真实的、SBR 没有的过敏风险 [27,28]，它的可再生性也不会自动转化为更低的生命周期环境足迹 [29,30]；而且 NR 的定价历来是两者中波动更大的一个——原因在气候和病害，与聚合物化学本身无关 [32]。</w:t>
+        <w:t>在配方相匹配的条件下，NR 的应变诱导结晶一开始就给它更强的撕裂强度和抗裂纹扩展能力 [10,23]。SBR 随后靠补强和硫化设计达到相当的耐磨性 [24]。这是本文中主链化学与配方相互权衡最清楚的一个例子（§6）。"天然更好"的叙事经不起文献的检验。NR 乳胶有一个 SBR 没有的真实过敏风险 [27,28]。可再生不会自动意味着更低的生命周期足迹 [29,30]。而且 NR 的定价历来是两者中波动更大的一个，原因在气候和病害，和聚合物化学无关 [32]。</w:t>
       </w:r>
     </w:p>
     <w:p>
@@ -4871,49 +4662,7 @@
           <w:b w:val="0"/>
           <w:i w:val="0"/>
         </w:rPr>
-        <w:t>每类应用都先说明所需的性质，再点名满足这个性质的材料（表 4）。</w:t>
-      </w:r>
-      <w:r>
-        <w:rPr>
-          <w:b/>
-          <w:i w:val="0"/>
-        </w:rPr>
-        <w:t>包装</w:t>
-      </w:r>
-      <w:r>
-        <w:rPr>
-          <w:b w:val="0"/>
-          <w:i w:val="0"/>
-        </w:rPr>
-        <w:t>需要 O₂/H₂O 阻隔、韧性，以及超过 PLA 热变形温度的耐热性（§7.2）；没有哪一种单一生物聚合物能同时满足这三项（§5.3），所以包装几乎总是多层或共混结构。可堆肥餐具和地膜，是 §7.1 的生物降解性——而不是阻隔性能——驱动设计的场景，需要的是与使用时间尺度匹配的降解速率（§5.4）。</w:t>
-      </w:r>
-      <w:r>
-        <w:rPr>
-          <w:b/>
-          <w:i w:val="0"/>
-        </w:rPr>
-        <w:t>生物医用</w:t>
-      </w:r>
-      <w:r>
-        <w:rPr>
-          <w:b w:val="0"/>
-          <w:i w:val="0"/>
-        </w:rPr>
-        <w:t>应用需要生物相容性加上可调的降解速率（§5.4）——这个组合在这里基本上是独有的（§7.1，但见 §7.3 中 NR 乳胶的警示）：PGA/PLGA 是成熟的缝合线材料，主要失效模式是酸性水解产物导致的局部 pH 下降 [52,53]；胶原蛋白/海藻酸盐/壳聚糖把同样的逻辑延伸到支架和生物打印 [55]。</w:t>
-      </w:r>
-      <w:r>
-        <w:rPr>
-          <w:b/>
-          <w:i w:val="0"/>
-        </w:rPr>
-        <w:t>纺织及其他：</w:t>
-      </w:r>
-      <w:r>
-        <w:rPr>
-          <w:b w:val="0"/>
-          <w:i w:val="0"/>
-        </w:rPr>
-        <w:t xml:space="preserve"> Lyocell 和 PLA 纤维分别利用了纤维素经溶液加工获得的刚性（§3.1、§6 [36]）和 PLA 的可熔融纺丝性（§3.2）；NR 粘合剂和 PHA/PLA 电子基板则是用可预测性换取材料自带的粘附性、可生物降解性或生物相容性。</w:t>
+        <w:t>表 4 按每类应用所需的性质列出应用，再列出满足它的材料（§3 给了每种材料的用途）。有两个规律突出。包装需要同时满足氧气和水的阻隔、韧性，以及高于 PLA 热变形温度的耐热性（§7.2）。没有哪一种单一生物聚合物能同时给出这三项（§5.3），所以包装几乎总是多层或共混结构。生物医用是唯一一个生物聚合物接近独占的领域，因为它们把生物相容性和一个可调的降解速率结合在一起（§5.4）。PGA 和 PLGA 缝合线主要通过酸性水解产物导致的局部 pH 下降而失效 [52,53]，而胶原蛋白、海藻酸盐和壳聚糖把同样的逻辑带到支架和生物打印 [55]。</w:t>
       </w:r>
     </w:p>
     <w:p>
@@ -5399,7 +5148,7 @@
           <w:b w:val="0"/>
           <w:i w:val="0"/>
         </w:rPr>
-        <w:t>2025 年全球生物基塑料产能约为 231 万吨——仍不到全球塑料产量的 1%——预计到 2030 年翻倍 [16]。增长集中在生物基 PE/PP 和 PHA——尽管最贵（§7.2），产能扩张却最快 [16]。瓶颈还是 §5 中的那三项性质——加工窗口、湿度依赖、批次变异性——不是靠扩大规模能解决的。两个方向最有希望：酶促解聚回单体（近期酶组合 72 小时内从消费后 PLA 回收了约 60% 乳酸 [17]）；以及 ⚙️ 数据驱动的性质预测（QSPR / 聚合物信息学 ML 模型 [56]），缩短主链化学匹配加工窗口的试错周期。</w:t>
+        <w:t>2025 年全球生物基塑料产能约为 231 万吨，仍不到全球塑料产量的 1%。预计到 2030 年翻倍，集中在生物基 PE、PP 和 PHA，尽管 PHA 是其中最贵的（§7.2）[16]。瓶颈是组织 §5 的那三项性质：加工窗口、对湿度的依赖、批次变异性。单靠扩大规模解决不了任何一项。两个方向最有希望。一个是酶促解聚回单体，近期的酶组合在 72 小时内从消费后 PLA 回收了约 60% 的乳酸 [17]。另一个是 ⚙️ 数据驱动的性质预测（QSPR 和聚合物信息学机器学习 [56]），它可以缩短从主链化学到加工窗口的搜索。</w:t>
       </w:r>
     </w:p>
     <w:p>
@@ -5419,7 +5168,7 @@
           <w:b w:val="0"/>
           <w:i w:val="0"/>
         </w:rPr>
-        <w:t>由此可以得出三条判断。第一，本文考察的性能上限由热学和吸湿行为设定（§5.1、§5.3），而不是力学强度（§5.2）——大多数家族在刚性上达到甚至超过合成聚合物，真正失分的是加工窗口和湿度敏感性。第二，结晶度支配着整套权衡关系（§5.4）：赋予刚性、阻挡吸水、同时也阻挡原本会降解材料的攻击，靠的是同一个结构特征，所以提高其中一项就会可预见地压低另外两项——NR/SBR 案例研究（§7.3）表明，同样的权衡也可以通过配方、而不只是主链化学本身来实现。第三，分子量数据只有连同测定方法一起报告才具有可比性（§4）：使它难以测定的那些特征——氢键、支化、序列特异性、农业来源——正是本文自始至终用来解释性能的同一批特征。</w:t>
+        <w:t>由此得出三条判断。第一，性能上限是热学的和吸湿的（§5.1、§5.3），不是力学的。大多数家族在刚性上达到甚至超过合成聚合物，真正失分的是加工窗口和湿度。第二，结晶度支配整套权衡（§5.4）。它提供刚性、把水挡在外面、也把会降解材料的攻击挡在外面，所以提高其中一项就会压低另外两项。NR 和 SBR 的案例研究（§7.3）通过配方本身达到同样的权衡。第三，一个分子量数据离开测定方法就没有意义（§4）。让分子量难以测定的那些特征，正是解释性能的同一批特征。</w:t>
       </w:r>
     </w:p>
     <w:p>
@@ -5427,7 +5176,7 @@
         <w:pStyle w:val="Heading1"/>
       </w:pPr>
       <w:r>
-        <w:t>参考文献 *(共 56 条，DOI 均经 Crossref 核对；已满足作业 50–60 条要求)*</w:t>
+        <w:t>参考文献 *(共 56 条，DOI 均经 Crossref 核对)*</w:t>
       </w:r>
     </w:p>
     <w:p>
@@ -5453,21 +5202,7 @@
           <w:b w:val="0"/>
           <w:i w:val="0"/>
         </w:rPr>
-        <w:t xml:space="preserve">。2026-08-28 新增 [33]–[56]，都是给"之前没有引用的既有事实"补的背景来源（纤维素晶体结构与模量、Lyocell 化学、淀粉回生、壳聚糖性质、丙交酯 ROP 机理、PLA 综述、胶原三螺旋、IUPAC 离散度术语、分子量–力学关系、表面/本体侵蚀、酶解机理、PGA/PLGA 医用、木质素炼制、多糖生物材料、聚合物信息学 ML）。 §7.3 的 15 条 NR/SBR 文献来自作者自己整理的 </w:t>
-      </w:r>
-      <w:r>
-        <w:rPr>
-          <w:rFonts w:ascii="Consolas" w:hAnsi="Consolas"/>
-          <w:i/>
-        </w:rPr>
-        <w:t>biopolymer_NR_SBR_literature.xlsx</w:t>
-      </w:r>
-      <w:r>
-        <w:rPr>
-          <w:b w:val="0"/>
-          <w:i w:val="0"/>
-        </w:rPr>
-        <w:t>，还有约 3 条未用可备补。</w:t>
+        <w:t>。</w:t>
       </w:r>
       <w:r>
         <w:rPr>

--- a/projects/biopolymers-review/Biopolymers-review-DRAFT-ZH.docx
+++ b/projects/biopolymers-review/Biopolymers-review-DRAFT-ZH.docx
@@ -176,7 +176,7 @@
           <w:b w:val="0"/>
           <w:i w:val="0"/>
         </w:rPr>
-        <w:t>本文的顺序是：分类（§2）、逐个家族的综述（§3）、分子量（§4）、所有家族共有的性质规律（§5）、加工（§6）、与合成聚合物的比较（§7）、应用（§8）和当前状态（§9）。</w:t>
+        <w:t>本文的顺序是：分类（§2）、逐个家族的综述（§3）、分子量（§4）、所有家族共有的性质规律（§5）、与合成聚合物的比较（§6）和应用（§7）。</w:t>
       </w:r>
     </w:p>
     <w:p>
@@ -813,7 +813,7 @@
       <w:r>
         <w:drawing>
           <wp:inline xmlns:a="http://schemas.openxmlformats.org/drawingml/2006/main" xmlns:pic="http://schemas.openxmlformats.org/drawingml/2006/picture">
-            <wp:extent cx="2184584" cy="1645919"/>
+            <wp:extent cx="1941853" cy="1463040"/>
             <wp:docPr id="1" name="Picture 1"/>
             <wp:cNvGraphicFramePr>
               <a:graphicFrameLocks noChangeAspect="1"/>
@@ -834,7 +834,7 @@
                   <pic:spPr>
                     <a:xfrm>
                       <a:off x="0" y="0"/>
-                      <a:ext cx="2184584" cy="1645919"/>
+                      <a:ext cx="1941853" cy="1463040"/>
                     </a:xfrm>
                     <a:prstGeom prst="rect"/>
                   </pic:spPr>
@@ -887,7 +887,7 @@
       <w:r>
         <w:drawing>
           <wp:inline xmlns:a="http://schemas.openxmlformats.org/drawingml/2006/main" xmlns:pic="http://schemas.openxmlformats.org/drawingml/2006/picture">
-            <wp:extent cx="2419318" cy="1828800"/>
+            <wp:extent cx="2116903" cy="1600199"/>
             <wp:docPr id="2" name="Picture 2"/>
             <wp:cNvGraphicFramePr>
               <a:graphicFrameLocks noChangeAspect="1"/>
@@ -908,7 +908,7 @@
                   <pic:spPr>
                     <a:xfrm>
                       <a:off x="0" y="0"/>
-                      <a:ext cx="2419318" cy="1828800"/>
+                      <a:ext cx="2116903" cy="1600199"/>
                     </a:xfrm>
                     <a:prstGeom prst="rect"/>
                   </pic:spPr>
@@ -1013,7 +1013,7 @@
           <w:b w:val="0"/>
           <w:i w:val="0"/>
         </w:rPr>
-        <w:t>在室温下，当 Ca²⁺ 离子以"蛋盒"式结点桥接它的古洛糖醛酸嵌段时，会形成一种柔软的凝胶 [4]（图 4c）。这种凝胶是离子性的，所以螯合剂能把它逆转。这是海藻酸盐水凝胶用于伤口敷料、细胞包封和生物打印的基础，也是它用作食品增稠剂的基础。古洛糖醛酸嵌段的比例控制刚性与脆性之间的平衡（§8）。透明质酸、卡拉胶、黄原胶和果胶遵循同样的连接化学逻辑。</w:t>
+        <w:t>在室温下，当 Ca²⁺ 离子以"蛋盒"式结点桥接它的古洛糖醛酸嵌段时，会形成一种柔软的凝胶 [4]（图 4c）。这种凝胶是离子性的，所以螯合剂能把它逆转。这是海藻酸盐水凝胶用于伤口敷料、细胞包封和生物打印的基础，也是它用作食品增稠剂的基础。古洛糖醛酸嵌段的比例控制刚性与脆性之间的平衡（§7）。透明质酸、卡拉胶、黄原胶和果胶遵循同样的连接化学逻辑。</w:t>
       </w:r>
     </w:p>
     <w:p>
@@ -1025,7 +1025,7 @@
       <w:r>
         <w:drawing>
           <wp:inline xmlns:a="http://schemas.openxmlformats.org/drawingml/2006/main" xmlns:pic="http://schemas.openxmlformats.org/drawingml/2006/picture">
-            <wp:extent cx="4559248" cy="2788920"/>
+            <wp:extent cx="4036055" cy="2468879"/>
             <wp:docPr id="3" name="Picture 3"/>
             <wp:cNvGraphicFramePr>
               <a:graphicFrameLocks noChangeAspect="1"/>
@@ -1046,7 +1046,7 @@
                   <pic:spPr>
                     <a:xfrm>
                       <a:off x="0" y="0"/>
-                      <a:ext cx="4559248" cy="2788920"/>
+                      <a:ext cx="4036055" cy="2468879"/>
                     </a:xfrm>
                     <a:prstGeom prst="rect"/>
                   </pic:spPr>
@@ -1121,7 +1121,7 @@
           <w:b w:val="0"/>
           <w:i w:val="0"/>
         </w:rPr>
-        <w:t>是当今使用最广的生物基塑料。它是 3D 打印的耗材，也用于食品餐具、纤维和可吸收缝合线（做成 PLGA）。它的模量为 2.5 到 4 GPa，但它约 60 °C 的低玻璃化转变温度设定了一个低的耐热上限（§7.2）。要得到有用的分子量，需要在 Sn(Oct)₂ 催化下让丙交酯开环聚合 [40,41]。PLLA 和 PDLA 的立体复合物熔点高约 50 °C，因为两个对映体堆积得更紧密 [6,7]。PHA 和 PLA 都以仍能熔融的螺旋方式堆积（图 4d）。PBS 和 PEF 遵循同样的酯键逻辑（§8）。</w:t>
+        <w:t>是当今使用最广的生物基塑料。它是 3D 打印的耗材，也用于食品餐具、纤维和可吸收缝合线（做成 PLGA）。它的模量为 2.5 到 4 GPa，但它约 60 °C 的低玻璃化转变温度设定了一个低的耐热上限（§6.2）。要得到有用的分子量，需要在 Sn(Oct)₂ 催化下让丙交酯开环聚合 [40,41]。PLLA 和 PDLA 的立体复合物熔点高约 50 °C，因为两个对映体堆积得更紧密 [6,7]。PHA 和 PLA 都以仍能熔融的螺旋方式堆积（图 4d）。PBS 和 PEF 遵循同样的酯键逻辑（§7）。</w:t>
       </w:r>
     </w:p>
     <w:p>
@@ -1176,7 +1176,7 @@
           <w:b w:val="0"/>
           <w:i w:val="0"/>
         </w:rPr>
-        <w:t>用作水凝胶、组织支架和包封材料。胶原蛋白有一个 Gly-X-Y 三螺旋（图 4f），由羟脯氨酸的立体电子效应稳定 [45]。加热时，这个螺旋展开成明胶，而且不会重新折叠。玉米醇溶蛋白、酪蛋白和大豆蛋白能成膜，但不是结构材料（§8）。每条蛋白质链都按核糖体模板合成，所以所有链长度一样（Đ = 1.0）。没有任何非模板合成的生物聚合物能做到这一点（§4）。</w:t>
+        <w:t>用作水凝胶、组织支架和包封材料。胶原蛋白有一个 Gly-X-Y 三螺旋（图 4f），由羟脯氨酸的立体电子效应稳定 [45]。加热时，这个螺旋展开成明胶，而且不会重新折叠。玉米醇溶蛋白、酪蛋白和大豆蛋白能成膜，但不是结构材料（§7）。每条蛋白质链都按核糖体模板合成，所以所有链长度一样（Đ = 1.0）。没有任何非模板合成的生物聚合物能做到这一点（§4）。</w:t>
       </w:r>
     </w:p>
     <w:p>
@@ -1188,7 +1188,7 @@
       <w:r>
         <w:drawing>
           <wp:inline xmlns:a="http://schemas.openxmlformats.org/drawingml/2006/main" xmlns:pic="http://schemas.openxmlformats.org/drawingml/2006/picture">
-            <wp:extent cx="4664456" cy="2194560"/>
+            <wp:extent cx="4081399" cy="1920240"/>
             <wp:docPr id="4" name="Picture 4"/>
             <wp:cNvGraphicFramePr>
               <a:graphicFrameLocks noChangeAspect="1"/>
@@ -1209,7 +1209,7 @@
                   <pic:spPr>
                     <a:xfrm>
                       <a:off x="0" y="0"/>
-                      <a:ext cx="4664456" cy="2194560"/>
+                      <a:ext cx="4081399" cy="1920240"/>
                     </a:xfrm>
                     <a:prstGeom prst="rect"/>
                   </pic:spPr>
@@ -1323,7 +1323,7 @@
           <w:b w:val="0"/>
           <w:i w:val="0"/>
         </w:rPr>
-        <w:t>无性系之间、以及随树龄都不一样 [19]，而非橡胶的蛋白质和凝胶含量在网络中起的是主动的、依无性系而定的作用，不是杂质 [18]。真正重要的变量因此是使用条件下链的排列方式。这一点在 §7.3 中拿一个合成类似物来检验。</w:t>
+        <w:t>无性系之间、以及随树龄都不一样 [19]，而非橡胶的蛋白质和凝胶含量在网络中起的是主动的、依无性系而定的作用，不是杂质 [18]。真正重要的变量因此是使用条件下链的排列方式。这一点在 §6.3 中拿一个合成类似物来检验。</w:t>
       </w:r>
     </w:p>
     <w:p>
@@ -3117,7 +3117,7 @@
       <w:r>
         <w:drawing>
           <wp:inline xmlns:a="http://schemas.openxmlformats.org/drawingml/2006/main" xmlns:pic="http://schemas.openxmlformats.org/drawingml/2006/picture">
-            <wp:extent cx="3127347" cy="1508760"/>
+            <wp:extent cx="2843042" cy="1371600"/>
             <wp:docPr id="5" name="Picture 5"/>
             <wp:cNvGraphicFramePr>
               <a:graphicFrameLocks noChangeAspect="1"/>
@@ -3138,7 +3138,7 @@
                   <pic:spPr>
                     <a:xfrm>
                       <a:off x="0" y="0"/>
-                      <a:ext cx="3127347" cy="1508760"/>
+                      <a:ext cx="2843042" cy="1371600"/>
                     </a:xfrm>
                     <a:prstGeom prst="rect"/>
                   </pic:spPr>
@@ -3171,7 +3171,7 @@
           <w:b w:val="0"/>
           <w:i w:val="0"/>
         </w:rPr>
-        <w:t>分子量通过链缠结决定性能。链要足够长、能相互缠结，超过一个临界值 Mc，聚合物才有完整的强度和韧性 [48]。低于 Mc，强度和韧性都塌掉。高于 Mc，拉伸强度随 Mn 升高、然后趋于平缓（Flory 型关系 σ ≈ σ∞ − K/Mn）[47]。降解最先表现为分子量下降。在链跌回 Mc 以下之前，性能损失很小。一旦跌破 Mc，性能就突然失效。同样的失效模式在 §7 和 §8 会再次出现。</w:t>
+        <w:t>分子量通过链缠结决定性能。链要足够长、能相互缠结，超过一个临界值 Mc，聚合物才有完整的强度和韧性 [48]。低于 Mc，强度和韧性都塌掉。高于 Mc，拉伸强度随 Mn 升高、然后趋于平缓（Flory 型关系 σ ≈ σ∞ − K/Mn）[47]。降解最先表现为分子量下降。在链跌回 Mc 以下之前，性能损失很小。一旦跌破 Mc，性能就突然失效。同样的失效模式在 §6 和 §7 会再次出现。</w:t>
       </w:r>
     </w:p>
     <w:p>
@@ -3776,6 +3776,18 @@
     </w:p>
     <w:p>
       <w:pPr>
+        <w:jc w:val="both"/>
+      </w:pPr>
+      <w:r>
+        <w:rPr>
+          <w:b w:val="0"/>
+          <w:i w:val="0"/>
+        </w:rPr>
+        <w:t>这个窗口决定每种材料怎么加工。PBS、PLA、PHB 有窗口，走熔融加工，不过 PLA 必须先干燥、否则分子量崩塌（§4），PHB 需要严格控温。纤维素和壳聚糖没有窗口，只能从溶液中成型，用 Lyocell 工艺的 NMMO 或稀酸纺丝。增塑剂、成核剂、增容共混（PLA 与 PBAT 或与热塑性淀粉）、纳米纤维素增强，都是在拓宽一个偏窄的窗口。大多数所谓的"性能不足"其实是加工窗口不足，不是材料本身的性质不足。</w:t>
+      </w:r>
+    </w:p>
+    <w:p>
+      <w:pPr>
         <w:pStyle w:val="Heading2"/>
       </w:pPr>
       <w:r>
@@ -3791,7 +3803,7 @@
           <w:b w:val="0"/>
           <w:i w:val="0"/>
         </w:rPr>
-        <w:t>同样的结构决定了力学范围（图 5b）。高结晶度和密集氢键把模量抬上去，但也留不下几段柔性链段，所以生物聚合物不能像聚乙烯、聚丙烯那样在断裂前拉长。大多数生物聚合物因此落在 "高模量、低断裂伸长"这个角落里，相对于 PE、PP、PET [11,43]。天然橡胶是例外：它放松时几乎没有模量，只有受力时才通过应变诱导结晶产生性能（§3.5、§7.3）。图 5b 里画的是区间，不是点。试样形态、含水量、结晶度、热历史每一个都能把同一材料的数据挪动最多十倍。这在 §7.2 会作为"批次变异性"再次出现。</w:t>
+        <w:t>同样的结构决定了力学范围（图 5b）。高结晶度和密集氢键把模量抬上去，但也留不下几段柔性链段，所以生物聚合物不能像聚乙烯、聚丙烯那样在断裂前拉长。大多数生物聚合物因此落在 "高模量、低断裂伸长"这个角落里，相对于 PE、PP、PET [11,43]。天然橡胶是例外：它放松时几乎没有模量，只有受力时才通过应变诱导结晶产生性能（§3.5、§6.3）。图 5b 里画的是区间，不是点。试样形态、含水量、结晶度、热历史每一个都能把同一材料的数据挪动最多十倍。这在 §6.2 会作为"批次变异性"再次出现。</w:t>
       </w:r>
     </w:p>
     <w:p>
@@ -3803,7 +3815,7 @@
       <w:r>
         <w:drawing>
           <wp:inline xmlns:a="http://schemas.openxmlformats.org/drawingml/2006/main" xmlns:pic="http://schemas.openxmlformats.org/drawingml/2006/picture">
-            <wp:extent cx="3687260" cy="1691640"/>
+            <wp:extent cx="3388293" cy="1554480"/>
             <wp:docPr id="6" name="Picture 6"/>
             <wp:cNvGraphicFramePr>
               <a:graphicFrameLocks noChangeAspect="1"/>
@@ -3824,7 +3836,7 @@
                   <pic:spPr>
                     <a:xfrm>
                       <a:off x="0" y="0"/>
-                      <a:ext cx="3687260" cy="1691640"/>
+                      <a:ext cx="3388293" cy="1554480"/>
                     </a:xfrm>
                     <a:prstGeom prst="rect"/>
                   </pic:spPr>
@@ -3897,7 +3909,7 @@
       <w:r>
         <w:drawing>
           <wp:inline xmlns:a="http://schemas.openxmlformats.org/drawingml/2006/main" xmlns:pic="http://schemas.openxmlformats.org/drawingml/2006/picture">
-            <wp:extent cx="5055837" cy="1188720"/>
+            <wp:extent cx="4666927" cy="1097280"/>
             <wp:docPr id="7" name="Picture 7"/>
             <wp:cNvGraphicFramePr>
               <a:graphicFrameLocks noChangeAspect="1"/>
@@ -3918,7 +3930,7 @@
                   <pic:spPr>
                     <a:xfrm>
                       <a:off x="0" y="0"/>
-                      <a:ext cx="5055837" cy="1188720"/>
+                      <a:ext cx="4666927" cy="1097280"/>
                     </a:xfrm>
                     <a:prstGeom prst="rect"/>
                   </pic:spPr>
@@ -3947,7 +3959,15 @@
         <w:pStyle w:val="Heading1"/>
       </w:pPr>
       <w:r>
-        <w:t>6. 加工</w:t>
+        <w:t>6. 与合成聚合物相比的优势与劣势</w:t>
+      </w:r>
+    </w:p>
+    <w:p>
+      <w:pPr>
+        <w:pStyle w:val="Heading2"/>
+      </w:pPr>
+      <w:r>
+        <w:t>6.1 生物聚合物真正占优的地方</w:t>
       </w:r>
     </w:p>
     <w:p>
@@ -3959,15 +3979,7 @@
           <w:b w:val="0"/>
           <w:i w:val="0"/>
         </w:rPr>
-        <w:t>§5.1 的热窗口设定了一个两路选择。有稳定熔融窗口的材料，也就是窗口在 Tm 之上、在分解或水解起始之下的材料，走熔融加工。PBS 的窗口很宽。PLA 必须先干燥，否则分子量会崩塌（§4）。 PHB 的窗口只有约 25 °C，需要严格控温。纤维素和壳聚糖完全没有熔融窗口，只能从溶液中成型，用 Lyocell 工艺的 NMMO，或用稀酸纺丝。两种情况下的对策是一样的：增塑剂、成核剂、增容共混（比如 PLA 与 PBAT、PLA 与热塑性淀粉），以及纳米纤维素增强。反复出现的判断成立：大多数所谓的"性能不足"是加工窗口不足，不是材料本身的性质不足（§5.1 和 §5.2）。</w:t>
-      </w:r>
-    </w:p>
-    <w:p>
-      <w:pPr>
-        <w:pStyle w:val="Heading1"/>
-      </w:pPr>
-      <w:r>
-        <w:t>7. 与合成聚合物相比的优势与劣势</w:t>
+        <w:t>四项优势来自结构，每一项都能回溯到 §3。第一项是可再生原料。这是唯一一项对全部五个家族都一致成立的优势。第二项是在材料容易泄漏到环境中的场景下的可生物降解性，比如地膜、渔具和一次性餐具。这里，容易水解或被酶攻击不再是缺点，而是关键，前提是环境和材料匹配 [51] （§5.4）。第三项是生物相容性和可生物吸收性。这让 PLA 和 PGA 缝合线 [52]，以及胶原蛋白、海藻酸盐和壳聚糖的水凝胶和敷料 [55]，做到了商品化合成聚合物不经昂贵改性就做不到的事。这是唯一一个（§7）生物聚合物是唯一可行材料类别的领域，尽管不是无条件的（§6.3）。第四项是超越力学的功能：手性、pH 响应电荷和序列编码的生物活性，都随生物结构一起免费获得。</w:t>
       </w:r>
     </w:p>
     <w:p>
@@ -3975,27 +3987,7 @@
         <w:pStyle w:val="Heading2"/>
       </w:pPr>
       <w:r>
-        <w:t>7.1 生物聚合物真正占优的地方</w:t>
-      </w:r>
-    </w:p>
-    <w:p>
-      <w:pPr>
-        <w:jc w:val="both"/>
-      </w:pPr>
-      <w:r>
-        <w:rPr>
-          <w:b w:val="0"/>
-          <w:i w:val="0"/>
-        </w:rPr>
-        <w:t>四项优势来自结构，每一项都能回溯到 §3。第一项是可再生原料。这是唯一一项对全部五个家族都一致成立的优势。第二项是在材料容易泄漏到环境中的场景下的可生物降解性，比如地膜、渔具和一次性餐具。这里，容易水解或被酶攻击不再是缺点，而是关键，前提是环境和材料匹配 [51] （§5.4）。第三项是生物相容性和可生物吸收性。这让 PLA 和 PGA 缝合线 [52]，以及胶原蛋白、海藻酸盐和壳聚糖的水凝胶和敷料 [55]，做到了商品化合成聚合物不经昂贵改性就做不到的事。这是唯一一个（§8）生物聚合物是唯一可行材料类别的领域，尽管不是无条件的（§7.3）。第四项是超越力学的功能：手性、pH 响应电荷和序列编码的生物活性，都随生物结构一起免费获得。</w:t>
-      </w:r>
-    </w:p>
-    <w:p>
-      <w:pPr>
-        <w:pStyle w:val="Heading2"/>
-      </w:pPr>
-      <w:r>
-        <w:t>7.2 生物聚合物落后的地方，用数字说话</w:t>
+        <w:t>6.2 生物聚合物落后的地方，用数字说话</w:t>
       </w:r>
     </w:p>
     <w:p>
@@ -4098,7 +4090,7 @@
         <w:pStyle w:val="Heading2"/>
       </w:pPr>
       <w:r>
-        <w:t>7.3 案例研究：天然橡胶和一个合成类似物（SBR）</w:t>
+        <w:t>6.3 案例研究：天然橡胶和一个合成类似物（SBR）</w:t>
       </w:r>
     </w:p>
     <w:p>
@@ -4122,7 +4114,7 @@
       <w:r>
         <w:drawing>
           <wp:inline xmlns:a="http://schemas.openxmlformats.org/drawingml/2006/main" xmlns:pic="http://schemas.openxmlformats.org/drawingml/2006/picture">
-            <wp:extent cx="3887561" cy="1463040"/>
+            <wp:extent cx="3644589" cy="1371600"/>
             <wp:docPr id="8" name="Picture 8"/>
             <wp:cNvGraphicFramePr>
               <a:graphicFrameLocks noChangeAspect="1"/>
@@ -4143,7 +4135,7 @@
                   <pic:spPr>
                     <a:xfrm>
                       <a:off x="0" y="0"/>
-                      <a:ext cx="3887561" cy="1463040"/>
+                      <a:ext cx="3644589" cy="1371600"/>
                     </a:xfrm>
                     <a:prstGeom prst="rect"/>
                   </pic:spPr>
@@ -4642,7 +4634,7 @@
           <w:b w:val="0"/>
           <w:i w:val="0"/>
         </w:rPr>
-        <w:t>在配方相匹配的条件下，NR 的应变诱导结晶一开始就给它更强的撕裂强度和抗裂纹扩展能力 [10,23]。SBR 随后靠补强和硫化设计达到相当的耐磨性 [24]。这是本文中主链化学与配方相互权衡最清楚的一个例子（§6）。"天然更好"的叙事经不起文献的检验。NR 乳胶有一个 SBR 没有的真实过敏风险 [27,28]。可再生不会自动意味着更低的生命周期足迹 [29,30]。而且 NR 的定价历来是两者中波动更大的一个，原因在气候和病害，和聚合物化学无关 [32]。</w:t>
+        <w:t>在配方相匹配的条件下，NR 的应变诱导结晶一开始就给它更强的撕裂强度和抗裂纹扩展能力 [10,23]。SBR 随后靠补强和硫化设计达到相当的耐磨性 [24]。这是本文中主链化学与配方相互权衡最清楚的一个例子。"天然更好"的叙事经不起文献的检验。NR 乳胶有一个 SBR 没有的真实过敏风险 [27,28]。可再生不会自动意味着更低的生命周期足迹 [29,30]。而且 NR 的定价历来是两者中波动更大的一个，原因在气候和病害，和聚合物化学无关 [32]。</w:t>
       </w:r>
     </w:p>
     <w:p>
@@ -4650,7 +4642,7 @@
         <w:pStyle w:val="Heading1"/>
       </w:pPr>
       <w:r>
-        <w:t>8. 应用</w:t>
+        <w:t>7. 应用</w:t>
       </w:r>
     </w:p>
     <w:p>
@@ -4662,7 +4654,7 @@
           <w:b w:val="0"/>
           <w:i w:val="0"/>
         </w:rPr>
-        <w:t>表 4 按每类应用所需的性质列出应用，再列出满足它的材料（§3 给了每种材料的用途）。有两个规律突出。包装需要同时满足氧气和水的阻隔、韧性，以及高于 PLA 热变形温度的耐热性（§7.2）。没有哪一种单一生物聚合物能同时给出这三项（§5.3），所以包装几乎总是多层或共混结构。生物医用是唯一一个生物聚合物接近独占的领域，因为它们把生物相容性和一个可调的降解速率结合在一起（§5.4）。PGA 和 PLGA 缝合线主要通过酸性水解产物导致的局部 pH 下降而失效 [52,53]，而胶原蛋白、海藻酸盐和壳聚糖把同样的逻辑带到支架和生物打印 [55]。</w:t>
+        <w:t>表 4 按每类应用所需的性质列出应用，再列出满足它的材料（§3 给了每种材料的用途）。有两个规律突出。包装需要同时满足氧气和水的阻隔、韧性，以及高于 PLA 热变形温度的耐热性（§6.2）。没有哪一种单一生物聚合物能同时给出这三项（§5.3），所以包装几乎总是多层或共混结构。生物医用是唯一一个生物聚合物接近独占的领域，因为它们把生物相容性和一个可调的降解速率结合在一起（§5.4）。PGA 和 PLGA 缝合线主要通过酸性水解产物导致的局部 pH 下降而失效 [52,53]，而胶原蛋白、海藻酸盐和壳聚糖把同样的逻辑带到支架和生物打印 [55]。</w:t>
       </w:r>
     </w:p>
     <w:p>
@@ -5120,7 +5112,7 @@
                 <w:i w:val="0"/>
                 <w:sz w:val="16"/>
               </w:rPr>
-              <w:t>天然橡胶、NR/SBR 共混（§7.3）</w:t>
+              <w:t>天然橡胶、NR/SBR 共混（§6.3）</w:t>
             </w:r>
           </w:p>
         </w:tc>
@@ -5136,7 +5128,7 @@
         <w:pStyle w:val="Heading1"/>
       </w:pPr>
       <w:r>
-        <w:t>9. 当前状态、挑战与展望</w:t>
+        <w:t>8. 结论</w:t>
       </w:r>
     </w:p>
     <w:p>
@@ -5148,15 +5140,7 @@
           <w:b w:val="0"/>
           <w:i w:val="0"/>
         </w:rPr>
-        <w:t>2025 年全球生物基塑料产能约为 231 万吨，仍不到全球塑料产量的 1%。预计到 2030 年翻倍，集中在生物基 PE、PP 和 PHA，尽管 PHA 是其中最贵的（§7.2）[16]。瓶颈是组织 §5 的那三项性质：加工窗口、对湿度的依赖、批次变异性。单靠扩大规模解决不了任何一项。两个方向最有希望。一个是酶促解聚回单体，近期的酶组合在 72 小时内从消费后 PLA 回收了约 60% 的乳酸 [17]。另一个是 ⚙️ 数据驱动的性质预测（QSPR 和聚合物信息学机器学习 [56]），它可以缩短从主链化学到加工窗口的搜索。</w:t>
-      </w:r>
-    </w:p>
-    <w:p>
-      <w:pPr>
-        <w:pStyle w:val="Heading1"/>
-      </w:pPr>
-      <w:r>
-        <w:t>10. 结论</w:t>
+        <w:t>由此得出三条判断。第一，性能上限是热学的和吸湿的（§5.1、§5.3），不是力学的。大多数家族在刚性上达到甚至超过合成聚合物，真正失分的是加工窗口和湿度。第二，结晶度支配整套权衡（§5.4）。它提供刚性、把水挡在外面、也把会降解材料的攻击挡在外面，所以提高其中一项就会压低另外两项。NR 和 SBR 的案例研究（§6.3）通过配方本身达到同样的权衡。第三，一个分子量数据离开测定方法就没有意义（§4）。让分子量难以测定的那些特征，正是解释性能的同一批特征。</w:t>
       </w:r>
     </w:p>
     <w:p>
@@ -5168,7 +5152,7 @@
           <w:b w:val="0"/>
           <w:i w:val="0"/>
         </w:rPr>
-        <w:t>由此得出三条判断。第一，性能上限是热学的和吸湿的（§5.1、§5.3），不是力学的。大多数家族在刚性上达到甚至超过合成聚合物，真正失分的是加工窗口和湿度。第二，结晶度支配整套权衡（§5.4）。它提供刚性、把水挡在外面、也把会降解材料的攻击挡在外面，所以提高其中一项就会压低另外两项。NR 和 SBR 的案例研究（§7.3）通过配方本身达到同样的权衡。第三，一个分子量数据离开测定方法就没有意义（§4）。让分子量难以测定的那些特征，正是解释性能的同一批特征。</w:t>
+        <w:t>生物基塑料在 2025 年的产能约为 231 万吨，不到全球塑料的 1%，预计到 2030 年翻倍 [16]。扩大规模本身解决不了加工窗口、湿度敏感性和批次变异性。较近的应对路线是酶促解聚回单体（近期从消费后 PLA 在 72 小时内回收了约 60% 的乳酸 [17]），以及 ⚙️ 数据驱动的性质预测 [56]。</w:t>
       </w:r>
     </w:p>
     <w:p>
@@ -5230,7 +5214,7 @@
           <w:b w:val="0"/>
           <w:i w:val="0"/>
         </w:rPr>
-        <w:t xml:space="preserve"> 的数值仍需逐行对全文核对；§7.2 价格需要一份当前市场报告给材料专属 $/kg。</w:t>
+        <w:t xml:space="preserve"> 的数值仍需逐行对全文核对；§6.2 价格需要一份当前市场报告给材料专属 $/kg。</w:t>
       </w:r>
     </w:p>
     <w:sectPr>

--- a/projects/biopolymers-review/Biopolymers-review-DRAFT-ZH.docx
+++ b/projects/biopolymers-review/Biopolymers-review-DRAFT-ZH.docx
@@ -196,7 +196,7 @@
           <w:b w:val="0"/>
           <w:i w:val="0"/>
         </w:rPr>
-        <w:t>生物聚合物通常先按来源分类：从生物质中提取、由微生物合成，或由生物基单体聚合而成。但来源不能很好地预测行为。同一来源的两种材料，加工和降解方式可能完全不同；不同来源的两种材料，行为却可能一样。主链上重复的连接方式是更好的判据，因为它决定了材料能否在熔融中存活，以及它如何降解。因此本文按主链化学来组织（表 1、图 1）。来源只作为每种材料的一个小标签保留，因为它仍能解释同一类别内分子量和纯度为什么会有差异（§4）。</w:t>
+        <w:t>生物聚合物通常先按来源分类：从生物质中提取、由微生物合成，或由生物基单体聚合而成。但来源不能很好地预测行为。同一来源的两种材料，加工和降解方式可能完全不同；不同来源的两种材料，行为却可能一样。主链上重复的连接方式是更好的判据，因为它决定了材料能否在熔融中存活，以及它如何降解。因此本文按主链化学来组织（表 1）。来源只作为每种材料的一个小标签保留，因为它仍能解释同一类别内分子量和纯度为什么会有差异（§4）。</w:t>
       </w:r>
     </w:p>
     <w:p>
@@ -806,60 +806,6 @@
     </w:p>
     <w:p>
       <w:pPr>
-        <w:keepNext/>
-        <w:spacing w:after="40"/>
-        <w:jc w:val="center"/>
-      </w:pPr>
-      <w:r>
-        <w:drawing>
-          <wp:inline xmlns:a="http://schemas.openxmlformats.org/drawingml/2006/main" xmlns:pic="http://schemas.openxmlformats.org/drawingml/2006/picture">
-            <wp:extent cx="1941853" cy="1463040"/>
-            <wp:docPr id="1" name="Picture 1"/>
-            <wp:cNvGraphicFramePr>
-              <a:graphicFrameLocks noChangeAspect="1"/>
-            </wp:cNvGraphicFramePr>
-            <a:graphic>
-              <a:graphicData uri="http://schemas.openxmlformats.org/drawingml/2006/picture">
-                <pic:pic>
-                  <pic:nvPicPr>
-                    <pic:cNvPr id="0" name="fig1_classification.png"/>
-                    <pic:cNvPicPr/>
-                  </pic:nvPicPr>
-                  <pic:blipFill>
-                    <a:blip r:embed="rId10"/>
-                    <a:stretch>
-                      <a:fillRect/>
-                    </a:stretch>
-                  </pic:blipFill>
-                  <pic:spPr>
-                    <a:xfrm>
-                      <a:off x="0" y="0"/>
-                      <a:ext cx="1941853" cy="1463040"/>
-                    </a:xfrm>
-                    <a:prstGeom prst="rect"/>
-                  </pic:spPr>
-                </pic:pic>
-              </a:graphicData>
-            </a:graphic>
-          </wp:inline>
-        </w:drawing>
-      </w:r>
-    </w:p>
-    <w:p>
-      <w:pPr>
-        <w:spacing w:line="240" w:lineRule="auto" w:after="80"/>
-        <w:jc w:val="center"/>
-      </w:pPr>
-      <w:r>
-        <w:rPr>
-          <w:i/>
-          <w:sz w:val="20"/>
-        </w:rPr>
-        <w:t>图 1．按主链化学分类（第一层分支，按颜色区分，和表 1、图 2 完全对应），每种材料的来源用一个小的 E/M/S 标签标出：E 是从生物质提取，M 是由微生物合成，S 是由生物基单体聚合</w:t>
-      </w:r>
-    </w:p>
-    <w:p>
-      <w:pPr>
         <w:pStyle w:val="Heading1"/>
       </w:pPr>
       <w:r>
@@ -875,7 +821,7 @@
           <w:b w:val="0"/>
           <w:i w:val="0"/>
         </w:rPr>
-        <w:t>下面对每种材料，先给关键性质和用途，再给结构原因。这些家族的范围很宽：一端是纤维素，它最硬，而且永不熔融；另一端是天然橡胶，它静置时几乎没有刚性，只有受力时才产生刚性。全节要检验的一点是：能预测熔融行为、水或酶的攻击、以及力学性能的是主链化学，而不是生物来源。数值都在表 2 里。图 2 把每个家族的作用力、结果和局限放在一行上。图 3 汇总了所有重复单元，图 4 汇总了所有高阶结构。</w:t>
+        <w:t>下面对每种材料，先给关键性质和用途，再给结构原因。这些家族的范围很宽：一端是纤维素，它最硬，而且永不熔融；另一端是天然橡胶，它静置时几乎没有刚性，只有受力时才产生刚性。全节要检验的一点是：能预测熔融行为、水或酶的攻击、以及力学性能的是主链化学，而不是生物来源。数值都在表 2 里。图 1 把每个家族的作用力、结果和局限放在一行上。图 2 汇总了所有重复单元，图 3 汇总了所有高阶结构。</w:t>
       </w:r>
     </w:p>
     <w:p>
@@ -888,7 +834,7 @@
         <w:drawing>
           <wp:inline xmlns:a="http://schemas.openxmlformats.org/drawingml/2006/main" xmlns:pic="http://schemas.openxmlformats.org/drawingml/2006/picture">
             <wp:extent cx="2116903" cy="1600199"/>
-            <wp:docPr id="2" name="Picture 2"/>
+            <wp:docPr id="1" name="Picture 1"/>
             <wp:cNvGraphicFramePr>
               <a:graphicFrameLocks noChangeAspect="1"/>
             </wp:cNvGraphicFramePr>
@@ -900,7 +846,7 @@
                     <pic:cNvPicPr/>
                   </pic:nvPicPr>
                   <pic:blipFill>
-                    <a:blip r:embed="rId11"/>
+                    <a:blip r:embed="rId10"/>
                     <a:stretch>
                       <a:fillRect/>
                     </a:stretch>
@@ -929,7 +875,7 @@
           <w:i/>
           <w:sz w:val="20"/>
         </w:rPr>
-        <w:t>图 2．从结构到性质的链条，每个家族一行。每行从左到右读：主导分子间作用力，到关键结果，再到关键局限。表 1 的五类主链在这里显示为七行，因为多糖和聚酯各拆成行为不同的两个成员。颜色按主链化学类别</w:t>
+        <w:t>图 1．从结构到性质的链条，每个家族一行。每行从左到右读：主导分子间作用力，到关键结果，再到关键局限。表 1 的五类主链在这里显示为七行，因为多糖和聚酯各拆成行为不同的两个成员。颜色按主链化学类别</w:t>
       </w:r>
     </w:p>
     <w:p>
@@ -956,7 +902,7 @@
           <w:b w:val="0"/>
           <w:i w:val="0"/>
         </w:rPr>
-        <w:t>是本文中最硬的材料。它的晶体沿链轴的模量约为 130 到 150 GPa，再生纤维能达到 10 到 30 GPa [35]。它不熔融，在约 300 °C 分解。因为没有熔融这一步，纤维素总是从溶液中成型。它用作 Lyocell 和粘胶纺织纤维 [36]、透明薄膜，以及用作增强填料的纤维素纳米晶体或纳米纤丝 [2]。结构原因是：线性的 β-(1→4) 链（图 3a）形成伸展的扁平带状结构。氢键把这些带状链锁进堆叠的 Iα 和 Iβ 片层（图 4a）。把片层结合在一起的总能量大于主链键的强度 [33,34]，所以溶解纤维素的唯一办法是用能破坏氢键网络的溶剂，比如 Lyocell 工艺里的 NMMO [37]，或 DMAc 里的 LiCl。</w:t>
+        <w:t>是本文中最硬的材料。它的晶体沿链轴的模量约为 130 到 150 GPa，再生纤维能达到 10 到 30 GPa [35]。它不熔融，在约 300 °C 分解。因为没有熔融这一步，纤维素总是从溶液中成型。它用作 Lyocell 和粘胶纺织纤维 [36]、透明薄膜，以及用作增强填料的纤维素纳米晶体或纳米纤丝 [2]。结构原因是：线性的 β-(1→4) 链（图 2a）形成伸展的扁平带状结构。氢键把这些带状链锁进堆叠的 Iα 和 Iβ 片层（图 3a）。把片层结合在一起的总能量大于主链键的强度 [33,34]，所以溶解纤维素的唯一办法是用能破坏氢键网络的溶剂，比如 Lyocell 工艺里的 NMMO [37]，或 DMAc 里的 LiCl。</w:t>
       </w:r>
     </w:p>
     <w:p>
@@ -975,7 +921,7 @@
           <w:b w:val="0"/>
           <w:i w:val="0"/>
         </w:rPr>
-        <w:t>增塑成热塑性淀粉后，柔软而便宜（模量 0.02 到 1 GPa）。它对湿度敏感，储存时会缓慢再结晶（回生）[38]。所以它多半用在与 PLA 或 PBAT 的共混物里，做可堆肥袋、发泡托盘和地膜。这种行为来自链的排列方式，不来自它们的化学组成。线性的直链淀粉和支链的支链淀粉混在一起，只给出弱的、随湿度可逆的结晶度，而直链淀粉盘成一个水能进入并增塑的螺旋（图 4b）。</w:t>
+        <w:t>增塑成热塑性淀粉后，柔软而便宜（模量 0.02 到 1 GPa）。它对湿度敏感，储存时会缓慢再结晶（回生）[38]。所以它多半用在与 PLA 或 PBAT 的共混物里，做可堆肥袋、发泡托盘和地膜。这种行为来自链的排列方式，不来自它们的化学组成。线性的直链淀粉和支链的支链淀粉混在一起，只给出弱的、随湿度可逆的结晶度，而直链淀粉盘成一个水能进入并增塑的螺旋（图 3b）。</w:t>
       </w:r>
     </w:p>
     <w:p>
@@ -1013,7 +959,7 @@
           <w:b w:val="0"/>
           <w:i w:val="0"/>
         </w:rPr>
-        <w:t>在室温下，当 Ca²⁺ 离子以"蛋盒"式结点桥接它的古洛糖醛酸嵌段时，会形成一种柔软的凝胶 [4]（图 4c）。这种凝胶是离子性的，所以螯合剂能把它逆转。这是海藻酸盐水凝胶用于伤口敷料、细胞包封和生物打印的基础，也是它用作食品增稠剂的基础。古洛糖醛酸嵌段的比例控制刚性与脆性之间的平衡（§7）。透明质酸、卡拉胶、黄原胶和果胶遵循同样的连接化学逻辑。</w:t>
+        <w:t>在室温下，当 Ca²⁺ 离子以"蛋盒"式结点桥接它的古洛糖醛酸嵌段时，会形成一种柔软的凝胶 [4]（图 3c）。这种凝胶是离子性的，所以螯合剂能把它逆转。这是海藻酸盐水凝胶用于伤口敷料、细胞包封和生物打印的基础，也是它用作食品增稠剂的基础。古洛糖醛酸嵌段的比例控制刚性与脆性之间的平衡（§7）。透明质酸、卡拉胶、黄原胶和果胶遵循同样的连接化学逻辑。</w:t>
       </w:r>
     </w:p>
     <w:p>
@@ -1026,7 +972,7 @@
         <w:drawing>
           <wp:inline xmlns:a="http://schemas.openxmlformats.org/drawingml/2006/main" xmlns:pic="http://schemas.openxmlformats.org/drawingml/2006/picture">
             <wp:extent cx="4036055" cy="2468879"/>
-            <wp:docPr id="3" name="Picture 3"/>
+            <wp:docPr id="2" name="Picture 2"/>
             <wp:cNvGraphicFramePr>
               <a:graphicFrameLocks noChangeAspect="1"/>
             </wp:cNvGraphicFramePr>
@@ -1038,7 +984,7 @@
                     <pic:cNvPicPr/>
                   </pic:nvPicPr>
                   <pic:blipFill>
-                    <a:blip r:embed="rId12"/>
+                    <a:blip r:embed="rId11"/>
                     <a:stretch>
                       <a:fillRect/>
                     </a:stretch>
@@ -1067,7 +1013,7 @@
           <w:i/>
           <w:sz w:val="20"/>
         </w:rPr>
-        <w:t>图 3．重复单元，作者用 RDKit 从核对过立体化学的 SMILES 绘制，按主链类别配色。多糖 (a) 到 (e)：纤维素、直链淀粉、壳聚糖、海藻酸 M、海藻酸 G；(a) 和 (b) 只在 C1 上不同， (d) 和 (e) 只在 C5 上不同。聚酯 (f) 到 (g)：PHB、PLLA，标出 (R) 和 (S)。蛋白 (h) 到 (i)：丝素 (Gly-Ala)ₙ、胶原 Gly-Pro-Hyp。木质醇前体 (j) 到 (l)：对香豆醇、松柏醇、芥子醇（0、1、2 个甲氧基）。橡胶 (m)：顺-1,4-聚异戊二烯。海藻酸 G 只核对了"是 M 的 C5 差向异构体"，提交前需再核</w:t>
+        <w:t>图 2．重复单元，作者用 RDKit 从核对过立体化学的 SMILES 绘制，按主链类别配色。多糖 (a) 到 (e)：纤维素、直链淀粉、壳聚糖、海藻酸 M、海藻酸 G；(a) 和 (b) 只在 C1 上不同， (d) 和 (e) 只在 C5 上不同。聚酯 (f) 到 (g)：PHB、PLLA，标出 (R) 和 (S)。蛋白 (h) 到 (i)：丝素 (Gly-Ala)ₙ、胶原 Gly-Pro-Hyp。木质醇前体 (j) 到 (l)：对香豆醇、松柏醇、芥子醇（0、1、2 个甲氧基）。橡胶 (m)：顺-1,4-聚异戊二烯。海藻酸 G 只核对了"是 M 的 C5 差向异构体"，提交前需再核</w:t>
       </w:r>
     </w:p>
     <w:p>
@@ -1094,7 +1040,7 @@
           <w:b w:val="0"/>
           <w:i w:val="0"/>
         </w:rPr>
-        <w:t>是一种坚硬（1.5 到 4 GPa）而脆（断裂伸长率 2 到 8%）的热塑性塑料，可完全生物降解。 PHB 是典型代表（图 3f）。它用于硬质包装、涂层和可堆肥物品。它的加工窗口是本文中最窄的，约 25 °C。原因是 PHB 在刚超过熔点时就通过一个六元环</w:t>
+        <w:t>是一种坚硬（1.5 到 4 GPa）而脆（断裂伸长率 2 到 8%）的热塑性塑料，可完全生物降解。 PHB 是典型代表（图 2f）。它用于硬质包装、涂层和可堆肥物品。它的加工窗口是本文中最窄的，约 25 °C。原因是 PHB 在刚超过熔点时就通过一个六元环</w:t>
       </w:r>
       <w:r>
         <w:rPr>
@@ -1121,7 +1067,7 @@
           <w:b w:val="0"/>
           <w:i w:val="0"/>
         </w:rPr>
-        <w:t>是当今使用最广的生物基塑料。它是 3D 打印的耗材，也用于食品餐具、纤维和可吸收缝合线（做成 PLGA）。它的模量为 2.5 到 4 GPa，但它约 60 °C 的低玻璃化转变温度设定了一个低的耐热上限（§6.2）。要得到有用的分子量，需要在 Sn(Oct)₂ 催化下让丙交酯开环聚合 [40,41]。PLLA 和 PDLA 的立体复合物熔点高约 50 °C，因为两个对映体堆积得更紧密 [6,7]。PHA 和 PLA 都以仍能熔融的螺旋方式堆积（图 4d）。PBS 和 PEF 遵循同样的酯键逻辑（§7）。</w:t>
+        <w:t>是当今使用最广的生物基塑料。它是 3D 打印的耗材，也用于食品餐具、纤维和可吸收缝合线（做成 PLGA）。它的模量为 2.5 到 4 GPa，但它约 60 °C 的低玻璃化转变温度设定了一个低的耐热上限（§6.2）。要得到有用的分子量，需要在 Sn(Oct)₂ 催化下让丙交酯开环聚合 [40,41]。PLLA 和 PDLA 的立体复合物熔点高约 50 °C，因为两个对映体堆积得更紧密 [6,7]。PHA 和 PLA 都以仍能熔融的螺旋方式堆积（图 3d）。PBS 和 PEF 遵循同样的酯键逻辑（§7）。</w:t>
       </w:r>
     </w:p>
     <w:p>
@@ -1148,7 +1094,7 @@
           <w:b w:val="0"/>
           <w:i w:val="0"/>
         </w:rPr>
-        <w:t>（图 3h）同时既强又韧，这对任何聚合物都很少见。所以它用作高级缝合线和组织支架材料，也用作韧性纤维的研究模型。这份韧性来自 2 到 4 nm 大小的 β-折叠纳米晶体，它们分散在柔顺的无定形基体中（图 4e）[8]。</w:t>
+        <w:t>（图 2h）同时既强又韧，这对任何聚合物都很少见。所以它用作高级缝合线和组织支架材料，也用作韧性纤维的研究模型。这份韧性来自 2 到 4 nm 大小的 β-折叠纳米晶体，它们分散在柔顺的无定形基体中（图 3e）[8]。</w:t>
       </w:r>
       <w:r>
         <w:rPr>
@@ -1176,7 +1122,7 @@
           <w:b w:val="0"/>
           <w:i w:val="0"/>
         </w:rPr>
-        <w:t>用作水凝胶、组织支架和包封材料。胶原蛋白有一个 Gly-X-Y 三螺旋（图 4f），由羟脯氨酸的立体电子效应稳定 [45]。加热时，这个螺旋展开成明胶，而且不会重新折叠。玉米醇溶蛋白、酪蛋白和大豆蛋白能成膜，但不是结构材料（§7）。每条蛋白质链都按核糖体模板合成，所以所有链长度一样（Đ = 1.0）。没有任何非模板合成的生物聚合物能做到这一点（§4）。</w:t>
+        <w:t>用作水凝胶、组织支架和包封材料。胶原蛋白有一个 Gly-X-Y 三螺旋（图 3f），由羟脯氨酸的立体电子效应稳定 [45]。加热时，这个螺旋展开成明胶，而且不会重新折叠。玉米醇溶蛋白、酪蛋白和大豆蛋白能成膜，但不是结构材料（§7）。每条蛋白质链都按核糖体模板合成，所以所有链长度一样（Đ = 1.0）。没有任何非模板合成的生物聚合物能做到这一点（§4）。</w:t>
       </w:r>
     </w:p>
     <w:p>
@@ -1189,7 +1135,7 @@
         <w:drawing>
           <wp:inline xmlns:a="http://schemas.openxmlformats.org/drawingml/2006/main" xmlns:pic="http://schemas.openxmlformats.org/drawingml/2006/picture">
             <wp:extent cx="4081399" cy="1920240"/>
-            <wp:docPr id="4" name="Picture 4"/>
+            <wp:docPr id="3" name="Picture 3"/>
             <wp:cNvGraphicFramePr>
               <a:graphicFrameLocks noChangeAspect="1"/>
             </wp:cNvGraphicFramePr>
@@ -1201,7 +1147,7 @@
                     <pic:cNvPicPr/>
                   </pic:nvPicPr>
                   <pic:blipFill>
-                    <a:blip r:embed="rId13"/>
+                    <a:blip r:embed="rId12"/>
                     <a:stretch>
                       <a:fillRect/>
                     </a:stretch>
@@ -1230,7 +1176,7 @@
           <w:i/>
           <w:sz w:val="20"/>
         </w:rPr>
-        <w:t>图 4．高阶结构，作者自绘：(a) 纤维素带状链，再到氢键片层，再到 Iα/Iβ 晶体；(b) 直链淀粉左手螺旋；(c) 海藻酸 Ca²⁺"蛋盒"式 G 嵌段结点；(d) PHA 和 PLA 的螺旋堆积（PHB 2₁、 PLLA 10₃）；(e) 丝素反平行 β-折叠纳米晶体（2 到 4 nm）分散在无定形基体中；(f) 胶原 Gly-X-Y 三螺旋，每第三位是甘氨酸。每种结构在 §3.1 到 §3.5 讨论</w:t>
+        <w:t>图 3．高阶结构，作者自绘：(a) 纤维素带状链，再到氢键片层，再到 Iα/Iβ 晶体；(b) 直链淀粉左手螺旋；(c) 海藻酸 Ca²⁺"蛋盒"式 G 嵌段结点；(d) PHA 和 PLA 的螺旋堆积（PHB 2₁、 PLLA 10₃）；(e) 丝素反平行 β-折叠纳米晶体（2 到 4 nm）分散在无定形基体中；(f) 胶原 Gly-X-Y 三螺旋，每第三位是甘氨酸。每种结构在 §3.1 到 §3.5 讨论</w:t>
       </w:r>
     </w:p>
     <w:p>
@@ -1257,7 +1203,7 @@
           <w:b w:val="0"/>
           <w:i w:val="0"/>
         </w:rPr>
-        <w:t>是陆地上第二丰富的生物聚合物，也是制浆的低成本副产物。它用作填料、碳纤维前体，以及抗氧化剂或抗紫外添加剂；用木质素替代木制品中部分酚醛树脂也是一个活跃的研究方向。木质素没有单一的结构与性质关系。三种单木质醇（图 3j-l）的自由基偶联搭出一个不规则的交联网络，没有重复的链。β-O-4 醚键约占连接方式的 45 到 60% [9]。它的组成随植物种类而变，也随提取方法而变，提取方法可以是硫酸盐法、有机溶剂法或木质素磺酸盐法 [54]。</w:t>
+        <w:t>是陆地上第二丰富的生物聚合物，也是制浆的低成本副产物。它用作填料、碳纤维前体，以及抗氧化剂或抗紫外添加剂；用木质素替代木制品中部分酚醛树脂也是一个活跃的研究方向。木质素没有单一的结构与性质关系。三种单木质醇（图 2j-l）的自由基偶联搭出一个不规则的交联网络，没有重复的链。β-O-4 醚键约占连接方式的 45 到 60% [9]。它的组成随植物种类而变，也随提取方法而变，提取方法可以是硫酸盐法、有机溶剂法或木质素磺酸盐法 [54]。</w:t>
       </w:r>
     </w:p>
     <w:p>
@@ -3105,7 +3051,7 @@
           <w:b w:val="0"/>
           <w:i w:val="0"/>
         </w:rPr>
-        <w:t>Đ 的大小直接反映这个聚合物是怎么合成的（图 6）。蛋白质和核酸按模板合成，每条链长度一样， Đ 正好等于 1.0。其他所有路线都会把分布拓宽。提取（纤维素、壳聚糖、天然橡胶）和催化聚合（PHA、PLA）得到的 Đ，取决于这条路线控制得多严。天然橡胶是最极端的：它是采收来的，不是一条一条链聚出来的，所以它的 Mw 和分布随橡胶树无性系不同、随树龄而变 [19]。没有哪种合成聚合物会这样变。</w:t>
+        <w:t>Đ 的大小直接反映这个聚合物是怎么合成的（图 4）。蛋白质和核酸按模板合成，每条链长度一样， Đ 正好等于 1.0。其他所有路线都会把分布拓宽。提取（纤维素、壳聚糖、天然橡胶）和催化聚合（PHA、PLA）得到的 Đ，取决于这条路线控制得多严。天然橡胶是最极端的：它是采收来的，不是一条一条链聚出来的，所以它的 Mw 和分布随橡胶树无性系不同、随树龄而变 [19]。没有哪种合成聚合物会这样变。</w:t>
       </w:r>
     </w:p>
     <w:p>
@@ -3118,7 +3064,7 @@
         <w:drawing>
           <wp:inline xmlns:a="http://schemas.openxmlformats.org/drawingml/2006/main" xmlns:pic="http://schemas.openxmlformats.org/drawingml/2006/picture">
             <wp:extent cx="2843042" cy="1371600"/>
-            <wp:docPr id="5" name="Picture 5"/>
+            <wp:docPr id="4" name="Picture 4"/>
             <wp:cNvGraphicFramePr>
               <a:graphicFrameLocks noChangeAspect="1"/>
             </wp:cNvGraphicFramePr>
@@ -3130,7 +3076,7 @@
                     <pic:cNvPicPr/>
                   </pic:nvPicPr>
                   <pic:blipFill>
-                    <a:blip r:embed="rId14"/>
+                    <a:blip r:embed="rId13"/>
                     <a:stretch>
                       <a:fillRect/>
                     </a:stretch>
@@ -3159,7 +3105,7 @@
           <w:i/>
           <w:sz w:val="20"/>
         </w:rPr>
-        <w:t>图 6．各家族分散度 Đ 在同一坐标轴上的对比（按主链类别配色）：模板合成对应 Đ = 1 的一个点，PLA、PHA、壳聚糖、纤维素各有一段文献范围，天然橡胶因缺乏定量文献值画成一个开口箭头</w:t>
+        <w:t>图 4．各家族分散度 Đ 在同一坐标轴上的对比（按主链类别配色）：模板合成对应 Đ = 1 的一个点，PLA、PHA、壳聚糖、纤维素各有一段文献范围，天然橡胶因缺乏定量文献值画成一个开口箭头</w:t>
       </w:r>
     </w:p>
     <w:p>
@@ -3204,7 +3150,7 @@
           <w:i w:val="0"/>
           <w:sz w:val="20"/>
         </w:rPr>
-        <w:t xml:space="preserve"> 代表性生物聚合物的典型数均分子量及其标准测定方法（分散度 Đ 已画在图 6 中，此处不再重复）。</w:t>
+        <w:t xml:space="preserve"> 代表性生物聚合物的典型数均分子量及其标准测定方法（分散度 Đ 已画在图 4 中，此处不再重复）。</w:t>
       </w:r>
     </w:p>
     <w:tbl>
@@ -3816,7 +3762,7 @@
         <w:drawing>
           <wp:inline xmlns:a="http://schemas.openxmlformats.org/drawingml/2006/main" xmlns:pic="http://schemas.openxmlformats.org/drawingml/2006/picture">
             <wp:extent cx="3388293" cy="1554480"/>
-            <wp:docPr id="6" name="Picture 6"/>
+            <wp:docPr id="5" name="Picture 5"/>
             <wp:cNvGraphicFramePr>
               <a:graphicFrameLocks noChangeAspect="1"/>
             </wp:cNvGraphicFramePr>
@@ -3828,7 +3774,7 @@
                     <pic:cNvPicPr/>
                   </pic:nvPicPr>
                   <pic:blipFill>
-                    <a:blip r:embed="rId15"/>
+                    <a:blip r:embed="rId14"/>
                     <a:stretch>
                       <a:fillRect/>
                     </a:stretch>
@@ -3897,7 +3843,7 @@
           <w:b w:val="0"/>
           <w:i w:val="0"/>
         </w:rPr>
-        <w:t>降解是一个由结构控制的速率过程（图 7）。聚酯通过一种会自我催化的酯水解降解。每次断链留下的酸性端基会加速下一次断链，所以制品薄到临界厚度以下之后，它的内部比表面侵蚀得更快。这就是本体侵蚀 [49]。多糖和蛋白质则通过酶降解，酶只能触及无定形链段，所以速率取决于可及的表面积，而不是整体化学 [50]。因此结晶度是本文的核心权衡。设定模量（§5.2）、把水挡在外面（§5.3）的同一个特征，也把会降解材料的攻击挡在外面。⚙️ 计算得到的酯水解能垒按碱催化、再酸催化、再中性水的次序升高，这和实测的速率随 pH 变化一致。</w:t>
+        <w:t>降解是一个由结构控制的速率过程（图 6）。聚酯通过一种会自我催化的酯水解降解。每次断链留下的酸性端基会加速下一次断链，所以制品薄到临界厚度以下之后，它的内部比表面侵蚀得更快。这就是本体侵蚀 [49]。多糖和蛋白质则通过酶降解，酶只能触及无定形链段，所以速率取决于可及的表面积，而不是整体化学 [50]。因此结晶度是本文的核心权衡。设定模量（§5.2）、把水挡在外面（§5.3）的同一个特征，也把会降解材料的攻击挡在外面。⚙️ 计算得到的酯水解能垒按碱催化、再酸催化、再中性水的次序升高，这和实测的速率随 pH 变化一致。</w:t>
       </w:r>
     </w:p>
     <w:p>
@@ -3910,7 +3856,7 @@
         <w:drawing>
           <wp:inline xmlns:a="http://schemas.openxmlformats.org/drawingml/2006/main" xmlns:pic="http://schemas.openxmlformats.org/drawingml/2006/picture">
             <wp:extent cx="4666927" cy="1097280"/>
-            <wp:docPr id="7" name="Picture 7"/>
+            <wp:docPr id="6" name="Picture 6"/>
             <wp:cNvGraphicFramePr>
               <a:graphicFrameLocks noChangeAspect="1"/>
             </wp:cNvGraphicFramePr>
@@ -3922,7 +3868,7 @@
                     <pic:cNvPicPr/>
                   </pic:nvPicPr>
                   <pic:blipFill>
-                    <a:blip r:embed="rId16"/>
+                    <a:blip r:embed="rId15"/>
                     <a:stretch>
                       <a:fillRect/>
                     </a:stretch>
@@ -3951,7 +3897,7 @@
           <w:i/>
           <w:sz w:val="20"/>
         </w:rPr>
-        <w:t>图 7．两条降解路径，作者自绘。(a) 聚酯酯键水解：酸性端基催化进一步断链，所以厚制品从内部先坏（本体侵蚀）。(b) 对多糖和蛋白质的酶解只能进入无定形区，所以结晶度决定速率</w:t>
+        <w:t>图 6．两条降解路径，作者自绘。(a) 聚酯酯键水解：酸性端基催化进一步断链，所以厚制品从内部先坏（本体侵蚀）。(b) 对多糖和蛋白质的酶解只能进入无定形区，所以结晶度决定速率</w:t>
       </w:r>
     </w:p>
     <w:p>
@@ -4102,7 +4048,7 @@
           <w:b w:val="0"/>
           <w:i w:val="0"/>
         </w:rPr>
-        <w:t>NR 和苯乙烯-丁二烯橡胶（SBR）用同样的方式混炼、填充和硫化，也在同样的应用中竞争，比如轮胎胎面、减震和输送带。这使它成为本文中最干净的同应用对比，因为差异可以归因于主链化学，而不是加工。图 8 画出这个差异在链尺度上从哪里开始（应变诱导结晶）。表 5 在五个维度上给两种材料打分 [10,18–32]。</w:t>
+        <w:t>NR 和苯乙烯-丁二烯橡胶（SBR）用同样的方式混炼、填充和硫化，也在同样的应用中竞争，比如轮胎胎面、减震和输送带。这使它成为本文中最干净的同应用对比，因为差异可以归因于主链化学，而不是加工。图 7 画出这个差异在链尺度上从哪里开始（应变诱导结晶）。表 5 在五个维度上给两种材料打分 [10,18–32]。</w:t>
       </w:r>
     </w:p>
     <w:p>
@@ -4115,7 +4061,7 @@
         <w:drawing>
           <wp:inline xmlns:a="http://schemas.openxmlformats.org/drawingml/2006/main" xmlns:pic="http://schemas.openxmlformats.org/drawingml/2006/picture">
             <wp:extent cx="3644589" cy="1371600"/>
-            <wp:docPr id="8" name="Picture 8"/>
+            <wp:docPr id="7" name="Picture 7"/>
             <wp:cNvGraphicFramePr>
               <a:graphicFrameLocks noChangeAspect="1"/>
             </wp:cNvGraphicFramePr>
@@ -4127,7 +4073,7 @@
                     <pic:cNvPicPr/>
                   </pic:nvPicPr>
                   <pic:blipFill>
-                    <a:blip r:embed="rId17"/>
+                    <a:blip r:embed="rId16"/>
                     <a:stretch>
                       <a:fillRect/>
                     </a:stretch>
@@ -4156,7 +4102,7 @@
           <w:i/>
           <w:sz w:val="20"/>
         </w:rPr>
-        <w:t>图 8．NR 和 SBR，作者自绘。(a) NR（顺-1,4-聚异戊二烯）、(b) SBR 的 1,4-丁二烯单元、 (c) SBR 的苯乙烯单元。(d) 在链尺度上，立构规整的 NR 受力时排列成结晶束（应变诱导结晶， X 射线证实），而 SBR 不规则的主链保持无定形。这是表 5"SIC 与抗撕裂性"一行的基础</w:t>
+        <w:t>图 7．NR 和 SBR，作者自绘。(a) NR（顺-1,4-聚异戊二烯）、(b) SBR 的 1,4-丁二烯单元、 (c) SBR 的苯乙烯单元。(d) 在链尺度上，立构规整的 NR 受力时排列成结晶束（应变诱导结晶， X 射线证实），而 SBR 不规则的主链保持无定形。这是表 5"SIC 与抗撕裂性"一行的基础</w:t>
       </w:r>
     </w:p>
     <w:p>

--- a/projects/biopolymers-review/Biopolymers-review-DRAFT-ZH.docx
+++ b/projects/biopolymers-review/Biopolymers-review-DRAFT-ZH.docx
@@ -3761,7 +3761,7 @@
       <w:r>
         <w:drawing>
           <wp:inline xmlns:a="http://schemas.openxmlformats.org/drawingml/2006/main" xmlns:pic="http://schemas.openxmlformats.org/drawingml/2006/picture">
-            <wp:extent cx="3388293" cy="1554480"/>
+            <wp:extent cx="3222115" cy="1554480"/>
             <wp:docPr id="5" name="Picture 5"/>
             <wp:cNvGraphicFramePr>
               <a:graphicFrameLocks noChangeAspect="1"/>
@@ -3782,7 +3782,7 @@
                   <pic:spPr>
                     <a:xfrm>
                       <a:off x="0" y="0"/>
-                      <a:ext cx="3388293" cy="1554480"/>
+                      <a:ext cx="3222115" cy="1554480"/>
                     </a:xfrm>
                     <a:prstGeom prst="rect"/>
                   </pic:spPr>
@@ -5098,7 +5098,7 @@
           <w:b w:val="0"/>
           <w:i w:val="0"/>
         </w:rPr>
-        <w:t>生物基塑料在 2025 年的产能约为 231 万吨，不到全球塑料的 1%，预计到 2030 年翻倍 [16]。扩大规模本身解决不了加工窗口、湿度敏感性和批次变异性。较近的应对路线是酶促解聚回单体（近期从消费后 PLA 在 72 小时内回收了约 60% 的乳酸 [17]），以及 ⚙️ 数据驱动的性质预测 [56]。</w:t>
+        <w:t>生物基塑料在 2025 年的产能约为 231 万吨，约占全球塑料的 0.5%，预计到 2030 年翻倍到约 469 万吨 [16]。扩大规模本身解决不了加工窗口、湿度敏感性和批次变异性。较近的应对路线是酶促解聚回单体（近期从消费后 PLA 在 72 小时内回收了约 60% 的乳酸 [17]），以及 ⚙️ 数据驱动的性质预测 [56]。</w:t>
       </w:r>
     </w:p>
     <w:p>

--- a/projects/biopolymers-review/Biopolymers-review-DRAFT-ZH.docx
+++ b/projects/biopolymers-review/Biopolymers-review-DRAFT-ZH.docx
@@ -3761,7 +3761,7 @@
       <w:r>
         <w:drawing>
           <wp:inline xmlns:a="http://schemas.openxmlformats.org/drawingml/2006/main" xmlns:pic="http://schemas.openxmlformats.org/drawingml/2006/picture">
-            <wp:extent cx="3222115" cy="1554480"/>
+            <wp:extent cx="5943600" cy="2587650"/>
             <wp:docPr id="5" name="Picture 5"/>
             <wp:cNvGraphicFramePr>
               <a:graphicFrameLocks noChangeAspect="1"/>
@@ -3782,7 +3782,7 @@
                   <pic:spPr>
                     <a:xfrm>
                       <a:off x="0" y="0"/>
-                      <a:ext cx="3222115" cy="1554480"/>
+                      <a:ext cx="5943600" cy="2587650"/>
                     </a:xfrm>
                     <a:prstGeom prst="rect"/>
                   </pic:spPr>

--- a/projects/biopolymers-review/Biopolymers-review-DRAFT-ZH.docx
+++ b/projects/biopolymers-review/Biopolymers-review-DRAFT-ZH.docx
@@ -833,7 +833,7 @@
       <w:r>
         <w:drawing>
           <wp:inline xmlns:a="http://schemas.openxmlformats.org/drawingml/2006/main" xmlns:pic="http://schemas.openxmlformats.org/drawingml/2006/picture">
-            <wp:extent cx="2116903" cy="1600199"/>
+            <wp:extent cx="5029200" cy="3801649"/>
             <wp:docPr id="1" name="Picture 1"/>
             <wp:cNvGraphicFramePr>
               <a:graphicFrameLocks noChangeAspect="1"/>
@@ -854,7 +854,7 @@
                   <pic:spPr>
                     <a:xfrm>
                       <a:off x="0" y="0"/>
-                      <a:ext cx="2116903" cy="1600199"/>
+                      <a:ext cx="5029200" cy="3801649"/>
                     </a:xfrm>
                     <a:prstGeom prst="rect"/>
                   </pic:spPr>
@@ -971,7 +971,7 @@
       <w:r>
         <w:drawing>
           <wp:inline xmlns:a="http://schemas.openxmlformats.org/drawingml/2006/main" xmlns:pic="http://schemas.openxmlformats.org/drawingml/2006/picture">
-            <wp:extent cx="4036055" cy="2468879"/>
+            <wp:extent cx="5029200" cy="3076392"/>
             <wp:docPr id="2" name="Picture 2"/>
             <wp:cNvGraphicFramePr>
               <a:graphicFrameLocks noChangeAspect="1"/>
@@ -992,7 +992,7 @@
                   <pic:spPr>
                     <a:xfrm>
                       <a:off x="0" y="0"/>
-                      <a:ext cx="4036055" cy="2468879"/>
+                      <a:ext cx="5029200" cy="3076392"/>
                     </a:xfrm>
                     <a:prstGeom prst="rect"/>
                   </pic:spPr>
@@ -1134,7 +1134,7 @@
       <w:r>
         <w:drawing>
           <wp:inline xmlns:a="http://schemas.openxmlformats.org/drawingml/2006/main" xmlns:pic="http://schemas.openxmlformats.org/drawingml/2006/picture">
-            <wp:extent cx="4081399" cy="1920240"/>
+            <wp:extent cx="5029200" cy="2366167"/>
             <wp:docPr id="3" name="Picture 3"/>
             <wp:cNvGraphicFramePr>
               <a:graphicFrameLocks noChangeAspect="1"/>
@@ -1155,7 +1155,7 @@
                   <pic:spPr>
                     <a:xfrm>
                       <a:off x="0" y="0"/>
-                      <a:ext cx="4081399" cy="1920240"/>
+                      <a:ext cx="5029200" cy="2366167"/>
                     </a:xfrm>
                     <a:prstGeom prst="rect"/>
                   </pic:spPr>
@@ -3063,7 +3063,7 @@
       <w:r>
         <w:drawing>
           <wp:inline xmlns:a="http://schemas.openxmlformats.org/drawingml/2006/main" xmlns:pic="http://schemas.openxmlformats.org/drawingml/2006/picture">
-            <wp:extent cx="2843042" cy="1371600"/>
+            <wp:extent cx="5029200" cy="2426292"/>
             <wp:docPr id="4" name="Picture 4"/>
             <wp:cNvGraphicFramePr>
               <a:graphicFrameLocks noChangeAspect="1"/>
@@ -3084,7 +3084,7 @@
                   <pic:spPr>
                     <a:xfrm>
                       <a:off x="0" y="0"/>
-                      <a:ext cx="2843042" cy="1371600"/>
+                      <a:ext cx="5029200" cy="2426292"/>
                     </a:xfrm>
                     <a:prstGeom prst="rect"/>
                   </pic:spPr>
@@ -3761,7 +3761,7 @@
       <w:r>
         <w:drawing>
           <wp:inline xmlns:a="http://schemas.openxmlformats.org/drawingml/2006/main" xmlns:pic="http://schemas.openxmlformats.org/drawingml/2006/picture">
-            <wp:extent cx="5943600" cy="2587650"/>
+            <wp:extent cx="5029200" cy="2189550"/>
             <wp:docPr id="5" name="Picture 5"/>
             <wp:cNvGraphicFramePr>
               <a:graphicFrameLocks noChangeAspect="1"/>
@@ -3782,7 +3782,7 @@
                   <pic:spPr>
                     <a:xfrm>
                       <a:off x="0" y="0"/>
-                      <a:ext cx="5943600" cy="2587650"/>
+                      <a:ext cx="5029200" cy="2189550"/>
                     </a:xfrm>
                     <a:prstGeom prst="rect"/>
                   </pic:spPr>
@@ -3855,7 +3855,7 @@
       <w:r>
         <w:drawing>
           <wp:inline xmlns:a="http://schemas.openxmlformats.org/drawingml/2006/main" xmlns:pic="http://schemas.openxmlformats.org/drawingml/2006/picture">
-            <wp:extent cx="4666927" cy="1097280"/>
+            <wp:extent cx="5029200" cy="1182457"/>
             <wp:docPr id="6" name="Picture 6"/>
             <wp:cNvGraphicFramePr>
               <a:graphicFrameLocks noChangeAspect="1"/>
@@ -3876,7 +3876,7 @@
                   <pic:spPr>
                     <a:xfrm>
                       <a:off x="0" y="0"/>
-                      <a:ext cx="4666927" cy="1097280"/>
+                      <a:ext cx="5029200" cy="1182457"/>
                     </a:xfrm>
                     <a:prstGeom prst="rect"/>
                   </pic:spPr>
@@ -4060,7 +4060,7 @@
       <w:r>
         <w:drawing>
           <wp:inline xmlns:a="http://schemas.openxmlformats.org/drawingml/2006/main" xmlns:pic="http://schemas.openxmlformats.org/drawingml/2006/picture">
-            <wp:extent cx="3644589" cy="1371600"/>
+            <wp:extent cx="5029200" cy="1892683"/>
             <wp:docPr id="7" name="Picture 7"/>
             <wp:cNvGraphicFramePr>
               <a:graphicFrameLocks noChangeAspect="1"/>
@@ -4081,7 +4081,7 @@
                   <pic:spPr>
                     <a:xfrm>
                       <a:off x="0" y="0"/>
-                      <a:ext cx="3644589" cy="1371600"/>
+                      <a:ext cx="5029200" cy="1892683"/>
                     </a:xfrm>
                     <a:prstGeom prst="rect"/>
                   </pic:spPr>

--- a/projects/biopolymers-review/Biopolymers-review-DRAFT-ZH.docx
+++ b/projects/biopolymers-review/Biopolymers-review-DRAFT-ZH.docx
@@ -833,7 +833,7 @@
       <w:r>
         <w:drawing>
           <wp:inline xmlns:a="http://schemas.openxmlformats.org/drawingml/2006/main" xmlns:pic="http://schemas.openxmlformats.org/drawingml/2006/picture">
-            <wp:extent cx="5029200" cy="3801649"/>
+            <wp:extent cx="4572000" cy="3456045"/>
             <wp:docPr id="1" name="Picture 1"/>
             <wp:cNvGraphicFramePr>
               <a:graphicFrameLocks noChangeAspect="1"/>
@@ -854,7 +854,7 @@
                   <pic:spPr>
                     <a:xfrm>
                       <a:off x="0" y="0"/>
-                      <a:ext cx="5029200" cy="3801649"/>
+                      <a:ext cx="4572000" cy="3456045"/>
                     </a:xfrm>
                     <a:prstGeom prst="rect"/>
                   </pic:spPr>
@@ -971,7 +971,7 @@
       <w:r>
         <w:drawing>
           <wp:inline xmlns:a="http://schemas.openxmlformats.org/drawingml/2006/main" xmlns:pic="http://schemas.openxmlformats.org/drawingml/2006/picture">
-            <wp:extent cx="5029200" cy="3076392"/>
+            <wp:extent cx="4572000" cy="2796720"/>
             <wp:docPr id="2" name="Picture 2"/>
             <wp:cNvGraphicFramePr>
               <a:graphicFrameLocks noChangeAspect="1"/>
@@ -992,7 +992,7 @@
                   <pic:spPr>
                     <a:xfrm>
                       <a:off x="0" y="0"/>
-                      <a:ext cx="5029200" cy="3076392"/>
+                      <a:ext cx="4572000" cy="2796720"/>
                     </a:xfrm>
                     <a:prstGeom prst="rect"/>
                   </pic:spPr>
@@ -1134,7 +1134,7 @@
       <w:r>
         <w:drawing>
           <wp:inline xmlns:a="http://schemas.openxmlformats.org/drawingml/2006/main" xmlns:pic="http://schemas.openxmlformats.org/drawingml/2006/picture">
-            <wp:extent cx="5029200" cy="2366167"/>
+            <wp:extent cx="4572000" cy="2151061"/>
             <wp:docPr id="3" name="Picture 3"/>
             <wp:cNvGraphicFramePr>
               <a:graphicFrameLocks noChangeAspect="1"/>
@@ -1155,7 +1155,7 @@
                   <pic:spPr>
                     <a:xfrm>
                       <a:off x="0" y="0"/>
-                      <a:ext cx="5029200" cy="2366167"/>
+                      <a:ext cx="4572000" cy="2151061"/>
                     </a:xfrm>
                     <a:prstGeom prst="rect"/>
                   </pic:spPr>
@@ -3063,7 +3063,7 @@
       <w:r>
         <w:drawing>
           <wp:inline xmlns:a="http://schemas.openxmlformats.org/drawingml/2006/main" xmlns:pic="http://schemas.openxmlformats.org/drawingml/2006/picture">
-            <wp:extent cx="5029200" cy="2426292"/>
+            <wp:extent cx="4572000" cy="2205720"/>
             <wp:docPr id="4" name="Picture 4"/>
             <wp:cNvGraphicFramePr>
               <a:graphicFrameLocks noChangeAspect="1"/>
@@ -3084,7 +3084,7 @@
                   <pic:spPr>
                     <a:xfrm>
                       <a:off x="0" y="0"/>
-                      <a:ext cx="5029200" cy="2426292"/>
+                      <a:ext cx="4572000" cy="2205720"/>
                     </a:xfrm>
                     <a:prstGeom prst="rect"/>
                   </pic:spPr>
@@ -3761,7 +3761,7 @@
       <w:r>
         <w:drawing>
           <wp:inline xmlns:a="http://schemas.openxmlformats.org/drawingml/2006/main" xmlns:pic="http://schemas.openxmlformats.org/drawingml/2006/picture">
-            <wp:extent cx="5029200" cy="2189550"/>
+            <wp:extent cx="4572000" cy="1990500"/>
             <wp:docPr id="5" name="Picture 5"/>
             <wp:cNvGraphicFramePr>
               <a:graphicFrameLocks noChangeAspect="1"/>
@@ -3782,7 +3782,7 @@
                   <pic:spPr>
                     <a:xfrm>
                       <a:off x="0" y="0"/>
-                      <a:ext cx="5029200" cy="2189550"/>
+                      <a:ext cx="4572000" cy="1990500"/>
                     </a:xfrm>
                     <a:prstGeom prst="rect"/>
                   </pic:spPr>
@@ -3855,7 +3855,7 @@
       <w:r>
         <w:drawing>
           <wp:inline xmlns:a="http://schemas.openxmlformats.org/drawingml/2006/main" xmlns:pic="http://schemas.openxmlformats.org/drawingml/2006/picture">
-            <wp:extent cx="5029200" cy="1182457"/>
+            <wp:extent cx="4572000" cy="1074961"/>
             <wp:docPr id="6" name="Picture 6"/>
             <wp:cNvGraphicFramePr>
               <a:graphicFrameLocks noChangeAspect="1"/>
@@ -3876,7 +3876,7 @@
                   <pic:spPr>
                     <a:xfrm>
                       <a:off x="0" y="0"/>
-                      <a:ext cx="5029200" cy="1182457"/>
+                      <a:ext cx="4572000" cy="1074961"/>
                     </a:xfrm>
                     <a:prstGeom prst="rect"/>
                   </pic:spPr>
@@ -4060,7 +4060,7 @@
       <w:r>
         <w:drawing>
           <wp:inline xmlns:a="http://schemas.openxmlformats.org/drawingml/2006/main" xmlns:pic="http://schemas.openxmlformats.org/drawingml/2006/picture">
-            <wp:extent cx="5029200" cy="1892683"/>
+            <wp:extent cx="4572000" cy="1720621"/>
             <wp:docPr id="7" name="Picture 7"/>
             <wp:cNvGraphicFramePr>
               <a:graphicFrameLocks noChangeAspect="1"/>
@@ -4081,7 +4081,7 @@
                   <pic:spPr>
                     <a:xfrm>
                       <a:off x="0" y="0"/>
-                      <a:ext cx="5029200" cy="1892683"/>
+                      <a:ext cx="4572000" cy="1720621"/>
                     </a:xfrm>
                     <a:prstGeom prst="rect"/>
                   </pic:spPr>
@@ -5561,7 +5561,7 @@
       <w:spacing w:line="360" w:lineRule="auto" w:after="40"/>
     </w:pPr>
     <w:rPr>
-      <w:rFonts w:ascii="Times New Roman" w:hAnsi="Times New Roman" w:eastAsia="SimSun"/>
+      <w:rFonts w:ascii="Times New Roman" w:hAnsi="Times New Roman" w:eastAsia="Times New Roman"/>
       <w:sz w:val="24"/>
     </w:rPr>
   </w:style>
@@ -5625,7 +5625,7 @@
       <w:outlineLvl w:val="0"/>
     </w:pPr>
     <w:rPr>
-      <w:rFonts w:asciiTheme="majorHAnsi" w:eastAsiaTheme="majorEastAsia" w:hAnsiTheme="majorHAnsi" w:cstheme="majorBidi" w:ascii="Times New Roman" w:hAnsi="Times New Roman" w:eastAsia="SimSun"/>
+      <w:rFonts w:asciiTheme="majorHAnsi" w:eastAsiaTheme="majorEastAsia" w:hAnsiTheme="majorHAnsi" w:cstheme="majorBidi" w:ascii="Times New Roman" w:hAnsi="Times New Roman" w:eastAsia="Times New Roman"/>
       <w:b/>
       <w:bCs/>
       <w:sz w:val="28"/>
@@ -5649,7 +5649,7 @@
       <w:outlineLvl w:val="1"/>
     </w:pPr>
     <w:rPr>
-      <w:rFonts w:asciiTheme="majorHAnsi" w:eastAsiaTheme="majorEastAsia" w:hAnsiTheme="majorHAnsi" w:cstheme="majorBidi" w:ascii="Times New Roman" w:hAnsi="Times New Roman" w:eastAsia="SimSun"/>
+      <w:rFonts w:asciiTheme="majorHAnsi" w:eastAsiaTheme="majorEastAsia" w:hAnsiTheme="majorHAnsi" w:cstheme="majorBidi" w:ascii="Times New Roman" w:hAnsi="Times New Roman" w:eastAsia="Times New Roman"/>
       <w:b/>
       <w:bCs/>
       <w:sz w:val="26"/>
@@ -5673,7 +5673,7 @@
       <w:outlineLvl w:val="2"/>
     </w:pPr>
     <w:rPr>
-      <w:rFonts w:asciiTheme="majorHAnsi" w:eastAsiaTheme="majorEastAsia" w:hAnsiTheme="majorHAnsi" w:cstheme="majorBidi" w:ascii="Times New Roman" w:hAnsi="Times New Roman" w:eastAsia="SimSun"/>
+      <w:rFonts w:asciiTheme="majorHAnsi" w:eastAsiaTheme="majorEastAsia" w:hAnsiTheme="majorHAnsi" w:cstheme="majorBidi" w:ascii="Times New Roman" w:hAnsi="Times New Roman" w:eastAsia="Times New Roman"/>
       <w:b/>
       <w:bCs/>
       <w:sz w:val="24"/>
@@ -5697,7 +5697,7 @@
       <w:outlineLvl w:val="3"/>
     </w:pPr>
     <w:rPr>
-      <w:rFonts w:asciiTheme="majorHAnsi" w:eastAsiaTheme="majorEastAsia" w:hAnsiTheme="majorHAnsi" w:cstheme="majorBidi" w:ascii="Times New Roman" w:hAnsi="Times New Roman" w:eastAsia="SimSun"/>
+      <w:rFonts w:asciiTheme="majorHAnsi" w:eastAsiaTheme="majorEastAsia" w:hAnsiTheme="majorHAnsi" w:cstheme="majorBidi" w:ascii="Times New Roman" w:hAnsi="Times New Roman" w:eastAsia="Times New Roman"/>
       <w:b/>
       <w:bCs/>
       <w:i/>

--- a/projects/biopolymers-review/Biopolymers-review-DRAFT-ZH.docx
+++ b/projects/biopolymers-review/Biopolymers-review-DRAFT-ZH.docx
@@ -833,7 +833,7 @@
       <w:r>
         <w:drawing>
           <wp:inline xmlns:a="http://schemas.openxmlformats.org/drawingml/2006/main" xmlns:pic="http://schemas.openxmlformats.org/drawingml/2006/picture">
-            <wp:extent cx="4572000" cy="3456045"/>
+            <wp:extent cx="4114800" cy="3110440"/>
             <wp:docPr id="1" name="Picture 1"/>
             <wp:cNvGraphicFramePr>
               <a:graphicFrameLocks noChangeAspect="1"/>
@@ -854,7 +854,7 @@
                   <pic:spPr>
                     <a:xfrm>
                       <a:off x="0" y="0"/>
-                      <a:ext cx="4572000" cy="3456045"/>
+                      <a:ext cx="4114800" cy="3110440"/>
                     </a:xfrm>
                     <a:prstGeom prst="rect"/>
                   </pic:spPr>
@@ -971,7 +971,7 @@
       <w:r>
         <w:drawing>
           <wp:inline xmlns:a="http://schemas.openxmlformats.org/drawingml/2006/main" xmlns:pic="http://schemas.openxmlformats.org/drawingml/2006/picture">
-            <wp:extent cx="4572000" cy="2796720"/>
+            <wp:extent cx="4114800" cy="2517048"/>
             <wp:docPr id="2" name="Picture 2"/>
             <wp:cNvGraphicFramePr>
               <a:graphicFrameLocks noChangeAspect="1"/>
@@ -992,7 +992,7 @@
                   <pic:spPr>
                     <a:xfrm>
                       <a:off x="0" y="0"/>
-                      <a:ext cx="4572000" cy="2796720"/>
+                      <a:ext cx="4114800" cy="2517048"/>
                     </a:xfrm>
                     <a:prstGeom prst="rect"/>
                   </pic:spPr>
@@ -1134,7 +1134,7 @@
       <w:r>
         <w:drawing>
           <wp:inline xmlns:a="http://schemas.openxmlformats.org/drawingml/2006/main" xmlns:pic="http://schemas.openxmlformats.org/drawingml/2006/picture">
-            <wp:extent cx="4572000" cy="2151061"/>
+            <wp:extent cx="4114800" cy="1935954"/>
             <wp:docPr id="3" name="Picture 3"/>
             <wp:cNvGraphicFramePr>
               <a:graphicFrameLocks noChangeAspect="1"/>
@@ -1155,7 +1155,7 @@
                   <pic:spPr>
                     <a:xfrm>
                       <a:off x="0" y="0"/>
-                      <a:ext cx="4572000" cy="2151061"/>
+                      <a:ext cx="4114800" cy="1935954"/>
                     </a:xfrm>
                     <a:prstGeom prst="rect"/>
                   </pic:spPr>
@@ -3063,7 +3063,7 @@
       <w:r>
         <w:drawing>
           <wp:inline xmlns:a="http://schemas.openxmlformats.org/drawingml/2006/main" xmlns:pic="http://schemas.openxmlformats.org/drawingml/2006/picture">
-            <wp:extent cx="4572000" cy="2205720"/>
+            <wp:extent cx="4114800" cy="1985148"/>
             <wp:docPr id="4" name="Picture 4"/>
             <wp:cNvGraphicFramePr>
               <a:graphicFrameLocks noChangeAspect="1"/>
@@ -3084,7 +3084,7 @@
                   <pic:spPr>
                     <a:xfrm>
                       <a:off x="0" y="0"/>
-                      <a:ext cx="4572000" cy="2205720"/>
+                      <a:ext cx="4114800" cy="1985148"/>
                     </a:xfrm>
                     <a:prstGeom prst="rect"/>
                   </pic:spPr>
@@ -3761,7 +3761,7 @@
       <w:r>
         <w:drawing>
           <wp:inline xmlns:a="http://schemas.openxmlformats.org/drawingml/2006/main" xmlns:pic="http://schemas.openxmlformats.org/drawingml/2006/picture">
-            <wp:extent cx="4572000" cy="1990500"/>
+            <wp:extent cx="4114800" cy="1791450"/>
             <wp:docPr id="5" name="Picture 5"/>
             <wp:cNvGraphicFramePr>
               <a:graphicFrameLocks noChangeAspect="1"/>
@@ -3782,7 +3782,7 @@
                   <pic:spPr>
                     <a:xfrm>
                       <a:off x="0" y="0"/>
-                      <a:ext cx="4572000" cy="1990500"/>
+                      <a:ext cx="4114800" cy="1791450"/>
                     </a:xfrm>
                     <a:prstGeom prst="rect"/>
                   </pic:spPr>
@@ -3855,7 +3855,7 @@
       <w:r>
         <w:drawing>
           <wp:inline xmlns:a="http://schemas.openxmlformats.org/drawingml/2006/main" xmlns:pic="http://schemas.openxmlformats.org/drawingml/2006/picture">
-            <wp:extent cx="4572000" cy="1074961"/>
+            <wp:extent cx="4114800" cy="967465"/>
             <wp:docPr id="6" name="Picture 6"/>
             <wp:cNvGraphicFramePr>
               <a:graphicFrameLocks noChangeAspect="1"/>
@@ -3876,7 +3876,7 @@
                   <pic:spPr>
                     <a:xfrm>
                       <a:off x="0" y="0"/>
-                      <a:ext cx="4572000" cy="1074961"/>
+                      <a:ext cx="4114800" cy="967465"/>
                     </a:xfrm>
                     <a:prstGeom prst="rect"/>
                   </pic:spPr>
@@ -4060,7 +4060,7 @@
       <w:r>
         <w:drawing>
           <wp:inline xmlns:a="http://schemas.openxmlformats.org/drawingml/2006/main" xmlns:pic="http://schemas.openxmlformats.org/drawingml/2006/picture">
-            <wp:extent cx="4572000" cy="1720621"/>
+            <wp:extent cx="4114800" cy="1548559"/>
             <wp:docPr id="7" name="Picture 7"/>
             <wp:cNvGraphicFramePr>
               <a:graphicFrameLocks noChangeAspect="1"/>
@@ -4081,7 +4081,7 @@
                   <pic:spPr>
                     <a:xfrm>
                       <a:off x="0" y="0"/>
-                      <a:ext cx="4572000" cy="1720621"/>
+                      <a:ext cx="4114800" cy="1548559"/>
                     </a:xfrm>
                     <a:prstGeom prst="rect"/>
                   </pic:spPr>

--- a/projects/biopolymers-review/Biopolymers-review-DRAFT-ZH.docx
+++ b/projects/biopolymers-review/Biopolymers-review-DRAFT-ZH.docx
@@ -52,35 +52,14 @@
           <w:b w:val="0"/>
           <w:i/>
         </w:rPr>
-        <w:t xml:space="preserve"> 的中文对照稿，逐节对应，供两位作者核对内容、术语和论证逻辑。行文按英文正文 2026-08-29 的改写重做了一遍：句子改短，不用破折号， §3 改成先讲性质和用途、再讲结构原因。图仍为 8 张多面板合集图，图内文字是英文；参考文献著录格式保留英文。英文稿里的 </w:t>
+        <w:t xml:space="preserve"> 的中文对照稿，逐节对应，供两位作者核对内容、术语和论证逻辑。行文按英文正文的改写重做：句子改短，§3 先讲性质和用途、再讲结构原因。图为 6 张多面板合集图，图内文字是英文；参考文献著录格式保留英文。 </w:t>
       </w:r>
       <w:r>
         <w:rPr>
-          <w:rFonts w:ascii="Consolas" w:hAnsi="Consolas"/>
+          <w:b/>
           <w:i/>
         </w:rPr>
-        <w:t>PROVISIONAL</w:t>
-      </w:r>
-      <w:r>
-        <w:rPr>
-          <w:b w:val="0"/>
-          <w:i/>
-        </w:rPr>
-        <w:t xml:space="preserve"> / </w:t>
-      </w:r>
-      <w:r>
-        <w:rPr>
-          <w:rFonts w:ascii="Consolas" w:hAnsi="Consolas"/>
-          <w:i/>
-        </w:rPr>
-        <w:t>VERIFY</w:t>
-      </w:r>
-      <w:r>
-        <w:rPr>
-          <w:b w:val="0"/>
-          <w:i/>
-        </w:rPr>
-        <w:t xml:space="preserve"> 待办标记，翻译时原样保留。</w:t>
+        <w:t>注意：这份中文稿的正文精简尚未完全跟上英文提交稿（2026-08-29 起），以英文稿为准。</w:t>
       </w:r>
     </w:p>
     <w:p>
@@ -821,61 +800,7 @@
           <w:b w:val="0"/>
           <w:i w:val="0"/>
         </w:rPr>
-        <w:t>下面对每种材料，先给关键性质和用途，再给结构原因。这些家族的范围很宽：一端是纤维素，它最硬，而且永不熔融；另一端是天然橡胶，它静置时几乎没有刚性，只有受力时才产生刚性。全节要检验的一点是：能预测熔融行为、水或酶的攻击、以及力学性能的是主链化学，而不是生物来源。数值都在表 2 里。图 1 把每个家族的作用力、结果和局限放在一行上。图 2 汇总了所有重复单元，图 3 汇总了所有高阶结构。</w:t>
-      </w:r>
-    </w:p>
-    <w:p>
-      <w:pPr>
-        <w:keepNext/>
-        <w:spacing w:after="40"/>
-        <w:jc w:val="center"/>
-      </w:pPr>
-      <w:r>
-        <w:drawing>
-          <wp:inline xmlns:a="http://schemas.openxmlformats.org/drawingml/2006/main" xmlns:pic="http://schemas.openxmlformats.org/drawingml/2006/picture">
-            <wp:extent cx="4114800" cy="3110440"/>
-            <wp:docPr id="1" name="Picture 1"/>
-            <wp:cNvGraphicFramePr>
-              <a:graphicFrameLocks noChangeAspect="1"/>
-            </wp:cNvGraphicFramePr>
-            <a:graphic>
-              <a:graphicData uri="http://schemas.openxmlformats.org/drawingml/2006/picture">
-                <pic:pic>
-                  <pic:nvPicPr>
-                    <pic:cNvPr id="0" name="fig7_causality_chain.png"/>
-                    <pic:cNvPicPr/>
-                  </pic:nvPicPr>
-                  <pic:blipFill>
-                    <a:blip r:embed="rId10"/>
-                    <a:stretch>
-                      <a:fillRect/>
-                    </a:stretch>
-                  </pic:blipFill>
-                  <pic:spPr>
-                    <a:xfrm>
-                      <a:off x="0" y="0"/>
-                      <a:ext cx="4114800" cy="3110440"/>
-                    </a:xfrm>
-                    <a:prstGeom prst="rect"/>
-                  </pic:spPr>
-                </pic:pic>
-              </a:graphicData>
-            </a:graphic>
-          </wp:inline>
-        </w:drawing>
-      </w:r>
-    </w:p>
-    <w:p>
-      <w:pPr>
-        <w:spacing w:line="240" w:lineRule="auto" w:after="80"/>
-        <w:jc w:val="center"/>
-      </w:pPr>
-      <w:r>
-        <w:rPr>
-          <w:i/>
-          <w:sz w:val="20"/>
-        </w:rPr>
-        <w:t>图 1．从结构到性质的链条，每个家族一行。每行从左到右读：主导分子间作用力，到关键结果，再到关键局限。表 1 的五类主链在这里显示为七行，因为多糖和聚酯各拆成行为不同的两个成员。颜色按主链化学类别</w:t>
+        <w:t>下面对每种材料，先给关键性质和用途，再给结构原因。这些家族的范围很宽：一端是纤维素，它最硬，而且永不熔融；另一端是天然橡胶，它静置时几乎没有刚性，只有受力时才产生刚性。全节要检验的一点是：能预测熔融行为、水或酶的攻击、以及力学性能的是主链化学，而不是生物来源。数值都在表 2 里。图 1 汇总了所有重复单元，图 2 汇总了所有高阶结构。</w:t>
       </w:r>
     </w:p>
     <w:p>
@@ -902,7 +827,7 @@
           <w:b w:val="0"/>
           <w:i w:val="0"/>
         </w:rPr>
-        <w:t>是本文中最硬的材料。它的晶体沿链轴的模量约为 130 到 150 GPa，再生纤维能达到 10 到 30 GPa [35]。它不熔融，在约 300 °C 分解。因为没有熔融这一步，纤维素总是从溶液中成型。它用作 Lyocell 和粘胶纺织纤维 [36]、透明薄膜，以及用作增强填料的纤维素纳米晶体或纳米纤丝 [2]。结构原因是：线性的 β-(1→4) 链（图 2a）形成伸展的扁平带状结构。氢键把这些带状链锁进堆叠的 Iα 和 Iβ 片层（图 3a）。把片层结合在一起的总能量大于主链键的强度 [33,34]，所以溶解纤维素的唯一办法是用能破坏氢键网络的溶剂，比如 Lyocell 工艺里的 NMMO [37]，或 DMAc 里的 LiCl。</w:t>
+        <w:t>是本文中最硬的材料。它的晶体沿链轴的模量约为 130 到 150 GPa，再生纤维能达到 10 到 30 GPa [35]。它不熔融，在约 300 °C 分解。因为没有熔融这一步，纤维素总是从溶液中成型。它用作 Lyocell 和粘胶纺织纤维 [36]、透明薄膜，以及用作增强填料的纤维素纳米晶体或纳米纤丝 [2]。结构原因是：线性的 β-(1→4) 链（图 1a）形成伸展的扁平带状结构。氢键把这些带状链锁进堆叠的 Iα 和 Iβ 片层（图 2a）。把片层结合在一起的总能量大于主链键的强度 [33,34]，所以溶解纤维素的唯一办法是用能破坏氢键网络的溶剂，比如 Lyocell 工艺里的 NMMO [37]，或 DMAc 里的 LiCl。</w:t>
       </w:r>
     </w:p>
     <w:p>
@@ -921,7 +846,7 @@
           <w:b w:val="0"/>
           <w:i w:val="0"/>
         </w:rPr>
-        <w:t>增塑成热塑性淀粉后，柔软而便宜（模量 0.02 到 1 GPa）。它对湿度敏感，储存时会缓慢再结晶（回生）[38]。所以它多半用在与 PLA 或 PBAT 的共混物里，做可堆肥袋、发泡托盘和地膜。这种行为来自链的排列方式，不来自它们的化学组成。线性的直链淀粉和支链的支链淀粉混在一起，只给出弱的、随湿度可逆的结晶度，而直链淀粉盘成一个水能进入并增塑的螺旋（图 3b）。</w:t>
+        <w:t>增塑成热塑性淀粉后，柔软而便宜（模量 0.02 到 1 GPa）。它对湿度敏感，储存时会缓慢再结晶（回生）[38]。所以它多半用在与 PLA 或 PBAT 的共混物里，做可堆肥袋、发泡托盘和地膜。这种行为来自链的排列方式，不来自它们的化学组成。线性的直链淀粉和支链的支链淀粉混在一起，只给出弱的、随湿度可逆的结晶度，而直链淀粉盘成一个水能进入并增塑的螺旋（图 2b）。</w:t>
       </w:r>
     </w:p>
     <w:p>
@@ -959,7 +884,7 @@
           <w:b w:val="0"/>
           <w:i w:val="0"/>
         </w:rPr>
-        <w:t>在室温下，当 Ca²⁺ 离子以"蛋盒"式结点桥接它的古洛糖醛酸嵌段时，会形成一种柔软的凝胶 [4]（图 3c）。这种凝胶是离子性的，所以螯合剂能把它逆转。这是海藻酸盐水凝胶用于伤口敷料、细胞包封和生物打印的基础，也是它用作食品增稠剂的基础。古洛糖醛酸嵌段的比例控制刚性与脆性之间的平衡（§7）。透明质酸、卡拉胶、黄原胶和果胶遵循同样的连接化学逻辑。</w:t>
+        <w:t>在室温下，当 Ca²⁺ 离子以"蛋盒"式结点桥接它的古洛糖醛酸嵌段时，会形成一种柔软的凝胶 [4]（图 2c）。这种凝胶是离子性的，所以螯合剂能把它逆转。这是海藻酸盐水凝胶用于伤口敷料、细胞包封和生物打印的基础，也是它用作食品增稠剂的基础。古洛糖醛酸嵌段的比例控制刚性与脆性之间的平衡（§7）。透明质酸、卡拉胶、黄原胶和果胶遵循同样的连接化学逻辑。</w:t>
       </w:r>
     </w:p>
     <w:p>
@@ -972,7 +897,7 @@
         <w:drawing>
           <wp:inline xmlns:a="http://schemas.openxmlformats.org/drawingml/2006/main" xmlns:pic="http://schemas.openxmlformats.org/drawingml/2006/picture">
             <wp:extent cx="4114800" cy="2517048"/>
-            <wp:docPr id="2" name="Picture 2"/>
+            <wp:docPr id="1" name="Picture 1"/>
             <wp:cNvGraphicFramePr>
               <a:graphicFrameLocks noChangeAspect="1"/>
             </wp:cNvGraphicFramePr>
@@ -984,7 +909,7 @@
                     <pic:cNvPicPr/>
                   </pic:nvPicPr>
                   <pic:blipFill>
-                    <a:blip r:embed="rId11"/>
+                    <a:blip r:embed="rId10"/>
                     <a:stretch>
                       <a:fillRect/>
                     </a:stretch>
@@ -1013,7 +938,7 @@
           <w:i/>
           <w:sz w:val="20"/>
         </w:rPr>
-        <w:t>图 2．重复单元，作者用 RDKit 从核对过立体化学的 SMILES 绘制，按主链类别配色。多糖 (a) 到 (e)：纤维素、直链淀粉、壳聚糖、海藻酸 M、海藻酸 G；(a) 和 (b) 只在 C1 上不同， (d) 和 (e) 只在 C5 上不同。聚酯 (f) 到 (g)：PHB、PLLA，标出 (R) 和 (S)。蛋白 (h) 到 (i)：丝素 (Gly-Ala)ₙ、胶原 Gly-Pro-Hyp。木质醇前体 (j) 到 (l)：对香豆醇、松柏醇、芥子醇（0、1、2 个甲氧基）。橡胶 (m)：顺-1,4-聚异戊二烯。海藻酸 G 只核对了"是 M 的 C5 差向异构体"，提交前需再核</w:t>
+        <w:t>图 1．重复单元，作者用 RDKit 从核对过立体化学的 SMILES 绘制，按主链类别配色。多糖 (a) 到 (e)：纤维素、直链淀粉、壳聚糖、海藻酸 M、海藻酸 G；(a) 和 (b) 只在 C1 上不同， (d) 和 (e) 只在 C5 上不同。聚酯 (f) 到 (g)：PHB、PLLA，标出 (R) 和 (S)。蛋白 (h) 到 (i)：丝素 (Gly-Ala)ₙ、胶原 Gly-Pro-Hyp。木质醇前体 (j) 到 (l)：对香豆醇、松柏醇、芥子醇（0、1、2 个甲氧基）。橡胶 (m)：顺-1,4-聚异戊二烯</w:t>
       </w:r>
     </w:p>
     <w:p>
@@ -1040,7 +965,7 @@
           <w:b w:val="0"/>
           <w:i w:val="0"/>
         </w:rPr>
-        <w:t>是一种坚硬（1.5 到 4 GPa）而脆（断裂伸长率 2 到 8%）的热塑性塑料，可完全生物降解。 PHB 是典型代表（图 2f）。它用于硬质包装、涂层和可堆肥物品。它的加工窗口是本文中最窄的，约 25 °C。原因是 PHB 在刚超过熔点时就通过一个六元环</w:t>
+        <w:t>是一种坚硬（1.5 到 4 GPa）而脆（断裂伸长率 2 到 8%）的热塑性塑料，可完全生物降解。 PHB 是典型代表（图 1f）。它用于硬质包装、涂层和可堆肥物品。它的加工窗口是本文中最窄的，约 20 °C。原因是 PHB 在刚超过熔点时就通过一个六元环</w:t>
       </w:r>
       <w:r>
         <w:rPr>
@@ -1067,7 +992,7 @@
           <w:b w:val="0"/>
           <w:i w:val="0"/>
         </w:rPr>
-        <w:t>是当今使用最广的生物基塑料。它是 3D 打印的耗材，也用于食品餐具、纤维和可吸收缝合线（做成 PLGA）。它的模量为 2.5 到 4 GPa，但它约 60 °C 的低玻璃化转变温度设定了一个低的耐热上限（§6.2）。要得到有用的分子量，需要在 Sn(Oct)₂ 催化下让丙交酯开环聚合 [40,41]。PLLA 和 PDLA 的立体复合物熔点高约 50 °C，因为两个对映体堆积得更紧密 [6,7]。PHA 和 PLA 都以仍能熔融的螺旋方式堆积（图 3d）。PBS 和 PEF 遵循同样的酯键逻辑（§7）。</w:t>
+        <w:t>是当今使用最广的生物基塑料。它是 3D 打印的耗材，也用于食品餐具、纤维和可吸收缝合线（做成 PLGA）。它的模量为 2.5 到 4 GPa，但它约 60 °C 的低玻璃化转变温度设定了一个低的耐热上限（§6.2）。要得到有用的分子量，需要在 Sn(Oct)₂ 催化下让丙交酯开环聚合 [40,41]。PLLA 和 PDLA 的立体复合物熔点高约 50 °C，因为两个对映体堆积得更紧密 [6,7]。PHA 和 PLA 都以仍能熔融的螺旋方式堆积（图 2d）。PBS 和 PEF 遵循同样的酯键逻辑（§7）。</w:t>
       </w:r>
     </w:p>
     <w:p>
@@ -1094,7 +1019,7 @@
           <w:b w:val="0"/>
           <w:i w:val="0"/>
         </w:rPr>
-        <w:t>（图 2h）同时既强又韧，这对任何聚合物都很少见。所以它用作高级缝合线和组织支架材料，也用作韧性纤维的研究模型。这份韧性来自 2 到 4 nm 大小的 β-折叠纳米晶体，它们分散在柔顺的无定形基体中（图 3e）[8]。</w:t>
+        <w:t>（图 1h）同时既强又韧，这对任何聚合物都很少见。所以它用作高级缝合线和组织支架材料，也用作韧性纤维的研究模型。这份韧性来自 2 到 4 nm 大小的 β-折叠纳米晶体，它们分散在柔顺的无定形基体中（图 2e）[8]。</w:t>
       </w:r>
       <w:r>
         <w:rPr>
@@ -1122,7 +1047,7 @@
           <w:b w:val="0"/>
           <w:i w:val="0"/>
         </w:rPr>
-        <w:t>用作水凝胶、组织支架和包封材料。胶原蛋白有一个 Gly-X-Y 三螺旋（图 3f），由羟脯氨酸的立体电子效应稳定 [45]。加热时，这个螺旋展开成明胶，而且不会重新折叠。玉米醇溶蛋白、酪蛋白和大豆蛋白能成膜，但不是结构材料（§7）。每条蛋白质链都按核糖体模板合成，所以所有链长度一样（Đ = 1.0）。没有任何非模板合成的生物聚合物能做到这一点（§4）。</w:t>
+        <w:t>用作水凝胶、组织支架和包封材料。胶原蛋白有一个 Gly-X-Y 三螺旋（图 2f），由羟脯氨酸的立体电子效应稳定 [45]。加热时，这个螺旋展开成明胶，而且不会重新折叠。玉米醇溶蛋白、酪蛋白和大豆蛋白能成膜，但不是结构材料（§7）。每条蛋白质链都按核糖体模板合成，所以所有链长度一样（Đ = 1.0）。没有任何非模板合成的生物聚合物能做到这一点（§4）。</w:t>
       </w:r>
     </w:p>
     <w:p>
@@ -1135,7 +1060,7 @@
         <w:drawing>
           <wp:inline xmlns:a="http://schemas.openxmlformats.org/drawingml/2006/main" xmlns:pic="http://schemas.openxmlformats.org/drawingml/2006/picture">
             <wp:extent cx="4114800" cy="1935954"/>
-            <wp:docPr id="3" name="Picture 3"/>
+            <wp:docPr id="2" name="Picture 2"/>
             <wp:cNvGraphicFramePr>
               <a:graphicFrameLocks noChangeAspect="1"/>
             </wp:cNvGraphicFramePr>
@@ -1147,7 +1072,7 @@
                     <pic:cNvPicPr/>
                   </pic:nvPicPr>
                   <pic:blipFill>
-                    <a:blip r:embed="rId12"/>
+                    <a:blip r:embed="rId11"/>
                     <a:stretch>
                       <a:fillRect/>
                     </a:stretch>
@@ -1176,7 +1101,7 @@
           <w:i/>
           <w:sz w:val="20"/>
         </w:rPr>
-        <w:t>图 3．高阶结构，作者自绘：(a) 纤维素带状链，再到氢键片层，再到 Iα/Iβ 晶体；(b) 直链淀粉左手螺旋；(c) 海藻酸 Ca²⁺"蛋盒"式 G 嵌段结点；(d) PHA 和 PLA 的螺旋堆积（PHB 2₁、 PLLA 10₃）；(e) 丝素反平行 β-折叠纳米晶体（2 到 4 nm）分散在无定形基体中；(f) 胶原 Gly-X-Y 三螺旋，每第三位是甘氨酸。每种结构在 §3.1 到 §3.5 讨论</w:t>
+        <w:t>图 2．高阶结构，作者自绘：(a) 纤维素带状链，再到氢键片层，再到 Iα/Iβ 晶体；(b) 直链淀粉左手螺旋；(c) 海藻酸 Ca²⁺"蛋盒"式 G 嵌段结点；(d) PHA 和 PLA 的螺旋堆积（PHB 2₁、 PLLA 10₃）；(e) 丝素反平行 β-折叠纳米晶体（2 到 4 nm）分散在无定形基体中；(f) 胶原 Gly-X-Y 三螺旋，每第三位是甘氨酸。每种结构在 §3.1 到 §3.5 讨论</w:t>
       </w:r>
     </w:p>
     <w:p>
@@ -1203,7 +1128,7 @@
           <w:b w:val="0"/>
           <w:i w:val="0"/>
         </w:rPr>
-        <w:t>是陆地上第二丰富的生物聚合物，也是制浆的低成本副产物。它用作填料、碳纤维前体，以及抗氧化剂或抗紫外添加剂；用木质素替代木制品中部分酚醛树脂也是一个活跃的研究方向。木质素没有单一的结构与性质关系。三种单木质醇（图 2j-l）的自由基偶联搭出一个不规则的交联网络，没有重复的链。β-O-4 醚键约占连接方式的 45 到 60% [9]。它的组成随植物种类而变，也随提取方法而变，提取方法可以是硫酸盐法、有机溶剂法或木质素磺酸盐法 [54]。</w:t>
+        <w:t>是陆地上第二丰富的生物聚合物，也是制浆的低成本副产物。它用作填料、碳纤维前体，以及抗氧化剂或抗紫外添加剂；用木质素替代木制品中部分酚醛树脂也是一个活跃的研究方向。木质素没有单一的结构与性质关系。三种单木质醇（图 1j-l）的自由基偶联搭出一个不规则的交联网络，没有重复的链。β-O-4 醚键约占连接方式的 45 到 60% [9]。它的组成随植物种类而变，也随提取方法而变，提取方法可以是硫酸盐法、有机溶剂法或木质素磺酸盐法 [54]。</w:t>
       </w:r>
     </w:p>
     <w:p>
@@ -1290,7 +1215,7 @@
           <w:i w:val="0"/>
           <w:sz w:val="20"/>
         </w:rPr>
-        <w:t xml:space="preserve"> §3 讨论的代表性生物聚合物热学与力学性质概览（数量级估计范围，已与 de Beukelaer 等人 [11]、针对 PBS 的 Aliotta 等人 [12]、针对 PLA 的 Auras 等人 [42] 和 Farah 等人 [43] 交叉核对；Td 为 N₂ 下 TGA 显著失重起始温度；"–" 表示无熔融转变；逐行来源见 </w:t>
+        <w:t xml:space="preserve"> §3 讨论的生物聚合物热学与力学性质（数量级范围；Tg/Tm 与拉伸数据已与 de Beukelaer 等人 [11] 逐行核对，PBS 对 Aliotta 等人 [12]，PLA 对 [42,43]，分解起始温度对 [5,44]；Td 为 N₂ 下 TGA 失重起始温度；"–" 表示无熔融转变；逐行来源见 </w:t>
       </w:r>
       <w:r>
         <w:rPr>
@@ -2068,7 +1993,7 @@
                 <w:i w:val="0"/>
                 <w:sz w:val="16"/>
               </w:rPr>
-              <w:t>~4</w:t>
+              <w:t>~5</w:t>
             </w:r>
           </w:p>
         </w:tc>
@@ -2091,7 +2016,7 @@
                 <w:i w:val="0"/>
                 <w:sz w:val="16"/>
               </w:rPr>
-              <w:t>~175</w:t>
+              <w:t>~180</w:t>
             </w:r>
           </w:p>
         </w:tc>
@@ -2160,7 +2085,7 @@
                 <w:i w:val="0"/>
                 <w:sz w:val="16"/>
               </w:rPr>
-              <w:t>2–8</w:t>
+              <w:t>1.5–8</w:t>
             </w:r>
           </w:p>
         </w:tc>
@@ -2185,7 +2110,7 @@
                 <w:i w:val="0"/>
                 <w:sz w:val="16"/>
               </w:rPr>
-              <w:t>PHBV（20 mol% HV）</w:t>
+              <w:t>PHBV（HV/HHx 共聚物）</w:t>
             </w:r>
           </w:p>
         </w:tc>
@@ -2488,7 +2413,7 @@
                 <w:i w:val="0"/>
                 <w:sz w:val="16"/>
               </w:rPr>
-              <w:t>~−32</w:t>
+              <w:t>~−30</w:t>
             </w:r>
           </w:p>
         </w:tc>
@@ -2511,7 +2436,7 @@
                 <w:i w:val="0"/>
                 <w:sz w:val="16"/>
               </w:rPr>
-              <w:t>~114</w:t>
+              <w:t>~116</w:t>
             </w:r>
           </w:p>
         </w:tc>
@@ -3013,13 +2938,20 @@
     </w:p>
     <w:p>
       <w:pPr>
-        <w:jc w:val="both"/>
+        <w:jc w:val="center"/>
       </w:pPr>
       <w:r>
         <w:rPr>
           <w:i/>
         </w:rPr>
-        <w:t>所有数值均为 PROVISIONAL。它们是教学级估计范围，用来让图 5 和本表内部自洽。提交前每一条都必须替换为有文献支撑的数值，并注明测试条件（试样形态、含水量、热历史）。</w:t>
+        <w:t>数值为指示性范围，随试样形态、含水量与热历史变化；逐行来源与测试条件见 `figures/data/</w:t>
+      </w:r>
+      <w:r>
+        <w:rPr>
+          <w:b w:val="0"/>
+          <w:i w:val="0"/>
+        </w:rPr>
+        <w:t>.csv`。*</w:t>
       </w:r>
     </w:p>
     <w:p>
@@ -3051,7 +2983,7 @@
           <w:b w:val="0"/>
           <w:i w:val="0"/>
         </w:rPr>
-        <w:t>Đ 的大小直接反映这个聚合物是怎么合成的（图 4）。蛋白质和核酸按模板合成，每条链长度一样， Đ 正好等于 1.0。其他所有路线都会把分布拓宽。提取（纤维素、壳聚糖、天然橡胶）和催化聚合（PHA、PLA）得到的 Đ，取决于这条路线控制得多严。天然橡胶是最极端的：它是采收来的，不是一条一条链聚出来的，所以它的 Mw 和分布随橡胶树无性系不同、随树龄而变 [19]。没有哪种合成聚合物会这样变。</w:t>
+        <w:t>Đ 的大小直接反映这个聚合物是怎么合成的（图 3）。蛋白质和核酸按模板合成，每条链长度一样， Đ 正好等于 1.0。其他所有路线都会把分布拓宽。提取（纤维素、壳聚糖、天然橡胶）和催化聚合（PHA、PLA）得到的 Đ，取决于这条路线控制得多严。天然橡胶是最极端的：它是采收来的，不是一条一条链聚出来的，所以它的 Mw 和分布随橡胶树无性系不同、随树龄而变 [19]。没有哪种合成聚合物会这样变。</w:t>
       </w:r>
     </w:p>
     <w:p>
@@ -3064,7 +2996,7 @@
         <w:drawing>
           <wp:inline xmlns:a="http://schemas.openxmlformats.org/drawingml/2006/main" xmlns:pic="http://schemas.openxmlformats.org/drawingml/2006/picture">
             <wp:extent cx="4114800" cy="1985148"/>
-            <wp:docPr id="4" name="Picture 4"/>
+            <wp:docPr id="3" name="Picture 3"/>
             <wp:cNvGraphicFramePr>
               <a:graphicFrameLocks noChangeAspect="1"/>
             </wp:cNvGraphicFramePr>
@@ -3076,7 +3008,7 @@
                     <pic:cNvPicPr/>
                   </pic:nvPicPr>
                   <pic:blipFill>
-                    <a:blip r:embed="rId13"/>
+                    <a:blip r:embed="rId12"/>
                     <a:stretch>
                       <a:fillRect/>
                     </a:stretch>
@@ -3105,7 +3037,7 @@
           <w:i/>
           <w:sz w:val="20"/>
         </w:rPr>
-        <w:t>图 4．各家族分散度 Đ 在同一坐标轴上的对比（按主链类别配色）：模板合成对应 Đ = 1 的一个点，PLA、PHA、壳聚糖、纤维素各有一段文献范围，天然橡胶因缺乏定量文献值画成一个开口箭头</w:t>
+        <w:t>图 3．各家族分散度 Đ 在同一坐标轴上的对比（按主链类别配色）：模板合成对应 Đ = 1 的一个点，PLA、PHA、壳聚糖、纤维素各有一段文献范围，天然橡胶因缺乏定量文献值画成一个开口箭头</w:t>
       </w:r>
     </w:p>
     <w:p>
@@ -3150,7 +3082,7 @@
           <w:i w:val="0"/>
           <w:sz w:val="20"/>
         </w:rPr>
-        <w:t xml:space="preserve"> 代表性生物聚合物的典型数均分子量及其标准测定方法（分散度 Đ 已画在图 4 中，此处不再重复）。</w:t>
+        <w:t xml:space="preserve"> 代表性生物聚合物的典型数均分子量及其标准测定方法（分散度 Đ 已画在图 3 中，此处不再重复）。</w:t>
       </w:r>
     </w:p>
     <w:tbl>
@@ -3677,7 +3609,7 @@
         <w:rPr>
           <w:i/>
         </w:rPr>
-        <w:t>范围为教学级估算；提交前需逐行核对一手文献并替换为有引用支撑的数值。</w:t>
+        <w:t>Mn 为数量级估算；方法一列及其局限依据 [39,46] 与 §4。</w:t>
       </w:r>
     </w:p>
     <w:p>
@@ -3717,7 +3649,7 @@
           <w:b w:val="0"/>
           <w:i w:val="0"/>
         </w:rPr>
-        <w:t>大多数生物聚合物的分解温度都在熔点或熔点以下（图 5a）。原因和它们发硬的原因是同一个：强氢键和密集的极性基团把熔化晶体所需的能量抬高，抬到接近断开主链键所需的能量，于是熔融和分解两件事重叠了。纤维素、壳聚糖、丝素蛋白根本还没熔就已经分解。聚酯家族里这个差距小但真实存在：PHB 的熔融加工窗口只有约 25 °C，PHBV 约 55 °C，PLLA 稍宽一些 [44]。图 5a 标的是 TGA 分解起始温度。实际上 PHB 和 PLLA 可用的窗口还要更窄，因为熔体水解（§4）在这个起始温度之前就开始了。</w:t>
+        <w:t>大多数生物聚合物的分解温度都在熔点或熔点以下（图 4a）。原因和它们发硬的原因是同一个：强氢键和密集的极性基团把熔化晶体所需的能量抬高，抬到接近断开主链键所需的能量，于是熔融和分解两件事重叠了。纤维素、壳聚糖、丝素蛋白根本还没熔就已经分解。聚酯家族里这个差距小但真实存在：PHB 的熔融加工窗口只有约 20 °C，PHBV 约 55 °C，PLLA 稍宽一些 [44]。图 4a 标的是 TGA 分解起始温度。实际上 PHB 和 PLLA 可用的窗口还要更窄，因为熔体水解（§4）在这个起始温度之前就开始了。</w:t>
       </w:r>
     </w:p>
     <w:p>
@@ -3749,7 +3681,7 @@
           <w:b w:val="0"/>
           <w:i w:val="0"/>
         </w:rPr>
-        <w:t>同样的结构决定了力学范围（图 5b）。高结晶度和密集氢键把模量抬上去，但也留不下几段柔性链段，所以生物聚合物不能像聚乙烯、聚丙烯那样在断裂前拉长。大多数生物聚合物因此落在 "高模量、低断裂伸长"这个角落里，相对于 PE、PP、PET [11,43]。天然橡胶是例外：它放松时几乎没有模量，只有受力时才通过应变诱导结晶产生性能（§3.5、§6.3）。图 5b 里画的是区间，不是点。试样形态、含水量、结晶度、热历史每一个都能把同一材料的数据挪动最多十倍。这在 §6.2 会作为"批次变异性"再次出现。</w:t>
+        <w:t>同样的结构决定了力学范围（图 4b）。高结晶度和密集氢键把模量抬上去，但也留不下几段柔性链段，所以生物聚合物不能像聚乙烯、聚丙烯那样在断裂前拉长。大多数生物聚合物因此落在 "高模量、低断裂伸长"这个角落里，相对于 PE、PP、PET [11,43]。天然橡胶是例外：它放松时几乎没有模量，只有受力时才通过应变诱导结晶产生性能（§3.5、§6.3）。图 4b 里画的是区间，不是点。试样形态、含水量、结晶度、热历史每一个都能把同一材料的数据挪动最多十倍。这在 §6.2 会作为"批次变异性"再次出现。</w:t>
       </w:r>
     </w:p>
     <w:p>
@@ -3762,7 +3694,7 @@
         <w:drawing>
           <wp:inline xmlns:a="http://schemas.openxmlformats.org/drawingml/2006/main" xmlns:pic="http://schemas.openxmlformats.org/drawingml/2006/picture">
             <wp:extent cx="4114800" cy="1791450"/>
-            <wp:docPr id="5" name="Picture 5"/>
+            <wp:docPr id="4" name="Picture 4"/>
             <wp:cNvGraphicFramePr>
               <a:graphicFrameLocks noChangeAspect="1"/>
             </wp:cNvGraphicFramePr>
@@ -3774,7 +3706,7 @@
                     <pic:cNvPicPr/>
                   </pic:nvPicPr>
                   <pic:blipFill>
-                    <a:blip r:embed="rId14"/>
+                    <a:blip r:embed="rId13"/>
                     <a:stretch>
                       <a:fillRect/>
                     </a:stretch>
@@ -3803,7 +3735,7 @@
           <w:i/>
           <w:sz w:val="20"/>
         </w:rPr>
-        <w:t>图 5．热学与力学包络，作者自绘，数据来自 `figures/data/*.csv`。(a) Tg（空心圆）、Tm （菱形）、TGA 分解起始（竖线）画在同一温标上。阴影带是熔融加工窗口（Tm 到 Td），宽度直接标注；纤维素、天然淀粉、壳聚糖、丝素没有窗口。(b) 模量对断裂伸长率，对数-对数坐标。椭圆是所述试样形态的文献取值区间，不是误差棒。PE、PP、PET 作参照</w:t>
+        <w:t>图 4．热学与力学包络，作者自绘，数据来自 `figures/data/*.csv`。(a) Tg（空心圆）、Tm （菱形）、TGA 分解起始（竖线）画在同一温标上。阴影带是熔融加工窗口（Tm 到 Td），宽度直接标注；纤维素、天然淀粉、壳聚糖、丝素没有窗口。(b) 模量对断裂伸长率，对数-对数坐标。椭圆是所述试样形态的文献取值区间，不是误差棒。PE、PP、PET 作参照</w:t>
       </w:r>
     </w:p>
     <w:p>
@@ -3823,7 +3755,7 @@
           <w:b w:val="0"/>
           <w:i w:val="0"/>
         </w:rPr>
-        <w:t>给 §5.1 和 §5.2 提供强度的极性基团还有第三个后果：它们让材料吸水。被吸收的水会增塑无定形部分、撑开自由体积，所以阻隔性能随湿度上升而下降。这就是为什么一张 PLA 或淀粉薄膜的阻隔等级必须连同一个储存湿度一起给出，而不能是一个单一数字。⚙️ 原子尺度的自由体积和扩散模拟可以在做包装试验之前预测这一点。</w:t>
+        <w:t>给 §5.1 和 §5.2 提供强度的极性基团还有第三个后果：它们让材料吸水。被吸收的水会增塑无定形部分、撑开自由体积，所以阻隔性能随湿度上升而下降。这就是为什么一张 PLA 或淀粉薄膜的阻隔等级必须连同一个储存湿度一起给出，而不能是一个单一数字。原子尺度的自由体积和扩散模拟可以在做包装试验之前预测这一点。</w:t>
       </w:r>
     </w:p>
     <w:p>
@@ -3843,7 +3775,7 @@
           <w:b w:val="0"/>
           <w:i w:val="0"/>
         </w:rPr>
-        <w:t>降解是一个由结构控制的速率过程（图 6）。聚酯通过一种会自我催化的酯水解降解。每次断链留下的酸性端基会加速下一次断链，所以制品薄到临界厚度以下之后，它的内部比表面侵蚀得更快。这就是本体侵蚀 [49]。多糖和蛋白质则通过酶降解，酶只能触及无定形链段，所以速率取决于可及的表面积，而不是整体化学 [50]。因此结晶度是本文的核心权衡。设定模量（§5.2）、把水挡在外面（§5.3）的同一个特征，也把会降解材料的攻击挡在外面。⚙️ 计算得到的酯水解能垒按碱催化、再酸催化、再中性水的次序升高，这和实测的速率随 pH 变化一致。</w:t>
+        <w:t>降解是一个由结构控制的速率过程（图 5）。聚酯通过一种会自我催化的酯水解降解。每次断链留下的酸性端基会加速下一次断链，所以制品薄到临界厚度以下之后，它的内部比表面侵蚀得更快。这就是本体侵蚀 [49]。多糖和蛋白质则通过酶降解，酶只能触及无定形链段，所以速率取决于可及的表面积，而不是整体化学 [50]。因此结晶度是本文的核心权衡。设定模量（§5.2）、把水挡在外面（§5.3）的同一个特征，也把会降解材料的攻击挡在外面。计算得到的酯水解能垒按碱催化、再酸催化、再中性水的次序升高，这和实测的速率随 pH 变化一致。</w:t>
       </w:r>
     </w:p>
     <w:p>
@@ -3856,7 +3788,7 @@
         <w:drawing>
           <wp:inline xmlns:a="http://schemas.openxmlformats.org/drawingml/2006/main" xmlns:pic="http://schemas.openxmlformats.org/drawingml/2006/picture">
             <wp:extent cx="4114800" cy="967465"/>
-            <wp:docPr id="6" name="Picture 6"/>
+            <wp:docPr id="5" name="Picture 5"/>
             <wp:cNvGraphicFramePr>
               <a:graphicFrameLocks noChangeAspect="1"/>
             </wp:cNvGraphicFramePr>
@@ -3868,7 +3800,7 @@
                     <pic:cNvPicPr/>
                   </pic:nvPicPr>
                   <pic:blipFill>
-                    <a:blip r:embed="rId15"/>
+                    <a:blip r:embed="rId14"/>
                     <a:stretch>
                       <a:fillRect/>
                     </a:stretch>
@@ -3897,7 +3829,7 @@
           <w:i/>
           <w:sz w:val="20"/>
         </w:rPr>
-        <w:t>图 6．两条降解路径，作者自绘。(a) 聚酯酯键水解：酸性端基催化进一步断链，所以厚制品从内部先坏（本体侵蚀）。(b) 对多糖和蛋白质的酶解只能进入无定形区，所以结晶度决定速率</w:t>
+        <w:t>图 5．两条降解路径，作者自绘。(a) 聚酯酯键水解：酸性端基催化进一步断链，所以厚制品从内部先坏（本体侵蚀）。(b) 对多糖和蛋白质的酶解只能进入无定形区，所以结晶度决定速率</w:t>
       </w:r>
     </w:p>
     <w:p>
@@ -4048,7 +3980,7 @@
           <w:b w:val="0"/>
           <w:i w:val="0"/>
         </w:rPr>
-        <w:t>NR 和苯乙烯-丁二烯橡胶（SBR）用同样的方式混炼、填充和硫化，也在同样的应用中竞争，比如轮胎胎面、减震和输送带。这使它成为本文中最干净的同应用对比，因为差异可以归因于主链化学，而不是加工。图 7 画出这个差异在链尺度上从哪里开始（应变诱导结晶）。表 5 在五个维度上给两种材料打分 [10,18–32]。</w:t>
+        <w:t>NR 和苯乙烯-丁二烯橡胶（SBR）用同样的方式混炼、填充和硫化，也在同样的应用中竞争，比如轮胎胎面、减震和输送带。这使它成为本文中最干净的同应用对比，因为差异可以归因于主链化学，而不是加工。图 6 画出这个差异在链尺度上从哪里开始（应变诱导结晶）。表 5 在五个维度上给两种材料打分 [10,18–32]。</w:t>
       </w:r>
     </w:p>
     <w:p>
@@ -4061,7 +3993,7 @@
         <w:drawing>
           <wp:inline xmlns:a="http://schemas.openxmlformats.org/drawingml/2006/main" xmlns:pic="http://schemas.openxmlformats.org/drawingml/2006/picture">
             <wp:extent cx="4114800" cy="1548559"/>
-            <wp:docPr id="7" name="Picture 7"/>
+            <wp:docPr id="6" name="Picture 6"/>
             <wp:cNvGraphicFramePr>
               <a:graphicFrameLocks noChangeAspect="1"/>
             </wp:cNvGraphicFramePr>
@@ -4073,7 +4005,7 @@
                     <pic:cNvPicPr/>
                   </pic:nvPicPr>
                   <pic:blipFill>
-                    <a:blip r:embed="rId16"/>
+                    <a:blip r:embed="rId15"/>
                     <a:stretch>
                       <a:fillRect/>
                     </a:stretch>
@@ -4102,7 +4034,7 @@
           <w:i/>
           <w:sz w:val="20"/>
         </w:rPr>
-        <w:t>图 7．NR 和 SBR，作者自绘。(a) NR（顺-1,4-聚异戊二烯）、(b) SBR 的 1,4-丁二烯单元、 (c) SBR 的苯乙烯单元。(d) 在链尺度上，立构规整的 NR 受力时排列成结晶束（应变诱导结晶， X 射线证实），而 SBR 不规则的主链保持无定形。这是表 5"SIC 与抗撕裂性"一行的基础</w:t>
+        <w:t>图 6．NR 和 SBR，作者自绘。(a) NR（顺-1,4-聚异戊二烯）、(b) SBR 的 1,4-丁二烯单元、 (c) SBR 的苯乙烯单元。(d) 在链尺度上，立构规整的 NR 受力时排列成结晶束（应变诱导结晶， X 射线证实），而 SBR 不规则的主链保持无定形。这是表 5"SIC 与抗撕裂性"一行的基础</w:t>
       </w:r>
     </w:p>
     <w:p>
@@ -5098,7 +5030,7 @@
           <w:b w:val="0"/>
           <w:i w:val="0"/>
         </w:rPr>
-        <w:t>生物基塑料在 2025 年的产能约为 231 万吨，约占全球塑料的 0.5%，预计到 2030 年翻倍到约 469 万吨 [16]。扩大规模本身解决不了加工窗口、湿度敏感性和批次变异性。较近的应对路线是酶促解聚回单体（近期从消费后 PLA 在 72 小时内回收了约 60% 的乳酸 [17]），以及 ⚙️ 数据驱动的性质预测 [56]。</w:t>
+        <w:t>生物基塑料在 2025 年的产能约为 231 万吨，约占全球塑料的 0.5%，预计到 2030 年翻倍到约 469 万吨 [16]。扩大规模本身解决不了加工窗口、湿度敏感性和批次变异性。较近的应对路线是酶促解聚回单体（近期从消费后 PLA 在 72 小时内回收了约 60% 的乳酸 [17]），以及 数据驱动的性质预测 [56]。</w:t>
       </w:r>
     </w:p>
     <w:p>

--- a/projects/biopolymers-review/Biopolymers-review-DRAFT-ZH.docx
+++ b/projects/biopolymers-review/Biopolymers-review-DRAFT-ZH.docx
@@ -5494,7 +5494,7 @@
     </w:pPr>
     <w:rPr>
       <w:rFonts w:ascii="Times New Roman" w:hAnsi="Times New Roman" w:eastAsia="Times New Roman"/>
-      <w:sz w:val="24"/>
+      <w:sz w:val="22"/>
     </w:rPr>
   </w:style>
   <w:style w:type="paragraph" w:styleId="Header">
@@ -5560,7 +5560,7 @@
       <w:rFonts w:asciiTheme="majorHAnsi" w:eastAsiaTheme="majorEastAsia" w:hAnsiTheme="majorHAnsi" w:cstheme="majorBidi" w:ascii="Times New Roman" w:hAnsi="Times New Roman" w:eastAsia="Times New Roman"/>
       <w:b/>
       <w:bCs/>
-      <w:sz w:val="28"/>
+      <w:sz w:val="26"/>
       <w:szCs w:val="28"/>
     </w:rPr>
   </w:style>
@@ -5584,7 +5584,7 @@
       <w:rFonts w:asciiTheme="majorHAnsi" w:eastAsiaTheme="majorEastAsia" w:hAnsiTheme="majorHAnsi" w:cstheme="majorBidi" w:ascii="Times New Roman" w:hAnsi="Times New Roman" w:eastAsia="Times New Roman"/>
       <w:b/>
       <w:bCs/>
-      <w:sz w:val="26"/>
+      <w:sz w:val="24"/>
       <w:szCs w:val="26"/>
     </w:rPr>
   </w:style>
@@ -5608,7 +5608,7 @@
       <w:rFonts w:asciiTheme="majorHAnsi" w:eastAsiaTheme="majorEastAsia" w:hAnsiTheme="majorHAnsi" w:cstheme="majorBidi" w:ascii="Times New Roman" w:hAnsi="Times New Roman" w:eastAsia="Times New Roman"/>
       <w:b/>
       <w:bCs/>
-      <w:sz w:val="24"/>
+      <w:sz w:val="22"/>
     </w:rPr>
   </w:style>
   <w:style w:type="paragraph" w:styleId="Heading4">
@@ -5634,7 +5634,7 @@
       <w:bCs/>
       <w:i/>
       <w:iCs/>
-      <w:sz w:val="24"/>
+      <w:sz w:val="22"/>
     </w:rPr>
   </w:style>
   <w:style w:type="paragraph" w:styleId="Heading5">
@@ -6030,7 +6030,7 @@
     </w:pPr>
     <w:rPr>
       <w:rFonts w:ascii="Times New Roman" w:hAnsi="Times New Roman"/>
-      <w:sz w:val="24"/>
+      <w:sz w:val="22"/>
     </w:rPr>
   </w:style>
   <w:style w:type="paragraph" w:styleId="ListBullet2">

--- a/projects/biopolymers-review/Biopolymers-review-DRAFT-ZH.docx
+++ b/projects/biopolymers-review/Biopolymers-review-DRAFT-ZH.docx
@@ -3845,7 +3845,7 @@
         <w:pStyle w:val="Heading2"/>
       </w:pPr>
       <w:r>
-        <w:t>6.1 生物聚合物真正占优的地方</w:t>
+        <w:t>6.1 优势</w:t>
       </w:r>
     </w:p>
     <w:p>
@@ -3865,102 +3865,31 @@
         <w:pStyle w:val="Heading2"/>
       </w:pPr>
       <w:r>
-        <w:t>6.2 生物聚合物落后的地方，用数字说话</w:t>
+        <w:t>6.2 劣势</w:t>
       </w:r>
     </w:p>
     <w:p>
       <w:pPr>
-        <w:pStyle w:val="ListBullet"/>
+        <w:jc w:val="both"/>
       </w:pPr>
-      <w:r>
-        <w:rPr>
-          <w:b/>
-          <w:i w:val="0"/>
-        </w:rPr>
-        <w:t>价格。</w:t>
-      </w:r>
       <w:r>
         <w:rPr>
           <w:b w:val="0"/>
           <w:i w:val="0"/>
         </w:rPr>
-        <w:t xml:space="preserve"> PLA 的价格是通用 PE 和 PP 的好几倍，PHA 更贵 [16,53]。某种具体材料的每公斤价格仍需要一份当前市场报告。</w:t>
+        <w:t>劣势同样是结构性的。价格上，PLA 通常是通用 PE 和 PP 的数倍，PHA 更贵 [16,53]。耐热上，不经立体复合化的 PLA 热变形温度只有约 55 到 65 °C，远低于 PP 的 100 °C 以上 [13,42]；它的氧气和二氧化碳阻隔与 PET 相当，但水蒸气阻隔更差，淀粉薄膜又更差一层 [14]，所以真正的阻隔弱点是湿度敏感性（§5.3），不是氧气透过。老化让这两点更严重：PHB 通过二次结晶、PLA 通过玻璃化温度以下的物理老化在储存期间脆化 [43]，淀粉性质随湿度漂移，而 PLA 熔融加工前必须干燥，否则分子量会不受控地下降（§4）。</w:t>
       </w:r>
     </w:p>
     <w:p>
       <w:pPr>
-        <w:pStyle w:val="ListBullet"/>
+        <w:jc w:val="both"/>
       </w:pPr>
-      <w:r>
-        <w:rPr>
-          <w:b/>
-          <w:i w:val="0"/>
-        </w:rPr>
-        <w:t>耐热和阻隔。</w:t>
-      </w:r>
       <w:r>
         <w:rPr>
           <w:b w:val="0"/>
           <w:i w:val="0"/>
         </w:rPr>
-        <w:t xml:space="preserve"> 不经立体复合化，PLA 约 55 到 65 °C 的热变形温度远低于 PP 的 100 °C 以上 [13,42]。PLA 的氧气和二氧化碳透过率和 PET 相当，但它的水蒸气阻隔更差，淀粉薄膜又更差一层 [14]。真正的弱点是湿度敏感性（§5.3），不是氧气阻隔。</w:t>
-      </w:r>
-    </w:p>
-    <w:p>
-      <w:pPr>
-        <w:pStyle w:val="ListBullet"/>
-      </w:pPr>
-      <w:r>
-        <w:rPr>
-          <w:b/>
-          <w:i w:val="0"/>
-        </w:rPr>
-        <w:t>脆性和吸水。</w:t>
-      </w:r>
-      <w:r>
-        <w:rPr>
-          <w:b w:val="0"/>
-          <w:i w:val="0"/>
-        </w:rPr>
-        <w:t xml:space="preserve"> PHB 通过二次结晶、PLA 通过玻璃化温度以下的老化，在储存期间脆化 [43]。淀粉的性质随湿度漂移，PLA 熔融加工前必须干燥，否则分子量会不受控地下降（§4）。</w:t>
-      </w:r>
-    </w:p>
-    <w:p>
-      <w:pPr>
-        <w:pStyle w:val="ListBullet"/>
-      </w:pPr>
-      <w:r>
-        <w:rPr>
-          <w:b/>
-          <w:i w:val="0"/>
-        </w:rPr>
-        <w:t>批次变异性。</w:t>
-      </w:r>
-      <w:r>
-        <w:rPr>
-          <w:b w:val="0"/>
-          <w:i w:val="0"/>
-        </w:rPr>
-        <w:t xml:space="preserve"> 农业来源以石化单体不会有的方式变化。这包括海藻酸盐的 M 和 G 比例、壳聚糖的脱乙酰度、淀粉的直链淀粉含量，以及 NR 的无性系和树龄 [19]。</w:t>
-      </w:r>
-    </w:p>
-    <w:p>
-      <w:pPr>
-        <w:pStyle w:val="ListBullet"/>
-      </w:pPr>
-      <w:r>
-        <w:rPr>
-          <w:b/>
-          <w:i w:val="0"/>
-        </w:rPr>
-        <w:t>回收兼容性。</w:t>
-      </w:r>
-      <w:r>
-        <w:rPr>
-          <w:b w:val="0"/>
-          <w:i w:val="0"/>
-        </w:rPr>
-        <w:t xml:space="preserve"> 一项 2022 年研究发现 PLA 只占 PET 回收流的 0 到 0.019%，被近红外分选控制在大约 1% 这个会可测影响再生 PET 的水平以下 [15]。这是对分选基础设施的依赖，不是内在的不兼容。</w:t>
+        <w:t>农业来源还带来石化单体没有的批次波动——海藻酸盐的 M/G 比例、壳聚糖的脱乙酰度、淀粉的直链淀粉含量，以及天然橡胶的无性系和树龄 [19]。与现有回收流的兼容性是又一处局限：一项 2022 年研究发现 PLA 只占 PET 回收流的 0 到 0.019%，被近红外分选控制在大约 1%（会可测地劣化再生 PET）这一水平以下 [15]——这是对分选基础设施的依赖，而非内在的不兼容。</w:t>
       </w:r>
     </w:p>
     <w:p>
@@ -5066,34 +4995,6 @@
         </w:rPr>
         <w:t>。</w:t>
       </w:r>
-      <w:r>
-        <w:rPr>
-          <w:b/>
-          <w:i w:val="0"/>
-        </w:rPr>
-        <w:t>仍未做</w:t>
-      </w:r>
-      <w:r>
-        <w:rPr>
-          <w:b w:val="0"/>
-          <w:i w:val="0"/>
-        </w:rPr>
-        <w:t>：</w:t>
-      </w:r>
-      <w:r>
-        <w:rPr>
-          <w:rFonts w:ascii="Consolas" w:hAnsi="Consolas"/>
-          <w:i/>
-        </w:rPr>
-        <w:t>figures/data/*.csv</w:t>
-      </w:r>
-      <w:r>
-        <w:rPr>
-          <w:b w:val="0"/>
-          <w:i w:val="0"/>
-        </w:rPr>
-        <w:t xml:space="preserve"> 的数值仍需逐行对全文核对；§6.2 价格需要一份当前市场报告给材料专属 $/kg。</w:t>
-      </w:r>
     </w:p>
     <w:sectPr>
       <w:footerReference w:type="default" r:id="rId9"/>

--- a/projects/biopolymers-review/Biopolymers-review-DRAFT-ZH.docx
+++ b/projects/biopolymers-review/Biopolymers-review-DRAFT-ZH.docx
@@ -59,7 +59,7 @@
           <w:b/>
           <w:i/>
         </w:rPr>
-        <w:t>注意：这份中文稿的正文精简尚未完全跟上英文提交稿（2026-08-29 起），以英文稿为准。</w:t>
+        <w:t>注意：2026-08-30 已按英文稿做过一轮同步（表 2 行数、表 4/表 5 编号、§8 数据、SIC 缩写等）；如两稿仍有出入，一律以英文稿 `report.md` 为准。</w:t>
       </w:r>
     </w:p>
     <w:p>
@@ -143,7 +143,7 @@
           <w:b w:val="0"/>
           <w:i w:val="0"/>
         </w:rPr>
-        <w:t>这类链和合成聚合物有三个结构上的差别。第一，生物合成按模板进行，因此链长和序列被精确固定；蛋白质和核酸完全均一（Đ = 1.00）。第二，细胞里的单体供应是单一对映体，所以链天然就是立构规整的。第三，几乎每个重复单元上都带有羟基、酰胺基或羰基，这让链之间的相互吸引远强于聚乙烯或聚丙烯的链。下文讨论的每一条性质和每一条局限都来自这三个特征。它们带来高刚性和高结晶度，但也带来脆性、对水的敏感性，以及贴近甚至低于熔点的分解温度（§5.4）。</w:t>
+        <w:t>这类链和合成聚合物有三个结构上的差别。第一，生物合成按模板进行，因此链长和序列被精确固定；蛋白质和核酸完全均一（Đ = 1.0）。第二，细胞里的单体供应是单一对映体，所以链天然就是立构规整的。第三，几乎每个重复单元上都带有羟基、酰胺基或羰基，这让链之间的相互吸引远强于聚乙烯或聚丙烯的链。下文讨论的每一条性质和每一条局限都来自这三个特征。它们带来高刚性和高结晶度，但也带来脆性、对水的敏感性，以及贴近甚至低于熔点的分解温度（§5.4）。</w:t>
       </w:r>
     </w:p>
     <w:p>
@@ -800,7 +800,7 @@
           <w:b w:val="0"/>
           <w:i w:val="0"/>
         </w:rPr>
-        <w:t>下面对每种材料，先给关键性质和用途，再给结构原因。这些家族的范围很宽：一端是纤维素，它最硬，而且永不熔融；另一端是天然橡胶，它静置时几乎没有刚性，只有受力时才产生刚性。全节要检验的一点是：能预测熔融行为、水或酶的攻击、以及力学性能的是主链化学，而不是生物来源。数值都在表 2 里。图 1 汇总了所有重复单元，图 2 汇总了所有高阶结构。</w:t>
+        <w:t>下面对每种材料，先给关键性质和用途，再给结构原因。全节要检验的一点是：能预测熔融行为、水或酶的攻击、以及力学性能的是主链化学，而不是生物来源。数值都在表 2 里。图 1 汇总了所有重复单元，图 2 汇总了所有高阶结构。</w:t>
       </w:r>
     </w:p>
     <w:p>
@@ -965,7 +965,7 @@
           <w:b w:val="0"/>
           <w:i w:val="0"/>
         </w:rPr>
-        <w:t>是一种坚硬（1.5 到 4 GPa）而脆（断裂伸长率 2 到 8%）的热塑性塑料，可完全生物降解。 PHB 是典型代表（图 1f）。它用于硬质包装、涂层和可堆肥物品。它的加工窗口是本文中最窄的，约 20 °C。原因是 PHB 在刚超过熔点时就通过一个六元环</w:t>
+        <w:t>是一种坚硬（1.5 到 4 GPa）而脆（断裂伸长率 1.5 到 8%）的热塑性塑料，可完全生物降解。 PHB 是典型代表（图 1f）。它用于硬质包装、涂层和可堆肥物品。它的加工窗口是本文中最窄的，约 20 °C。原因是 PHB 在刚超过熔点时就通过一个六元环</w:t>
       </w:r>
       <w:r>
         <w:rPr>
@@ -1168,7 +1168,7 @@
           <w:b w:val="0"/>
           <w:i w:val="0"/>
         </w:rPr>
-        <w:t>-1,4-聚异戊二烯是无定形的，但被拉伸时会结晶，晶体又反过来增强网络。这种应变诱导结晶已被 X 射线衍射充分记录，在合成</w:t>
+        <w:t>-1,4-聚异戊二烯是无定形的，但被拉伸时会结晶，晶体又反过来增强网络。这种应变诱导结晶（SIC）已被 X 射线衍射充分记录，在合成</w:t>
       </w:r>
       <w:r>
         <w:rPr>
@@ -1194,7 +1194,7 @@
           <w:b w:val="0"/>
           <w:i w:val="0"/>
         </w:rPr>
-        <w:t>无性系之间、以及随树龄都不一样 [19]，而非橡胶的蛋白质和凝胶含量在网络中起的是主动的、依无性系而定的作用，不是杂质 [18]。真正重要的变量因此是使用条件下链的排列方式。这一点在 §6.3 中拿一个合成类似物来检验。</w:t>
+        <w:t>无性系之间、以及随树龄都不一样 [19]，而非橡胶的蛋白质和凝胶含量在网络中起的是主动的、依无性系而定的作用，不是杂质 [18]。天然橡胶在 §6.3 中直接与一个合成类似物对比。</w:t>
       </w:r>
     </w:p>
     <w:p>
@@ -1243,17 +1243,17 @@
         <w:tblLayout w:type="fixed"/>
       </w:tblPr>
       <w:tblGrid>
-        <w:gridCol w:w="2029"/>
-        <w:gridCol w:w="1173"/>
-        <w:gridCol w:w="1173"/>
-        <w:gridCol w:w="1275"/>
-        <w:gridCol w:w="1894"/>
-        <w:gridCol w:w="1381"/>
+        <w:gridCol w:w="1997"/>
+        <w:gridCol w:w="1178"/>
+        <w:gridCol w:w="1178"/>
+        <w:gridCol w:w="1282"/>
+        <w:gridCol w:w="1901"/>
+        <w:gridCol w:w="1388"/>
       </w:tblGrid>
       <w:tr>
         <w:tc>
           <w:tcPr>
-            <w:tcW w:type="dxa" w:w="2030"/>
+            <w:tcW w:type="dxa" w:w="1998"/>
             <w:tcBorders>
               <w:top w:val="single" w:sz="8" w:space="0" w:color="000000"/>
               <w:bottom w:val="single" w:sz="8" w:space="0" w:color="000000"/>
@@ -1276,7 +1276,7 @@
         </w:tc>
         <w:tc>
           <w:tcPr>
-            <w:tcW w:type="dxa" w:w="1173"/>
+            <w:tcW w:type="dxa" w:w="1179"/>
             <w:tcBorders>
               <w:top w:val="single" w:sz="8" w:space="0" w:color="000000"/>
               <w:bottom w:val="single" w:sz="8" w:space="0" w:color="000000"/>
@@ -1299,7 +1299,7 @@
         </w:tc>
         <w:tc>
           <w:tcPr>
-            <w:tcW w:type="dxa" w:w="1173"/>
+            <w:tcW w:type="dxa" w:w="1179"/>
             <w:tcBorders>
               <w:top w:val="single" w:sz="8" w:space="0" w:color="000000"/>
               <w:bottom w:val="single" w:sz="8" w:space="0" w:color="000000"/>
@@ -1322,7 +1322,7 @@
         </w:tc>
         <w:tc>
           <w:tcPr>
-            <w:tcW w:type="dxa" w:w="1276"/>
+            <w:tcW w:type="dxa" w:w="1283"/>
             <w:tcBorders>
               <w:top w:val="single" w:sz="8" w:space="0" w:color="000000"/>
               <w:bottom w:val="single" w:sz="8" w:space="0" w:color="000000"/>
@@ -1345,7 +1345,7 @@
         </w:tc>
         <w:tc>
           <w:tcPr>
-            <w:tcW w:type="dxa" w:w="1894"/>
+            <w:tcW w:type="dxa" w:w="1901"/>
             <w:tcBorders>
               <w:top w:val="single" w:sz="8" w:space="0" w:color="000000"/>
               <w:bottom w:val="single" w:sz="8" w:space="0" w:color="000000"/>
@@ -1368,7 +1368,7 @@
         </w:tc>
         <w:tc>
           <w:tcPr>
-            <w:tcW w:type="dxa" w:w="1382"/>
+            <w:tcW w:type="dxa" w:w="1388"/>
             <w:tcBorders>
               <w:top w:val="single" w:sz="8" w:space="0" w:color="000000"/>
               <w:bottom w:val="single" w:sz="8" w:space="0" w:color="000000"/>
@@ -1393,7 +1393,7 @@
       <w:tr>
         <w:tc>
           <w:tcPr>
-            <w:tcW w:type="dxa" w:w="2030"/>
+            <w:tcW w:type="dxa" w:w="1998"/>
             <w:tcBorders>
               <w:top w:val="nil"/>
               <w:bottom w:val="nil"/>
@@ -1416,7 +1416,7 @@
         </w:tc>
         <w:tc>
           <w:tcPr>
-            <w:tcW w:type="dxa" w:w="1173"/>
+            <w:tcW w:type="dxa" w:w="1179"/>
             <w:tcBorders>
               <w:top w:val="nil"/>
               <w:bottom w:val="nil"/>
@@ -1439,7 +1439,7 @@
         </w:tc>
         <w:tc>
           <w:tcPr>
-            <w:tcW w:type="dxa" w:w="1173"/>
+            <w:tcW w:type="dxa" w:w="1179"/>
             <w:tcBorders>
               <w:top w:val="nil"/>
               <w:bottom w:val="nil"/>
@@ -1462,7 +1462,7 @@
         </w:tc>
         <w:tc>
           <w:tcPr>
-            <w:tcW w:type="dxa" w:w="1276"/>
+            <w:tcW w:type="dxa" w:w="1283"/>
             <w:tcBorders>
               <w:top w:val="nil"/>
               <w:bottom w:val="nil"/>
@@ -1485,7 +1485,7 @@
         </w:tc>
         <w:tc>
           <w:tcPr>
-            <w:tcW w:type="dxa" w:w="1894"/>
+            <w:tcW w:type="dxa" w:w="1901"/>
             <w:tcBorders>
               <w:top w:val="nil"/>
               <w:bottom w:val="nil"/>
@@ -1508,7 +1508,7 @@
         </w:tc>
         <w:tc>
           <w:tcPr>
-            <w:tcW w:type="dxa" w:w="1382"/>
+            <w:tcW w:type="dxa" w:w="1388"/>
             <w:tcBorders>
               <w:top w:val="nil"/>
               <w:bottom w:val="nil"/>
@@ -1533,7 +1533,7 @@
       <w:tr>
         <w:tc>
           <w:tcPr>
-            <w:tcW w:type="dxa" w:w="2030"/>
+            <w:tcW w:type="dxa" w:w="1998"/>
             <w:tcBorders>
               <w:top w:val="nil"/>
               <w:bottom w:val="nil"/>
@@ -1556,7 +1556,7 @@
         </w:tc>
         <w:tc>
           <w:tcPr>
-            <w:tcW w:type="dxa" w:w="1173"/>
+            <w:tcW w:type="dxa" w:w="1179"/>
             <w:tcBorders>
               <w:top w:val="nil"/>
               <w:bottom w:val="nil"/>
@@ -1579,7 +1579,7 @@
         </w:tc>
         <w:tc>
           <w:tcPr>
-            <w:tcW w:type="dxa" w:w="1173"/>
+            <w:tcW w:type="dxa" w:w="1179"/>
             <w:tcBorders>
               <w:top w:val="nil"/>
               <w:bottom w:val="nil"/>
@@ -1602,7 +1602,7 @@
         </w:tc>
         <w:tc>
           <w:tcPr>
-            <w:tcW w:type="dxa" w:w="1276"/>
+            <w:tcW w:type="dxa" w:w="1283"/>
             <w:tcBorders>
               <w:top w:val="nil"/>
               <w:bottom w:val="nil"/>
@@ -1625,7 +1625,7 @@
         </w:tc>
         <w:tc>
           <w:tcPr>
-            <w:tcW w:type="dxa" w:w="1894"/>
+            <w:tcW w:type="dxa" w:w="1901"/>
             <w:tcBorders>
               <w:top w:val="nil"/>
               <w:bottom w:val="nil"/>
@@ -1648,7 +1648,7 @@
         </w:tc>
         <w:tc>
           <w:tcPr>
-            <w:tcW w:type="dxa" w:w="1382"/>
+            <w:tcW w:type="dxa" w:w="1388"/>
             <w:tcBorders>
               <w:top w:val="nil"/>
               <w:bottom w:val="nil"/>
@@ -1673,7 +1673,7 @@
       <w:tr>
         <w:tc>
           <w:tcPr>
-            <w:tcW w:type="dxa" w:w="2030"/>
+            <w:tcW w:type="dxa" w:w="1998"/>
             <w:tcBorders>
               <w:top w:val="nil"/>
               <w:bottom w:val="nil"/>
@@ -1696,7 +1696,7 @@
         </w:tc>
         <w:tc>
           <w:tcPr>
-            <w:tcW w:type="dxa" w:w="1173"/>
+            <w:tcW w:type="dxa" w:w="1179"/>
             <w:tcBorders>
               <w:top w:val="nil"/>
               <w:bottom w:val="nil"/>
@@ -1719,7 +1719,7 @@
         </w:tc>
         <w:tc>
           <w:tcPr>
-            <w:tcW w:type="dxa" w:w="1173"/>
+            <w:tcW w:type="dxa" w:w="1179"/>
             <w:tcBorders>
               <w:top w:val="nil"/>
               <w:bottom w:val="nil"/>
@@ -1742,7 +1742,7 @@
         </w:tc>
         <w:tc>
           <w:tcPr>
-            <w:tcW w:type="dxa" w:w="1276"/>
+            <w:tcW w:type="dxa" w:w="1283"/>
             <w:tcBorders>
               <w:top w:val="nil"/>
               <w:bottom w:val="nil"/>
@@ -1765,7 +1765,7 @@
         </w:tc>
         <w:tc>
           <w:tcPr>
-            <w:tcW w:type="dxa" w:w="1894"/>
+            <w:tcW w:type="dxa" w:w="1901"/>
             <w:tcBorders>
               <w:top w:val="nil"/>
               <w:bottom w:val="nil"/>
@@ -1788,7 +1788,7 @@
         </w:tc>
         <w:tc>
           <w:tcPr>
-            <w:tcW w:type="dxa" w:w="1382"/>
+            <w:tcW w:type="dxa" w:w="1388"/>
             <w:tcBorders>
               <w:top w:val="nil"/>
               <w:bottom w:val="nil"/>
@@ -1813,7 +1813,7 @@
       <w:tr>
         <w:tc>
           <w:tcPr>
-            <w:tcW w:type="dxa" w:w="2030"/>
+            <w:tcW w:type="dxa" w:w="1998"/>
             <w:tcBorders>
               <w:top w:val="nil"/>
               <w:bottom w:val="nil"/>
@@ -1836,7 +1836,7 @@
         </w:tc>
         <w:tc>
           <w:tcPr>
-            <w:tcW w:type="dxa" w:w="1173"/>
+            <w:tcW w:type="dxa" w:w="1179"/>
             <w:tcBorders>
               <w:top w:val="nil"/>
               <w:bottom w:val="nil"/>
@@ -1859,7 +1859,7 @@
         </w:tc>
         <w:tc>
           <w:tcPr>
-            <w:tcW w:type="dxa" w:w="1173"/>
+            <w:tcW w:type="dxa" w:w="1179"/>
             <w:tcBorders>
               <w:top w:val="nil"/>
               <w:bottom w:val="nil"/>
@@ -1882,7 +1882,7 @@
         </w:tc>
         <w:tc>
           <w:tcPr>
-            <w:tcW w:type="dxa" w:w="1276"/>
+            <w:tcW w:type="dxa" w:w="1283"/>
             <w:tcBorders>
               <w:top w:val="nil"/>
               <w:bottom w:val="nil"/>
@@ -1905,7 +1905,7 @@
         </w:tc>
         <w:tc>
           <w:tcPr>
-            <w:tcW w:type="dxa" w:w="1894"/>
+            <w:tcW w:type="dxa" w:w="1901"/>
             <w:tcBorders>
               <w:top w:val="nil"/>
               <w:bottom w:val="nil"/>
@@ -1928,7 +1928,7 @@
         </w:tc>
         <w:tc>
           <w:tcPr>
-            <w:tcW w:type="dxa" w:w="1382"/>
+            <w:tcW w:type="dxa" w:w="1388"/>
             <w:tcBorders>
               <w:top w:val="nil"/>
               <w:bottom w:val="nil"/>
@@ -1953,7 +1953,7 @@
       <w:tr>
         <w:tc>
           <w:tcPr>
-            <w:tcW w:type="dxa" w:w="2030"/>
+            <w:tcW w:type="dxa" w:w="1998"/>
             <w:tcBorders>
               <w:top w:val="nil"/>
               <w:bottom w:val="nil"/>
@@ -1970,13 +1970,13 @@
                 <w:i w:val="0"/>
                 <w:sz w:val="16"/>
               </w:rPr>
-              <w:t>PHB</w:t>
+              <w:t>PHB（HV/HHx 共聚物熔点更低）</w:t>
             </w:r>
           </w:p>
         </w:tc>
         <w:tc>
           <w:tcPr>
-            <w:tcW w:type="dxa" w:w="1173"/>
+            <w:tcW w:type="dxa" w:w="1179"/>
             <w:tcBorders>
               <w:top w:val="nil"/>
               <w:bottom w:val="nil"/>
@@ -1999,7 +1999,7 @@
         </w:tc>
         <w:tc>
           <w:tcPr>
-            <w:tcW w:type="dxa" w:w="1173"/>
+            <w:tcW w:type="dxa" w:w="1179"/>
             <w:tcBorders>
               <w:top w:val="nil"/>
               <w:bottom w:val="nil"/>
@@ -2022,7 +2022,7 @@
         </w:tc>
         <w:tc>
           <w:tcPr>
-            <w:tcW w:type="dxa" w:w="1276"/>
+            <w:tcW w:type="dxa" w:w="1283"/>
             <w:tcBorders>
               <w:top w:val="nil"/>
               <w:bottom w:val="nil"/>
@@ -2045,7 +2045,7 @@
         </w:tc>
         <w:tc>
           <w:tcPr>
-            <w:tcW w:type="dxa" w:w="1894"/>
+            <w:tcW w:type="dxa" w:w="1901"/>
             <w:tcBorders>
               <w:top w:val="nil"/>
               <w:bottom w:val="nil"/>
@@ -2068,7 +2068,7 @@
         </w:tc>
         <w:tc>
           <w:tcPr>
-            <w:tcW w:type="dxa" w:w="1382"/>
+            <w:tcW w:type="dxa" w:w="1388"/>
             <w:tcBorders>
               <w:top w:val="nil"/>
               <w:bottom w:val="nil"/>
@@ -2093,147 +2093,7 @@
       <w:tr>
         <w:tc>
           <w:tcPr>
-            <w:tcW w:type="dxa" w:w="2030"/>
-            <w:tcBorders>
-              <w:top w:val="nil"/>
-              <w:bottom w:val="nil"/>
-            </w:tcBorders>
-          </w:tcPr>
-          <w:p>
-            <w:pPr>
-              <w:spacing w:after="10" w:before="10" w:line="240" w:lineRule="auto"/>
-            </w:pPr>
-            <w:r>
-              <w:rPr>
-                <w:rFonts w:ascii="Arial" w:hAnsi="Arial"/>
-                <w:b w:val="0"/>
-                <w:i w:val="0"/>
-                <w:sz w:val="16"/>
-              </w:rPr>
-              <w:t>PHBV（HV/HHx 共聚物）</w:t>
-            </w:r>
-          </w:p>
-        </w:tc>
-        <w:tc>
-          <w:tcPr>
-            <w:tcW w:type="dxa" w:w="1173"/>
-            <w:tcBorders>
-              <w:top w:val="nil"/>
-              <w:bottom w:val="nil"/>
-            </w:tcBorders>
-          </w:tcPr>
-          <w:p>
-            <w:pPr>
-              <w:spacing w:after="10" w:before="10" w:line="240" w:lineRule="auto"/>
-            </w:pPr>
-            <w:r>
-              <w:rPr>
-                <w:rFonts w:ascii="Arial" w:hAnsi="Arial"/>
-                <w:b w:val="0"/>
-                <w:i w:val="0"/>
-                <w:sz w:val="16"/>
-              </w:rPr>
-              <w:t>~0</w:t>
-            </w:r>
-          </w:p>
-        </w:tc>
-        <w:tc>
-          <w:tcPr>
-            <w:tcW w:type="dxa" w:w="1173"/>
-            <w:tcBorders>
-              <w:top w:val="nil"/>
-              <w:bottom w:val="nil"/>
-            </w:tcBorders>
-          </w:tcPr>
-          <w:p>
-            <w:pPr>
-              <w:spacing w:after="10" w:before="10" w:line="240" w:lineRule="auto"/>
-            </w:pPr>
-            <w:r>
-              <w:rPr>
-                <w:rFonts w:ascii="Arial" w:hAnsi="Arial"/>
-                <w:b w:val="0"/>
-                <w:i w:val="0"/>
-                <w:sz w:val="16"/>
-              </w:rPr>
-              <w:t>~145</w:t>
-            </w:r>
-          </w:p>
-        </w:tc>
-        <w:tc>
-          <w:tcPr>
-            <w:tcW w:type="dxa" w:w="1276"/>
-            <w:tcBorders>
-              <w:top w:val="nil"/>
-              <w:bottom w:val="nil"/>
-            </w:tcBorders>
-          </w:tcPr>
-          <w:p>
-            <w:pPr>
-              <w:spacing w:after="10" w:before="10" w:line="240" w:lineRule="auto"/>
-            </w:pPr>
-            <w:r>
-              <w:rPr>
-                <w:rFonts w:ascii="Arial" w:hAnsi="Arial"/>
-                <w:b w:val="0"/>
-                <w:i w:val="0"/>
-                <w:sz w:val="16"/>
-              </w:rPr>
-              <w:t>~200</w:t>
-            </w:r>
-          </w:p>
-        </w:tc>
-        <w:tc>
-          <w:tcPr>
-            <w:tcW w:type="dxa" w:w="1894"/>
-            <w:tcBorders>
-              <w:top w:val="nil"/>
-              <w:bottom w:val="nil"/>
-            </w:tcBorders>
-          </w:tcPr>
-          <w:p>
-            <w:pPr>
-              <w:spacing w:after="10" w:before="10" w:line="240" w:lineRule="auto"/>
-            </w:pPr>
-            <w:r>
-              <w:rPr>
-                <w:rFonts w:ascii="Arial" w:hAnsi="Arial"/>
-                <w:b w:val="0"/>
-                <w:i w:val="0"/>
-                <w:sz w:val="16"/>
-              </w:rPr>
-              <w:t>0.8–2.5</w:t>
-            </w:r>
-          </w:p>
-        </w:tc>
-        <w:tc>
-          <w:tcPr>
-            <w:tcW w:type="dxa" w:w="1382"/>
-            <w:tcBorders>
-              <w:top w:val="nil"/>
-              <w:bottom w:val="nil"/>
-            </w:tcBorders>
-          </w:tcPr>
-          <w:p>
-            <w:pPr>
-              <w:spacing w:after="10" w:before="10" w:line="240" w:lineRule="auto"/>
-            </w:pPr>
-            <w:r>
-              <w:rPr>
-                <w:rFonts w:ascii="Arial" w:hAnsi="Arial"/>
-                <w:b w:val="0"/>
-                <w:i w:val="0"/>
-                <w:sz w:val="16"/>
-              </w:rPr>
-              <w:t>5–25</w:t>
-            </w:r>
-          </w:p>
-        </w:tc>
-      </w:tr>
-      <w:tr>
-        <w:tc>
-          <w:tcPr>
-            <w:tcW w:type="dxa" w:w="2030"/>
+            <w:tcW w:type="dxa" w:w="1998"/>
             <w:tcBorders>
               <w:top w:val="nil"/>
               <w:bottom w:val="nil"/>
@@ -2256,7 +2116,7 @@
         </w:tc>
         <w:tc>
           <w:tcPr>
-            <w:tcW w:type="dxa" w:w="1173"/>
+            <w:tcW w:type="dxa" w:w="1179"/>
             <w:tcBorders>
               <w:top w:val="nil"/>
               <w:bottom w:val="nil"/>
@@ -2279,7 +2139,7 @@
         </w:tc>
         <w:tc>
           <w:tcPr>
-            <w:tcW w:type="dxa" w:w="1173"/>
+            <w:tcW w:type="dxa" w:w="1179"/>
             <w:tcBorders>
               <w:top w:val="nil"/>
               <w:bottom w:val="nil"/>
@@ -2302,7 +2162,7 @@
         </w:tc>
         <w:tc>
           <w:tcPr>
-            <w:tcW w:type="dxa" w:w="1276"/>
+            <w:tcW w:type="dxa" w:w="1283"/>
             <w:tcBorders>
               <w:top w:val="nil"/>
               <w:bottom w:val="nil"/>
@@ -2325,7 +2185,7 @@
         </w:tc>
         <w:tc>
           <w:tcPr>
-            <w:tcW w:type="dxa" w:w="1894"/>
+            <w:tcW w:type="dxa" w:w="1901"/>
             <w:tcBorders>
               <w:top w:val="nil"/>
               <w:bottom w:val="nil"/>
@@ -2348,7 +2208,7 @@
         </w:tc>
         <w:tc>
           <w:tcPr>
-            <w:tcW w:type="dxa" w:w="1382"/>
+            <w:tcW w:type="dxa" w:w="1388"/>
             <w:tcBorders>
               <w:top w:val="nil"/>
               <w:bottom w:val="nil"/>
@@ -2373,7 +2233,7 @@
       <w:tr>
         <w:tc>
           <w:tcPr>
-            <w:tcW w:type="dxa" w:w="2030"/>
+            <w:tcW w:type="dxa" w:w="1998"/>
             <w:tcBorders>
               <w:top w:val="nil"/>
               <w:bottom w:val="nil"/>
@@ -2396,7 +2256,7 @@
         </w:tc>
         <w:tc>
           <w:tcPr>
-            <w:tcW w:type="dxa" w:w="1173"/>
+            <w:tcW w:type="dxa" w:w="1179"/>
             <w:tcBorders>
               <w:top w:val="nil"/>
               <w:bottom w:val="nil"/>
@@ -2419,7 +2279,7 @@
         </w:tc>
         <w:tc>
           <w:tcPr>
-            <w:tcW w:type="dxa" w:w="1173"/>
+            <w:tcW w:type="dxa" w:w="1179"/>
             <w:tcBorders>
               <w:top w:val="nil"/>
               <w:bottom w:val="nil"/>
@@ -2442,7 +2302,7 @@
         </w:tc>
         <w:tc>
           <w:tcPr>
-            <w:tcW w:type="dxa" w:w="1276"/>
+            <w:tcW w:type="dxa" w:w="1283"/>
             <w:tcBorders>
               <w:top w:val="nil"/>
               <w:bottom w:val="nil"/>
@@ -2465,7 +2325,7 @@
         </w:tc>
         <w:tc>
           <w:tcPr>
-            <w:tcW w:type="dxa" w:w="1894"/>
+            <w:tcW w:type="dxa" w:w="1901"/>
             <w:tcBorders>
               <w:top w:val="nil"/>
               <w:bottom w:val="nil"/>
@@ -2488,7 +2348,7 @@
         </w:tc>
         <w:tc>
           <w:tcPr>
-            <w:tcW w:type="dxa" w:w="1382"/>
+            <w:tcW w:type="dxa" w:w="1388"/>
             <w:tcBorders>
               <w:top w:val="nil"/>
               <w:bottom w:val="nil"/>
@@ -2513,7 +2373,7 @@
       <w:tr>
         <w:tc>
           <w:tcPr>
-            <w:tcW w:type="dxa" w:w="2030"/>
+            <w:tcW w:type="dxa" w:w="1998"/>
             <w:tcBorders>
               <w:top w:val="nil"/>
               <w:bottom w:val="nil"/>
@@ -2536,7 +2396,7 @@
         </w:tc>
         <w:tc>
           <w:tcPr>
-            <w:tcW w:type="dxa" w:w="1173"/>
+            <w:tcW w:type="dxa" w:w="1179"/>
             <w:tcBorders>
               <w:top w:val="nil"/>
               <w:bottom w:val="nil"/>
@@ -2559,7 +2419,7 @@
         </w:tc>
         <w:tc>
           <w:tcPr>
-            <w:tcW w:type="dxa" w:w="1173"/>
+            <w:tcW w:type="dxa" w:w="1179"/>
             <w:tcBorders>
               <w:top w:val="nil"/>
               <w:bottom w:val="nil"/>
@@ -2582,7 +2442,7 @@
         </w:tc>
         <w:tc>
           <w:tcPr>
-            <w:tcW w:type="dxa" w:w="1276"/>
+            <w:tcW w:type="dxa" w:w="1283"/>
             <w:tcBorders>
               <w:top w:val="nil"/>
               <w:bottom w:val="nil"/>
@@ -2605,7 +2465,7 @@
         </w:tc>
         <w:tc>
           <w:tcPr>
-            <w:tcW w:type="dxa" w:w="1894"/>
+            <w:tcW w:type="dxa" w:w="1901"/>
             <w:tcBorders>
               <w:top w:val="nil"/>
               <w:bottom w:val="nil"/>
@@ -2628,7 +2488,7 @@
         </w:tc>
         <w:tc>
           <w:tcPr>
-            <w:tcW w:type="dxa" w:w="1382"/>
+            <w:tcW w:type="dxa" w:w="1388"/>
             <w:tcBorders>
               <w:top w:val="nil"/>
               <w:bottom w:val="nil"/>
@@ -2653,147 +2513,7 @@
       <w:tr>
         <w:tc>
           <w:tcPr>
-            <w:tcW w:type="dxa" w:w="2030"/>
-            <w:tcBorders>
-              <w:top w:val="nil"/>
-              <w:bottom w:val="nil"/>
-            </w:tcBorders>
-          </w:tcPr>
-          <w:p>
-            <w:pPr>
-              <w:spacing w:after="10" w:before="10" w:line="240" w:lineRule="auto"/>
-            </w:pPr>
-            <w:r>
-              <w:rPr>
-                <w:rFonts w:ascii="Arial" w:hAnsi="Arial"/>
-                <w:b w:val="0"/>
-                <w:i w:val="0"/>
-                <w:sz w:val="16"/>
-              </w:rPr>
-              <w:t>LDPE（石油基对照）</w:t>
-            </w:r>
-          </w:p>
-        </w:tc>
-        <w:tc>
-          <w:tcPr>
-            <w:tcW w:type="dxa" w:w="1173"/>
-            <w:tcBorders>
-              <w:top w:val="nil"/>
-              <w:bottom w:val="nil"/>
-            </w:tcBorders>
-          </w:tcPr>
-          <w:p>
-            <w:pPr>
-              <w:spacing w:after="10" w:before="10" w:line="240" w:lineRule="auto"/>
-            </w:pPr>
-            <w:r>
-              <w:rPr>
-                <w:rFonts w:ascii="Arial" w:hAnsi="Arial"/>
-                <w:b w:val="0"/>
-                <w:i w:val="0"/>
-                <w:sz w:val="16"/>
-              </w:rPr>
-              <w:t>~−120</w:t>
-            </w:r>
-          </w:p>
-        </w:tc>
-        <w:tc>
-          <w:tcPr>
-            <w:tcW w:type="dxa" w:w="1173"/>
-            <w:tcBorders>
-              <w:top w:val="nil"/>
-              <w:bottom w:val="nil"/>
-            </w:tcBorders>
-          </w:tcPr>
-          <w:p>
-            <w:pPr>
-              <w:spacing w:after="10" w:before="10" w:line="240" w:lineRule="auto"/>
-            </w:pPr>
-            <w:r>
-              <w:rPr>
-                <w:rFonts w:ascii="Arial" w:hAnsi="Arial"/>
-                <w:b w:val="0"/>
-                <w:i w:val="0"/>
-                <w:sz w:val="16"/>
-              </w:rPr>
-              <w:t>~110</w:t>
-            </w:r>
-          </w:p>
-        </w:tc>
-        <w:tc>
-          <w:tcPr>
-            <w:tcW w:type="dxa" w:w="1276"/>
-            <w:tcBorders>
-              <w:top w:val="nil"/>
-              <w:bottom w:val="nil"/>
-            </w:tcBorders>
-          </w:tcPr>
-          <w:p>
-            <w:pPr>
-              <w:spacing w:after="10" w:before="10" w:line="240" w:lineRule="auto"/>
-            </w:pPr>
-            <w:r>
-              <w:rPr>
-                <w:rFonts w:ascii="Arial" w:hAnsi="Arial"/>
-                <w:b w:val="0"/>
-                <w:i w:val="0"/>
-                <w:sz w:val="16"/>
-              </w:rPr>
-              <w:t>~400</w:t>
-            </w:r>
-          </w:p>
-        </w:tc>
-        <w:tc>
-          <w:tcPr>
-            <w:tcW w:type="dxa" w:w="1894"/>
-            <w:tcBorders>
-              <w:top w:val="nil"/>
-              <w:bottom w:val="nil"/>
-            </w:tcBorders>
-          </w:tcPr>
-          <w:p>
-            <w:pPr>
-              <w:spacing w:after="10" w:before="10" w:line="240" w:lineRule="auto"/>
-            </w:pPr>
-            <w:r>
-              <w:rPr>
-                <w:rFonts w:ascii="Arial" w:hAnsi="Arial"/>
-                <w:b w:val="0"/>
-                <w:i w:val="0"/>
-                <w:sz w:val="16"/>
-              </w:rPr>
-              <w:t>0.15–0.35</w:t>
-            </w:r>
-          </w:p>
-        </w:tc>
-        <w:tc>
-          <w:tcPr>
-            <w:tcW w:type="dxa" w:w="1382"/>
-            <w:tcBorders>
-              <w:top w:val="nil"/>
-              <w:bottom w:val="nil"/>
-            </w:tcBorders>
-          </w:tcPr>
-          <w:p>
-            <w:pPr>
-              <w:spacing w:after="10" w:before="10" w:line="240" w:lineRule="auto"/>
-            </w:pPr>
-            <w:r>
-              <w:rPr>
-                <w:rFonts w:ascii="Arial" w:hAnsi="Arial"/>
-                <w:b w:val="0"/>
-                <w:i w:val="0"/>
-                <w:sz w:val="16"/>
-              </w:rPr>
-              <w:t>200–600</w:t>
-            </w:r>
-          </w:p>
-        </w:tc>
-      </w:tr>
-      <w:tr>
-        <w:tc>
-          <w:tcPr>
-            <w:tcW w:type="dxa" w:w="2030"/>
+            <w:tcW w:type="dxa" w:w="1998"/>
             <w:tcBorders>
               <w:top w:val="nil"/>
               <w:bottom w:val="single" w:sz="8" w:space="0" w:color="000000"/>
@@ -2816,7 +2536,7 @@
         </w:tc>
         <w:tc>
           <w:tcPr>
-            <w:tcW w:type="dxa" w:w="1173"/>
+            <w:tcW w:type="dxa" w:w="1179"/>
             <w:tcBorders>
               <w:top w:val="nil"/>
               <w:bottom w:val="single" w:sz="8" w:space="0" w:color="000000"/>
@@ -2839,7 +2559,7 @@
         </w:tc>
         <w:tc>
           <w:tcPr>
-            <w:tcW w:type="dxa" w:w="1173"/>
+            <w:tcW w:type="dxa" w:w="1179"/>
             <w:tcBorders>
               <w:top w:val="nil"/>
               <w:bottom w:val="single" w:sz="8" w:space="0" w:color="000000"/>
@@ -2862,7 +2582,7 @@
         </w:tc>
         <w:tc>
           <w:tcPr>
-            <w:tcW w:type="dxa" w:w="1276"/>
+            <w:tcW w:type="dxa" w:w="1283"/>
             <w:tcBorders>
               <w:top w:val="nil"/>
               <w:bottom w:val="single" w:sz="8" w:space="0" w:color="000000"/>
@@ -2885,7 +2605,7 @@
         </w:tc>
         <w:tc>
           <w:tcPr>
-            <w:tcW w:type="dxa" w:w="1894"/>
+            <w:tcW w:type="dxa" w:w="1901"/>
             <w:tcBorders>
               <w:top w:val="nil"/>
               <w:bottom w:val="single" w:sz="8" w:space="0" w:color="000000"/>
@@ -2908,7 +2628,7 @@
         </w:tc>
         <w:tc>
           <w:tcPr>
-            <w:tcW w:type="dxa" w:w="1382"/>
+            <w:tcW w:type="dxa" w:w="1388"/>
             <w:tcBorders>
               <w:top w:val="nil"/>
               <w:bottom w:val="single" w:sz="8" w:space="0" w:color="000000"/>
@@ -3049,7 +2769,7 @@
           <w:b w:val="0"/>
           <w:i w:val="0"/>
         </w:rPr>
-        <w:t>分子量通过链缠结决定性能。链要足够长、能相互缠结，超过一个临界值 Mc，聚合物才有完整的强度和韧性 [48]。低于 Mc，强度和韧性都塌掉。高于 Mc，拉伸强度随 Mn 升高、然后趋于平缓（Flory 型关系 σ ≈ σ∞ − K/Mn）[47]。降解最先表现为分子量下降。在链跌回 Mc 以下之前，性能损失很小。一旦跌破 Mc，性能就突然失效。同样的失效模式在 §6 和 §7 会再次出现。</w:t>
+        <w:t>分子量通过链缠结决定性能。链要足够长、能相互缠结，超过一个临界值 Mc，聚合物才有完整的强度和韧性 [48]。低于 Mc，强度和韧性都塌掉。高于 Mc，拉伸强度随 Mn 升高、然后趋于平缓（Flory 型关系 σ ≈ σ∞ − K/Mn）[47]。降解最先表现为分子量下降。在链跌回 Mc 以下之前，性能损失很小。一旦跌破 Mc，性能就突然失效。</w:t>
       </w:r>
     </w:p>
     <w:p>
@@ -3629,7 +3349,7 @@
           <w:b w:val="0"/>
           <w:i w:val="0"/>
         </w:rPr>
-        <w:t>第 3 节逐个看了每个家族。这一节看它们的共同点。</w:t>
+        <w:t>上一节逐个看了每个家族，这一节看它们的共同点。</w:t>
       </w:r>
     </w:p>
     <w:p>
@@ -3681,7 +3401,7 @@
           <w:b w:val="0"/>
           <w:i w:val="0"/>
         </w:rPr>
-        <w:t>同样的结构决定了力学范围（图 4b）。高结晶度和密集氢键把模量抬上去，但也留不下几段柔性链段，所以生物聚合物不能像聚乙烯、聚丙烯那样在断裂前拉长。大多数生物聚合物因此落在 "高模量、低断裂伸长"这个角落里，相对于 PE、PP、PET [11,43]。天然橡胶是例外：它放松时几乎没有模量，只有受力时才通过应变诱导结晶产生性能（§3.5、§6.3）。图 4b 里画的是区间，不是点。试样形态、含水量、结晶度、热历史每一个都能把同一材料的数据挪动最多十倍。这在 §6.2 会作为"批次变异性"再次出现。</w:t>
+        <w:t>同样的结构决定了力学范围（图 4b）。高结晶度和密集氢键把模量抬上去，但也留不下几段柔性链段，所以生物聚合物不能像聚乙烯、聚丙烯那样在断裂前拉长。大多数生物聚合物因此落在 "高模量、低断裂伸长"这个角落里，相对于 LDPE、PP、PET [11,43]。天然橡胶是例外：它放松时几乎没有模量，只有受力时才通过 SIC 产生性能（§3.5、§6.3）。图 4b 里画的是区间，不是点。试样形态、含水量、结晶度、热历史每一个都能把同一材料的数据挪动最多十倍。这在 §6.2 会作为"批次变异性"再次出现。</w:t>
       </w:r>
     </w:p>
     <w:p>
@@ -3735,7 +3455,7 @@
           <w:i/>
           <w:sz w:val="20"/>
         </w:rPr>
-        <w:t>图 4．热学与力学包络，作者自绘，数据来自 `figures/data/*.csv`。(a) Tg（空心圆）、Tm （菱形）、TGA 分解起始（竖线）画在同一温标上。阴影带是熔融加工窗口（Tm 到 Td），宽度直接标注；纤维素、天然淀粉、壳聚糖、丝素没有窗口。(b) 模量对断裂伸长率，对数-对数坐标。椭圆是所述试样形态的文献取值区间，不是误差棒。PE、PP、PET 作参照</w:t>
+        <w:t>图 4．热学与力学包络，作者自绘，数据来自 `figures/data/*.csv`。(a) Tg（空心圆）、Tm （菱形）、TGA 分解起始（竖线）画在同一温标上。阴影带是熔融加工窗口（Tm 到 Td），宽度直接标注；纤维素、天然淀粉、壳聚糖、丝素没有窗口。(b) 模量对断裂伸长率，对数-对数坐标。椭圆是所述试样形态的文献取值区间，不是误差棒。LDPE、PP、PET 作参照</w:t>
       </w:r>
     </w:p>
     <w:p>
@@ -3889,7 +3609,7 @@
           <w:b w:val="0"/>
           <w:i w:val="0"/>
         </w:rPr>
-        <w:t>农业来源还带来石化单体没有的批次波动——海藻酸盐的 M/G 比例、壳聚糖的脱乙酰度、淀粉的直链淀粉含量，以及天然橡胶的无性系和树龄 [19]。与现有回收流的兼容性是又一处局限：一项 2022 年研究发现 PLA 只占 PET 回收流的 0 到 0.019%，被近红外分选控制在大约 1%（会可测地劣化再生 PET）这一水平以下 [15]——这是对分选基础设施的依赖，而非内在的不兼容。</w:t>
+        <w:t>农业来源还带来石化单体没有的批次波动——海藻酸盐的 M/G 比例、壳聚糖的脱乙酰度、淀粉的直链淀粉含量，以及天然橡胶的无性系和树龄 [19]。与现有回收流的兼容性是又一处局限：一项 2022 年研究发现 PLA 只占 PET 回收流的 0 到 0.019%，被近红外分选控制在大约 1%（会可测地劣化再生 PET）这一水平以下 [15]。这是对分选基础设施的依赖，而非内在的不兼容。</w:t>
       </w:r>
     </w:p>
     <w:p>
@@ -3909,7 +3629,7 @@
           <w:b w:val="0"/>
           <w:i w:val="0"/>
         </w:rPr>
-        <w:t>NR 和苯乙烯-丁二烯橡胶（SBR）用同样的方式混炼、填充和硫化，也在同样的应用中竞争，比如轮胎胎面、减震和输送带。这使它成为本文中最干净的同应用对比，因为差异可以归因于主链化学，而不是加工。图 6 画出这个差异在链尺度上从哪里开始（应变诱导结晶）。表 5 在五个维度上给两种材料打分 [10,18–32]。</w:t>
+        <w:t>NR 和苯乙烯-丁二烯橡胶（SBR）用同样的方式混炼、填充和硫化，也在同样的应用中竞争，比如轮胎胎面、减震和输送带。这使它成为本文中最干净的同应用对比，因为差异可以归因于主链化学，而不是加工。图 6 画出这个差异在链尺度上从哪里开始（应变诱导结晶）。表 4 在五个维度上给两种材料打分 [10,18–32]。</w:t>
       </w:r>
     </w:p>
     <w:p>
@@ -3963,7 +3683,7 @@
           <w:i/>
           <w:sz w:val="20"/>
         </w:rPr>
-        <w:t>图 6．NR 和 SBR，作者自绘。(a) NR（顺-1,4-聚异戊二烯）、(b) SBR 的 1,4-丁二烯单元、 (c) SBR 的苯乙烯单元。(d) 在链尺度上，立构规整的 NR 受力时排列成结晶束（应变诱导结晶， X 射线证实），而 SBR 不规则的主链保持无定形。这是表 5"SIC 与抗撕裂性"一行的基础</w:t>
+        <w:t>图 6．NR 和 SBR，作者自绘。(a) NR（顺-1,4-聚异戊二烯）、(b) SBR 的 1,4-丁二烯单元、 (c) SBR 的苯乙烯单元。(d) 在链尺度上，立构规整的 NR 受力时排列成结晶束（应变诱导结晶， X 射线证实），而 SBR 不规则的主链保持无定形。这是表 4"SIC 与抗撕裂性"一行的基础</w:t>
       </w:r>
     </w:p>
     <w:p>
@@ -3976,7 +3696,7 @@
           <w:i w:val="0"/>
           <w:sz w:val="20"/>
         </w:rPr>
-        <w:t>表 5.</w:t>
+        <w:t>表 4.</w:t>
       </w:r>
       <w:r>
         <w:rPr>
@@ -3984,7 +3704,7 @@
           <w:i w:val="0"/>
           <w:sz w:val="20"/>
         </w:rPr>
-        <w:t xml:space="preserve"> NR 和 SBR：结构性优势、取决于配方或场景、或有据可查的风险。</w:t>
+        <w:t xml:space="preserve"> NR 与 SBR 在五个维度上的对比。每一项要么是结构性优势，要么取决于配方或场景，要么是有据可查的风险。</w:t>
       </w:r>
     </w:p>
     <w:tbl>
@@ -4441,7 +4161,7 @@
           <w:b w:val="0"/>
           <w:i w:val="0"/>
         </w:rPr>
-        <w:t>在配方相匹配的条件下，NR 的应变诱导结晶一开始就给它更强的撕裂强度和抗裂纹扩展能力 [10,23]。SBR 随后靠补强和硫化设计达到相当的耐磨性 [24]。这是本文中主链化学与配方相互权衡最清楚的一个例子。"天然更好"的叙事经不起文献的检验。NR 乳胶有一个 SBR 没有的真实过敏风险 [27,28]。可再生不会自动意味着更低的生命周期足迹 [29,30]。而且 NR 的定价历来是两者中波动更大的一个，原因在气候和病害，和聚合物化学无关 [32]。</w:t>
+        <w:t>在配方相匹配的条件下，NR 的 SIC 一开始就给它更强的撕裂强度和抗裂纹扩展能力 [10,23]。SBR 随后靠补强和硫化设计达到相当的耐磨性 [24]。这是本文中主链化学与配方相互权衡最清楚的一个例子。"天然更好"的叙事经不起文献的检验。NR 乳胶有一个 SBR 没有的真实过敏风险 [27,28]。可再生不会自动意味着更低的生命周期足迹 [29,30]。而且 NR 的定价历来是两者中波动更大的一个，原因在气候和病害，和聚合物化学无关 [32]。</w:t>
       </w:r>
     </w:p>
     <w:p>
@@ -4461,7 +4181,7 @@
           <w:b w:val="0"/>
           <w:i w:val="0"/>
         </w:rPr>
-        <w:t>表 4 按每类应用所需的性质列出应用，再列出满足它的材料（§3 给了每种材料的用途）。有两个规律突出。包装需要同时满足氧气和水的阻隔、韧性，以及高于 PLA 热变形温度的耐热性（§6.2）。没有哪一种单一生物聚合物能同时给出这三项（§5.3），所以包装几乎总是多层或共混结构。生物医用是唯一一个生物聚合物接近独占的领域，因为它们把生物相容性和一个可调的降解速率结合在一起（§5.4）。PGA 和 PLGA 缝合线主要通过酸性水解产物导致的局部 pH 下降而失效 [52,53]，而胶原蛋白、海藻酸盐和壳聚糖把同样的逻辑带到支架和生物打印 [55]。</w:t>
+        <w:t>表 5 按每类应用所需的性质列出应用，再列出满足它的材料（§3 给了每种材料的用途）。有两个规律突出。包装需要同时满足氧气和水的阻隔、韧性，以及高于 PLA 热变形温度的耐热性（§6.2）。没有哪一种单一生物聚合物能同时给出这三项（§5.3），所以包装几乎总是多层或共混结构。生物医用是唯一一个生物聚合物接近独占的领域，因为它们把生物相容性和一个可调的降解速率结合在一起（§5.4）。即便在这里，PGA 和 PLGA 缝合线仍主要通过酸性水解产物导致的局部 pH 下降而失效 [52,53]，而胶原蛋白、海藻酸盐和壳聚糖把同样的逻辑带到支架和生物打印 [55]。</w:t>
       </w:r>
     </w:p>
     <w:p>
@@ -4474,7 +4194,7 @@
           <w:i w:val="0"/>
           <w:sz w:val="20"/>
         </w:rPr>
-        <w:t>表 4.</w:t>
+        <w:t>表 5.</w:t>
       </w:r>
       <w:r>
         <w:rPr>
@@ -4959,7 +4679,7 @@
           <w:b w:val="0"/>
           <w:i w:val="0"/>
         </w:rPr>
-        <w:t>生物基塑料在 2025 年的产能约为 231 万吨，约占全球塑料的 0.5%，预计到 2030 年翻倍到约 469 万吨 [16]。扩大规模本身解决不了加工窗口、湿度敏感性和批次变异性。较近的应对路线是酶促解聚回单体（近期从消费后 PLA 在 72 小时内回收了约 60% 的乳酸 [17]），以及 数据驱动的性质预测 [56]。</w:t>
+        <w:t>生物基塑料在 2025 年的产能约为 231 万吨，约占全球塑料的 0.5% [16]。扩大规模本身解决不了加工窗口、湿度敏感性和批次变异性；较近的应对路线是酶促解聚回单体 [17]，以及数据驱动的性质预测 [56]。</w:t>
       </w:r>
     </w:p>
     <w:p>
@@ -5394,7 +5114,7 @@
       <w:spacing w:line="360" w:lineRule="auto" w:after="40"/>
     </w:pPr>
     <w:rPr>
-      <w:rFonts w:ascii="Times New Roman" w:hAnsi="Times New Roman" w:eastAsia="Times New Roman"/>
+      <w:rFonts w:ascii="Times New Roman" w:hAnsi="Times New Roman" w:eastAsia="SimSun"/>
       <w:sz w:val="22"/>
     </w:rPr>
   </w:style>
@@ -5458,7 +5178,7 @@
       <w:outlineLvl w:val="0"/>
     </w:pPr>
     <w:rPr>
-      <w:rFonts w:asciiTheme="majorHAnsi" w:eastAsiaTheme="majorEastAsia" w:hAnsiTheme="majorHAnsi" w:cstheme="majorBidi" w:ascii="Times New Roman" w:hAnsi="Times New Roman" w:eastAsia="Times New Roman"/>
+      <w:rFonts w:asciiTheme="majorHAnsi" w:eastAsiaTheme="majorEastAsia" w:hAnsiTheme="majorHAnsi" w:cstheme="majorBidi" w:ascii="Times New Roman" w:hAnsi="Times New Roman" w:eastAsia="SimSun"/>
       <w:b/>
       <w:bCs/>
       <w:sz w:val="26"/>
@@ -5482,7 +5202,7 @@
       <w:outlineLvl w:val="1"/>
     </w:pPr>
     <w:rPr>
-      <w:rFonts w:asciiTheme="majorHAnsi" w:eastAsiaTheme="majorEastAsia" w:hAnsiTheme="majorHAnsi" w:cstheme="majorBidi" w:ascii="Times New Roman" w:hAnsi="Times New Roman" w:eastAsia="Times New Roman"/>
+      <w:rFonts w:asciiTheme="majorHAnsi" w:eastAsiaTheme="majorEastAsia" w:hAnsiTheme="majorHAnsi" w:cstheme="majorBidi" w:ascii="Times New Roman" w:hAnsi="Times New Roman" w:eastAsia="SimSun"/>
       <w:b/>
       <w:bCs/>
       <w:sz w:val="24"/>
@@ -5506,7 +5226,7 @@
       <w:outlineLvl w:val="2"/>
     </w:pPr>
     <w:rPr>
-      <w:rFonts w:asciiTheme="majorHAnsi" w:eastAsiaTheme="majorEastAsia" w:hAnsiTheme="majorHAnsi" w:cstheme="majorBidi" w:ascii="Times New Roman" w:hAnsi="Times New Roman" w:eastAsia="Times New Roman"/>
+      <w:rFonts w:asciiTheme="majorHAnsi" w:eastAsiaTheme="majorEastAsia" w:hAnsiTheme="majorHAnsi" w:cstheme="majorBidi" w:ascii="Times New Roman" w:hAnsi="Times New Roman" w:eastAsia="SimSun"/>
       <w:b/>
       <w:bCs/>
       <w:sz w:val="22"/>
@@ -5530,7 +5250,7 @@
       <w:outlineLvl w:val="3"/>
     </w:pPr>
     <w:rPr>
-      <w:rFonts w:asciiTheme="majorHAnsi" w:eastAsiaTheme="majorEastAsia" w:hAnsiTheme="majorHAnsi" w:cstheme="majorBidi" w:ascii="Times New Roman" w:hAnsi="Times New Roman" w:eastAsia="Times New Roman"/>
+      <w:rFonts w:asciiTheme="majorHAnsi" w:eastAsiaTheme="majorEastAsia" w:hAnsiTheme="majorHAnsi" w:cstheme="majorBidi" w:ascii="Times New Roman" w:hAnsi="Times New Roman" w:eastAsia="SimSun"/>
       <w:b/>
       <w:bCs/>
       <w:i/>

--- a/projects/biopolymers-review/Biopolymers-review-DRAFT-ZH.docx
+++ b/projects/biopolymers-review/Biopolymers-review-DRAFT-ZH.docx
@@ -22,7 +22,7 @@
         <w:rPr>
           <w:i/>
         </w:rPr>
-        <w:t>CM3254 课程报告中文对照稿 · 供作者本人阅读核对用，不用于提交（题目要求英文提交）</w:t>
+        <w:t>CM5174 课程报告中文对照稿 · 供作者本人阅读核对用，不用于提交（题目要求英文提交）</w:t>
       </w:r>
     </w:p>
     <w:p>
@@ -3475,7 +3475,7 @@
           <w:b w:val="0"/>
           <w:i w:val="0"/>
         </w:rPr>
-        <w:t>给 §5.1 和 §5.2 提供强度的极性基团还有第三个后果：它们让材料吸水。被吸收的水会增塑无定形部分、撑开自由体积，所以阻隔性能随湿度上升而下降。这就是为什么一张 PLA 或淀粉薄膜的阻隔等级必须连同一个储存湿度一起给出，而不能是一个单一数字。原子尺度的自由体积和扩散模拟可以在做包装试验之前预测这一点。</w:t>
+        <w:t>给 §5.1 和 §5.2 提供强度的极性基团还有第三个后果：它们让材料吸水。被吸收的水会增塑无定形部分、撑开自由体积，所以阻隔性能随湿度上升而下降。这就是为什么一张 PLA 或淀粉薄膜的阻隔等级必须连同一个储存湿度一起给出，而不能是一个单一数字。对 PLA 中氧气和水输运的分子动力学模拟通过跟踪自由体积份数重现了这种湿度依赖，可在做包装试验前先筛选薄膜 [57,58]。</w:t>
       </w:r>
     </w:p>
     <w:p>
@@ -3495,7 +3495,7 @@
           <w:b w:val="0"/>
           <w:i w:val="0"/>
         </w:rPr>
-        <w:t>降解是一个由结构控制的速率过程（图 5）。聚酯通过一种会自我催化的酯水解降解。每次断链留下的酸性端基会加速下一次断链，所以制品薄到临界厚度以下之后，它的内部比表面侵蚀得更快。这就是本体侵蚀 [49]。多糖和蛋白质则通过酶降解，酶只能触及无定形链段，所以速率取决于可及的表面积，而不是整体化学 [50]。因此结晶度是本文的核心权衡。设定模量（§5.2）、把水挡在外面（§5.3）的同一个特征，也把会降解材料的攻击挡在外面。计算得到的酯水解能垒按碱催化、再酸催化、再中性水的次序升高，这和实测的速率随 pH 变化一致。</w:t>
+        <w:t>降解是一个由结构控制的速率过程（图 5）。聚酯通过一种会自我催化的酯水解降解。每次断链留下的酸性端基会加速下一次断链，所以制品薄到临界厚度以下之后，它的内部比表面侵蚀得更快。这就是本体侵蚀 [49]。多糖和蛋白质则通过酶降解，酶只能触及无定形链段，所以速率取决于可及的表面积，而不是整体化学 [50]。因此结晶度是本文的核心权衡。设定模量（§5.2）、把水挡在外面（§5.3）的同一个特征，也把会降解材料的攻击挡在外面。计算得到的活化能垒和实测的酯水解 pH 依赖性一致：碱催化路径的能垒远低于水辅助的中性路径 [59,60]。</w:t>
       </w:r>
     </w:p>
     <w:p>
@@ -4687,7 +4687,7 @@
         <w:pStyle w:val="Heading1"/>
       </w:pPr>
       <w:r>
-        <w:t>参考文献 *(共 56 条，DOI 均经 Crossref 核对)*</w:t>
+        <w:t>参考文献 *(共 60 条，DOI 均经 Crossref 核对)*</w:t>
       </w:r>
     </w:p>
     <w:p>

--- a/projects/biopolymers-review/Biopolymers-review-DRAFT-ZH.docx
+++ b/projects/biopolymers-review/Biopolymers-review-DRAFT-ZH.docx
@@ -3495,7 +3495,7 @@
           <w:b w:val="0"/>
           <w:i w:val="0"/>
         </w:rPr>
-        <w:t>降解是一个由结构控制的速率过程（图 5）。聚酯通过一种会自我催化的酯水解降解。每次断链留下的酸性端基会加速下一次断链，所以制品薄到临界厚度以下之后，它的内部比表面侵蚀得更快。这就是本体侵蚀 [49]。多糖和蛋白质则通过酶降解，酶只能触及无定形链段，所以速率取决于可及的表面积，而不是整体化学 [50]。因此结晶度是本文的核心权衡。设定模量（§5.2）、把水挡在外面（§5.3）的同一个特征，也把会降解材料的攻击挡在外面。计算得到的活化能垒和实测的酯水解 pH 依赖性一致：碱催化路径的能垒远低于水辅助的中性路径 [59,60]。</w:t>
+        <w:t>降解是一个由结构控制的速率过程（图 5）。聚酯通过一种会自我催化的酯水解降解。每次断链留下的酸性端基会加速下一次断链，所以制品薄到临界厚度以下之后，它的内部比表面侵蚀得更快。这就是本体侵蚀 [49]。多糖和蛋白质则通过酶降解，酶只能触及无定形链段，所以速率取决于可及的表面积，而不是整体化学 [50]。因此结晶度是本文的核心权衡。设定模量（§5.2）、把水挡在外面（§5.3）的同一个特征，也把会降解材料的攻击挡在外面。量子化学计算已分别刻画了碱催化和水辅助中性两条酯水解路径，能重现"聚酯在酸或碱中比在中性 pH 下水解快得多"这一规律 [59,60]。</w:t>
       </w:r>
     </w:p>
     <w:p>

--- a/projects/biopolymers-review/Biopolymers-review-DRAFT-ZH.docx
+++ b/projects/biopolymers-review/Biopolymers-review-DRAFT-ZH.docx
@@ -827,7 +827,7 @@
           <w:b w:val="0"/>
           <w:i w:val="0"/>
         </w:rPr>
-        <w:t>是本文中最硬的材料。它的晶体沿链轴的模量约为 130 到 150 GPa，再生纤维能达到 10 到 30 GPa [35]。它不熔融，在约 300 °C 分解。因为没有熔融这一步，纤维素总是从溶液中成型。它用作 Lyocell 和粘胶纺织纤维 [36]、透明薄膜，以及用作增强填料的纤维素纳米晶体或纳米纤丝 [2]。结构原因是：线性的 β-(1→4) 链（图 1a）形成伸展的扁平带状结构。氢键把这些带状链锁进堆叠的 Iα 和 Iβ 片层（图 2a）。把片层结合在一起的总能量大于主链键的强度 [33,34]，所以溶解纤维素的唯一办法是用能破坏氢键网络的溶剂，比如 Lyocell 工艺里的 NMMO [37]，或 DMAc 里的 LiCl。</w:t>
+        <w:t>是本文中最硬的材料。它的晶体沿链轴的模量约为 130 到 150 GPa [35]，再生纤维能达到 10 到 30 GPa [36]。它不熔融，在约 300 °C 分解。因为没有熔融这一步，纤维素总是从溶液中成型。它用作 Lyocell 和粘胶纺织纤维 [36]、透明薄膜，以及用作增强填料的纤维素纳米晶体或纳米纤丝 [2]。结构原因是：线性的 β-(1→4) 链（图 1a）形成伸展的扁平带状结构。氢键把这些带状链锁进堆叠的 Iα 和 Iβ 片层（图 2a）。把片层结合在一起的总能量大于主链键的强度 [33,34]，所以溶解纤维素的唯一办法是用能破坏氢键网络的溶剂，比如 Lyocell 工艺里的 NMMO [37]，或 DMAc 里的 LiCl。</w:t>
       </w:r>
     </w:p>
     <w:p>
@@ -1215,7 +1215,7 @@
           <w:i w:val="0"/>
           <w:sz w:val="20"/>
         </w:rPr>
-        <w:t xml:space="preserve"> §3 讨论的生物聚合物热学与力学性质（数量级范围；Tg/Tm 与拉伸数据已与 de Beukelaer 等人 [11] 逐行核对，PBS 对 Aliotta 等人 [12]，PLA 对 [42,43]，分解起始温度对 [5,44]；Td 为 N₂ 下 TGA 失重起始温度；"–" 表示无熔融转变；逐行来源见 </w:t>
+        <w:t xml:space="preserve"> §3 讨论的生物聚合物热学与力学性质（数量级范围；Tg/Tm 与拉伸数据已与 de Beukelaer 等人 [11] 逐行核对，PBS 对 Aliotta 等人 [12]，PLA 对 [42,43]，聚酯的分解起始温度对 [5,44]；多糖和蛋白质的 Td 是取自一般文献的代表性 TGA 起始温度。Td 为 N₂ 下 TGA 失重起始温度； "–" 表示无熔融转变；逐行来源见 </w:t>
       </w:r>
       <w:r>
         <w:rPr>

--- a/projects/biopolymers-review/Biopolymers-review-DRAFT-ZH.docx
+++ b/projects/biopolymers-review/Biopolymers-review-DRAFT-ZH.docx
@@ -2576,7 +2576,7 @@
                 <w:i w:val="0"/>
                 <w:sz w:val="16"/>
               </w:rPr>
-              <w:t>~255</w:t>
+              <w:t>~245</w:t>
             </w:r>
           </w:p>
         </w:tc>
@@ -3597,7 +3597,7 @@
           <w:b w:val="0"/>
           <w:i w:val="0"/>
         </w:rPr>
-        <w:t>劣势同样是结构性的。价格上，PLA 通常是通用 PE 和 PP 的数倍，PHA 更贵 [16,53]。耐热上，不经立体复合化的 PLA 热变形温度只有约 55 到 65 °C，远低于 PP 的 100 °C 以上 [13,42]；它的氧气和二氧化碳阻隔与 PET 相当，但水蒸气阻隔更差，淀粉薄膜又更差一层 [14]，所以真正的阻隔弱点是湿度敏感性（§5.3），不是氧气透过。老化让这两点更严重：PHB 通过二次结晶、PLA 通过玻璃化温度以下的物理老化在储存期间脆化 [43]，淀粉性质随湿度漂移，而 PLA 熔融加工前必须干燥，否则分子量会不受控地下降（§4）。</w:t>
+        <w:t>劣势同样是结构性的。价格上，PLA 通常是通用 PE 和 PP 的数倍，PHA 更贵 [16,53]。耐热上，不经立体复合化的 PLA 热变形温度只有约 55 到 65 °C，远低于 PP 的约 100 °C [11,13]；它的氧气和二氧化碳阻隔与 PET 相当，但水蒸气阻隔更差，淀粉薄膜又更差一层 [14]，所以真正的阻隔弱点是湿度敏感性（§5.3），不是氧气透过。老化让这两点更严重：PHB 通过二次结晶 [61]、PLA 通过玻璃化温度以下的物理老化在储存期间脆化 [43]，淀粉性质随湿度漂移，而 PLA 熔融加工前必须干燥，否则分子量会不受控地下降（§4）。</w:t>
       </w:r>
     </w:p>
     <w:p>
@@ -4687,7 +4687,7 @@
         <w:pStyle w:val="Heading1"/>
       </w:pPr>
       <w:r>
-        <w:t>参考文献 *(共 60 条，DOI 均经 Crossref 核对)*</w:t>
+        <w:t>参考文献 *(共 61 条，DOI 均经 Crossref 核对)*</w:t>
       </w:r>
     </w:p>
     <w:p>
